--- a/GKVTransmitter/Information/dokumentation/01-Vision.docx
+++ b/GKVTransmitter/Information/dokumentation/01-Vision.docx
@@ -304,6 +304,30 @@
           <w:lang w:val="de"/>
         </w:rPr>
         <w:t xml:space="preserve">Festlegen, was das Programm können soll — und ebenso wichtig, was nicht.</w:t>
+      </w:r>
+      <w:r>
+        <w:rPr>
+          <w:lang w:val="de"/>
+        </w:rPr>
+        <w:t xml:space="preserve"> </w:t>
+      </w:r>
+      <w:r>
+        <w:rPr>
+          <w:lang w:val="de"/>
+        </w:rPr>
+        <w:t xml:space="preserve">Dazu ein erstes Bild der Fachlichkeit: welche Begriffe es gibt, wie sie</w:t>
+      </w:r>
+      <w:r>
+        <w:rPr>
+          <w:lang w:val="de"/>
+        </w:rPr>
+        <w:t xml:space="preserve"> </w:t>
+      </w:r>
+      <w:r>
+        <w:rPr>
+          <w:lang w:val="de"/>
+        </w:rPr>
+        <w:t xml:space="preserve">zusammenhängen und was von ihnen dauerhaft festgehalten werden muss.</w:t>
       </w:r>
     </w:p>
     <w:bookmarkEnd w:id="10"/>
@@ -1371,7 +1395,7 @@
     </w:p>
     <w:bookmarkEnd w:id="15"/>
     <w:bookmarkEnd w:id="16"/>
-    <w:bookmarkStart w:id="17" w:name="ergebnis"/>
+    <w:bookmarkStart w:id="25" w:name="ergebnis"/>
     <w:p>
       <w:pPr>
         <w:pStyle w:val="Heading2"/>
@@ -1446,9 +1470,900 @@
         <w:t xml:space="preserve">                       sie das Haus verlässt</w:t>
       </w:r>
     </w:p>
+    <w:bookmarkStart w:id="20" w:name="die-begriffe-und-ihre-beziehungen"/>
+    <w:p>
+      <w:pPr>
+        <w:pStyle w:val="Heading3"/>
+      </w:pPr>
+      <w:r>
+        <w:rPr>
+          <w:lang w:val="de"/>
+        </w:rPr>
+        <w:t xml:space="preserve">Die Begriffe und ihre Beziehungen</w:t>
+      </w:r>
+    </w:p>
     <w:p>
       <w:pPr>
         <w:pStyle w:val="FirstParagraph"/>
+      </w:pPr>
+      <w:r>
+        <w:rPr>
+          <w:lang w:val="de"/>
+        </w:rPr>
+        <w:t xml:space="preserve">Bevor entschieden werden kann, wie etwas gebaut wird, muss feststehen,</w:t>
+      </w:r>
+      <w:r>
+        <w:rPr>
+          <w:lang w:val="de"/>
+        </w:rPr>
+        <w:t xml:space="preserve"> </w:t>
+      </w:r>
+      <w:r>
+        <w:rPr>
+          <w:b/>
+          <w:bCs/>
+          <w:lang w:val="de"/>
+        </w:rPr>
+        <w:t xml:space="preserve">wovon</w:t>
+      </w:r>
+      <w:r>
+        <w:rPr>
+          <w:b/>
+          <w:bCs/>
+          <w:lang w:val="de"/>
+        </w:rPr>
+        <w:t xml:space="preserve"> </w:t>
+      </w:r>
+      <w:r>
+        <w:rPr>
+          <w:b/>
+          <w:bCs/>
+          <w:lang w:val="de"/>
+        </w:rPr>
+        <w:t xml:space="preserve">überhaupt die Rede ist</w:t>
+      </w:r>
+      <w:r>
+        <w:rPr>
+          <w:lang w:val="de"/>
+        </w:rPr>
+        <w:t xml:space="preserve">. Das folgende Übersichtsmodell hält die Begriffe der</w:t>
+      </w:r>
+      <w:r>
+        <w:rPr>
+          <w:lang w:val="de"/>
+        </w:rPr>
+        <w:t xml:space="preserve"> </w:t>
+      </w:r>
+      <w:r>
+        <w:rPr>
+          <w:lang w:val="de"/>
+        </w:rPr>
+        <w:t xml:space="preserve">Fachlichkeit fest und wie sie zusammenhängen — noch nicht als Klassen eines</w:t>
+      </w:r>
+      <w:r>
+        <w:rPr>
+          <w:lang w:val="de"/>
+        </w:rPr>
+        <w:t xml:space="preserve"> </w:t>
+      </w:r>
+      <w:r>
+        <w:rPr>
+          <w:lang w:val="de"/>
+        </w:rPr>
+        <w:t xml:space="preserve">Programms, sondern als Landkarte des Gegenstands.</w:t>
+      </w:r>
+    </w:p>
+    <w:p>
+      <w:pPr>
+        <w:pStyle w:val="CaptionedFigure"/>
+      </w:pPr>
+      <w:r>
+        <w:drawing>
+          <wp:inline>
+            <wp:extent cx="5334000" cy="4068355"/>
+            <wp:effectExtent b="0" l="0" r="0" t="0"/>
+            <wp:docPr descr="Fachliches Übersichtsmodell" title="" id="18" name="Picture"/>
+            <a:graphic>
+              <a:graphicData uri="http://schemas.openxmlformats.org/drawingml/2006/picture">
+                <pic:pic>
+                  <pic:nvPicPr>
+                    <pic:cNvPr descr="../GKVTransmitter_Vision_Fachmodell.png" id="19" name="Picture"/>
+                    <pic:cNvPicPr>
+                      <a:picLocks noChangeArrowheads="1" noChangeAspect="1"/>
+                    </pic:cNvPicPr>
+                  </pic:nvPicPr>
+                  <pic:blipFill>
+                    <a:blip r:embed="rId17"/>
+                    <a:stretch>
+                      <a:fillRect/>
+                    </a:stretch>
+                  </pic:blipFill>
+                  <pic:spPr bwMode="auto">
+                    <a:xfrm>
+                      <a:off x="0" y="0"/>
+                      <a:ext cx="5334000" cy="4068355"/>
+                    </a:xfrm>
+                    <a:prstGeom prst="rect">
+                      <a:avLst/>
+                    </a:prstGeom>
+                    <a:noFill/>
+                    <a:ln w="9525">
+                      <a:noFill/>
+                      <a:headEnd/>
+                      <a:tailEnd/>
+                    </a:ln>
+                  </pic:spPr>
+                </pic:pic>
+              </a:graphicData>
+            </a:graphic>
+          </wp:inline>
+        </w:drawing>
+      </w:r>
+    </w:p>
+    <w:p>
+      <w:pPr>
+        <w:pStyle w:val="ImageCaption"/>
+      </w:pPr>
+      <w:r>
+        <w:rPr>
+          <w:lang w:val="de"/>
+        </w:rPr>
+        <w:t xml:space="preserve">Fachliches Übersichtsmodell</w:t>
+      </w:r>
+    </w:p>
+    <w:p>
+      <w:pPr>
+        <w:pStyle w:val="BodyText"/>
+      </w:pPr>
+      <w:r>
+        <w:rPr>
+          <w:lang w:val="de"/>
+        </w:rPr>
+        <w:t xml:space="preserve">Drei Beobachtungen aus diesem Bild prägen alles Weitere:</w:t>
+      </w:r>
+    </w:p>
+    <w:p>
+      <w:pPr>
+        <w:pStyle w:val="BodyText"/>
+      </w:pPr>
+      <w:r>
+        <w:rPr>
+          <w:b/>
+          <w:bCs/>
+          <w:lang w:val="de"/>
+        </w:rPr>
+        <w:t xml:space="preserve">Die Teilnehmerin ist nicht die Zahlende.</w:t>
+      </w:r>
+      <w:r>
+        <w:rPr>
+          <w:lang w:val="de"/>
+        </w:rPr>
+        <w:t xml:space="preserve"> </w:t>
+      </w:r>
+      <w:r>
+        <w:rPr>
+          <w:lang w:val="de"/>
+        </w:rPr>
+        <w:t xml:space="preserve">Zwischen der erbrachten Leistung</w:t>
+      </w:r>
+      <w:r>
+        <w:rPr>
+          <w:lang w:val="de"/>
+        </w:rPr>
+        <w:t xml:space="preserve"> </w:t>
+      </w:r>
+      <w:r>
+        <w:rPr>
+          <w:lang w:val="de"/>
+        </w:rPr>
+        <w:t xml:space="preserve">und dem Geld steht die Krankenkasse. Damit hängt an jeder Teilnehmerin ein</w:t>
+      </w:r>
+      <w:r>
+        <w:rPr>
+          <w:lang w:val="de"/>
+        </w:rPr>
+        <w:t xml:space="preserve"> </w:t>
+      </w:r>
+      <w:r>
+        <w:rPr>
+          <w:lang w:val="de"/>
+        </w:rPr>
+        <w:t xml:space="preserve">zweiter Satz Angaben — Versichertennummer, Status, Kasse —, der mit dem Kurs</w:t>
+      </w:r>
+      <w:r>
+        <w:rPr>
+          <w:lang w:val="de"/>
+        </w:rPr>
+        <w:t xml:space="preserve"> </w:t>
+      </w:r>
+      <w:r>
+        <w:rPr>
+          <w:lang w:val="de"/>
+        </w:rPr>
+        <w:t xml:space="preserve">nichts zu tun hat und ohne den trotzdem nichts geht.</w:t>
+      </w:r>
+    </w:p>
+    <w:p>
+      <w:pPr>
+        <w:pStyle w:val="BodyText"/>
+      </w:pPr>
+      <w:r>
+        <w:rPr>
+          <w:b/>
+          <w:bCs/>
+          <w:lang w:val="de"/>
+        </w:rPr>
+        <w:t xml:space="preserve">Die Lieferung ist eine eigene Sache, nicht nur ein Versandvorgang.</w:t>
+      </w:r>
+      <w:r>
+        <w:rPr>
+          <w:lang w:val="de"/>
+        </w:rPr>
+        <w:t xml:space="preserve"> </w:t>
+      </w:r>
+      <w:r>
+        <w:rPr>
+          <w:lang w:val="de"/>
+        </w:rPr>
+        <w:t xml:space="preserve">Sie</w:t>
+      </w:r>
+      <w:r>
+        <w:rPr>
+          <w:lang w:val="de"/>
+        </w:rPr>
+        <w:t xml:space="preserve"> </w:t>
+      </w:r>
+      <w:r>
+        <w:rPr>
+          <w:lang w:val="de"/>
+        </w:rPr>
+        <w:t xml:space="preserve">bündelt mehrere Abrechnungen an</w:t>
+      </w:r>
+      <w:r>
+        <w:rPr>
+          <w:lang w:val="de"/>
+        </w:rPr>
+        <w:t xml:space="preserve"> </w:t>
+      </w:r>
+      <w:r>
+        <w:rPr>
+          <w:i/>
+          <w:iCs/>
+          <w:lang w:val="de"/>
+        </w:rPr>
+        <w:t xml:space="preserve">einen</w:t>
+      </w:r>
+      <w:r>
+        <w:rPr>
+          <w:lang w:val="de"/>
+        </w:rPr>
+        <w:t xml:space="preserve"> </w:t>
+      </w:r>
+      <w:r>
+        <w:rPr>
+          <w:lang w:val="de"/>
+        </w:rPr>
+        <w:t xml:space="preserve">Empfänger und trägt eine laufende</w:t>
+      </w:r>
+      <w:r>
+        <w:rPr>
+          <w:lang w:val="de"/>
+        </w:rPr>
+        <w:t xml:space="preserve"> </w:t>
+      </w:r>
+      <w:r>
+        <w:rPr>
+          <w:lang w:val="de"/>
+        </w:rPr>
+        <w:t xml:space="preserve">Nummer, die sich nie wiederholen darf. Etwas, das eine Nummer führt und einen</w:t>
+      </w:r>
+      <w:r>
+        <w:rPr>
+          <w:lang w:val="de"/>
+        </w:rPr>
+        <w:t xml:space="preserve"> </w:t>
+      </w:r>
+      <w:r>
+        <w:rPr>
+          <w:lang w:val="de"/>
+        </w:rPr>
+        <w:t xml:space="preserve">Zustand hat, ist ein Gegenstand des Modells und keine Handlung.</w:t>
+      </w:r>
+    </w:p>
+    <w:p>
+      <w:pPr>
+        <w:pStyle w:val="BodyText"/>
+      </w:pPr>
+      <w:r>
+        <w:rPr>
+          <w:b/>
+          <w:bCs/>
+          <w:lang w:val="de"/>
+        </w:rPr>
+        <w:t xml:space="preserve">Zwischen Erzeugen und Versenden steht ein Tor.</w:t>
+      </w:r>
+      <w:r>
+        <w:rPr>
+          <w:lang w:val="de"/>
+        </w:rPr>
+        <w:t xml:space="preserve"> </w:t>
+      </w:r>
+      <w:r>
+        <w:rPr>
+          <w:lang w:val="de"/>
+        </w:rPr>
+        <w:t xml:space="preserve">Der Prüfbericht ist kein</w:t>
+      </w:r>
+      <w:r>
+        <w:rPr>
+          <w:lang w:val="de"/>
+        </w:rPr>
+        <w:t xml:space="preserve"> </w:t>
+      </w:r>
+      <w:r>
+        <w:rPr>
+          <w:lang w:val="de"/>
+        </w:rPr>
+        <w:t xml:space="preserve">Nebenprodukt, sondern die Bedingung dafür, dass die Lieferung das Haus</w:t>
+      </w:r>
+      <w:r>
+        <w:rPr>
+          <w:lang w:val="de"/>
+        </w:rPr>
+        <w:t xml:space="preserve"> </w:t>
+      </w:r>
+      <w:r>
+        <w:rPr>
+          <w:lang w:val="de"/>
+        </w:rPr>
+        <w:t xml:space="preserve">verlässt. Er hängt deshalb an der Lieferung und nicht neben ihr.</w:t>
+      </w:r>
+    </w:p>
+    <w:p>
+      <w:pPr>
+        <w:pStyle w:val="BodyText"/>
+      </w:pPr>
+      <w:r>
+        <w:rPr>
+          <w:lang w:val="de"/>
+        </w:rPr>
+        <w:t xml:space="preserve">Auffällig ist außerdem, dass die Lieferung</w:t>
+      </w:r>
+      <w:r>
+        <w:rPr>
+          <w:lang w:val="de"/>
+        </w:rPr>
+        <w:t xml:space="preserve"> </w:t>
+      </w:r>
+      <w:r>
+        <w:rPr>
+          <w:b/>
+          <w:bCs/>
+          <w:lang w:val="de"/>
+        </w:rPr>
+        <w:t xml:space="preserve">nicht an die Krankenkasse</w:t>
+      </w:r>
+      <w:r>
+        <w:rPr>
+          <w:lang w:val="de"/>
+        </w:rPr>
+        <w:t xml:space="preserve"> </w:t>
+      </w:r>
+      <w:r>
+        <w:rPr>
+          <w:lang w:val="de"/>
+        </w:rPr>
+        <w:t xml:space="preserve">geht,</w:t>
+      </w:r>
+      <w:r>
+        <w:rPr>
+          <w:lang w:val="de"/>
+        </w:rPr>
+        <w:t xml:space="preserve"> </w:t>
+      </w:r>
+      <w:r>
+        <w:rPr>
+          <w:lang w:val="de"/>
+        </w:rPr>
+        <w:t xml:space="preserve">sondern an eine Datenannahmestelle. Wie sich diese Unterscheidung auswirkt, war</w:t>
+      </w:r>
+      <w:r>
+        <w:rPr>
+          <w:lang w:val="de"/>
+        </w:rPr>
+        <w:t xml:space="preserve"> </w:t>
+      </w:r>
+      <w:r>
+        <w:rPr>
+          <w:lang w:val="de"/>
+        </w:rPr>
+        <w:t xml:space="preserve">zu diesem Zeitpunkt noch nicht absehbar — sie wird in Teil 04 zum Problem.</w:t>
+      </w:r>
+    </w:p>
+    <w:bookmarkEnd w:id="20"/>
+    <w:bookmarkStart w:id="24" w:name="was-dauerhaft-festgehalten-werden-muss"/>
+    <w:p>
+      <w:pPr>
+        <w:pStyle w:val="Heading3"/>
+      </w:pPr>
+      <w:r>
+        <w:rPr>
+          <w:lang w:val="de"/>
+        </w:rPr>
+        <w:t xml:space="preserve">Was dauerhaft festgehalten werden muss</w:t>
+      </w:r>
+    </w:p>
+    <w:p>
+      <w:pPr>
+        <w:pStyle w:val="FirstParagraph"/>
+      </w:pPr>
+      <w:r>
+        <w:rPr>
+          <w:lang w:val="de"/>
+        </w:rPr>
+        <w:t xml:space="preserve">Aus denselben Begriffen ergibt sich ein erster Entwurf der Datenhaltung. Er ist</w:t>
+      </w:r>
+      <w:r>
+        <w:rPr>
+          <w:lang w:val="de"/>
+        </w:rPr>
+        <w:t xml:space="preserve"> </w:t>
+      </w:r>
+      <w:r>
+        <w:rPr>
+          <w:lang w:val="de"/>
+        </w:rPr>
+        <w:t xml:space="preserve">bewusst noch fachlich gehalten: die Schlüssel sind Gedanken, keine Spalten.</w:t>
+      </w:r>
+    </w:p>
+    <w:p>
+      <w:pPr>
+        <w:pStyle w:val="CaptionedFigure"/>
+      </w:pPr>
+      <w:r>
+        <w:drawing>
+          <wp:inline>
+            <wp:extent cx="5334000" cy="4807044"/>
+            <wp:effectExtent b="0" l="0" r="0" t="0"/>
+            <wp:docPr descr="Erstes Datenmodell" title="" id="22" name="Picture"/>
+            <a:graphic>
+              <a:graphicData uri="http://schemas.openxmlformats.org/drawingml/2006/picture">
+                <pic:pic>
+                  <pic:nvPicPr>
+                    <pic:cNvPr descr="../GKVTransmitter_Vision_ER.png" id="23" name="Picture"/>
+                    <pic:cNvPicPr>
+                      <a:picLocks noChangeArrowheads="1" noChangeAspect="1"/>
+                    </pic:cNvPicPr>
+                  </pic:nvPicPr>
+                  <pic:blipFill>
+                    <a:blip r:embed="rId21"/>
+                    <a:stretch>
+                      <a:fillRect/>
+                    </a:stretch>
+                  </pic:blipFill>
+                  <pic:spPr bwMode="auto">
+                    <a:xfrm>
+                      <a:off x="0" y="0"/>
+                      <a:ext cx="5334000" cy="4807044"/>
+                    </a:xfrm>
+                    <a:prstGeom prst="rect">
+                      <a:avLst/>
+                    </a:prstGeom>
+                    <a:noFill/>
+                    <a:ln w="9525">
+                      <a:noFill/>
+                      <a:headEnd/>
+                      <a:tailEnd/>
+                    </a:ln>
+                  </pic:spPr>
+                </pic:pic>
+              </a:graphicData>
+            </a:graphic>
+          </wp:inline>
+        </w:drawing>
+      </w:r>
+    </w:p>
+    <w:p>
+      <w:pPr>
+        <w:pStyle w:val="ImageCaption"/>
+      </w:pPr>
+      <w:r>
+        <w:rPr>
+          <w:lang w:val="de"/>
+        </w:rPr>
+        <w:t xml:space="preserve">Erstes Datenmodell</w:t>
+      </w:r>
+    </w:p>
+    <w:p>
+      <w:pPr>
+        <w:pStyle w:val="BodyText"/>
+      </w:pPr>
+      <w:r>
+        <w:rPr>
+          <w:lang w:val="de"/>
+        </w:rPr>
+        <w:t xml:space="preserve">Die Aufteilung in drei Bereiche ist die eigentliche Aussage des Bildes.</w:t>
+      </w:r>
+      <w:r>
+        <w:rPr>
+          <w:lang w:val="de"/>
+        </w:rPr>
+        <w:t xml:space="preserve"> </w:t>
+      </w:r>
+      <w:r>
+        <w:rPr>
+          <w:b/>
+          <w:bCs/>
+          <w:lang w:val="de"/>
+        </w:rPr>
+        <w:t xml:space="preserve">Stammdaten</w:t>
+      </w:r>
+      <w:r>
+        <w:rPr>
+          <w:lang w:val="de"/>
+        </w:rPr>
+        <w:t xml:space="preserve"> </w:t>
+      </w:r>
+      <w:r>
+        <w:rPr>
+          <w:lang w:val="de"/>
+        </w:rPr>
+        <w:t xml:space="preserve">werden gepflegt und ändern sich selten.</w:t>
+      </w:r>
+      <w:r>
+        <w:rPr>
+          <w:lang w:val="de"/>
+        </w:rPr>
+        <w:t xml:space="preserve"> </w:t>
+      </w:r>
+      <w:r>
+        <w:rPr>
+          <w:b/>
+          <w:bCs/>
+          <w:lang w:val="de"/>
+        </w:rPr>
+        <w:t xml:space="preserve">Bewegungsdaten</w:t>
+      </w:r>
+      <w:r>
+        <w:rPr>
+          <w:lang w:val="de"/>
+        </w:rPr>
+        <w:t xml:space="preserve"> </w:t>
+      </w:r>
+      <w:r>
+        <w:rPr>
+          <w:lang w:val="de"/>
+        </w:rPr>
+        <w:t xml:space="preserve">entstehen im Betrieb und wachsen mit jedem Lauf.</w:t>
+      </w:r>
+      <w:r>
+        <w:rPr>
+          <w:lang w:val="de"/>
+        </w:rPr>
+        <w:t xml:space="preserve"> </w:t>
+      </w:r>
+      <w:r>
+        <w:rPr>
+          <w:b/>
+          <w:bCs/>
+          <w:lang w:val="de"/>
+        </w:rPr>
+        <w:t xml:space="preserve">Betriebsdaten</w:t>
+      </w:r>
+      <w:r>
+        <w:rPr>
+          <w:lang w:val="de"/>
+        </w:rPr>
+        <w:t xml:space="preserve"> </w:t>
+      </w:r>
+      <w:r>
+        <w:rPr>
+          <w:lang w:val="de"/>
+        </w:rPr>
+        <w:t xml:space="preserve">werden</w:t>
+      </w:r>
+      <w:r>
+        <w:rPr>
+          <w:lang w:val="de"/>
+        </w:rPr>
+        <w:t xml:space="preserve"> </w:t>
+      </w:r>
+      <w:r>
+        <w:rPr>
+          <w:lang w:val="de"/>
+        </w:rPr>
+        <w:t xml:space="preserve">einmal eingerichtet und dann kaum noch angefasst — gehören aber trotzdem in die</w:t>
+      </w:r>
+      <w:r>
+        <w:rPr>
+          <w:lang w:val="de"/>
+        </w:rPr>
+        <w:t xml:space="preserve"> </w:t>
+      </w:r>
+      <w:r>
+        <w:rPr>
+          <w:lang w:val="de"/>
+        </w:rPr>
+        <w:t xml:space="preserve">Ablage und nicht in eine Datei daneben.</w:t>
+      </w:r>
+    </w:p>
+    <w:p>
+      <w:pPr>
+        <w:pStyle w:val="BodyText"/>
+      </w:pPr>
+      <w:r>
+        <w:rPr>
+          <w:lang w:val="de"/>
+        </w:rPr>
+        <w:t xml:space="preserve">Zwei Festlegungen fallen hier bereits, und beide haben einen Grund, der später</w:t>
+      </w:r>
+      <w:r>
+        <w:rPr>
+          <w:lang w:val="de"/>
+        </w:rPr>
+        <w:t xml:space="preserve"> </w:t>
+      </w:r>
+      <w:r>
+        <w:rPr>
+          <w:lang w:val="de"/>
+        </w:rPr>
+        <w:t xml:space="preserve">gebraucht wird:</w:t>
+      </w:r>
+    </w:p>
+    <w:tbl>
+      <w:tblPr>
+        <w:tblStyle w:val="Table"/>
+        <w:tblW w:type="pct" w:w="5000"/>
+        <w:tblLayout w:type="fixed"/>
+        <w:tblLook w:firstRow="1" w:lastRow="0" w:firstColumn="0" w:lastColumn="0" w:noHBand="0" w:noVBand="0" w:val="0020"/>
+      </w:tblPr>
+      <w:tblGrid>
+        <w:gridCol w:w="3960"/>
+        <w:gridCol w:w="3960"/>
+      </w:tblGrid>
+      <w:tr>
+        <w:trPr>
+          <w:tblHeader w:val="on"/>
+        </w:trPr>
+        <w:tc>
+          <w:tcPr/>
+          <w:p>
+            <w:pPr>
+              <w:pStyle w:val="Compact"/>
+            </w:pPr>
+            <w:r>
+              <w:rPr>
+                <w:lang w:val="de"/>
+              </w:rPr>
+              <w:t xml:space="preserve">Festlegung</w:t>
+            </w:r>
+          </w:p>
+        </w:tc>
+        <w:tc>
+          <w:tcPr/>
+          <w:p>
+            <w:pPr>
+              <w:pStyle w:val="Compact"/>
+            </w:pPr>
+            <w:r>
+              <w:rPr>
+                <w:lang w:val="de"/>
+              </w:rPr>
+              <w:t xml:space="preserve">Warum sie so getroffen wird</w:t>
+            </w:r>
+          </w:p>
+        </w:tc>
+      </w:tr>
+      <w:tr>
+        <w:tc>
+          <w:tcPr/>
+          <w:p>
+            <w:pPr>
+              <w:pStyle w:val="Compact"/>
+            </w:pPr>
+            <w:r>
+              <w:rPr>
+                <w:lang w:val="de"/>
+              </w:rPr>
+              <w:t xml:space="preserve">Eine Abrechnung gehört zu genau einer Lieferung</w:t>
+            </w:r>
+          </w:p>
+        </w:tc>
+        <w:tc>
+          <w:tcPr/>
+          <w:p>
+            <w:pPr>
+              <w:pStyle w:val="Compact"/>
+            </w:pPr>
+            <w:r>
+              <w:rPr>
+                <w:lang w:val="de"/>
+              </w:rPr>
+              <w:t xml:space="preserve">Trifft eine Zurückweisung ein, muss beantwortbar sein, was eigentlich wohin gegangen ist. Ohne diesen Bezug ist die Antwort nicht rekonstruierbar.</w:t>
+            </w:r>
+          </w:p>
+        </w:tc>
+      </w:tr>
+      <w:tr>
+        <w:tc>
+          <w:tcPr/>
+          <w:p>
+            <w:pPr>
+              <w:pStyle w:val="Compact"/>
+            </w:pPr>
+            <w:r>
+              <w:rPr>
+                <w:lang w:val="de"/>
+              </w:rPr>
+              <w:t xml:space="preserve">Ein Befund hängt an der Lieferung, nicht an der Abrechnung</w:t>
+            </w:r>
+          </w:p>
+        </w:tc>
+        <w:tc>
+          <w:tcPr/>
+          <w:p>
+            <w:pPr>
+              <w:pStyle w:val="Compact"/>
+            </w:pPr>
+            <w:r>
+              <w:rPr>
+                <w:lang w:val="de"/>
+              </w:rPr>
+              <w:t xml:space="preserve">Manche Beanstandungen betreffen die Lieferung als Ganzes — Zähler, Summen, Rahmen. Sie hätten an keiner einzelnen Abrechnung einen Platz.</w:t>
+            </w:r>
+          </w:p>
+        </w:tc>
+      </w:tr>
+    </w:tbl>
+    <w:p>
+      <w:pPr>
+        <w:pStyle w:val="BodyText"/>
+      </w:pPr>
+      <w:r>
+        <w:rPr>
+          <w:lang w:val="de"/>
+        </w:rPr>
+        <w:t xml:space="preserve">Ebenso bewusst ist, dass der</w:t>
+      </w:r>
+      <w:r>
+        <w:rPr>
+          <w:lang w:val="de"/>
+        </w:rPr>
+        <w:t xml:space="preserve"> </w:t>
+      </w:r>
+      <w:r>
+        <w:rPr>
+          <w:b/>
+          <w:bCs/>
+          <w:lang w:val="de"/>
+        </w:rPr>
+        <w:t xml:space="preserve">Zähler</w:t>
+      </w:r>
+      <w:r>
+        <w:rPr>
+          <w:lang w:val="de"/>
+        </w:rPr>
+        <w:t xml:space="preserve"> </w:t>
+      </w:r>
+      <w:r>
+        <w:rPr>
+          <w:lang w:val="de"/>
+        </w:rPr>
+        <w:t xml:space="preserve">für die laufende Nummer eine eigene</w:t>
+      </w:r>
+      <w:r>
+        <w:rPr>
+          <w:lang w:val="de"/>
+        </w:rPr>
+        <w:t xml:space="preserve"> </w:t>
+      </w:r>
+      <w:r>
+        <w:rPr>
+          <w:lang w:val="de"/>
+        </w:rPr>
+        <w:t xml:space="preserve">Ablage bekommt statt eines Werts im Arbeitsspeicher. Eine Nummer, die nach</w:t>
+      </w:r>
+      <w:r>
+        <w:rPr>
+          <w:lang w:val="de"/>
+        </w:rPr>
+        <w:t xml:space="preserve"> </w:t>
+      </w:r>
+      <w:r>
+        <w:rPr>
+          <w:lang w:val="de"/>
+        </w:rPr>
+        <w:t xml:space="preserve">einem Neustart wieder von vorn zählt, erzeugt eine doppelte</w:t>
+      </w:r>
+      <w:r>
+        <w:rPr>
+          <w:lang w:val="de"/>
+        </w:rPr>
+        <w:t xml:space="preserve"> </w:t>
+      </w:r>
+      <w:r>
+        <w:rPr>
+          <w:lang w:val="de"/>
+        </w:rPr>
+        <w:t xml:space="preserve">Datenaustauschreferenz — und die ist ein Zurückweisungsgrund, der sich nicht</w:t>
+      </w:r>
+      <w:r>
+        <w:rPr>
+          <w:lang w:val="de"/>
+        </w:rPr>
+        <w:t xml:space="preserve"> </w:t>
+      </w:r>
+      <w:r>
+        <w:rPr>
+          <w:lang w:val="de"/>
+        </w:rPr>
+        <w:t xml:space="preserve">mehr aus der Datei heraus reparieren lässt.</w:t>
+      </w:r>
+    </w:p>
+    <w:p>
+      <w:pPr>
+        <w:pStyle w:val="BodyText"/>
+      </w:pPr>
+      <w:r>
+        <w:rPr>
+          <w:lang w:val="de"/>
+        </w:rPr>
+        <w:t xml:space="preserve">Die</w:t>
+      </w:r>
+      <w:r>
+        <w:rPr>
+          <w:lang w:val="de"/>
+        </w:rPr>
+        <w:t xml:space="preserve"> </w:t>
+      </w:r>
+      <w:r>
+        <w:rPr>
+          <w:b/>
+          <w:bCs/>
+          <w:lang w:val="de"/>
+        </w:rPr>
+        <w:t xml:space="preserve">Einstellungen</w:t>
+      </w:r>
+      <w:r>
+        <w:rPr>
+          <w:lang w:val="de"/>
+        </w:rPr>
+        <w:t xml:space="preserve"> </w:t>
+      </w:r>
+      <w:r>
+        <w:rPr>
+          <w:lang w:val="de"/>
+        </w:rPr>
+        <w:t xml:space="preserve">stehen als Schlüssel-Wert-Vorrat da und nicht als Tabelle</w:t>
+      </w:r>
+      <w:r>
+        <w:rPr>
+          <w:lang w:val="de"/>
+        </w:rPr>
+        <w:t xml:space="preserve"> </w:t>
+      </w:r>
+      <w:r>
+        <w:rPr>
+          <w:lang w:val="de"/>
+        </w:rPr>
+        <w:t xml:space="preserve">mit festen Spalten. Eine neue Einstellung soll keine Änderung am Datenmodell</w:t>
+      </w:r>
+      <w:r>
+        <w:rPr>
+          <w:lang w:val="de"/>
+        </w:rPr>
+        <w:t xml:space="preserve"> </w:t>
+      </w:r>
+      <w:r>
+        <w:rPr>
+          <w:lang w:val="de"/>
+        </w:rPr>
+        <w:t xml:space="preserve">verlangen.</w:t>
+      </w:r>
+    </w:p>
+    <w:p>
+      <w:pPr>
+        <w:pStyle w:val="BodyText"/>
       </w:pPr>
       <w:r>
         <w:rPr>
@@ -1630,8 +2545,9 @@
         </w:tc>
       </w:tr>
     </w:tbl>
-    <w:bookmarkEnd w:id="17"/>
-    <w:bookmarkStart w:id="18" w:name="offen-geblieben"/>
+    <w:bookmarkEnd w:id="24"/>
+    <w:bookmarkEnd w:id="25"/>
+    <w:bookmarkStart w:id="26" w:name="offen-geblieben"/>
     <w:p>
       <w:pPr>
         <w:pStyle w:val="Heading2"/>
@@ -1790,7 +2706,86 @@
         <w:t xml:space="preserve">siehe Teil 23.</w:t>
       </w:r>
     </w:p>
-    <w:bookmarkEnd w:id="18"/>
+    <w:p>
+      <w:pPr>
+        <w:pStyle w:val="Compact"/>
+        <w:numPr>
+          <w:ilvl w:val="0"/>
+          <w:numId w:val="1003"/>
+        </w:numPr>
+      </w:pPr>
+      <w:r>
+        <w:rPr>
+          <w:b/>
+          <w:bCs/>
+          <w:lang w:val="de"/>
+        </w:rPr>
+        <w:t xml:space="preserve">Wie aus den Begriffen Klassen werden</w:t>
+      </w:r>
+      <w:r>
+        <w:rPr>
+          <w:lang w:val="de"/>
+        </w:rPr>
+        <w:t xml:space="preserve"> </w:t>
+      </w:r>
+      <w:r>
+        <w:rPr>
+          <w:lang w:val="de"/>
+        </w:rPr>
+        <w:t xml:space="preserve">und aus dem Datenmodell ein Schema.</w:t>
+      </w:r>
+      <w:r>
+        <w:rPr>
+          <w:lang w:val="de"/>
+        </w:rPr>
+        <w:t xml:space="preserve"> </w:t>
+      </w:r>
+      <w:r>
+        <w:rPr>
+          <w:lang w:val="de"/>
+        </w:rPr>
+        <w:t xml:space="preserve">Beides ist hier absichtlich noch fachlich gehalten; die Umsetzung folgt in den</w:t>
+      </w:r>
+      <w:r>
+        <w:rPr>
+          <w:lang w:val="de"/>
+        </w:rPr>
+        <w:t xml:space="preserve"> </w:t>
+      </w:r>
+      <w:r>
+        <w:rPr>
+          <w:lang w:val="de"/>
+        </w:rPr>
+        <w:t xml:space="preserve">Teilen 06 und 07. Dass die beiden Bilder dort nicht mehr gleich aussehen</w:t>
+      </w:r>
+      <w:r>
+        <w:rPr>
+          <w:lang w:val="de"/>
+        </w:rPr>
+        <w:t xml:space="preserve"> </w:t>
+      </w:r>
+      <w:r>
+        <w:rPr>
+          <w:lang w:val="de"/>
+        </w:rPr>
+        <w:t xml:space="preserve">werden, ist zu erwarten —</w:t>
+      </w:r>
+      <w:r>
+        <w:rPr>
+          <w:lang w:val="de"/>
+        </w:rPr>
+        <w:t xml:space="preserve"> </w:t>
+      </w:r>
+      <w:r>
+        <w:rPr>
+          <w:b/>
+          <w:bCs/>
+          <w:lang w:val="de"/>
+        </w:rPr>
+        <w:t xml:space="preserve">wo sie abweichen, ist die interessante Stelle.</w:t>
+      </w:r>
+    </w:p>
+    <w:bookmarkEnd w:id="26"/>
     <w:sectPr>
       <w:footnotePr>
         <w:numRestart w:val="eachSect"/>

--- a/GKVTransmitter/Information/dokumentation/01-Vision.docx
+++ b/GKVTransmitter/Information/dokumentation/01-Vision.docx
@@ -44,31 +44,31 @@
         <w:rPr>
           <w:lang w:val="de"/>
         </w:rPr>
-        <w:t xml:space="preserve">Eine freiberuflich tätige Hebamme gibt Kurse — Geburtsvorbereitung,</w:t>
-      </w:r>
-      <w:r>
-        <w:rPr>
-          <w:lang w:val="de"/>
-        </w:rPr>
-        <w:t xml:space="preserve"> </w:t>
-      </w:r>
-      <w:r>
-        <w:rPr>
-          <w:lang w:val="de"/>
-        </w:rPr>
-        <w:t xml:space="preserve">Rückbildung, Beratung in Gruppen. Die Teilnehmerinnen sind gesetzlich</w:t>
-      </w:r>
-      <w:r>
-        <w:rPr>
-          <w:lang w:val="de"/>
-        </w:rPr>
-        <w:t xml:space="preserve"> </w:t>
-      </w:r>
-      <w:r>
-        <w:rPr>
-          <w:lang w:val="de"/>
-        </w:rPr>
-        <w:t xml:space="preserve">krankenversichert, und deshalb zahlen sie diese Kurse in der Regel nicht selbst:</w:t>
+        <w:t xml:space="preserve">Eine freiberuflich tätige Hebamme gibt Kurse — Geburtsvorbereitung, Rückbildung,</w:t>
+      </w:r>
+      <w:r>
+        <w:rPr>
+          <w:lang w:val="de"/>
+        </w:rPr>
+        <w:t xml:space="preserve"> </w:t>
+      </w:r>
+      <w:r>
+        <w:rPr>
+          <w:lang w:val="de"/>
+        </w:rPr>
+        <w:t xml:space="preserve">Beratung in Gruppen. Die Teilnehmerinnen sind gesetzlich krankenversichert und</w:t>
+      </w:r>
+      <w:r>
+        <w:rPr>
+          <w:lang w:val="de"/>
+        </w:rPr>
+        <w:t xml:space="preserve"> </w:t>
+      </w:r>
+      <w:r>
+        <w:rPr>
+          <w:lang w:val="de"/>
+        </w:rPr>
+        <w:t xml:space="preserve">zahlen diese Kurse in der Regel nicht selbst:</w:t>
       </w:r>
       <w:r>
         <w:rPr>
@@ -82,151 +82,23 @@
           <w:bCs/>
           <w:lang w:val="de"/>
         </w:rPr>
-        <w:t xml:space="preserve">abgerechnet wird mit ihrer Krankenkasse.</w:t>
-      </w:r>
-    </w:p>
-    <w:p>
-      <w:pPr>
-        <w:pStyle w:val="BodyText"/>
-      </w:pPr>
-      <w:r>
-        <w:rPr>
-          <w:lang w:val="de"/>
-        </w:rPr>
-        <w:t xml:space="preserve">Das ist kein Rechnungsschreiben. Die Krankenkassen nehmen für diesen Zweck keine</w:t>
-      </w:r>
-      <w:r>
-        <w:rPr>
-          <w:lang w:val="de"/>
-        </w:rPr>
-        <w:t xml:space="preserve"> </w:t>
-      </w:r>
-      <w:r>
-        <w:rPr>
-          <w:lang w:val="de"/>
-        </w:rPr>
-        <w:t xml:space="preserve">Briefe und keine PDF-Dateien entgegen, sondern eine strukturierte Datenlieferung</w:t>
-      </w:r>
-      <w:r>
-        <w:rPr>
-          <w:lang w:val="de"/>
-        </w:rPr>
-        <w:t xml:space="preserve"> </w:t>
-      </w:r>
-      <w:r>
-        <w:rPr>
-          <w:lang w:val="de"/>
-        </w:rPr>
-        <w:t xml:space="preserve">in einem festgelegten Format. Wer abrechnen will, muss eine Datei erzeugen, die</w:t>
-      </w:r>
-      <w:r>
-        <w:rPr>
-          <w:lang w:val="de"/>
-        </w:rPr>
-        <w:t xml:space="preserve"> </w:t>
-      </w:r>
-      <w:r>
-        <w:rPr>
-          <w:lang w:val="de"/>
-        </w:rPr>
-        <w:t xml:space="preserve">bis auf das einzelne Zeichen einer Vorgabe entspricht.</w:t>
-      </w:r>
-    </w:p>
-    <w:p>
-      <w:pPr>
-        <w:pStyle w:val="BodyText"/>
-      </w:pPr>
-      <w:r>
-        <w:rPr>
-          <w:lang w:val="de"/>
-        </w:rPr>
-        <w:t xml:space="preserve">Für eine einzelne Hebamme gibt es dafür heute zwei Wege:</w:t>
-      </w:r>
-    </w:p>
-    <w:p>
-      <w:pPr>
-        <w:pStyle w:val="BodyText"/>
-      </w:pPr>
+        <w:t xml:space="preserve">abgerechnet wird mit ihrer</w:t>
+      </w:r>
       <w:r>
         <w:rPr>
           <w:b/>
           <w:bCs/>
           <w:lang w:val="de"/>
         </w:rPr>
-        <w:t xml:space="preserve">Über eine Abrechnungsstelle.</w:t>
-      </w:r>
-      <w:r>
-        <w:rPr>
-          <w:lang w:val="de"/>
-        </w:rPr>
-        <w:t xml:space="preserve"> </w:t>
-      </w:r>
-      <w:r>
-        <w:rPr>
-          <w:lang w:val="de"/>
-        </w:rPr>
-        <w:t xml:space="preserve">Ein Dienstleister übernimmt Erstellung,</w:t>
-      </w:r>
-      <w:r>
-        <w:rPr>
-          <w:lang w:val="de"/>
-        </w:rPr>
-        <w:t xml:space="preserve"> </w:t>
-      </w:r>
-      <w:r>
-        <w:rPr>
-          <w:lang w:val="de"/>
-        </w:rPr>
-        <w:t xml:space="preserve">Übermittlung und das Nachhalten der Zahlungen. Er nimmt dafür einen Anteil des</w:t>
-      </w:r>
-      <w:r>
-        <w:rPr>
-          <w:lang w:val="de"/>
-        </w:rPr>
-        <w:t xml:space="preserve"> </w:t>
-      </w:r>
-      <w:r>
-        <w:rPr>
-          <w:lang w:val="de"/>
-        </w:rPr>
-        <w:t xml:space="preserve">abgerechneten Betrags — üblich sind wenige Prozent.</w:t>
-      </w:r>
-    </w:p>
-    <w:p>
-      <w:pPr>
-        <w:pStyle w:val="BodyText"/>
-      </w:pPr>
+        <w:t xml:space="preserve"> </w:t>
+      </w:r>
       <w:r>
         <w:rPr>
           <w:b/>
           <w:bCs/>
           <w:lang w:val="de"/>
         </w:rPr>
-        <w:t xml:space="preserve">Selbst.</w:t>
-      </w:r>
-      <w:r>
-        <w:rPr>
-          <w:lang w:val="de"/>
-        </w:rPr>
-        <w:t xml:space="preserve"> </w:t>
-      </w:r>
-      <w:r>
-        <w:rPr>
-          <w:lang w:val="de"/>
-        </w:rPr>
-        <w:t xml:space="preserve">Dafür braucht es ein Programm, das die Datei erzeugt, und die</w:t>
-      </w:r>
-      <w:r>
-        <w:rPr>
-          <w:lang w:val="de"/>
-        </w:rPr>
-        <w:t xml:space="preserve"> </w:t>
-      </w:r>
-      <w:r>
-        <w:rPr>
-          <w:lang w:val="de"/>
-        </w:rPr>
-        <w:t xml:space="preserve">Bereitschaft, sich mit dem Verfahren zu befassen.</w:t>
+        <w:t xml:space="preserve">Krankenkasse.</w:t>
       </w:r>
     </w:p>
     <w:p>
@@ -237,19 +109,31 @@
         <w:rPr>
           <w:lang w:val="de"/>
         </w:rPr>
-        <w:t xml:space="preserve">Die Daten, aus denen eine solche Abrechnung besteht, liegen ohnehin vor: wer war</w:t>
-      </w:r>
-      <w:r>
-        <w:rPr>
-          <w:lang w:val="de"/>
-        </w:rPr>
-        <w:t xml:space="preserve"> </w:t>
-      </w:r>
-      <w:r>
-        <w:rPr>
-          <w:lang w:val="de"/>
-        </w:rPr>
-        <w:t xml:space="preserve">in welchem Kurs, an wie vielen Terminen, bei welcher Kasse versichert.</w:t>
+        <w:t xml:space="preserve">Das ist kein Rechnungsschreiben. Die Kassen nehmen dafür weder Briefe noch</w:t>
+      </w:r>
+      <w:r>
+        <w:rPr>
+          <w:lang w:val="de"/>
+        </w:rPr>
+        <w:t xml:space="preserve"> </w:t>
+      </w:r>
+      <w:r>
+        <w:rPr>
+          <w:lang w:val="de"/>
+        </w:rPr>
+        <w:t xml:space="preserve">PDF-Dateien entgegen, sondern eine strukturierte Datenlieferung in einem</w:t>
+      </w:r>
+      <w:r>
+        <w:rPr>
+          <w:lang w:val="de"/>
+        </w:rPr>
+        <w:t xml:space="preserve"> </w:t>
+      </w:r>
+      <w:r>
+        <w:rPr>
+          <w:lang w:val="de"/>
+        </w:rPr>
+        <w:t xml:space="preserve">festgelegten Format —</w:t>
       </w:r>
       <w:r>
         <w:rPr>
@@ -263,7 +147,199 @@
           <w:bCs/>
           <w:lang w:val="de"/>
         </w:rPr>
-        <w:t xml:space="preserve">Sie</w:t>
+        <w:t xml:space="preserve">bis auf das einzelne Zeichen vorgegeben.</w:t>
+      </w:r>
+    </w:p>
+    <w:p>
+      <w:pPr>
+        <w:pStyle w:val="BodyText"/>
+      </w:pPr>
+      <w:r>
+        <w:rPr>
+          <w:lang w:val="de"/>
+        </w:rPr>
+        <w:t xml:space="preserve">Für eine einzelne Hebamme gibt es dafür zwei Wege:</w:t>
+      </w:r>
+    </w:p>
+    <w:tbl>
+      <w:tblPr>
+        <w:tblStyle w:val="Table"/>
+        <w:tblW w:type="pct" w:w="5000"/>
+        <w:tblLayout w:type="fixed"/>
+        <w:tblLook w:firstRow="1" w:lastRow="0" w:firstColumn="0" w:lastColumn="0" w:noHBand="0" w:noVBand="0" w:val="0020"/>
+      </w:tblPr>
+      <w:tblGrid>
+        <w:gridCol w:w="2640"/>
+        <w:gridCol w:w="2640"/>
+        <w:gridCol w:w="2640"/>
+      </w:tblGrid>
+      <w:tr>
+        <w:trPr>
+          <w:tblHeader w:val="on"/>
+        </w:trPr>
+        <w:tc>
+          <w:tcPr/>
+          <w:p>
+            <w:pPr>
+              <w:pStyle w:val="Compact"/>
+            </w:pPr>
+            <w:r>
+              <w:rPr>
+                <w:lang w:val="de"/>
+              </w:rPr>
+              <w:t xml:space="preserve">Weg</w:t>
+            </w:r>
+          </w:p>
+        </w:tc>
+        <w:tc>
+          <w:tcPr/>
+          <w:p>
+            <w:pPr>
+              <w:pStyle w:val="Compact"/>
+            </w:pPr>
+            <w:r>
+              <w:rPr>
+                <w:lang w:val="de"/>
+              </w:rPr>
+              <w:t xml:space="preserve">Was er bedeutet</w:t>
+            </w:r>
+          </w:p>
+        </w:tc>
+        <w:tc>
+          <w:tcPr/>
+          <w:p>
+            <w:pPr>
+              <w:pStyle w:val="Compact"/>
+            </w:pPr>
+            <w:r>
+              <w:rPr>
+                <w:lang w:val="de"/>
+              </w:rPr>
+              <w:t xml:space="preserve">Was er kostet</w:t>
+            </w:r>
+          </w:p>
+        </w:tc>
+      </w:tr>
+      <w:tr>
+        <w:tc>
+          <w:tcPr/>
+          <w:p>
+            <w:pPr>
+              <w:pStyle w:val="Compact"/>
+            </w:pPr>
+            <w:r>
+              <w:rPr>
+                <w:b/>
+                <w:bCs/>
+                <w:lang w:val="de"/>
+              </w:rPr>
+              <w:t xml:space="preserve">Über eine Abrechnungsstelle</w:t>
+            </w:r>
+          </w:p>
+        </w:tc>
+        <w:tc>
+          <w:tcPr/>
+          <w:p>
+            <w:pPr>
+              <w:pStyle w:val="Compact"/>
+            </w:pPr>
+            <w:r>
+              <w:rPr>
+                <w:lang w:val="de"/>
+              </w:rPr>
+              <w:t xml:space="preserve">Ein Dienstleister übernimmt Erstellung, Übermittlung und das Nachhalten der Zahlungen</w:t>
+            </w:r>
+          </w:p>
+        </w:tc>
+        <w:tc>
+          <w:tcPr/>
+          <w:p>
+            <w:pPr>
+              <w:pStyle w:val="Compact"/>
+            </w:pPr>
+            <w:r>
+              <w:rPr>
+                <w:lang w:val="de"/>
+              </w:rPr>
+              <w:t xml:space="preserve">einen Anteil des abgerechneten Betrags, üblich sind wenige Prozent</w:t>
+            </w:r>
+          </w:p>
+        </w:tc>
+      </w:tr>
+      <w:tr>
+        <w:tc>
+          <w:tcPr/>
+          <w:p>
+            <w:pPr>
+              <w:pStyle w:val="Compact"/>
+            </w:pPr>
+            <w:r>
+              <w:rPr>
+                <w:b/>
+                <w:bCs/>
+                <w:lang w:val="de"/>
+              </w:rPr>
+              <w:t xml:space="preserve">Selbst</w:t>
+            </w:r>
+          </w:p>
+        </w:tc>
+        <w:tc>
+          <w:tcPr/>
+          <w:p>
+            <w:pPr>
+              <w:pStyle w:val="Compact"/>
+            </w:pPr>
+            <w:r>
+              <w:rPr>
+                <w:lang w:val="de"/>
+              </w:rPr>
+              <w:t xml:space="preserve">Ein eigenes Programm erzeugt die Datei</w:t>
+            </w:r>
+          </w:p>
+        </w:tc>
+        <w:tc>
+          <w:tcPr/>
+          <w:p>
+            <w:pPr>
+              <w:pStyle w:val="Compact"/>
+            </w:pPr>
+            <w:r>
+              <w:rPr>
+                <w:lang w:val="de"/>
+              </w:rPr>
+              <w:t xml:space="preserve">die Einarbeitung in das Verfahren</w:t>
+            </w:r>
+          </w:p>
+        </w:tc>
+      </w:tr>
+    </w:tbl>
+    <w:p>
+      <w:pPr>
+        <w:pStyle w:val="BodyText"/>
+      </w:pPr>
+      <w:r>
+        <w:rPr>
+          <w:lang w:val="de"/>
+        </w:rPr>
+        <w:t xml:space="preserve">Die Daten, aus denen eine Abrechnung besteht, liegen ohnehin vor: wer war in</w:t>
+      </w:r>
+      <w:r>
+        <w:rPr>
+          <w:lang w:val="de"/>
+        </w:rPr>
+        <w:t xml:space="preserve"> </w:t>
+      </w:r>
+      <w:r>
+        <w:rPr>
+          <w:lang w:val="de"/>
+        </w:rPr>
+        <w:t xml:space="preserve">welchem Kurs, an wie vielen Terminen, bei welcher Kasse versichert.</w:t>
+      </w:r>
+      <w:r>
+        <w:rPr>
+          <w:lang w:val="de"/>
+        </w:rPr>
+        <w:t xml:space="preserve"> </w:t>
       </w:r>
       <w:r>
         <w:rPr>
@@ -271,7 +347,7 @@
           <w:bCs/>
           <w:lang w:val="de"/>
         </w:rPr>
-        <w:t xml:space="preserve"> </w:t>
+        <w:t xml:space="preserve">Sie liegen</w:t>
       </w:r>
       <w:r>
         <w:rPr>
@@ -279,7 +355,15 @@
           <w:bCs/>
           <w:lang w:val="de"/>
         </w:rPr>
-        <w:t xml:space="preserve">liegen nur in Listen und Köpfen statt in einer Datei.</w:t>
+        <w:t xml:space="preserve"> </w:t>
+      </w:r>
+      <w:r>
+        <w:rPr>
+          <w:b/>
+          <w:bCs/>
+          <w:lang w:val="de"/>
+        </w:rPr>
+        <w:t xml:space="preserve">nur in Listen und Köpfen statt in einer Datei.</w:t>
       </w:r>
     </w:p>
     <w:bookmarkEnd w:id="9"/>
@@ -293,321 +377,6 @@
           <w:lang w:val="de"/>
         </w:rPr>
         <w:t xml:space="preserve">Ziel dieses Teils</w:t>
-      </w:r>
-    </w:p>
-    <w:p>
-      <w:pPr>
-        <w:pStyle w:val="FirstParagraph"/>
-      </w:pPr>
-      <w:r>
-        <w:rPr>
-          <w:lang w:val="de"/>
-        </w:rPr>
-        <w:t xml:space="preserve">Festlegen, was das Programm können soll — und ebenso wichtig, was nicht.</w:t>
-      </w:r>
-      <w:r>
-        <w:rPr>
-          <w:lang w:val="de"/>
-        </w:rPr>
-        <w:t xml:space="preserve"> </w:t>
-      </w:r>
-      <w:r>
-        <w:rPr>
-          <w:lang w:val="de"/>
-        </w:rPr>
-        <w:t xml:space="preserve">Dazu ein erstes Bild der Fachlichkeit: welche Begriffe es gibt, wie sie</w:t>
-      </w:r>
-      <w:r>
-        <w:rPr>
-          <w:lang w:val="de"/>
-        </w:rPr>
-        <w:t xml:space="preserve"> </w:t>
-      </w:r>
-      <w:r>
-        <w:rPr>
-          <w:lang w:val="de"/>
-        </w:rPr>
-        <w:t xml:space="preserve">zusammenhängen und was von ihnen dauerhaft festgehalten werden muss.</w:t>
-      </w:r>
-    </w:p>
-    <w:bookmarkEnd w:id="10"/>
-    <w:bookmarkStart w:id="14" w:name="überlegungen"/>
-    <w:p>
-      <w:pPr>
-        <w:pStyle w:val="Heading2"/>
-      </w:pPr>
-      <w:r>
-        <w:rPr>
-          <w:lang w:val="de"/>
-        </w:rPr>
-        <w:t xml:space="preserve">Überlegungen</w:t>
-      </w:r>
-    </w:p>
-    <w:bookmarkStart w:id="11" w:name="was-der-eigentliche-wert-wäre"/>
-    <w:p>
-      <w:pPr>
-        <w:pStyle w:val="Heading3"/>
-      </w:pPr>
-      <w:r>
-        <w:rPr>
-          <w:lang w:val="de"/>
-        </w:rPr>
-        <w:t xml:space="preserve">Was der eigentliche Wert wäre</w:t>
-      </w:r>
-    </w:p>
-    <w:p>
-      <w:pPr>
-        <w:pStyle w:val="FirstParagraph"/>
-      </w:pPr>
-      <w:r>
-        <w:rPr>
-          <w:lang w:val="de"/>
-        </w:rPr>
-        <w:t xml:space="preserve">Der naheliegende Gedanke ist: ein Programm, das eine Datei erzeugt. Das ist</w:t>
-      </w:r>
-      <w:r>
-        <w:rPr>
-          <w:lang w:val="de"/>
-        </w:rPr>
-        <w:t xml:space="preserve"> </w:t>
-      </w:r>
-      <w:r>
-        <w:rPr>
-          <w:lang w:val="de"/>
-        </w:rPr>
-        <w:t xml:space="preserve">richtig und zu kurz gedacht.</w:t>
-      </w:r>
-    </w:p>
-    <w:p>
-      <w:pPr>
-        <w:pStyle w:val="BodyText"/>
-      </w:pPr>
-      <w:r>
-        <w:rPr>
-          <w:lang w:val="de"/>
-        </w:rPr>
-        <w:t xml:space="preserve">Denn eine Datei zu erzeugen ist der leichte Teil. Der schwere ist, dass sie</w:t>
-      </w:r>
-      <w:r>
-        <w:rPr>
-          <w:lang w:val="de"/>
-        </w:rPr>
-        <w:t xml:space="preserve"> </w:t>
-      </w:r>
-      <w:r>
-        <w:rPr>
-          <w:b/>
-          <w:bCs/>
-          <w:lang w:val="de"/>
-        </w:rPr>
-        <w:t xml:space="preserve">stimmt</w:t>
-      </w:r>
-      <w:r>
-        <w:rPr>
-          <w:lang w:val="de"/>
-        </w:rPr>
-        <w:t xml:space="preserve">. Eine Abrechnung, die formal fehlerfrei aussieht und einen falschen</w:t>
-      </w:r>
-      <w:r>
-        <w:rPr>
-          <w:lang w:val="de"/>
-        </w:rPr>
-        <w:t xml:space="preserve"> </w:t>
-      </w:r>
-      <w:r>
-        <w:rPr>
-          <w:lang w:val="de"/>
-        </w:rPr>
-        <w:t xml:space="preserve">Schlüsselwert enthält, wird angenommen, verarbeitet und zurückgewiesen — oft</w:t>
-      </w:r>
-      <w:r>
-        <w:rPr>
-          <w:lang w:val="de"/>
-        </w:rPr>
-        <w:t xml:space="preserve"> </w:t>
-      </w:r>
-      <w:r>
-        <w:rPr>
-          <w:lang w:val="de"/>
-        </w:rPr>
-        <w:t xml:space="preserve">Wochen später, und dann muss der ganze Vorgang wiederholt werden. Fehler in</w:t>
-      </w:r>
-      <w:r>
-        <w:rPr>
-          <w:lang w:val="de"/>
-        </w:rPr>
-        <w:t xml:space="preserve"> </w:t>
-      </w:r>
-      <w:r>
-        <w:rPr>
-          <w:lang w:val="de"/>
-        </w:rPr>
-        <w:t xml:space="preserve">diesem Verfahren sind selten laut. Sie sind still und teuer.</w:t>
-      </w:r>
-    </w:p>
-    <w:p>
-      <w:pPr>
-        <w:pStyle w:val="BlockText"/>
-      </w:pPr>
-      <w:r>
-        <w:rPr>
-          <w:b/>
-          <w:bCs/>
-          <w:lang w:val="de"/>
-        </w:rPr>
-        <w:t xml:space="preserve">Der Leitgedanke des Projekts: nicht das Abrechnen ist schwer, sondern das</w:t>
-      </w:r>
-      <w:r>
-        <w:rPr>
-          <w:b/>
-          <w:bCs/>
-          <w:lang w:val="de"/>
-        </w:rPr>
-        <w:t xml:space="preserve"> </w:t>
-      </w:r>
-      <w:r>
-        <w:rPr>
-          <w:b/>
-          <w:bCs/>
-          <w:lang w:val="de"/>
-        </w:rPr>
-        <w:t xml:space="preserve">Richtigsein.</w:t>
-      </w:r>
-    </w:p>
-    <w:p>
-      <w:pPr>
-        <w:pStyle w:val="FirstParagraph"/>
-      </w:pPr>
-      <w:r>
-        <w:rPr>
-          <w:lang w:val="de"/>
-        </w:rPr>
-        <w:t xml:space="preserve">Daraus folgt eine Festlegung, die den ganzen Aufbau prägt:</w:t>
-      </w:r>
-      <w:r>
-        <w:rPr>
-          <w:lang w:val="de"/>
-        </w:rPr>
-        <w:t xml:space="preserve"> </w:t>
-      </w:r>
-      <w:r>
-        <w:rPr>
-          <w:b/>
-          <w:bCs/>
-          <w:lang w:val="de"/>
-        </w:rPr>
-        <w:t xml:space="preserve">das Programm prüft,</w:t>
-      </w:r>
-      <w:r>
-        <w:rPr>
-          <w:b/>
-          <w:bCs/>
-          <w:lang w:val="de"/>
-        </w:rPr>
-        <w:t xml:space="preserve"> </w:t>
-      </w:r>
-      <w:r>
-        <w:rPr>
-          <w:b/>
-          <w:bCs/>
-          <w:lang w:val="de"/>
-        </w:rPr>
-        <w:t xml:space="preserve">bevor etwas das Haus verlässt.</w:t>
-      </w:r>
-      <w:r>
-        <w:rPr>
-          <w:lang w:val="de"/>
-        </w:rPr>
-        <w:t xml:space="preserve"> </w:t>
-      </w:r>
-      <w:r>
-        <w:rPr>
-          <w:lang w:val="de"/>
-        </w:rPr>
-        <w:t xml:space="preserve">Nicht als Zusatzfunktion, sondern als Tor, an</w:t>
-      </w:r>
-      <w:r>
-        <w:rPr>
-          <w:lang w:val="de"/>
-        </w:rPr>
-        <w:t xml:space="preserve"> </w:t>
-      </w:r>
-      <w:r>
-        <w:rPr>
-          <w:lang w:val="de"/>
-        </w:rPr>
-        <w:t xml:space="preserve">dem jede Lieferung vorbeimuss.</w:t>
-      </w:r>
-    </w:p>
-    <w:bookmarkEnd w:id="11"/>
-    <w:bookmarkStart w:id="12" w:name="wer-es-bedient"/>
-    <w:p>
-      <w:pPr>
-        <w:pStyle w:val="Heading3"/>
-      </w:pPr>
-      <w:r>
-        <w:rPr>
-          <w:lang w:val="de"/>
-        </w:rPr>
-        <w:t xml:space="preserve">Wer es bedient</w:t>
-      </w:r>
-    </w:p>
-    <w:p>
-      <w:pPr>
-        <w:pStyle w:val="FirstParagraph"/>
-      </w:pPr>
-      <w:r>
-        <w:rPr>
-          <w:lang w:val="de"/>
-        </w:rPr>
-        <w:t xml:space="preserve">Eine einzelne Person, an einem einzelnen Rechner, ohne besondere</w:t>
-      </w:r>
-      <w:r>
-        <w:rPr>
-          <w:lang w:val="de"/>
-        </w:rPr>
-        <w:t xml:space="preserve"> </w:t>
-      </w:r>
-      <w:r>
-        <w:rPr>
-          <w:lang w:val="de"/>
-        </w:rPr>
-        <w:t xml:space="preserve">Computerkenntnisse und ohne jemanden, der bei Problemen hilft. Meist abends,</w:t>
-      </w:r>
-      <w:r>
-        <w:rPr>
-          <w:lang w:val="de"/>
-        </w:rPr>
-        <w:t xml:space="preserve"> </w:t>
-      </w:r>
-      <w:r>
-        <w:rPr>
-          <w:lang w:val="de"/>
-        </w:rPr>
-        <w:t xml:space="preserve">nach den Kursen, und dann soll es schnell gehen.</w:t>
-      </w:r>
-    </w:p>
-    <w:p>
-      <w:pPr>
-        <w:pStyle w:val="BodyText"/>
-      </w:pPr>
-      <w:r>
-        <w:rPr>
-          <w:lang w:val="de"/>
-        </w:rPr>
-        <w:t xml:space="preserve">Daraus folgen mehrere Dinge, die später als selbstverständlich erscheinen und es</w:t>
-      </w:r>
-      <w:r>
-        <w:rPr>
-          <w:lang w:val="de"/>
-        </w:rPr>
-        <w:t xml:space="preserve"> </w:t>
-      </w:r>
-      <w:r>
-        <w:rPr>
-          <w:lang w:val="de"/>
-        </w:rPr>
-        <w:t xml:space="preserve">nicht sind:</w:t>
       </w:r>
     </w:p>
     <w:p>
@@ -622,45 +391,7 @@
         <w:rPr>
           <w:lang w:val="de"/>
         </w:rPr>
-        <w:t xml:space="preserve">Es darf</w:t>
-      </w:r>
-      <w:r>
-        <w:rPr>
-          <w:lang w:val="de"/>
-        </w:rPr>
-        <w:t xml:space="preserve"> </w:t>
-      </w:r>
-      <w:r>
-        <w:rPr>
-          <w:b/>
-          <w:bCs/>
-          <w:lang w:val="de"/>
-        </w:rPr>
-        <w:t xml:space="preserve">nichts zusätzlich installiert</w:t>
-      </w:r>
-      <w:r>
-        <w:rPr>
-          <w:lang w:val="de"/>
-        </w:rPr>
-        <w:t xml:space="preserve"> </w:t>
-      </w:r>
-      <w:r>
-        <w:rPr>
-          <w:lang w:val="de"/>
-        </w:rPr>
-        <w:t xml:space="preserve">werden müssen — keine Datenbank,</w:t>
-      </w:r>
-      <w:r>
-        <w:rPr>
-          <w:lang w:val="de"/>
-        </w:rPr>
-        <w:t xml:space="preserve"> </w:t>
-      </w:r>
-      <w:r>
-        <w:rPr>
-          <w:lang w:val="de"/>
-        </w:rPr>
-        <w:t xml:space="preserve">keine Laufzeitumgebung, kein Serverdienst.</w:t>
+        <w:t xml:space="preserve">Festlegen, was das Programm können soll — und ebenso wichtig, was nicht.</w:t>
       </w:r>
     </w:p>
     <w:p>
@@ -675,7 +406,79 @@
         <w:rPr>
           <w:lang w:val="de"/>
         </w:rPr>
-        <w:t xml:space="preserve">Die Daten liegen</w:t>
+        <w:t xml:space="preserve">Ein erstes Bild der Fachlichkeit: welche Begriffe es gibt, wie sie</w:t>
+      </w:r>
+      <w:r>
+        <w:rPr>
+          <w:lang w:val="de"/>
+        </w:rPr>
+        <w:t xml:space="preserve"> </w:t>
+      </w:r>
+      <w:r>
+        <w:rPr>
+          <w:lang w:val="de"/>
+        </w:rPr>
+        <w:t xml:space="preserve">zusammenhängen, was von ihnen dauerhaft festgehalten werden muss.</w:t>
+      </w:r>
+    </w:p>
+    <w:bookmarkEnd w:id="10"/>
+    <w:bookmarkStart w:id="14" w:name="überlegungen"/>
+    <w:p>
+      <w:pPr>
+        <w:pStyle w:val="Heading2"/>
+      </w:pPr>
+      <w:r>
+        <w:rPr>
+          <w:lang w:val="de"/>
+        </w:rPr>
+        <w:t xml:space="preserve">Überlegungen</w:t>
+      </w:r>
+    </w:p>
+    <w:bookmarkStart w:id="11" w:name="was-der-eigentliche-wert-wäre"/>
+    <w:p>
+      <w:pPr>
+        <w:pStyle w:val="Heading3"/>
+      </w:pPr>
+      <w:r>
+        <w:rPr>
+          <w:lang w:val="de"/>
+        </w:rPr>
+        <w:t xml:space="preserve">Was der eigentliche Wert wäre</w:t>
+      </w:r>
+    </w:p>
+    <w:p>
+      <w:pPr>
+        <w:pStyle w:val="FirstParagraph"/>
+      </w:pPr>
+      <w:r>
+        <w:rPr>
+          <w:lang w:val="de"/>
+        </w:rPr>
+        <w:t xml:space="preserve">Der naheliegende Gedanke — ein Programm, das eine Datei erzeugt — ist richtig</w:t>
+      </w:r>
+      <w:r>
+        <w:rPr>
+          <w:lang w:val="de"/>
+        </w:rPr>
+        <w:t xml:space="preserve"> </w:t>
+      </w:r>
+      <w:r>
+        <w:rPr>
+          <w:lang w:val="de"/>
+        </w:rPr>
+        <w:t xml:space="preserve">und zu kurz gedacht. Eine Datei zu erzeugen ist der leichte Teil. Der schwere</w:t>
+      </w:r>
+      <w:r>
+        <w:rPr>
+          <w:lang w:val="de"/>
+        </w:rPr>
+        <w:t xml:space="preserve"> </w:t>
+      </w:r>
+      <w:r>
+        <w:rPr>
+          <w:lang w:val="de"/>
+        </w:rPr>
+        <w:t xml:space="preserve">ist, dass sie</w:t>
       </w:r>
       <w:r>
         <w:rPr>
@@ -689,40 +492,36 @@
           <w:bCs/>
           <w:lang w:val="de"/>
         </w:rPr>
-        <w:t xml:space="preserve">auf dem Rechner der Anwenderin</w:t>
-      </w:r>
-      <w:r>
-        <w:rPr>
-          <w:lang w:val="de"/>
-        </w:rPr>
-        <w:t xml:space="preserve">, nicht im Netz. Es geht um</w:t>
-      </w:r>
-      <w:r>
-        <w:rPr>
-          <w:lang w:val="de"/>
-        </w:rPr>
-        <w:t xml:space="preserve"> </w:t>
-      </w:r>
-      <w:r>
-        <w:rPr>
-          <w:lang w:val="de"/>
-        </w:rPr>
-        <w:t xml:space="preserve">Gesundheitsdaten von Schwangeren.</w:t>
-      </w:r>
-    </w:p>
-    <w:p>
-      <w:pPr>
-        <w:pStyle w:val="Compact"/>
-        <w:numPr>
-          <w:ilvl w:val="0"/>
-          <w:numId w:val="1001"/>
-        </w:numPr>
-      </w:pPr>
-      <w:r>
-        <w:rPr>
-          <w:lang w:val="de"/>
-        </w:rPr>
-        <w:t xml:space="preserve">Eine Fehlermeldung muss sagen,</w:t>
+        <w:t xml:space="preserve">stimmt</w:t>
+      </w:r>
+      <w:r>
+        <w:rPr>
+          <w:lang w:val="de"/>
+        </w:rPr>
+        <w:t xml:space="preserve">.</w:t>
+      </w:r>
+    </w:p>
+    <w:p>
+      <w:pPr>
+        <w:pStyle w:val="BodyText"/>
+      </w:pPr>
+      <w:r>
+        <w:rPr>
+          <w:lang w:val="de"/>
+        </w:rPr>
+        <w:t xml:space="preserve">Eine Abrechnung, die formal fehlerfrei aussieht und einen falschen Schlüsselwert</w:t>
+      </w:r>
+      <w:r>
+        <w:rPr>
+          <w:lang w:val="de"/>
+        </w:rPr>
+        <w:t xml:space="preserve"> </w:t>
+      </w:r>
+      <w:r>
+        <w:rPr>
+          <w:lang w:val="de"/>
+        </w:rPr>
+        <w:t xml:space="preserve">enthält, wird angenommen, verarbeitet und zurückgewiesen — oft Wochen später.</w:t>
       </w:r>
       <w:r>
         <w:rPr>
@@ -736,35 +535,105 @@
           <w:bCs/>
           <w:lang w:val="de"/>
         </w:rPr>
-        <w:t xml:space="preserve">was zu tun ist</w:t>
-      </w:r>
-      <w:r>
-        <w:rPr>
-          <w:lang w:val="de"/>
-        </w:rPr>
-        <w:t xml:space="preserve"> </w:t>
-      </w:r>
-      <w:r>
-        <w:rPr>
-          <w:lang w:val="de"/>
-        </w:rPr>
-        <w:t xml:space="preserve">— nicht, was schiefging.</w:t>
-      </w:r>
-      <w:r>
-        <w:rPr>
-          <w:lang w:val="de"/>
-        </w:rPr>
-        <w:t xml:space="preserve"> </w:t>
-      </w:r>
-      <w:r>
-        <w:rPr>
-          <w:lang w:val="de"/>
-        </w:rPr>
-        <w:t xml:space="preserve">„Feld 4 ungültig” hilft niemandem.</w:t>
-      </w:r>
-    </w:p>
-    <w:bookmarkEnd w:id="12"/>
-    <w:bookmarkStart w:id="13" w:name="was-es-ausdrücklich-nicht-wird"/>
+        <w:t xml:space="preserve">Fehler in diesem Verfahren sind selten laut. Sie sind still und teuer.</w:t>
+      </w:r>
+    </w:p>
+    <w:p>
+      <w:pPr>
+        <w:pStyle w:val="BlockText"/>
+      </w:pPr>
+      <w:r>
+        <w:rPr>
+          <w:b/>
+          <w:bCs/>
+          <w:lang w:val="de"/>
+        </w:rPr>
+        <w:t xml:space="preserve">Der Leitgedanke des Projekts: nicht das Abrechnen ist schwer, sondern das</w:t>
+      </w:r>
+      <w:r>
+        <w:rPr>
+          <w:b/>
+          <w:bCs/>
+          <w:lang w:val="de"/>
+        </w:rPr>
+        <w:t xml:space="preserve"> </w:t>
+      </w:r>
+      <w:r>
+        <w:rPr>
+          <w:b/>
+          <w:bCs/>
+          <w:lang w:val="de"/>
+        </w:rPr>
+        <w:t xml:space="preserve">Richtigsein.</w:t>
+      </w:r>
+    </w:p>
+    <w:p>
+      <w:pPr>
+        <w:pStyle w:val="FirstParagraph"/>
+      </w:pPr>
+      <w:r>
+        <w:rPr>
+          <w:lang w:val="de"/>
+        </w:rPr>
+        <w:t xml:space="preserve">Daraus folgt die Festlegung, die den ganzen Aufbau prägt:</w:t>
+      </w:r>
+      <w:r>
+        <w:rPr>
+          <w:lang w:val="de"/>
+        </w:rPr>
+        <w:t xml:space="preserve"> </w:t>
+      </w:r>
+      <w:r>
+        <w:rPr>
+          <w:b/>
+          <w:bCs/>
+          <w:lang w:val="de"/>
+        </w:rPr>
+        <w:t xml:space="preserve">das Programm prüft,</w:t>
+      </w:r>
+      <w:r>
+        <w:rPr>
+          <w:b/>
+          <w:bCs/>
+          <w:lang w:val="de"/>
+        </w:rPr>
+        <w:t xml:space="preserve"> </w:t>
+      </w:r>
+      <w:r>
+        <w:rPr>
+          <w:b/>
+          <w:bCs/>
+          <w:lang w:val="de"/>
+        </w:rPr>
+        <w:t xml:space="preserve">bevor etwas das Haus verlässt</w:t>
+      </w:r>
+      <w:r>
+        <w:rPr>
+          <w:lang w:val="de"/>
+        </w:rPr>
+        <w:t xml:space="preserve"> </w:t>
+      </w:r>
+      <w:r>
+        <w:rPr>
+          <w:lang w:val="de"/>
+        </w:rPr>
+        <w:t xml:space="preserve">— nicht als Zusatzfunktion, sondern als Tor, an</w:t>
+      </w:r>
+      <w:r>
+        <w:rPr>
+          <w:lang w:val="de"/>
+        </w:rPr>
+        <w:t xml:space="preserve"> </w:t>
+      </w:r>
+      <w:r>
+        <w:rPr>
+          <w:lang w:val="de"/>
+        </w:rPr>
+        <w:t xml:space="preserve">dem jede Lieferung vorbeimuss.</w:t>
+      </w:r>
+    </w:p>
+    <w:bookmarkEnd w:id="11"/>
+    <w:bookmarkStart w:id="12" w:name="wer-es-bedient"/>
     <w:p>
       <w:pPr>
         <w:pStyle w:val="Heading3"/>
@@ -773,7 +642,7 @@
         <w:rPr>
           <w:lang w:val="de"/>
         </w:rPr>
-        <w:t xml:space="preserve">Was es ausdrücklich nicht wird</w:t>
+        <w:t xml:space="preserve">Wer es bedient</w:t>
       </w:r>
     </w:p>
     <w:p>
@@ -784,19 +653,31 @@
         <w:rPr>
           <w:lang w:val="de"/>
         </w:rPr>
-        <w:t xml:space="preserve">Diese Liste ist so wichtig wie die andere, weil ein Projekt ohne Grenzen nie</w:t>
-      </w:r>
-      <w:r>
-        <w:rPr>
-          <w:lang w:val="de"/>
-        </w:rPr>
-        <w:t xml:space="preserve"> </w:t>
-      </w:r>
-      <w:r>
-        <w:rPr>
-          <w:lang w:val="de"/>
-        </w:rPr>
-        <w:t xml:space="preserve">fertig wird.</w:t>
+        <w:t xml:space="preserve">Eine einzelne Person, an einem einzelnen Rechner, ohne besondere</w:t>
+      </w:r>
+      <w:r>
+        <w:rPr>
+          <w:lang w:val="de"/>
+        </w:rPr>
+        <w:t xml:space="preserve"> </w:t>
+      </w:r>
+      <w:r>
+        <w:rPr>
+          <w:lang w:val="de"/>
+        </w:rPr>
+        <w:t xml:space="preserve">Computerkenntnisse und ohne jemanden, der bei Problemen hilft. Meist abends,</w:t>
+      </w:r>
+      <w:r>
+        <w:rPr>
+          <w:lang w:val="de"/>
+        </w:rPr>
+        <w:t xml:space="preserve"> </w:t>
+      </w:r>
+      <w:r>
+        <w:rPr>
+          <w:lang w:val="de"/>
+        </w:rPr>
+        <w:t xml:space="preserve">nach den Kursen.</w:t>
       </w:r>
     </w:p>
     <w:tbl>
@@ -824,6 +705,267 @@
               <w:rPr>
                 <w:lang w:val="de"/>
               </w:rPr>
+              <w:t xml:space="preserve">Umstand</w:t>
+            </w:r>
+          </w:p>
+        </w:tc>
+        <w:tc>
+          <w:tcPr/>
+          <w:p>
+            <w:pPr>
+              <w:pStyle w:val="Compact"/>
+            </w:pPr>
+            <w:r>
+              <w:rPr>
+                <w:lang w:val="de"/>
+              </w:rPr>
+              <w:t xml:space="preserve">Was daraus für das Programm folgt</w:t>
+            </w:r>
+          </w:p>
+        </w:tc>
+      </w:tr>
+      <w:tr>
+        <w:tc>
+          <w:tcPr/>
+          <w:p>
+            <w:pPr>
+              <w:pStyle w:val="Compact"/>
+            </w:pPr>
+            <w:r>
+              <w:rPr>
+                <w:lang w:val="de"/>
+              </w:rPr>
+              <w:t xml:space="preserve">Niemand richtet etwas ein</w:t>
+            </w:r>
+          </w:p>
+        </w:tc>
+        <w:tc>
+          <w:tcPr/>
+          <w:p>
+            <w:pPr>
+              <w:pStyle w:val="Compact"/>
+            </w:pPr>
+            <w:r>
+              <w:rPr>
+                <w:lang w:val="de"/>
+              </w:rPr>
+              <w:t xml:space="preserve">Es darf</w:t>
+            </w:r>
+            <w:r>
+              <w:rPr>
+                <w:lang w:val="de"/>
+              </w:rPr>
+              <w:t xml:space="preserve"> </w:t>
+            </w:r>
+            <w:r>
+              <w:rPr>
+                <w:b/>
+                <w:bCs/>
+                <w:lang w:val="de"/>
+              </w:rPr>
+              <w:t xml:space="preserve">nichts zusätzlich installiert</w:t>
+            </w:r>
+            <w:r>
+              <w:rPr>
+                <w:lang w:val="de"/>
+              </w:rPr>
+              <w:t xml:space="preserve"> </w:t>
+            </w:r>
+            <w:r>
+              <w:rPr>
+                <w:lang w:val="de"/>
+              </w:rPr>
+              <w:t xml:space="preserve">werden müssen — keine Datenbank, keine Laufzeitumgebung, kein Serverdienst</w:t>
+            </w:r>
+          </w:p>
+        </w:tc>
+      </w:tr>
+      <w:tr>
+        <w:tc>
+          <w:tcPr/>
+          <w:p>
+            <w:pPr>
+              <w:pStyle w:val="Compact"/>
+            </w:pPr>
+            <w:r>
+              <w:rPr>
+                <w:lang w:val="de"/>
+              </w:rPr>
+              <w:t xml:space="preserve">Es geht um Gesundheitsdaten von Schwangeren</w:t>
+            </w:r>
+          </w:p>
+        </w:tc>
+        <w:tc>
+          <w:tcPr/>
+          <w:p>
+            <w:pPr>
+              <w:pStyle w:val="Compact"/>
+            </w:pPr>
+            <w:r>
+              <w:rPr>
+                <w:lang w:val="de"/>
+              </w:rPr>
+              <w:t xml:space="preserve">Die Daten bleiben</w:t>
+            </w:r>
+            <w:r>
+              <w:rPr>
+                <w:lang w:val="de"/>
+              </w:rPr>
+              <w:t xml:space="preserve"> </w:t>
+            </w:r>
+            <w:r>
+              <w:rPr>
+                <w:b/>
+                <w:bCs/>
+                <w:lang w:val="de"/>
+              </w:rPr>
+              <w:t xml:space="preserve">auf dem Rechner der Anwenderin</w:t>
+            </w:r>
+            <w:r>
+              <w:rPr>
+                <w:lang w:val="de"/>
+              </w:rPr>
+              <w:t xml:space="preserve">, nicht im Netz</w:t>
+            </w:r>
+          </w:p>
+        </w:tc>
+      </w:tr>
+      <w:tr>
+        <w:tc>
+          <w:tcPr/>
+          <w:p>
+            <w:pPr>
+              <w:pStyle w:val="Compact"/>
+            </w:pPr>
+            <w:r>
+              <w:rPr>
+                <w:lang w:val="de"/>
+              </w:rPr>
+              <w:t xml:space="preserve">Niemand hilft, wenn etwas klemmt</w:t>
+            </w:r>
+          </w:p>
+        </w:tc>
+        <w:tc>
+          <w:tcPr/>
+          <w:p>
+            <w:pPr>
+              <w:pStyle w:val="Compact"/>
+            </w:pPr>
+            <w:r>
+              <w:rPr>
+                <w:lang w:val="de"/>
+              </w:rPr>
+              <w:t xml:space="preserve">Eine Meldung sagt,</w:t>
+            </w:r>
+            <w:r>
+              <w:rPr>
+                <w:lang w:val="de"/>
+              </w:rPr>
+              <w:t xml:space="preserve"> </w:t>
+            </w:r>
+            <w:r>
+              <w:rPr>
+                <w:b/>
+                <w:bCs/>
+                <w:lang w:val="de"/>
+              </w:rPr>
+              <w:t xml:space="preserve">was zu tun ist</w:t>
+            </w:r>
+            <w:r>
+              <w:rPr>
+                <w:lang w:val="de"/>
+              </w:rPr>
+              <w:t xml:space="preserve"> </w:t>
+            </w:r>
+            <w:r>
+              <w:rPr>
+                <w:lang w:val="de"/>
+              </w:rPr>
+              <w:t xml:space="preserve">— nicht, was schiefging. „Feld 4 ungültig” hilft niemandem</w:t>
+            </w:r>
+          </w:p>
+        </w:tc>
+      </w:tr>
+      <w:tr>
+        <w:tc>
+          <w:tcPr/>
+          <w:p>
+            <w:pPr>
+              <w:pStyle w:val="Compact"/>
+            </w:pPr>
+            <w:r>
+              <w:rPr>
+                <w:lang w:val="de"/>
+              </w:rPr>
+              <w:t xml:space="preserve">Abends, nach den Kursen</w:t>
+            </w:r>
+          </w:p>
+        </w:tc>
+        <w:tc>
+          <w:tcPr/>
+          <w:p>
+            <w:pPr>
+              <w:pStyle w:val="Compact"/>
+            </w:pPr>
+            <w:r>
+              <w:rPr>
+                <w:lang w:val="de"/>
+              </w:rPr>
+              <w:t xml:space="preserve">Der Weg von den Kursdaten zur fertigen Datei muss kurz sein</w:t>
+            </w:r>
+          </w:p>
+        </w:tc>
+      </w:tr>
+    </w:tbl>
+    <w:bookmarkEnd w:id="12"/>
+    <w:bookmarkStart w:id="13" w:name="was-es-ausdrücklich-nicht-wird"/>
+    <w:p>
+      <w:pPr>
+        <w:pStyle w:val="Heading3"/>
+      </w:pPr>
+      <w:r>
+        <w:rPr>
+          <w:lang w:val="de"/>
+        </w:rPr>
+        <w:t xml:space="preserve">Was es ausdrücklich nicht wird</w:t>
+      </w:r>
+    </w:p>
+    <w:p>
+      <w:pPr>
+        <w:pStyle w:val="FirstParagraph"/>
+      </w:pPr>
+      <w:r>
+        <w:rPr>
+          <w:lang w:val="de"/>
+        </w:rPr>
+        <w:t xml:space="preserve">So wichtig wie die andere Liste — ein Projekt ohne Grenzen wird nie fertig.</w:t>
+      </w:r>
+    </w:p>
+    <w:tbl>
+      <w:tblPr>
+        <w:tblStyle w:val="Table"/>
+        <w:tblW w:type="pct" w:w="5000"/>
+        <w:tblLayout w:type="fixed"/>
+        <w:tblLook w:firstRow="1" w:lastRow="0" w:firstColumn="0" w:lastColumn="0" w:noHBand="0" w:noVBand="0" w:val="0020"/>
+      </w:tblPr>
+      <w:tblGrid>
+        <w:gridCol w:w="3960"/>
+        <w:gridCol w:w="3960"/>
+      </w:tblGrid>
+      <w:tr>
+        <w:trPr>
+          <w:tblHeader w:val="on"/>
+        </w:trPr>
+        <w:tc>
+          <w:tcPr/>
+          <w:p>
+            <w:pPr>
+              <w:pStyle w:val="Compact"/>
+            </w:pPr>
+            <w:r>
+              <w:rPr>
+                <w:lang w:val="de"/>
+              </w:rPr>
               <w:t xml:space="preserve">Nicht</w:t>
             </w:r>
           </w:p>
@@ -1053,6 +1195,448 @@
         <w:t xml:space="preserve">hinausgeht.</w:t>
       </w:r>
     </w:p>
+    <w:tbl>
+      <w:tblPr>
+        <w:tblStyle w:val="Table"/>
+        <w:tblW w:type="pct" w:w="5000"/>
+        <w:tblLayout w:type="fixed"/>
+        <w:tblLook w:firstRow="1" w:lastRow="0" w:firstColumn="0" w:lastColumn="0" w:noHBand="0" w:noVBand="0" w:val="0020"/>
+      </w:tblPr>
+      <w:tblGrid>
+        <w:gridCol w:w="2640"/>
+        <w:gridCol w:w="2640"/>
+        <w:gridCol w:w="2640"/>
+      </w:tblGrid>
+      <w:tr>
+        <w:trPr>
+          <w:tblHeader w:val="on"/>
+        </w:trPr>
+        <w:tc>
+          <w:tcPr/>
+          <w:p>
+            <w:pPr>
+              <w:pStyle w:val="Compact"/>
+            </w:pPr>
+            <w:r>
+              <w:rPr>
+                <w:lang w:val="de"/>
+              </w:rPr>
+              <w:t xml:space="preserve">#</w:t>
+            </w:r>
+          </w:p>
+        </w:tc>
+        <w:tc>
+          <w:tcPr/>
+          <w:p>
+            <w:pPr>
+              <w:pStyle w:val="Compact"/>
+            </w:pPr>
+            <w:r>
+              <w:rPr>
+                <w:lang w:val="de"/>
+              </w:rPr>
+              <w:t xml:space="preserve">Kernfähigkeit</w:t>
+            </w:r>
+          </w:p>
+        </w:tc>
+        <w:tc>
+          <w:tcPr/>
+          <w:p>
+            <w:pPr>
+              <w:pStyle w:val="Compact"/>
+            </w:pPr>
+            <w:r>
+              <w:rPr>
+                <w:lang w:val="de"/>
+              </w:rPr>
+              <w:t xml:space="preserve">Was dahintersteckt</w:t>
+            </w:r>
+          </w:p>
+        </w:tc>
+      </w:tr>
+      <w:tr>
+        <w:tc>
+          <w:tcPr/>
+          <w:p>
+            <w:pPr>
+              <w:pStyle w:val="Compact"/>
+            </w:pPr>
+            <w:r>
+              <w:rPr>
+                <w:lang w:val="de"/>
+              </w:rPr>
+              <w:t xml:space="preserve">1</w:t>
+            </w:r>
+          </w:p>
+        </w:tc>
+        <w:tc>
+          <w:tcPr/>
+          <w:p>
+            <w:pPr>
+              <w:pStyle w:val="Compact"/>
+            </w:pPr>
+            <w:r>
+              <w:rPr>
+                <w:b/>
+                <w:bCs/>
+                <w:lang w:val="de"/>
+              </w:rPr>
+              <w:t xml:space="preserve">Stammdaten führen</w:t>
+            </w:r>
+          </w:p>
+        </w:tc>
+        <w:tc>
+          <w:tcPr/>
+          <w:p>
+            <w:pPr>
+              <w:pStyle w:val="Compact"/>
+            </w:pPr>
+            <w:r>
+              <w:rPr>
+                <w:lang w:val="de"/>
+              </w:rPr>
+              <w:t xml:space="preserve">Teilnehmerinnen mit Versicherungsangaben, die Leistungserbringerin selbst, Gruppen als Zusammenfassung eines Kurses</w:t>
+            </w:r>
+          </w:p>
+        </w:tc>
+      </w:tr>
+      <w:tr>
+        <w:tc>
+          <w:tcPr/>
+          <w:p>
+            <w:pPr>
+              <w:pStyle w:val="Compact"/>
+            </w:pPr>
+            <w:r>
+              <w:rPr>
+                <w:lang w:val="de"/>
+              </w:rPr>
+              <w:t xml:space="preserve">2</w:t>
+            </w:r>
+          </w:p>
+        </w:tc>
+        <w:tc>
+          <w:tcPr/>
+          <w:p>
+            <w:pPr>
+              <w:pStyle w:val="Compact"/>
+            </w:pPr>
+            <w:r>
+              <w:rPr>
+                <w:b/>
+                <w:bCs/>
+                <w:lang w:val="de"/>
+              </w:rPr>
+              <w:t xml:space="preserve">Leistungen beschreiben</w:t>
+            </w:r>
+          </w:p>
+        </w:tc>
+        <w:tc>
+          <w:tcPr/>
+          <w:p>
+            <w:pPr>
+              <w:pStyle w:val="Compact"/>
+            </w:pPr>
+            <w:r>
+              <w:rPr>
+                <w:lang w:val="de"/>
+              </w:rPr>
+              <w:t xml:space="preserve">was ein Kurs kostet, unter welcher Position er abgerechnet wird — einmal festgelegt, mehrfach verwendet</w:t>
+            </w:r>
+          </w:p>
+        </w:tc>
+      </w:tr>
+      <w:tr>
+        <w:tc>
+          <w:tcPr/>
+          <w:p>
+            <w:pPr>
+              <w:pStyle w:val="Compact"/>
+            </w:pPr>
+            <w:r>
+              <w:rPr>
+                <w:lang w:val="de"/>
+              </w:rPr>
+              <w:t xml:space="preserve">3</w:t>
+            </w:r>
+          </w:p>
+        </w:tc>
+        <w:tc>
+          <w:tcPr/>
+          <w:p>
+            <w:pPr>
+              <w:pStyle w:val="Compact"/>
+            </w:pPr>
+            <w:r>
+              <w:rPr>
+                <w:b/>
+                <w:bCs/>
+                <w:lang w:val="de"/>
+              </w:rPr>
+              <w:t xml:space="preserve">Abrechnung erzeugen</w:t>
+            </w:r>
+          </w:p>
+        </w:tc>
+        <w:tc>
+          <w:tcPr/>
+          <w:p>
+            <w:pPr>
+              <w:pStyle w:val="Compact"/>
+            </w:pPr>
+            <w:r>
+              <w:rPr>
+                <w:lang w:val="de"/>
+              </w:rPr>
+              <w:t xml:space="preserve">aus Gruppe, Leistungsbeschreibung und Terminanzahl entsteht die Nachricht im vorgeschriebenen Format</w:t>
+            </w:r>
+          </w:p>
+        </w:tc>
+      </w:tr>
+      <w:tr>
+        <w:tc>
+          <w:tcPr/>
+          <w:p>
+            <w:pPr>
+              <w:pStyle w:val="Compact"/>
+            </w:pPr>
+            <w:r>
+              <w:rPr>
+                <w:lang w:val="de"/>
+              </w:rPr>
+              <w:t xml:space="preserve">4</w:t>
+            </w:r>
+          </w:p>
+        </w:tc>
+        <w:tc>
+          <w:tcPr/>
+          <w:p>
+            <w:pPr>
+              <w:pStyle w:val="Compact"/>
+            </w:pPr>
+            <w:r>
+              <w:rPr>
+                <w:b/>
+                <w:bCs/>
+                <w:lang w:val="de"/>
+              </w:rPr>
+              <w:t xml:space="preserve">Prüfen</w:t>
+            </w:r>
+          </w:p>
+        </w:tc>
+        <w:tc>
+          <w:tcPr/>
+          <w:p>
+            <w:pPr>
+              <w:pStyle w:val="Compact"/>
+            </w:pPr>
+            <w:r>
+              <w:rPr>
+                <w:lang w:val="de"/>
+              </w:rPr>
+              <w:t xml:space="preserve">Aufbau, Zähler, Summen, Pflichtangaben — ein Fehler hält den gesamten Lauf auf</w:t>
+            </w:r>
+          </w:p>
+        </w:tc>
+      </w:tr>
+      <w:tr>
+        <w:tc>
+          <w:tcPr/>
+          <w:p>
+            <w:pPr>
+              <w:pStyle w:val="Compact"/>
+            </w:pPr>
+            <w:r>
+              <w:rPr>
+                <w:lang w:val="de"/>
+              </w:rPr>
+              <w:t xml:space="preserve">5</w:t>
+            </w:r>
+          </w:p>
+        </w:tc>
+        <w:tc>
+          <w:tcPr/>
+          <w:p>
+            <w:pPr>
+              <w:pStyle w:val="Compact"/>
+            </w:pPr>
+            <w:r>
+              <w:rPr>
+                <w:b/>
+                <w:bCs/>
+                <w:lang w:val="de"/>
+              </w:rPr>
+              <w:t xml:space="preserve">Zustellen und einordnen</w:t>
+            </w:r>
+          </w:p>
+        </w:tc>
+        <w:tc>
+          <w:tcPr/>
+          <w:p>
+            <w:pPr>
+              <w:pStyle w:val="Compact"/>
+            </w:pPr>
+            <w:r>
+              <w:rPr>
+                <w:lang w:val="de"/>
+              </w:rPr>
+              <w:t xml:space="preserve">die Datei an den richtigen Empfänger, und die Antwort verständlich machen</w:t>
+            </w:r>
+          </w:p>
+        </w:tc>
+      </w:tr>
+    </w:tbl>
+    <w:bookmarkStart w:id="15" w:name="warum-nicht-der-einfachere-weg"/>
+    <w:p>
+      <w:pPr>
+        <w:pStyle w:val="Heading3"/>
+      </w:pPr>
+      <w:r>
+        <w:rPr>
+          <w:lang w:val="de"/>
+        </w:rPr>
+        <w:t xml:space="preserve">Warum nicht der einfachere Weg</w:t>
+      </w:r>
+    </w:p>
+    <w:p>
+      <w:pPr>
+        <w:pStyle w:val="FirstParagraph"/>
+      </w:pPr>
+      <w:r>
+        <w:rPr>
+          <w:lang w:val="de"/>
+        </w:rPr>
+        <w:t xml:space="preserve">Man könnte auf Nummer 4 verzichten und darauf setzen, dass die Empfängerseite</w:t>
+      </w:r>
+      <w:r>
+        <w:rPr>
+          <w:lang w:val="de"/>
+        </w:rPr>
+        <w:t xml:space="preserve"> </w:t>
+      </w:r>
+      <w:r>
+        <w:rPr>
+          <w:lang w:val="de"/>
+        </w:rPr>
+        <w:t xml:space="preserve">schon meckern wird — das wäre erheblich weniger Arbeit. Dagegen steht der Preis</w:t>
+      </w:r>
+      <w:r>
+        <w:rPr>
+          <w:lang w:val="de"/>
+        </w:rPr>
+        <w:t xml:space="preserve"> </w:t>
+      </w:r>
+      <w:r>
+        <w:rPr>
+          <w:lang w:val="de"/>
+        </w:rPr>
+        <w:t xml:space="preserve">einer Beanstandung:</w:t>
+      </w:r>
+    </w:p>
+    <w:tbl>
+      <w:tblPr>
+        <w:tblStyle w:val="Table"/>
+        <w:tblW w:type="pct" w:w="5000"/>
+        <w:tblLayout w:type="fixed"/>
+        <w:tblLook w:firstRow="1" w:lastRow="0" w:firstColumn="0" w:lastColumn="0" w:noHBand="0" w:noVBand="0" w:val="0020"/>
+      </w:tblPr>
+      <w:tblGrid>
+        <w:gridCol w:w="3960"/>
+        <w:gridCol w:w="3960"/>
+      </w:tblGrid>
+      <w:tr>
+        <w:trPr>
+          <w:tblHeader w:val="on"/>
+        </w:trPr>
+        <w:tc>
+          <w:tcPr/>
+          <w:p>
+            <w:pPr>
+              <w:pStyle w:val="Compact"/>
+            </w:pPr>
+            <w:r>
+              <w:rPr>
+                <w:lang w:val="de"/>
+              </w:rPr>
+              <w:t xml:space="preserve">Wo der Fehler auffällt</w:t>
+            </w:r>
+          </w:p>
+        </w:tc>
+        <w:tc>
+          <w:tcPr/>
+          <w:p>
+            <w:pPr>
+              <w:pStyle w:val="Compact"/>
+            </w:pPr>
+            <w:r>
+              <w:rPr>
+                <w:lang w:val="de"/>
+              </w:rPr>
+              <w:t xml:space="preserve">Was er kostet</w:t>
+            </w:r>
+          </w:p>
+        </w:tc>
+      </w:tr>
+      <w:tr>
+        <w:tc>
+          <w:tcPr/>
+          <w:p>
+            <w:pPr>
+              <w:pStyle w:val="Compact"/>
+            </w:pPr>
+            <w:r>
+              <w:rPr>
+                <w:lang w:val="de"/>
+              </w:rPr>
+              <w:t xml:space="preserve">im eigenen Programm, vor dem Versand</w:t>
+            </w:r>
+          </w:p>
+        </w:tc>
+        <w:tc>
+          <w:tcPr/>
+          <w:p>
+            <w:pPr>
+              <w:pStyle w:val="Compact"/>
+            </w:pPr>
+            <w:r>
+              <w:rPr>
+                <w:lang w:val="de"/>
+              </w:rPr>
+              <w:t xml:space="preserve">dreißig Sekunden</w:t>
+            </w:r>
+          </w:p>
+        </w:tc>
+      </w:tr>
+      <w:tr>
+        <w:tc>
+          <w:tcPr/>
+          <w:p>
+            <w:pPr>
+              <w:pStyle w:val="Compact"/>
+            </w:pPr>
+            <w:r>
+              <w:rPr>
+                <w:lang w:val="de"/>
+              </w:rPr>
+              <w:t xml:space="preserve">bei der Kasse, Wochen später</w:t>
+            </w:r>
+          </w:p>
+        </w:tc>
+        <w:tc>
+          <w:tcPr/>
+          <w:p>
+            <w:pPr>
+              <w:pStyle w:val="Compact"/>
+            </w:pPr>
+            <w:r>
+              <w:rPr>
+                <w:lang w:val="de"/>
+              </w:rPr>
+              <w:t xml:space="preserve">ein vollständiger Wiederholungsdurchlauf</w:t>
+            </w:r>
+          </w:p>
+        </w:tc>
+      </w:tr>
+    </w:tbl>
     <w:p>
       <w:pPr>
         <w:pStyle w:val="BodyText"/>
@@ -1061,496 +1645,278 @@
         <w:rPr>
           <w:lang w:val="de"/>
         </w:rPr>
-        <w:t xml:space="preserve">Fünf Kernfähigkeiten:</w:t>
-      </w:r>
-    </w:p>
-    <w:p>
-      <w:pPr>
-        <w:pStyle w:val="Compact"/>
-        <w:numPr>
-          <w:ilvl w:val="0"/>
-          <w:numId w:val="1002"/>
-        </w:numPr>
-      </w:pPr>
+        <w:t xml:space="preserve">Ohne die Prüfung wäre das Programm ein Dateischreiber, und dafür lohnt der</w:t>
+      </w:r>
+      <w:r>
+        <w:rPr>
+          <w:lang w:val="de"/>
+        </w:rPr>
+        <w:t xml:space="preserve"> </w:t>
+      </w:r>
+      <w:r>
+        <w:rPr>
+          <w:lang w:val="de"/>
+        </w:rPr>
+        <w:t xml:space="preserve">Aufwand nicht.</w:t>
+      </w:r>
+    </w:p>
+    <w:bookmarkEnd w:id="15"/>
+    <w:bookmarkEnd w:id="16"/>
+    <w:bookmarkStart w:id="27" w:name="ergebnis"/>
+    <w:p>
+      <w:pPr>
+        <w:pStyle w:val="Heading2"/>
+      </w:pPr>
+      <w:r>
+        <w:rPr>
+          <w:lang w:val="de"/>
+        </w:rPr>
+        <w:t xml:space="preserve">Ergebnis</w:t>
+      </w:r>
+    </w:p>
+    <w:bookmarkStart w:id="17" w:name="das-zielbild"/>
+    <w:p>
+      <w:pPr>
+        <w:pStyle w:val="Heading3"/>
+      </w:pPr>
+      <w:r>
+        <w:rPr>
+          <w:lang w:val="de"/>
+        </w:rPr>
+        <w:t xml:space="preserve">Das Zielbild</w:t>
+      </w:r>
+    </w:p>
+    <w:tbl>
+      <w:tblPr>
+        <w:tblStyle w:val="Table"/>
+        <w:tblW w:type="pct" w:w="5000"/>
+        <w:tblLayout w:type="fixed"/>
+        <w:tblLook w:firstRow="1" w:lastRow="0" w:firstColumn="0" w:lastColumn="0" w:noHBand="0" w:noVBand="0" w:val="0020"/>
+      </w:tblPr>
+      <w:tblGrid>
+        <w:gridCol w:w="3960"/>
+        <w:gridCol w:w="3960"/>
+      </w:tblGrid>
+      <w:tr>
+        <w:trPr>
+          <w:tblHeader w:val="on"/>
+        </w:trPr>
+        <w:tc>
+          <w:tcPr/>
+          <w:p>
+            <w:pPr>
+              <w:pStyle w:val="Compact"/>
+            </w:pPr>
+            <w:r>
+              <w:rPr>
+                <w:lang w:val="de"/>
+              </w:rPr>
+              <w:t xml:space="preserve">Station</w:t>
+            </w:r>
+          </w:p>
+        </w:tc>
+        <w:tc>
+          <w:tcPr/>
+          <w:p>
+            <w:pPr>
+              <w:pStyle w:val="Compact"/>
+            </w:pPr>
+            <w:r>
+              <w:rPr>
+                <w:lang w:val="de"/>
+              </w:rPr>
+              <w:t xml:space="preserve">Was dort geschieht</w:t>
+            </w:r>
+          </w:p>
+        </w:tc>
+      </w:tr>
+      <w:tr>
+        <w:tc>
+          <w:tcPr/>
+          <w:p>
+            <w:pPr>
+              <w:pStyle w:val="Compact"/>
+            </w:pPr>
+            <w:r>
+              <w:rPr>
+                <w:b/>
+                <w:bCs/>
+                <w:lang w:val="de"/>
+              </w:rPr>
+              <w:t xml:space="preserve">Kursdaten</w:t>
+            </w:r>
+          </w:p>
+        </w:tc>
+        <w:tc>
+          <w:tcPr/>
+          <w:p>
+            <w:pPr>
+              <w:pStyle w:val="Compact"/>
+            </w:pPr>
+            <w:r>
+              <w:rPr>
+                <w:lang w:val="de"/>
+              </w:rPr>
+              <w:t xml:space="preserve">liegen ohnehin vor — in Listen und Köpfen</w:t>
+            </w:r>
+          </w:p>
+        </w:tc>
+      </w:tr>
+      <w:tr>
+        <w:tc>
+          <w:tcPr/>
+          <w:p>
+            <w:pPr>
+              <w:pStyle w:val="Compact"/>
+            </w:pPr>
+            <w:r>
+              <w:rPr>
+                <w:b/>
+                <w:bCs/>
+                <w:lang w:val="de"/>
+              </w:rPr>
+              <w:t xml:space="preserve">Das Programm</w:t>
+            </w:r>
+          </w:p>
+        </w:tc>
+        <w:tc>
+          <w:tcPr/>
+          <w:p>
+            <w:pPr>
+              <w:pStyle w:val="Compact"/>
+            </w:pPr>
+            <w:r>
+              <w:rPr>
+                <w:lang w:val="de"/>
+              </w:rPr>
+              <w:t xml:space="preserve">erzeugt daraus die Abrechnungsdatei</w:t>
+            </w:r>
+            <w:r>
+              <w:rPr>
+                <w:lang w:val="de"/>
+              </w:rPr>
+              <w:t xml:space="preserve"> </w:t>
+            </w:r>
+            <w:r>
+              <w:rPr>
+                <w:b/>
+                <w:bCs/>
+                <w:lang w:val="de"/>
+              </w:rPr>
+              <w:t xml:space="preserve">und prüft sie, bevor sie das Haus verlässt</w:t>
+            </w:r>
+          </w:p>
+        </w:tc>
+      </w:tr>
+      <w:tr>
+        <w:tc>
+          <w:tcPr/>
+          <w:p>
+            <w:pPr>
+              <w:pStyle w:val="Compact"/>
+            </w:pPr>
+            <w:r>
+              <w:rPr>
+                <w:b/>
+                <w:bCs/>
+                <w:lang w:val="de"/>
+              </w:rPr>
+              <w:t xml:space="preserve">Die Krankenkasse</w:t>
+            </w:r>
+          </w:p>
+        </w:tc>
+        <w:tc>
+          <w:tcPr/>
+          <w:p>
+            <w:pPr>
+              <w:pStyle w:val="Compact"/>
+            </w:pPr>
+            <w:r>
+              <w:rPr>
+                <w:lang w:val="de"/>
+              </w:rPr>
+              <w:t xml:space="preserve">zahlt oder beanstandet</w:t>
+            </w:r>
+          </w:p>
+        </w:tc>
+      </w:tr>
+    </w:tbl>
+    <w:bookmarkEnd w:id="17"/>
+    <w:bookmarkStart w:id="21" w:name="die-begriffe-und-ihre-beziehungen"/>
+    <w:p>
+      <w:pPr>
+        <w:pStyle w:val="Heading3"/>
+      </w:pPr>
+      <w:r>
+        <w:rPr>
+          <w:lang w:val="de"/>
+        </w:rPr>
+        <w:t xml:space="preserve">Die Begriffe und ihre Beziehungen</w:t>
+      </w:r>
+    </w:p>
+    <w:p>
+      <w:pPr>
+        <w:pStyle w:val="FirstParagraph"/>
+      </w:pPr>
+      <w:r>
+        <w:rPr>
+          <w:lang w:val="de"/>
+        </w:rPr>
+        <w:t xml:space="preserve">Bevor entschieden werden kann, wie etwas gebaut wird, muss feststehen,</w:t>
+      </w:r>
+      <w:r>
+        <w:rPr>
+          <w:lang w:val="de"/>
+        </w:rPr>
+        <w:t xml:space="preserve"> </w:t>
+      </w:r>
       <w:r>
         <w:rPr>
           <w:b/>
           <w:bCs/>
           <w:lang w:val="de"/>
         </w:rPr>
-        <w:t xml:space="preserve">Stammdaten führen</w:t>
-      </w:r>
-      <w:r>
-        <w:rPr>
-          <w:lang w:val="de"/>
-        </w:rPr>
-        <w:t xml:space="preserve"> </w:t>
-      </w:r>
-      <w:r>
-        <w:rPr>
-          <w:lang w:val="de"/>
-        </w:rPr>
-        <w:t xml:space="preserve">— Teilnehmerinnen mit Versicherungsangaben, die</w:t>
-      </w:r>
-      <w:r>
-        <w:rPr>
-          <w:lang w:val="de"/>
-        </w:rPr>
-        <w:t xml:space="preserve"> </w:t>
-      </w:r>
-      <w:r>
-        <w:rPr>
-          <w:lang w:val="de"/>
-        </w:rPr>
-        <w:t xml:space="preserve">Leistungserbringerin selbst, Gruppen als Zusammenfassung eines Kurses.</w:t>
-      </w:r>
-    </w:p>
-    <w:p>
-      <w:pPr>
-        <w:pStyle w:val="Compact"/>
-        <w:numPr>
-          <w:ilvl w:val="0"/>
-          <w:numId w:val="1002"/>
-        </w:numPr>
-      </w:pPr>
+        <w:t xml:space="preserve">wovon</w:t>
+      </w:r>
       <w:r>
         <w:rPr>
           <w:b/>
           <w:bCs/>
           <w:lang w:val="de"/>
         </w:rPr>
-        <w:t xml:space="preserve">Leistungen beschreiben</w:t>
-      </w:r>
-      <w:r>
-        <w:rPr>
-          <w:lang w:val="de"/>
-        </w:rPr>
-        <w:t xml:space="preserve"> </w:t>
-      </w:r>
-      <w:r>
-        <w:rPr>
-          <w:lang w:val="de"/>
-        </w:rPr>
-        <w:t xml:space="preserve">— was ein Kurs kostet, unter welcher Position er</w:t>
-      </w:r>
-      <w:r>
-        <w:rPr>
-          <w:lang w:val="de"/>
-        </w:rPr>
-        <w:t xml:space="preserve"> </w:t>
-      </w:r>
-      <w:r>
-        <w:rPr>
-          <w:lang w:val="de"/>
-        </w:rPr>
-        <w:t xml:space="preserve">abgerechnet wird. Einmal festgelegt, mehrfach verwendet.</w:t>
-      </w:r>
-    </w:p>
-    <w:p>
-      <w:pPr>
-        <w:pStyle w:val="Compact"/>
-        <w:numPr>
-          <w:ilvl w:val="0"/>
-          <w:numId w:val="1002"/>
-        </w:numPr>
-      </w:pPr>
+        <w:t xml:space="preserve"> </w:t>
+      </w:r>
       <w:r>
         <w:rPr>
           <w:b/>
           <w:bCs/>
           <w:lang w:val="de"/>
         </w:rPr>
-        <w:t xml:space="preserve">Abrechnung erzeugen</w:t>
-      </w:r>
-      <w:r>
-        <w:rPr>
-          <w:lang w:val="de"/>
-        </w:rPr>
-        <w:t xml:space="preserve"> </w:t>
-      </w:r>
-      <w:r>
-        <w:rPr>
-          <w:lang w:val="de"/>
-        </w:rPr>
-        <w:t xml:space="preserve">— aus Gruppe, Leistungsbeschreibung und Terminanzahl</w:t>
-      </w:r>
-      <w:r>
-        <w:rPr>
-          <w:lang w:val="de"/>
-        </w:rPr>
-        <w:t xml:space="preserve"> </w:t>
-      </w:r>
-      <w:r>
-        <w:rPr>
-          <w:lang w:val="de"/>
-        </w:rPr>
-        <w:t xml:space="preserve">entsteht die Nachricht im vorgeschriebenen Format.</w:t>
-      </w:r>
-    </w:p>
-    <w:p>
-      <w:pPr>
-        <w:pStyle w:val="Compact"/>
-        <w:numPr>
-          <w:ilvl w:val="0"/>
-          <w:numId w:val="1002"/>
-        </w:numPr>
-      </w:pPr>
-      <w:r>
-        <w:rPr>
-          <w:b/>
-          <w:bCs/>
-          <w:lang w:val="de"/>
-        </w:rPr>
-        <w:t xml:space="preserve">Prüfen</w:t>
-      </w:r>
-      <w:r>
-        <w:rPr>
-          <w:lang w:val="de"/>
-        </w:rPr>
-        <w:t xml:space="preserve"> </w:t>
-      </w:r>
-      <w:r>
-        <w:rPr>
-          <w:lang w:val="de"/>
-        </w:rPr>
-        <w:t xml:space="preserve">— Aufbau, Zähler, Summen, Pflichtangaben. Ein Fehler hält den</w:t>
-      </w:r>
-      <w:r>
-        <w:rPr>
-          <w:lang w:val="de"/>
-        </w:rPr>
-        <w:t xml:space="preserve"> </w:t>
-      </w:r>
-      <w:r>
-        <w:rPr>
-          <w:lang w:val="de"/>
-        </w:rPr>
-        <w:t xml:space="preserve">gesamten Lauf auf.</w:t>
-      </w:r>
-    </w:p>
-    <w:p>
-      <w:pPr>
-        <w:pStyle w:val="Compact"/>
-        <w:numPr>
-          <w:ilvl w:val="0"/>
-          <w:numId w:val="1002"/>
-        </w:numPr>
-      </w:pPr>
-      <w:r>
-        <w:rPr>
-          <w:b/>
-          <w:bCs/>
-          <w:lang w:val="de"/>
-        </w:rPr>
-        <w:t xml:space="preserve">Zustellen und Rückmeldungen einordnen</w:t>
-      </w:r>
-      <w:r>
-        <w:rPr>
-          <w:lang w:val="de"/>
-        </w:rPr>
-        <w:t xml:space="preserve"> </w:t>
-      </w:r>
-      <w:r>
-        <w:rPr>
-          <w:lang w:val="de"/>
-        </w:rPr>
-        <w:t xml:space="preserve">— die Datei an den richtigen</w:t>
-      </w:r>
-      <w:r>
-        <w:rPr>
-          <w:lang w:val="de"/>
-        </w:rPr>
-        <w:t xml:space="preserve"> </w:t>
-      </w:r>
-      <w:r>
-        <w:rPr>
-          <w:lang w:val="de"/>
-        </w:rPr>
-        <w:t xml:space="preserve">Empfänger, und die Antwort verständlich machen.</w:t>
-      </w:r>
-    </w:p>
-    <w:bookmarkStart w:id="15" w:name="warum-nicht-der-einfachere-weg"/>
-    <w:p>
-      <w:pPr>
-        <w:pStyle w:val="Heading3"/>
-      </w:pPr>
-      <w:r>
-        <w:rPr>
-          <w:lang w:val="de"/>
-        </w:rPr>
-        <w:t xml:space="preserve">Warum nicht der einfachere Weg</w:t>
-      </w:r>
-    </w:p>
-    <w:p>
-      <w:pPr>
-        <w:pStyle w:val="FirstParagraph"/>
-      </w:pPr>
-      <w:r>
-        <w:rPr>
-          <w:lang w:val="de"/>
-        </w:rPr>
-        <w:t xml:space="preserve">Man könnte auf Punkt 4 verzichten und darauf setzen, dass die Empfängerseite</w:t>
-      </w:r>
-      <w:r>
-        <w:rPr>
-          <w:lang w:val="de"/>
-        </w:rPr>
-        <w:t xml:space="preserve"> </w:t>
-      </w:r>
-      <w:r>
-        <w:rPr>
-          <w:lang w:val="de"/>
-        </w:rPr>
-        <w:t xml:space="preserve">schon meckern wird. Das wäre erheblich weniger Arbeit.</w:t>
-      </w:r>
-    </w:p>
-    <w:p>
-      <w:pPr>
-        <w:pStyle w:val="BodyText"/>
-      </w:pPr>
-      <w:r>
-        <w:rPr>
-          <w:lang w:val="de"/>
-        </w:rPr>
-        <w:t xml:space="preserve">Dagegen spricht:</w:t>
-      </w:r>
-      <w:r>
-        <w:rPr>
-          <w:lang w:val="de"/>
-        </w:rPr>
-        <w:t xml:space="preserve"> </w:t>
-      </w:r>
-      <w:r>
-        <w:rPr>
-          <w:b/>
-          <w:bCs/>
-          <w:lang w:val="de"/>
-        </w:rPr>
-        <w:t xml:space="preserve">eine Beanstandung von außen kommt spät und kostet einen</w:t>
-      </w:r>
-      <w:r>
-        <w:rPr>
-          <w:b/>
-          <w:bCs/>
-          <w:lang w:val="de"/>
-        </w:rPr>
-        <w:t xml:space="preserve"> </w:t>
-      </w:r>
-      <w:r>
-        <w:rPr>
-          <w:b/>
-          <w:bCs/>
-          <w:lang w:val="de"/>
-        </w:rPr>
-        <w:t xml:space="preserve">vollständigen Wiederholungsdurchlauf.</w:t>
-      </w:r>
-      <w:r>
-        <w:rPr>
-          <w:lang w:val="de"/>
-        </w:rPr>
-        <w:t xml:space="preserve"> </w:t>
-      </w:r>
-      <w:r>
-        <w:rPr>
-          <w:lang w:val="de"/>
-        </w:rPr>
-        <w:t xml:space="preserve">Eine Beanstandung im eigenen Programm</w:t>
-      </w:r>
-      <w:r>
-        <w:rPr>
-          <w:lang w:val="de"/>
-        </w:rPr>
-        <w:t xml:space="preserve"> </w:t>
-      </w:r>
-      <w:r>
-        <w:rPr>
-          <w:lang w:val="de"/>
-        </w:rPr>
-        <w:t xml:space="preserve">kostet dreißig Sekunden. Der Unterschied ist der ganze Sinn des Vorhabens —</w:t>
-      </w:r>
-      <w:r>
-        <w:rPr>
-          <w:lang w:val="de"/>
-        </w:rPr>
-        <w:t xml:space="preserve"> </w:t>
-      </w:r>
-      <w:r>
-        <w:rPr>
-          <w:lang w:val="de"/>
-        </w:rPr>
-        <w:t xml:space="preserve">ohne die Prüfung wäre das Programm ein Dateischreiber, und dafür lohnt der</w:t>
-      </w:r>
-      <w:r>
-        <w:rPr>
-          <w:lang w:val="de"/>
-        </w:rPr>
-        <w:t xml:space="preserve"> </w:t>
-      </w:r>
-      <w:r>
-        <w:rPr>
-          <w:lang w:val="de"/>
-        </w:rPr>
-        <w:t xml:space="preserve">Aufwand nicht.</w:t>
-      </w:r>
-    </w:p>
-    <w:bookmarkEnd w:id="15"/>
-    <w:bookmarkEnd w:id="16"/>
-    <w:bookmarkStart w:id="25" w:name="ergebnis"/>
-    <w:p>
-      <w:pPr>
-        <w:pStyle w:val="Heading2"/>
-      </w:pPr>
-      <w:r>
-        <w:rPr>
-          <w:lang w:val="de"/>
-        </w:rPr>
-        <w:t xml:space="preserve">Ergebnis</w:t>
-      </w:r>
-    </w:p>
-    <w:p>
-      <w:pPr>
-        <w:pStyle w:val="FirstParagraph"/>
-      </w:pPr>
-      <w:r>
-        <w:rPr>
-          <w:lang w:val="de"/>
-        </w:rPr>
-        <w:t xml:space="preserve">Ein Zielbild, an dem sich alle weiteren Teile messen lassen:</w:t>
-      </w:r>
-    </w:p>
-    <w:p>
-      <w:pPr>
-        <w:pStyle w:val="SourceCode"/>
-      </w:pPr>
-      <w:r>
-        <w:rPr>
-          <w:rStyle w:val="VerbatimChar"/>
-          <w:lang w:val="de"/>
-        </w:rPr>
-        <w:t xml:space="preserve">Kursdaten          →  prüffähige Abrechnungsdatei  →  Krankenkasse</w:t>
-      </w:r>
-      <w:r>
-        <w:br/>
-      </w:r>
-      <w:r>
-        <w:rPr>
-          <w:rStyle w:val="VerbatimChar"/>
-          <w:lang w:val="de"/>
-        </w:rPr>
-        <w:t xml:space="preserve">(liegen vor)          (das Programm erzeugt sie)      (zahlt oder beanstandet)</w:t>
-      </w:r>
-      <w:r>
-        <w:br/>
-      </w:r>
-      <w:r>
-        <w:rPr>
-          <w:rStyle w:val="VerbatimChar"/>
-          <w:lang w:val="de"/>
-        </w:rPr>
-        <w:t xml:space="preserve">                              │</w:t>
-      </w:r>
-      <w:r>
-        <w:br/>
-      </w:r>
-      <w:r>
-        <w:rPr>
-          <w:rStyle w:val="VerbatimChar"/>
-          <w:lang w:val="de"/>
-        </w:rPr>
-        <w:t xml:space="preserve">                        geprüft, bevor</w:t>
-      </w:r>
-      <w:r>
-        <w:br/>
-      </w:r>
-      <w:r>
-        <w:rPr>
-          <w:rStyle w:val="VerbatimChar"/>
-          <w:lang w:val="de"/>
-        </w:rPr>
-        <w:t xml:space="preserve">                       sie das Haus verlässt</w:t>
-      </w:r>
-    </w:p>
-    <w:bookmarkStart w:id="20" w:name="die-begriffe-und-ihre-beziehungen"/>
-    <w:p>
-      <w:pPr>
-        <w:pStyle w:val="Heading3"/>
-      </w:pPr>
-      <w:r>
-        <w:rPr>
-          <w:lang w:val="de"/>
-        </w:rPr>
-        <w:t xml:space="preserve">Die Begriffe und ihre Beziehungen</w:t>
-      </w:r>
-    </w:p>
-    <w:p>
-      <w:pPr>
-        <w:pStyle w:val="FirstParagraph"/>
-      </w:pPr>
-      <w:r>
-        <w:rPr>
-          <w:lang w:val="de"/>
-        </w:rPr>
-        <w:t xml:space="preserve">Bevor entschieden werden kann, wie etwas gebaut wird, muss feststehen,</w:t>
-      </w:r>
-      <w:r>
-        <w:rPr>
-          <w:lang w:val="de"/>
-        </w:rPr>
-        <w:t xml:space="preserve"> </w:t>
-      </w:r>
-      <w:r>
-        <w:rPr>
-          <w:b/>
-          <w:bCs/>
-          <w:lang w:val="de"/>
-        </w:rPr>
-        <w:t xml:space="preserve">wovon</w:t>
-      </w:r>
-      <w:r>
-        <w:rPr>
-          <w:b/>
-          <w:bCs/>
-          <w:lang w:val="de"/>
-        </w:rPr>
-        <w:t xml:space="preserve"> </w:t>
-      </w:r>
-      <w:r>
-        <w:rPr>
-          <w:b/>
-          <w:bCs/>
-          <w:lang w:val="de"/>
-        </w:rPr>
         <w:t xml:space="preserve">überhaupt die Rede ist</w:t>
       </w:r>
       <w:r>
         <w:rPr>
           <w:lang w:val="de"/>
         </w:rPr>
-        <w:t xml:space="preserve">. Das folgende Übersichtsmodell hält die Begriffe der</w:t>
-      </w:r>
-      <w:r>
-        <w:rPr>
-          <w:lang w:val="de"/>
-        </w:rPr>
-        <w:t xml:space="preserve"> </w:t>
-      </w:r>
-      <w:r>
-        <w:rPr>
-          <w:lang w:val="de"/>
-        </w:rPr>
-        <w:t xml:space="preserve">Fachlichkeit fest und wie sie zusammenhängen — noch nicht als Klassen eines</w:t>
-      </w:r>
-      <w:r>
-        <w:rPr>
-          <w:lang w:val="de"/>
-        </w:rPr>
-        <w:t xml:space="preserve"> </w:t>
-      </w:r>
-      <w:r>
-        <w:rPr>
-          <w:lang w:val="de"/>
-        </w:rPr>
-        <w:t xml:space="preserve">Programms, sondern als Landkarte des Gegenstands.</w:t>
+        <w:t xml:space="preserve"> </w:t>
+      </w:r>
+      <w:r>
+        <w:rPr>
+          <w:lang w:val="de"/>
+        </w:rPr>
+        <w:t xml:space="preserve">— noch nicht als Klassen eines Programms, sondern als</w:t>
+      </w:r>
+      <w:r>
+        <w:rPr>
+          <w:lang w:val="de"/>
+        </w:rPr>
+        <w:t xml:space="preserve"> </w:t>
+      </w:r>
+      <w:r>
+        <w:rPr>
+          <w:lang w:val="de"/>
+        </w:rPr>
+        <w:t xml:space="preserve">Landkarte des Gegenstands.</w:t>
       </w:r>
     </w:p>
     <w:p>
@@ -1562,18 +1928,18 @@
           <wp:inline>
             <wp:extent cx="5334000" cy="4068355"/>
             <wp:effectExtent b="0" l="0" r="0" t="0"/>
-            <wp:docPr descr="Fachliches Übersichtsmodell" title="" id="18" name="Picture"/>
+            <wp:docPr descr="Fachliches Übersichtsmodell" title="" id="19" name="Picture"/>
             <a:graphic>
               <a:graphicData uri="http://schemas.openxmlformats.org/drawingml/2006/picture">
                 <pic:pic>
                   <pic:nvPicPr>
-                    <pic:cNvPr descr="../GKVTransmitter_Vision_Fachmodell.png" id="19" name="Picture"/>
+                    <pic:cNvPr descr="../GKVTransmitter_Vision_Fachmodell.png" id="20" name="Picture"/>
                     <pic:cNvPicPr>
                       <a:picLocks noChangeArrowheads="1" noChangeAspect="1"/>
                     </pic:cNvPicPr>
                   </pic:nvPicPr>
                   <pic:blipFill>
-                    <a:blip r:embed="rId17"/>
+                    <a:blip r:embed="rId18"/>
                     <a:stretch>
                       <a:fillRect/>
                     </a:stretch>
@@ -1622,217 +1988,301 @@
         <w:t xml:space="preserve">Drei Beobachtungen aus diesem Bild prägen alles Weitere:</w:t>
       </w:r>
     </w:p>
+    <w:tbl>
+      <w:tblPr>
+        <w:tblStyle w:val="Table"/>
+        <w:tblW w:type="pct" w:w="5000"/>
+        <w:tblLayout w:type="fixed"/>
+        <w:tblLook w:firstRow="1" w:lastRow="0" w:firstColumn="0" w:lastColumn="0" w:noHBand="0" w:noVBand="0" w:val="0020"/>
+      </w:tblPr>
+      <w:tblGrid>
+        <w:gridCol w:w="3960"/>
+        <w:gridCol w:w="3960"/>
+      </w:tblGrid>
+      <w:tr>
+        <w:trPr>
+          <w:tblHeader w:val="on"/>
+        </w:trPr>
+        <w:tc>
+          <w:tcPr/>
+          <w:p>
+            <w:pPr>
+              <w:pStyle w:val="Compact"/>
+            </w:pPr>
+            <w:r>
+              <w:rPr>
+                <w:lang w:val="de"/>
+              </w:rPr>
+              <w:t xml:space="preserve">Beobachtung</w:t>
+            </w:r>
+          </w:p>
+        </w:tc>
+        <w:tc>
+          <w:tcPr/>
+          <w:p>
+            <w:pPr>
+              <w:pStyle w:val="Compact"/>
+            </w:pPr>
+            <w:r>
+              <w:rPr>
+                <w:lang w:val="de"/>
+              </w:rPr>
+              <w:t xml:space="preserve">Was daraus folgt</w:t>
+            </w:r>
+          </w:p>
+        </w:tc>
+      </w:tr>
+      <w:tr>
+        <w:tc>
+          <w:tcPr/>
+          <w:p>
+            <w:pPr>
+              <w:pStyle w:val="Compact"/>
+            </w:pPr>
+            <w:r>
+              <w:rPr>
+                <w:b/>
+                <w:bCs/>
+                <w:lang w:val="de"/>
+              </w:rPr>
+              <w:t xml:space="preserve">Die Teilnehmerin ist nicht die Zahlende</w:t>
+            </w:r>
+            <w:r>
+              <w:rPr>
+                <w:lang w:val="de"/>
+              </w:rPr>
+              <w:t xml:space="preserve"> </w:t>
+            </w:r>
+            <w:r>
+              <w:rPr>
+                <w:lang w:val="de"/>
+              </w:rPr>
+              <w:t xml:space="preserve">— zwischen Leistung und Geld steht die Kasse</w:t>
+            </w:r>
+          </w:p>
+        </w:tc>
+        <w:tc>
+          <w:tcPr/>
+          <w:p>
+            <w:pPr>
+              <w:pStyle w:val="Compact"/>
+            </w:pPr>
+            <w:r>
+              <w:rPr>
+                <w:lang w:val="de"/>
+              </w:rPr>
+              <w:t xml:space="preserve">An jeder Teilnehmerin hängt ein zweiter Satz Angaben: Versichertennummer, Status, Kasse. Mit dem Kurs hat er nichts zu tun, ohne ihn geht trotzdem nichts</w:t>
+            </w:r>
+          </w:p>
+        </w:tc>
+      </w:tr>
+      <w:tr>
+        <w:tc>
+          <w:tcPr/>
+          <w:p>
+            <w:pPr>
+              <w:pStyle w:val="Compact"/>
+            </w:pPr>
+            <w:r>
+              <w:rPr>
+                <w:b/>
+                <w:bCs/>
+                <w:lang w:val="de"/>
+              </w:rPr>
+              <w:t xml:space="preserve">Die Lieferung ist eine eigene Sache</w:t>
+            </w:r>
+            <w:r>
+              <w:rPr>
+                <w:lang w:val="de"/>
+              </w:rPr>
+              <w:t xml:space="preserve">, kein bloßer Versandvorgang</w:t>
+            </w:r>
+          </w:p>
+        </w:tc>
+        <w:tc>
+          <w:tcPr/>
+          <w:p>
+            <w:pPr>
+              <w:pStyle w:val="Compact"/>
+            </w:pPr>
+            <w:r>
+              <w:rPr>
+                <w:lang w:val="de"/>
+              </w:rPr>
+              <w:t xml:space="preserve">Sie bündelt mehrere Abrechnungen an</w:t>
+            </w:r>
+            <w:r>
+              <w:rPr>
+                <w:lang w:val="de"/>
+              </w:rPr>
+              <w:t xml:space="preserve"> </w:t>
+            </w:r>
+            <w:r>
+              <w:rPr>
+                <w:i/>
+                <w:iCs/>
+                <w:lang w:val="de"/>
+              </w:rPr>
+              <w:t xml:space="preserve">einen</w:t>
+            </w:r>
+            <w:r>
+              <w:rPr>
+                <w:lang w:val="de"/>
+              </w:rPr>
+              <w:t xml:space="preserve"> </w:t>
+            </w:r>
+            <w:r>
+              <w:rPr>
+                <w:lang w:val="de"/>
+              </w:rPr>
+              <w:t xml:space="preserve">Empfänger und führt eine laufende Nummer, die sich nie wiederholen darf. Was eine Nummer führt und einen Zustand hat, gehört ins Modell</w:t>
+            </w:r>
+          </w:p>
+        </w:tc>
+      </w:tr>
+      <w:tr>
+        <w:tc>
+          <w:tcPr/>
+          <w:p>
+            <w:pPr>
+              <w:pStyle w:val="Compact"/>
+            </w:pPr>
+            <w:r>
+              <w:rPr>
+                <w:b/>
+                <w:bCs/>
+                <w:lang w:val="de"/>
+              </w:rPr>
+              <w:t xml:space="preserve">Zwischen Erzeugen und Versenden steht ein Tor</w:t>
+            </w:r>
+          </w:p>
+        </w:tc>
+        <w:tc>
+          <w:tcPr/>
+          <w:p>
+            <w:pPr>
+              <w:pStyle w:val="Compact"/>
+            </w:pPr>
+            <w:r>
+              <w:rPr>
+                <w:lang w:val="de"/>
+              </w:rPr>
+              <w:t xml:space="preserve">Der Prüfbericht ist kein Nebenprodukt, sondern die Bedingung dafür, dass die Lieferung hinausgeht. Er hängt deshalb an der Lieferung und nicht neben ihr</w:t>
+            </w:r>
+          </w:p>
+        </w:tc>
+      </w:tr>
+    </w:tbl>
     <w:p>
       <w:pPr>
         <w:pStyle w:val="BodyText"/>
       </w:pPr>
+      <w:r>
+        <w:rPr>
+          <w:lang w:val="de"/>
+        </w:rPr>
+        <w:t xml:space="preserve">Auffällig ist außerdem: Die Lieferung geht</w:t>
+      </w:r>
+      <w:r>
+        <w:rPr>
+          <w:lang w:val="de"/>
+        </w:rPr>
+        <w:t xml:space="preserve"> </w:t>
+      </w:r>
       <w:r>
         <w:rPr>
           <w:b/>
           <w:bCs/>
           <w:lang w:val="de"/>
         </w:rPr>
-        <w:t xml:space="preserve">Die Teilnehmerin ist nicht die Zahlende.</w:t>
-      </w:r>
-      <w:r>
-        <w:rPr>
-          <w:lang w:val="de"/>
-        </w:rPr>
-        <w:t xml:space="preserve"> </w:t>
-      </w:r>
-      <w:r>
-        <w:rPr>
-          <w:lang w:val="de"/>
-        </w:rPr>
-        <w:t xml:space="preserve">Zwischen der erbrachten Leistung</w:t>
-      </w:r>
-      <w:r>
-        <w:rPr>
-          <w:lang w:val="de"/>
-        </w:rPr>
-        <w:t xml:space="preserve"> </w:t>
-      </w:r>
-      <w:r>
-        <w:rPr>
-          <w:lang w:val="de"/>
-        </w:rPr>
-        <w:t xml:space="preserve">und dem Geld steht die Krankenkasse. Damit hängt an jeder Teilnehmerin ein</w:t>
-      </w:r>
-      <w:r>
-        <w:rPr>
-          <w:lang w:val="de"/>
-        </w:rPr>
-        <w:t xml:space="preserve"> </w:t>
-      </w:r>
-      <w:r>
-        <w:rPr>
-          <w:lang w:val="de"/>
-        </w:rPr>
-        <w:t xml:space="preserve">zweiter Satz Angaben — Versichertennummer, Status, Kasse —, der mit dem Kurs</w:t>
-      </w:r>
-      <w:r>
-        <w:rPr>
-          <w:lang w:val="de"/>
-        </w:rPr>
-        <w:t xml:space="preserve"> </w:t>
-      </w:r>
-      <w:r>
-        <w:rPr>
-          <w:lang w:val="de"/>
-        </w:rPr>
-        <w:t xml:space="preserve">nichts zu tun hat und ohne den trotzdem nichts geht.</w:t>
-      </w:r>
-    </w:p>
-    <w:p>
-      <w:pPr>
-        <w:pStyle w:val="BodyText"/>
-      </w:pPr>
+        <w:t xml:space="preserve">nicht an die Krankenkasse</w:t>
+      </w:r>
+      <w:r>
+        <w:rPr>
+          <w:lang w:val="de"/>
+        </w:rPr>
+        <w:t xml:space="preserve">, sondern</w:t>
+      </w:r>
+      <w:r>
+        <w:rPr>
+          <w:lang w:val="de"/>
+        </w:rPr>
+        <w:t xml:space="preserve"> </w:t>
+      </w:r>
+      <w:r>
+        <w:rPr>
+          <w:lang w:val="de"/>
+        </w:rPr>
+        <w:t xml:space="preserve">an eine Datenannahmestelle. Wie sich diese Unterscheidung auswirkt, war zu</w:t>
+      </w:r>
+      <w:r>
+        <w:rPr>
+          <w:lang w:val="de"/>
+        </w:rPr>
+        <w:t xml:space="preserve"> </w:t>
+      </w:r>
+      <w:r>
+        <w:rPr>
+          <w:lang w:val="de"/>
+        </w:rPr>
+        <w:t xml:space="preserve">diesem Zeitpunkt nicht absehbar — sie wird in Teil 04 zum Problem.</w:t>
+      </w:r>
+    </w:p>
+    <w:bookmarkEnd w:id="21"/>
+    <w:bookmarkStart w:id="25" w:name="was-dauerhaft-festgehalten-werden-muss"/>
+    <w:p>
+      <w:pPr>
+        <w:pStyle w:val="Heading3"/>
+      </w:pPr>
+      <w:r>
+        <w:rPr>
+          <w:lang w:val="de"/>
+        </w:rPr>
+        <w:t xml:space="preserve">Was dauerhaft festgehalten werden muss</w:t>
+      </w:r>
+    </w:p>
+    <w:p>
+      <w:pPr>
+        <w:pStyle w:val="FirstParagraph"/>
+      </w:pPr>
+      <w:r>
+        <w:rPr>
+          <w:lang w:val="de"/>
+        </w:rPr>
+        <w:t xml:space="preserve">Aus denselben Begriffen ergibt sich ein erster Entwurf der Datenhaltung. Er ist</w:t>
+      </w:r>
+      <w:r>
+        <w:rPr>
+          <w:lang w:val="de"/>
+        </w:rPr>
+        <w:t xml:space="preserve"> </w:t>
+      </w:r>
+      <w:r>
+        <w:rPr>
+          <w:lang w:val="de"/>
+        </w:rPr>
+        <w:t xml:space="preserve">bewusst noch fachlich gehalten:</w:t>
+      </w:r>
+      <w:r>
+        <w:rPr>
+          <w:lang w:val="de"/>
+        </w:rPr>
+        <w:t xml:space="preserve"> </w:t>
+      </w:r>
       <w:r>
         <w:rPr>
           <w:b/>
           <w:bCs/>
           <w:lang w:val="de"/>
         </w:rPr>
-        <w:t xml:space="preserve">Die Lieferung ist eine eigene Sache, nicht nur ein Versandvorgang.</w:t>
-      </w:r>
-      <w:r>
-        <w:rPr>
-          <w:lang w:val="de"/>
-        </w:rPr>
-        <w:t xml:space="preserve"> </w:t>
-      </w:r>
-      <w:r>
-        <w:rPr>
-          <w:lang w:val="de"/>
-        </w:rPr>
-        <w:t xml:space="preserve">Sie</w:t>
-      </w:r>
-      <w:r>
-        <w:rPr>
-          <w:lang w:val="de"/>
-        </w:rPr>
-        <w:t xml:space="preserve"> </w:t>
-      </w:r>
-      <w:r>
-        <w:rPr>
-          <w:lang w:val="de"/>
-        </w:rPr>
-        <w:t xml:space="preserve">bündelt mehrere Abrechnungen an</w:t>
-      </w:r>
-      <w:r>
-        <w:rPr>
-          <w:lang w:val="de"/>
-        </w:rPr>
-        <w:t xml:space="preserve"> </w:t>
-      </w:r>
-      <w:r>
-        <w:rPr>
-          <w:i/>
-          <w:iCs/>
-          <w:lang w:val="de"/>
-        </w:rPr>
-        <w:t xml:space="preserve">einen</w:t>
-      </w:r>
-      <w:r>
-        <w:rPr>
-          <w:lang w:val="de"/>
-        </w:rPr>
-        <w:t xml:space="preserve"> </w:t>
-      </w:r>
-      <w:r>
-        <w:rPr>
-          <w:lang w:val="de"/>
-        </w:rPr>
-        <w:t xml:space="preserve">Empfänger und trägt eine laufende</w:t>
-      </w:r>
-      <w:r>
-        <w:rPr>
-          <w:lang w:val="de"/>
-        </w:rPr>
-        <w:t xml:space="preserve"> </w:t>
-      </w:r>
-      <w:r>
-        <w:rPr>
-          <w:lang w:val="de"/>
-        </w:rPr>
-        <w:t xml:space="preserve">Nummer, die sich nie wiederholen darf. Etwas, das eine Nummer führt und einen</w:t>
-      </w:r>
-      <w:r>
-        <w:rPr>
-          <w:lang w:val="de"/>
-        </w:rPr>
-        <w:t xml:space="preserve"> </w:t>
-      </w:r>
-      <w:r>
-        <w:rPr>
-          <w:lang w:val="de"/>
-        </w:rPr>
-        <w:t xml:space="preserve">Zustand hat, ist ein Gegenstand des Modells und keine Handlung.</w:t>
-      </w:r>
-    </w:p>
-    <w:p>
-      <w:pPr>
-        <w:pStyle w:val="BodyText"/>
-      </w:pPr>
+        <w:t xml:space="preserve">die Schlüssel sind hier Gedanken, keine</w:t>
+      </w:r>
       <w:r>
         <w:rPr>
           <w:b/>
           <w:bCs/>
           <w:lang w:val="de"/>
         </w:rPr>
-        <w:t xml:space="preserve">Zwischen Erzeugen und Versenden steht ein Tor.</w:t>
-      </w:r>
-      <w:r>
-        <w:rPr>
-          <w:lang w:val="de"/>
-        </w:rPr>
-        <w:t xml:space="preserve"> </w:t>
-      </w:r>
-      <w:r>
-        <w:rPr>
-          <w:lang w:val="de"/>
-        </w:rPr>
-        <w:t xml:space="preserve">Der Prüfbericht ist kein</w:t>
-      </w:r>
-      <w:r>
-        <w:rPr>
-          <w:lang w:val="de"/>
-        </w:rPr>
-        <w:t xml:space="preserve"> </w:t>
-      </w:r>
-      <w:r>
-        <w:rPr>
-          <w:lang w:val="de"/>
-        </w:rPr>
-        <w:t xml:space="preserve">Nebenprodukt, sondern die Bedingung dafür, dass die Lieferung das Haus</w:t>
-      </w:r>
-      <w:r>
-        <w:rPr>
-          <w:lang w:val="de"/>
-        </w:rPr>
-        <w:t xml:space="preserve"> </w:t>
-      </w:r>
-      <w:r>
-        <w:rPr>
-          <w:lang w:val="de"/>
-        </w:rPr>
-        <w:t xml:space="preserve">verlässt. Er hängt deshalb an der Lieferung und nicht neben ihr.</w:t>
-      </w:r>
-    </w:p>
-    <w:p>
-      <w:pPr>
-        <w:pStyle w:val="BodyText"/>
-      </w:pPr>
-      <w:r>
-        <w:rPr>
-          <w:lang w:val="de"/>
-        </w:rPr>
-        <w:t xml:space="preserve">Auffällig ist außerdem, dass die Lieferung</w:t>
-      </w:r>
-      <w:r>
-        <w:rPr>
-          <w:lang w:val="de"/>
-        </w:rPr>
         <w:t xml:space="preserve"> </w:t>
       </w:r>
       <w:r>
@@ -1841,79 +2291,7 @@
           <w:bCs/>
           <w:lang w:val="de"/>
         </w:rPr>
-        <w:t xml:space="preserve">nicht an die Krankenkasse</w:t>
-      </w:r>
-      <w:r>
-        <w:rPr>
-          <w:lang w:val="de"/>
-        </w:rPr>
-        <w:t xml:space="preserve"> </w:t>
-      </w:r>
-      <w:r>
-        <w:rPr>
-          <w:lang w:val="de"/>
-        </w:rPr>
-        <w:t xml:space="preserve">geht,</w:t>
-      </w:r>
-      <w:r>
-        <w:rPr>
-          <w:lang w:val="de"/>
-        </w:rPr>
-        <w:t xml:space="preserve"> </w:t>
-      </w:r>
-      <w:r>
-        <w:rPr>
-          <w:lang w:val="de"/>
-        </w:rPr>
-        <w:t xml:space="preserve">sondern an eine Datenannahmestelle. Wie sich diese Unterscheidung auswirkt, war</w:t>
-      </w:r>
-      <w:r>
-        <w:rPr>
-          <w:lang w:val="de"/>
-        </w:rPr>
-        <w:t xml:space="preserve"> </w:t>
-      </w:r>
-      <w:r>
-        <w:rPr>
-          <w:lang w:val="de"/>
-        </w:rPr>
-        <w:t xml:space="preserve">zu diesem Zeitpunkt noch nicht absehbar — sie wird in Teil 04 zum Problem.</w:t>
-      </w:r>
-    </w:p>
-    <w:bookmarkEnd w:id="20"/>
-    <w:bookmarkStart w:id="24" w:name="was-dauerhaft-festgehalten-werden-muss"/>
-    <w:p>
-      <w:pPr>
-        <w:pStyle w:val="Heading3"/>
-      </w:pPr>
-      <w:r>
-        <w:rPr>
-          <w:lang w:val="de"/>
-        </w:rPr>
-        <w:t xml:space="preserve">Was dauerhaft festgehalten werden muss</w:t>
-      </w:r>
-    </w:p>
-    <w:p>
-      <w:pPr>
-        <w:pStyle w:val="FirstParagraph"/>
-      </w:pPr>
-      <w:r>
-        <w:rPr>
-          <w:lang w:val="de"/>
-        </w:rPr>
-        <w:t xml:space="preserve">Aus denselben Begriffen ergibt sich ein erster Entwurf der Datenhaltung. Er ist</w:t>
-      </w:r>
-      <w:r>
-        <w:rPr>
-          <w:lang w:val="de"/>
-        </w:rPr>
-        <w:t xml:space="preserve"> </w:t>
-      </w:r>
-      <w:r>
-        <w:rPr>
-          <w:lang w:val="de"/>
-        </w:rPr>
-        <w:t xml:space="preserve">bewusst noch fachlich gehalten: die Schlüssel sind Gedanken, keine Spalten.</w:t>
+        <w:t xml:space="preserve">Spalten.</w:t>
       </w:r>
     </w:p>
     <w:p>
@@ -1925,18 +2303,18 @@
           <wp:inline>
             <wp:extent cx="5334000" cy="4807044"/>
             <wp:effectExtent b="0" l="0" r="0" t="0"/>
-            <wp:docPr descr="Erstes Datenmodell" title="" id="22" name="Picture"/>
+            <wp:docPr descr="Erstes Datenmodell" title="" id="23" name="Picture"/>
             <a:graphic>
               <a:graphicData uri="http://schemas.openxmlformats.org/drawingml/2006/picture">
                 <pic:pic>
                   <pic:nvPicPr>
-                    <pic:cNvPr descr="../GKVTransmitter_Vision_ER.png" id="23" name="Picture"/>
+                    <pic:cNvPr descr="../GKVTransmitter_Vision_ER.png" id="24" name="Picture"/>
                     <pic:cNvPicPr>
                       <a:picLocks noChangeArrowheads="1" noChangeAspect="1"/>
                     </pic:cNvPicPr>
                   </pic:nvPicPr>
                   <pic:blipFill>
-                    <a:blip r:embed="rId21"/>
+                    <a:blip r:embed="rId22"/>
                     <a:stretch>
                       <a:fillRect/>
                     </a:stretch>
@@ -1982,132 +2360,7 @@
         <w:rPr>
           <w:lang w:val="de"/>
         </w:rPr>
-        <w:t xml:space="preserve">Die Aufteilung in drei Bereiche ist die eigentliche Aussage des Bildes.</w:t>
-      </w:r>
-      <w:r>
-        <w:rPr>
-          <w:lang w:val="de"/>
-        </w:rPr>
-        <w:t xml:space="preserve"> </w:t>
-      </w:r>
-      <w:r>
-        <w:rPr>
-          <w:b/>
-          <w:bCs/>
-          <w:lang w:val="de"/>
-        </w:rPr>
-        <w:t xml:space="preserve">Stammdaten</w:t>
-      </w:r>
-      <w:r>
-        <w:rPr>
-          <w:lang w:val="de"/>
-        </w:rPr>
-        <w:t xml:space="preserve"> </w:t>
-      </w:r>
-      <w:r>
-        <w:rPr>
-          <w:lang w:val="de"/>
-        </w:rPr>
-        <w:t xml:space="preserve">werden gepflegt und ändern sich selten.</w:t>
-      </w:r>
-      <w:r>
-        <w:rPr>
-          <w:lang w:val="de"/>
-        </w:rPr>
-        <w:t xml:space="preserve"> </w:t>
-      </w:r>
-      <w:r>
-        <w:rPr>
-          <w:b/>
-          <w:bCs/>
-          <w:lang w:val="de"/>
-        </w:rPr>
-        <w:t xml:space="preserve">Bewegungsdaten</w:t>
-      </w:r>
-      <w:r>
-        <w:rPr>
-          <w:lang w:val="de"/>
-        </w:rPr>
-        <w:t xml:space="preserve"> </w:t>
-      </w:r>
-      <w:r>
-        <w:rPr>
-          <w:lang w:val="de"/>
-        </w:rPr>
-        <w:t xml:space="preserve">entstehen im Betrieb und wachsen mit jedem Lauf.</w:t>
-      </w:r>
-      <w:r>
-        <w:rPr>
-          <w:lang w:val="de"/>
-        </w:rPr>
-        <w:t xml:space="preserve"> </w:t>
-      </w:r>
-      <w:r>
-        <w:rPr>
-          <w:b/>
-          <w:bCs/>
-          <w:lang w:val="de"/>
-        </w:rPr>
-        <w:t xml:space="preserve">Betriebsdaten</w:t>
-      </w:r>
-      <w:r>
-        <w:rPr>
-          <w:lang w:val="de"/>
-        </w:rPr>
-        <w:t xml:space="preserve"> </w:t>
-      </w:r>
-      <w:r>
-        <w:rPr>
-          <w:lang w:val="de"/>
-        </w:rPr>
-        <w:t xml:space="preserve">werden</w:t>
-      </w:r>
-      <w:r>
-        <w:rPr>
-          <w:lang w:val="de"/>
-        </w:rPr>
-        <w:t xml:space="preserve"> </w:t>
-      </w:r>
-      <w:r>
-        <w:rPr>
-          <w:lang w:val="de"/>
-        </w:rPr>
-        <w:t xml:space="preserve">einmal eingerichtet und dann kaum noch angefasst — gehören aber trotzdem in die</w:t>
-      </w:r>
-      <w:r>
-        <w:rPr>
-          <w:lang w:val="de"/>
-        </w:rPr>
-        <w:t xml:space="preserve"> </w:t>
-      </w:r>
-      <w:r>
-        <w:rPr>
-          <w:lang w:val="de"/>
-        </w:rPr>
-        <w:t xml:space="preserve">Ablage und nicht in eine Datei daneben.</w:t>
-      </w:r>
-    </w:p>
-    <w:p>
-      <w:pPr>
-        <w:pStyle w:val="BodyText"/>
-      </w:pPr>
-      <w:r>
-        <w:rPr>
-          <w:lang w:val="de"/>
-        </w:rPr>
-        <w:t xml:space="preserve">Zwei Festlegungen fallen hier bereits, und beide haben einen Grund, der später</w:t>
-      </w:r>
-      <w:r>
-        <w:rPr>
-          <w:lang w:val="de"/>
-        </w:rPr>
-        <w:t xml:space="preserve"> </w:t>
-      </w:r>
-      <w:r>
-        <w:rPr>
-          <w:lang w:val="de"/>
-        </w:rPr>
-        <w:t xml:space="preserve">gebraucht wird:</w:t>
+        <w:t xml:space="preserve">Die Dreiteilung ist die eigentliche Aussage des Bildes:</w:t>
       </w:r>
     </w:p>
     <w:tbl>
@@ -2135,21 +2388,21 @@
               <w:rPr>
                 <w:lang w:val="de"/>
               </w:rPr>
-              <w:t xml:space="preserve">Festlegung</w:t>
-            </w:r>
-          </w:p>
-        </w:tc>
-        <w:tc>
-          <w:tcPr/>
-          <w:p>
-            <w:pPr>
-              <w:pStyle w:val="Compact"/>
-            </w:pPr>
-            <w:r>
-              <w:rPr>
-                <w:lang w:val="de"/>
-              </w:rPr>
-              <w:t xml:space="preserve">Warum sie so getroffen wird</w:t>
+              <w:t xml:space="preserve">Bereich</w:t>
+            </w:r>
+          </w:p>
+        </w:tc>
+        <w:tc>
+          <w:tcPr/>
+          <w:p>
+            <w:pPr>
+              <w:pStyle w:val="Compact"/>
+            </w:pPr>
+            <w:r>
+              <w:rPr>
+                <w:lang w:val="de"/>
+              </w:rPr>
+              <w:t xml:space="preserve">Kennzeichen</w:t>
             </w:r>
           </w:p>
         </w:tc>
@@ -2163,23 +2416,25 @@
             </w:pPr>
             <w:r>
               <w:rPr>
-                <w:lang w:val="de"/>
-              </w:rPr>
-              <w:t xml:space="preserve">Eine Abrechnung gehört zu genau einer Lieferung</w:t>
-            </w:r>
-          </w:p>
-        </w:tc>
-        <w:tc>
-          <w:tcPr/>
-          <w:p>
-            <w:pPr>
-              <w:pStyle w:val="Compact"/>
-            </w:pPr>
-            <w:r>
-              <w:rPr>
-                <w:lang w:val="de"/>
-              </w:rPr>
-              <w:t xml:space="preserve">Trifft eine Zurückweisung ein, muss beantwortbar sein, was eigentlich wohin gegangen ist. Ohne diesen Bezug ist die Antwort nicht rekonstruierbar.</w:t>
+                <w:b/>
+                <w:bCs/>
+                <w:lang w:val="de"/>
+              </w:rPr>
+              <w:t xml:space="preserve">Stammdaten</w:t>
+            </w:r>
+          </w:p>
+        </w:tc>
+        <w:tc>
+          <w:tcPr/>
+          <w:p>
+            <w:pPr>
+              <w:pStyle w:val="Compact"/>
+            </w:pPr>
+            <w:r>
+              <w:rPr>
+                <w:lang w:val="de"/>
+              </w:rPr>
+              <w:t xml:space="preserve">werden gepflegt, ändern sich selten</w:t>
             </w:r>
           </w:p>
         </w:tc>
@@ -2193,23 +2448,57 @@
             </w:pPr>
             <w:r>
               <w:rPr>
-                <w:lang w:val="de"/>
-              </w:rPr>
-              <w:t xml:space="preserve">Ein Befund hängt an der Lieferung, nicht an der Abrechnung</w:t>
-            </w:r>
-          </w:p>
-        </w:tc>
-        <w:tc>
-          <w:tcPr/>
-          <w:p>
-            <w:pPr>
-              <w:pStyle w:val="Compact"/>
-            </w:pPr>
-            <w:r>
-              <w:rPr>
-                <w:lang w:val="de"/>
-              </w:rPr>
-              <w:t xml:space="preserve">Manche Beanstandungen betreffen die Lieferung als Ganzes — Zähler, Summen, Rahmen. Sie hätten an keiner einzelnen Abrechnung einen Platz.</w:t>
+                <w:b/>
+                <w:bCs/>
+                <w:lang w:val="de"/>
+              </w:rPr>
+              <w:t xml:space="preserve">Bewegungsdaten</w:t>
+            </w:r>
+          </w:p>
+        </w:tc>
+        <w:tc>
+          <w:tcPr/>
+          <w:p>
+            <w:pPr>
+              <w:pStyle w:val="Compact"/>
+            </w:pPr>
+            <w:r>
+              <w:rPr>
+                <w:lang w:val="de"/>
+              </w:rPr>
+              <w:t xml:space="preserve">entstehen im Betrieb, wachsen mit jedem Lauf</w:t>
+            </w:r>
+          </w:p>
+        </w:tc>
+      </w:tr>
+      <w:tr>
+        <w:tc>
+          <w:tcPr/>
+          <w:p>
+            <w:pPr>
+              <w:pStyle w:val="Compact"/>
+            </w:pPr>
+            <w:r>
+              <w:rPr>
+                <w:b/>
+                <w:bCs/>
+                <w:lang w:val="de"/>
+              </w:rPr>
+              <w:t xml:space="preserve">Betriebsdaten</w:t>
+            </w:r>
+          </w:p>
+        </w:tc>
+        <w:tc>
+          <w:tcPr/>
+          <w:p>
+            <w:pPr>
+              <w:pStyle w:val="Compact"/>
+            </w:pPr>
+            <w:r>
+              <w:rPr>
+                <w:lang w:val="de"/>
+              </w:rPr>
+              <w:t xml:space="preserve">einmal eingerichtet — gehören trotzdem in die Ablage und nicht in eine Datei daneben</w:t>
             </w:r>
           </w:p>
         </w:tc>
@@ -2223,161 +2512,19 @@
         <w:rPr>
           <w:lang w:val="de"/>
         </w:rPr>
-        <w:t xml:space="preserve">Ebenso bewusst ist, dass der</w:t>
-      </w:r>
-      <w:r>
-        <w:rPr>
-          <w:lang w:val="de"/>
-        </w:rPr>
-        <w:t xml:space="preserve"> </w:t>
-      </w:r>
-      <w:r>
-        <w:rPr>
-          <w:b/>
-          <w:bCs/>
-          <w:lang w:val="de"/>
-        </w:rPr>
-        <w:t xml:space="preserve">Zähler</w:t>
-      </w:r>
-      <w:r>
-        <w:rPr>
-          <w:lang w:val="de"/>
-        </w:rPr>
-        <w:t xml:space="preserve"> </w:t>
-      </w:r>
-      <w:r>
-        <w:rPr>
-          <w:lang w:val="de"/>
-        </w:rPr>
-        <w:t xml:space="preserve">für die laufende Nummer eine eigene</w:t>
-      </w:r>
-      <w:r>
-        <w:rPr>
-          <w:lang w:val="de"/>
-        </w:rPr>
-        <w:t xml:space="preserve"> </w:t>
-      </w:r>
-      <w:r>
-        <w:rPr>
-          <w:lang w:val="de"/>
-        </w:rPr>
-        <w:t xml:space="preserve">Ablage bekommt statt eines Werts im Arbeitsspeicher. Eine Nummer, die nach</w:t>
-      </w:r>
-      <w:r>
-        <w:rPr>
-          <w:lang w:val="de"/>
-        </w:rPr>
-        <w:t xml:space="preserve"> </w:t>
-      </w:r>
-      <w:r>
-        <w:rPr>
-          <w:lang w:val="de"/>
-        </w:rPr>
-        <w:t xml:space="preserve">einem Neustart wieder von vorn zählt, erzeugt eine doppelte</w:t>
-      </w:r>
-      <w:r>
-        <w:rPr>
-          <w:lang w:val="de"/>
-        </w:rPr>
-        <w:t xml:space="preserve"> </w:t>
-      </w:r>
-      <w:r>
-        <w:rPr>
-          <w:lang w:val="de"/>
-        </w:rPr>
-        <w:t xml:space="preserve">Datenaustauschreferenz — und die ist ein Zurückweisungsgrund, der sich nicht</w:t>
-      </w:r>
-      <w:r>
-        <w:rPr>
-          <w:lang w:val="de"/>
-        </w:rPr>
-        <w:t xml:space="preserve"> </w:t>
-      </w:r>
-      <w:r>
-        <w:rPr>
-          <w:lang w:val="de"/>
-        </w:rPr>
-        <w:t xml:space="preserve">mehr aus der Datei heraus reparieren lässt.</w:t>
-      </w:r>
-    </w:p>
-    <w:p>
-      <w:pPr>
-        <w:pStyle w:val="BodyText"/>
-      </w:pPr>
-      <w:r>
-        <w:rPr>
-          <w:lang w:val="de"/>
-        </w:rPr>
-        <w:t xml:space="preserve">Die</w:t>
-      </w:r>
-      <w:r>
-        <w:rPr>
-          <w:lang w:val="de"/>
-        </w:rPr>
-        <w:t xml:space="preserve"> </w:t>
-      </w:r>
-      <w:r>
-        <w:rPr>
-          <w:b/>
-          <w:bCs/>
-          <w:lang w:val="de"/>
-        </w:rPr>
-        <w:t xml:space="preserve">Einstellungen</w:t>
-      </w:r>
-      <w:r>
-        <w:rPr>
-          <w:lang w:val="de"/>
-        </w:rPr>
-        <w:t xml:space="preserve"> </w:t>
-      </w:r>
-      <w:r>
-        <w:rPr>
-          <w:lang w:val="de"/>
-        </w:rPr>
-        <w:t xml:space="preserve">stehen als Schlüssel-Wert-Vorrat da und nicht als Tabelle</w:t>
-      </w:r>
-      <w:r>
-        <w:rPr>
-          <w:lang w:val="de"/>
-        </w:rPr>
-        <w:t xml:space="preserve"> </w:t>
-      </w:r>
-      <w:r>
-        <w:rPr>
-          <w:lang w:val="de"/>
-        </w:rPr>
-        <w:t xml:space="preserve">mit festen Spalten. Eine neue Einstellung soll keine Änderung am Datenmodell</w:t>
-      </w:r>
-      <w:r>
-        <w:rPr>
-          <w:lang w:val="de"/>
-        </w:rPr>
-        <w:t xml:space="preserve"> </w:t>
-      </w:r>
-      <w:r>
-        <w:rPr>
-          <w:lang w:val="de"/>
-        </w:rPr>
-        <w:t xml:space="preserve">verlangen.</w:t>
-      </w:r>
-    </w:p>
-    <w:p>
-      <w:pPr>
-        <w:pStyle w:val="BodyText"/>
-      </w:pPr>
-      <w:r>
-        <w:rPr>
-          <w:b/>
-          <w:bCs/>
-          <w:lang w:val="de"/>
-        </w:rPr>
-        <w:t xml:space="preserve">Woran sich Erfolg messen lässt</w:t>
-      </w:r>
-      <w:r>
-        <w:rPr>
-          <w:lang w:val="de"/>
-        </w:rPr>
-        <w:t xml:space="preserve">, in dieser Reihenfolge:</w:t>
+        <w:t xml:space="preserve">Vier Festlegungen fallen hier bereits, jede mit einem Grund, der später gebraucht</w:t>
+      </w:r>
+      <w:r>
+        <w:rPr>
+          <w:lang w:val="de"/>
+        </w:rPr>
+        <w:t xml:space="preserve"> </w:t>
+      </w:r>
+      <w:r>
+        <w:rPr>
+          <w:lang w:val="de"/>
+        </w:rPr>
+        <w:t xml:space="preserve">wird:</w:t>
       </w:r>
     </w:p>
     <w:tbl>
@@ -2405,21 +2552,21 @@
               <w:rPr>
                 <w:lang w:val="de"/>
               </w:rPr>
-              <w:t xml:space="preserve">Maßstab</w:t>
-            </w:r>
-          </w:p>
-        </w:tc>
-        <w:tc>
-          <w:tcPr/>
-          <w:p>
-            <w:pPr>
-              <w:pStyle w:val="Compact"/>
-            </w:pPr>
-            <w:r>
-              <w:rPr>
-                <w:lang w:val="de"/>
-              </w:rPr>
-              <w:t xml:space="preserve">Warum dieser</w:t>
+              <w:t xml:space="preserve">Festlegung</w:t>
+            </w:r>
+          </w:p>
+        </w:tc>
+        <w:tc>
+          <w:tcPr/>
+          <w:p>
+            <w:pPr>
+              <w:pStyle w:val="Compact"/>
+            </w:pPr>
+            <w:r>
+              <w:rPr>
+                <w:lang w:val="de"/>
+              </w:rPr>
+              <w:t xml:space="preserve">Grund</w:t>
             </w:r>
           </w:p>
         </w:tc>
@@ -2435,21 +2582,47 @@
               <w:rPr>
                 <w:lang w:val="de"/>
               </w:rPr>
-              <w:t xml:space="preserve">Eine erzeugte Datei wird ohne Beanstandung angenommen</w:t>
-            </w:r>
-          </w:p>
-        </w:tc>
-        <w:tc>
-          <w:tcPr/>
-          <w:p>
-            <w:pPr>
-              <w:pStyle w:val="Compact"/>
-            </w:pPr>
-            <w:r>
-              <w:rPr>
-                <w:lang w:val="de"/>
-              </w:rPr>
-              <w:t xml:space="preserve">der eigentliche Zweck</w:t>
+              <w:t xml:space="preserve">Eine Abrechnung gehört zu</w:t>
+            </w:r>
+            <w:r>
+              <w:rPr>
+                <w:lang w:val="de"/>
+              </w:rPr>
+              <w:t xml:space="preserve"> </w:t>
+            </w:r>
+            <w:r>
+              <w:rPr>
+                <w:b/>
+                <w:bCs/>
+                <w:lang w:val="de"/>
+              </w:rPr>
+              <w:t xml:space="preserve">genau einer</w:t>
+            </w:r>
+            <w:r>
+              <w:rPr>
+                <w:lang w:val="de"/>
+              </w:rPr>
+              <w:t xml:space="preserve"> </w:t>
+            </w:r>
+            <w:r>
+              <w:rPr>
+                <w:lang w:val="de"/>
+              </w:rPr>
+              <w:t xml:space="preserve">Lieferung</w:t>
+            </w:r>
+          </w:p>
+        </w:tc>
+        <w:tc>
+          <w:tcPr/>
+          <w:p>
+            <w:pPr>
+              <w:pStyle w:val="Compact"/>
+            </w:pPr>
+            <w:r>
+              <w:rPr>
+                <w:lang w:val="de"/>
+              </w:rPr>
+              <w:t xml:space="preserve">Trifft eine Zurückweisung ein, muss beantwortbar sein, was eigentlich wohin gegangen ist</w:t>
             </w:r>
           </w:p>
         </w:tc>
@@ -2465,21 +2638,41 @@
               <w:rPr>
                 <w:lang w:val="de"/>
               </w:rPr>
-              <w:t xml:space="preserve">Ein Fehler in den Daten fällt vor dem Versand auf</w:t>
-            </w:r>
-          </w:p>
-        </w:tc>
-        <w:tc>
-          <w:tcPr/>
-          <w:p>
-            <w:pPr>
-              <w:pStyle w:val="Compact"/>
-            </w:pPr>
-            <w:r>
-              <w:rPr>
-                <w:lang w:val="de"/>
-              </w:rPr>
-              <w:t xml:space="preserve">der eigentliche Wert</w:t>
+              <w:t xml:space="preserve">Ein Befund hängt an der</w:t>
+            </w:r>
+            <w:r>
+              <w:rPr>
+                <w:lang w:val="de"/>
+              </w:rPr>
+              <w:t xml:space="preserve"> </w:t>
+            </w:r>
+            <w:r>
+              <w:rPr>
+                <w:b/>
+                <w:bCs/>
+                <w:lang w:val="de"/>
+              </w:rPr>
+              <w:t xml:space="preserve">Lieferung</w:t>
+            </w:r>
+            <w:r>
+              <w:rPr>
+                <w:lang w:val="de"/>
+              </w:rPr>
+              <w:t xml:space="preserve">, nicht an der Abrechnung</w:t>
+            </w:r>
+          </w:p>
+        </w:tc>
+        <w:tc>
+          <w:tcPr/>
+          <w:p>
+            <w:pPr>
+              <w:pStyle w:val="Compact"/>
+            </w:pPr>
+            <w:r>
+              <w:rPr>
+                <w:lang w:val="de"/>
+              </w:rPr>
+              <w:t xml:space="preserve">Zähler, Summen und Rahmen betreffen die Lieferung als Ganzes und hätten an keiner einzelnen Abrechnung einen Platz</w:t>
             </w:r>
           </w:p>
         </w:tc>
@@ -2495,21 +2688,47 @@
               <w:rPr>
                 <w:lang w:val="de"/>
               </w:rPr>
-              <w:t xml:space="preserve">Der Weg von den Kursdaten zur Datei dauert Minuten</w:t>
-            </w:r>
-          </w:p>
-        </w:tc>
-        <w:tc>
-          <w:tcPr/>
-          <w:p>
-            <w:pPr>
-              <w:pStyle w:val="Compact"/>
-            </w:pPr>
-            <w:r>
-              <w:rPr>
-                <w:lang w:val="de"/>
-              </w:rPr>
-              <w:t xml:space="preserve">sonst benutzt es niemand</w:t>
+              <w:t xml:space="preserve">Der Zähler bekommt eine</w:t>
+            </w:r>
+            <w:r>
+              <w:rPr>
+                <w:lang w:val="de"/>
+              </w:rPr>
+              <w:t xml:space="preserve"> </w:t>
+            </w:r>
+            <w:r>
+              <w:rPr>
+                <w:b/>
+                <w:bCs/>
+                <w:lang w:val="de"/>
+              </w:rPr>
+              <w:t xml:space="preserve">eigene Ablage</w:t>
+            </w:r>
+            <w:r>
+              <w:rPr>
+                <w:lang w:val="de"/>
+              </w:rPr>
+              <w:t xml:space="preserve"> </w:t>
+            </w:r>
+            <w:r>
+              <w:rPr>
+                <w:lang w:val="de"/>
+              </w:rPr>
+              <w:t xml:space="preserve">statt eines Werts im Arbeitsspeicher</w:t>
+            </w:r>
+          </w:p>
+        </w:tc>
+        <w:tc>
+          <w:tcPr/>
+          <w:p>
+            <w:pPr>
+              <w:pStyle w:val="Compact"/>
+            </w:pPr>
+            <w:r>
+              <w:rPr>
+                <w:lang w:val="de"/>
+              </w:rPr>
+              <w:t xml:space="preserve">Eine Nummer, die nach dem Neustart von vorn zählt, erzeugt eine doppelte Datenaustauschreferenz — ein Zurückweisungsgrund, der sich nicht mehr aus der Datei heraus reparieren lässt</w:t>
             </w:r>
           </w:p>
         </w:tc>
@@ -2525,29 +2744,244 @@
               <w:rPr>
                 <w:lang w:val="de"/>
               </w:rPr>
-              <w:t xml:space="preserve">Die Anwenderin versteht, was das Programm ihr sagt</w:t>
-            </w:r>
-          </w:p>
-        </w:tc>
-        <w:tc>
-          <w:tcPr/>
-          <w:p>
-            <w:pPr>
-              <w:pStyle w:val="Compact"/>
-            </w:pPr>
-            <w:r>
-              <w:rPr>
-                <w:lang w:val="de"/>
-              </w:rPr>
-              <w:t xml:space="preserve">sonst ruft sie doch wieder an</w:t>
+              <w:t xml:space="preserve">Einstellungen als</w:t>
+            </w:r>
+            <w:r>
+              <w:rPr>
+                <w:lang w:val="de"/>
+              </w:rPr>
+              <w:t xml:space="preserve"> </w:t>
+            </w:r>
+            <w:r>
+              <w:rPr>
+                <w:b/>
+                <w:bCs/>
+                <w:lang w:val="de"/>
+              </w:rPr>
+              <w:t xml:space="preserve">Schlüssel-Wert-Vorrat</w:t>
+            </w:r>
+            <w:r>
+              <w:rPr>
+                <w:lang w:val="de"/>
+              </w:rPr>
+              <w:t xml:space="preserve"> </w:t>
+            </w:r>
+            <w:r>
+              <w:rPr>
+                <w:lang w:val="de"/>
+              </w:rPr>
+              <w:t xml:space="preserve">statt fester Spalten</w:t>
+            </w:r>
+          </w:p>
+        </w:tc>
+        <w:tc>
+          <w:tcPr/>
+          <w:p>
+            <w:pPr>
+              <w:pStyle w:val="Compact"/>
+            </w:pPr>
+            <w:r>
+              <w:rPr>
+                <w:lang w:val="de"/>
+              </w:rPr>
+              <w:t xml:space="preserve">Eine neue Einstellung soll keine Änderung am Datenmodell verlangen</w:t>
             </w:r>
           </w:p>
         </w:tc>
       </w:tr>
     </w:tbl>
-    <w:bookmarkEnd w:id="24"/>
     <w:bookmarkEnd w:id="25"/>
-    <w:bookmarkStart w:id="26" w:name="offen-geblieben"/>
+    <w:bookmarkStart w:id="26" w:name="woran-sich-erfolg-messen-lässt"/>
+    <w:p>
+      <w:pPr>
+        <w:pStyle w:val="Heading3"/>
+      </w:pPr>
+      <w:r>
+        <w:rPr>
+          <w:lang w:val="de"/>
+        </w:rPr>
+        <w:t xml:space="preserve">Woran sich Erfolg messen lässt</w:t>
+      </w:r>
+    </w:p>
+    <w:p>
+      <w:pPr>
+        <w:pStyle w:val="FirstParagraph"/>
+      </w:pPr>
+      <w:r>
+        <w:rPr>
+          <w:lang w:val="de"/>
+        </w:rPr>
+        <w:t xml:space="preserve">In dieser Reihenfolge:</w:t>
+      </w:r>
+    </w:p>
+    <w:tbl>
+      <w:tblPr>
+        <w:tblStyle w:val="Table"/>
+        <w:tblW w:type="pct" w:w="5000"/>
+        <w:tblLayout w:type="fixed"/>
+        <w:tblLook w:firstRow="1" w:lastRow="0" w:firstColumn="0" w:lastColumn="0" w:noHBand="0" w:noVBand="0" w:val="0020"/>
+      </w:tblPr>
+      <w:tblGrid>
+        <w:gridCol w:w="3960"/>
+        <w:gridCol w:w="3960"/>
+      </w:tblGrid>
+      <w:tr>
+        <w:trPr>
+          <w:tblHeader w:val="on"/>
+        </w:trPr>
+        <w:tc>
+          <w:tcPr/>
+          <w:p>
+            <w:pPr>
+              <w:pStyle w:val="Compact"/>
+            </w:pPr>
+            <w:r>
+              <w:rPr>
+                <w:lang w:val="de"/>
+              </w:rPr>
+              <w:t xml:space="preserve">Maßstab</w:t>
+            </w:r>
+          </w:p>
+        </w:tc>
+        <w:tc>
+          <w:tcPr/>
+          <w:p>
+            <w:pPr>
+              <w:pStyle w:val="Compact"/>
+            </w:pPr>
+            <w:r>
+              <w:rPr>
+                <w:lang w:val="de"/>
+              </w:rPr>
+              <w:t xml:space="preserve">Warum dieser</w:t>
+            </w:r>
+          </w:p>
+        </w:tc>
+      </w:tr>
+      <w:tr>
+        <w:tc>
+          <w:tcPr/>
+          <w:p>
+            <w:pPr>
+              <w:pStyle w:val="Compact"/>
+            </w:pPr>
+            <w:r>
+              <w:rPr>
+                <w:lang w:val="de"/>
+              </w:rPr>
+              <w:t xml:space="preserve">Eine erzeugte Datei wird ohne Beanstandung angenommen</w:t>
+            </w:r>
+          </w:p>
+        </w:tc>
+        <w:tc>
+          <w:tcPr/>
+          <w:p>
+            <w:pPr>
+              <w:pStyle w:val="Compact"/>
+            </w:pPr>
+            <w:r>
+              <w:rPr>
+                <w:lang w:val="de"/>
+              </w:rPr>
+              <w:t xml:space="preserve">der eigentliche Zweck</w:t>
+            </w:r>
+          </w:p>
+        </w:tc>
+      </w:tr>
+      <w:tr>
+        <w:tc>
+          <w:tcPr/>
+          <w:p>
+            <w:pPr>
+              <w:pStyle w:val="Compact"/>
+            </w:pPr>
+            <w:r>
+              <w:rPr>
+                <w:lang w:val="de"/>
+              </w:rPr>
+              <w:t xml:space="preserve">Ein Fehler in den Daten fällt vor dem Versand auf</w:t>
+            </w:r>
+          </w:p>
+        </w:tc>
+        <w:tc>
+          <w:tcPr/>
+          <w:p>
+            <w:pPr>
+              <w:pStyle w:val="Compact"/>
+            </w:pPr>
+            <w:r>
+              <w:rPr>
+                <w:lang w:val="de"/>
+              </w:rPr>
+              <w:t xml:space="preserve">der eigentliche Wert</w:t>
+            </w:r>
+          </w:p>
+        </w:tc>
+      </w:tr>
+      <w:tr>
+        <w:tc>
+          <w:tcPr/>
+          <w:p>
+            <w:pPr>
+              <w:pStyle w:val="Compact"/>
+            </w:pPr>
+            <w:r>
+              <w:rPr>
+                <w:lang w:val="de"/>
+              </w:rPr>
+              <w:t xml:space="preserve">Der Weg von den Kursdaten zur Datei dauert Minuten</w:t>
+            </w:r>
+          </w:p>
+        </w:tc>
+        <w:tc>
+          <w:tcPr/>
+          <w:p>
+            <w:pPr>
+              <w:pStyle w:val="Compact"/>
+            </w:pPr>
+            <w:r>
+              <w:rPr>
+                <w:lang w:val="de"/>
+              </w:rPr>
+              <w:t xml:space="preserve">sonst benutzt es niemand</w:t>
+            </w:r>
+          </w:p>
+        </w:tc>
+      </w:tr>
+      <w:tr>
+        <w:tc>
+          <w:tcPr/>
+          <w:p>
+            <w:pPr>
+              <w:pStyle w:val="Compact"/>
+            </w:pPr>
+            <w:r>
+              <w:rPr>
+                <w:lang w:val="de"/>
+              </w:rPr>
+              <w:t xml:space="preserve">Die Anwenderin versteht, was das Programm ihr sagt</w:t>
+            </w:r>
+          </w:p>
+        </w:tc>
+        <w:tc>
+          <w:tcPr/>
+          <w:p>
+            <w:pPr>
+              <w:pStyle w:val="Compact"/>
+            </w:pPr>
+            <w:r>
+              <w:rPr>
+                <w:lang w:val="de"/>
+              </w:rPr>
+              <w:t xml:space="preserve">sonst ruft sie doch wieder an</w:t>
+            </w:r>
+          </w:p>
+        </w:tc>
+      </w:tr>
+    </w:tbl>
+    <w:bookmarkEnd w:id="26"/>
+    <w:bookmarkEnd w:id="27"/>
+    <w:bookmarkStart w:id="28" w:name="offen-geblieben"/>
     <w:p>
       <w:pPr>
         <w:pStyle w:val="Heading2"/>
@@ -2564,7 +2998,7 @@
         <w:pStyle w:val="Compact"/>
         <w:numPr>
           <w:ilvl w:val="0"/>
-          <w:numId w:val="1003"/>
+          <w:numId w:val="1002"/>
         </w:numPr>
       </w:pPr>
       <w:r>
@@ -2605,7 +3039,7 @@
         <w:pStyle w:val="Compact"/>
         <w:numPr>
           <w:ilvl w:val="0"/>
-          <w:numId w:val="1003"/>
+          <w:numId w:val="1002"/>
         </w:numPr>
       </w:pPr>
       <w:r>
@@ -2658,7 +3092,7 @@
         <w:pStyle w:val="Compact"/>
         <w:numPr>
           <w:ilvl w:val="0"/>
-          <w:numId w:val="1003"/>
+          <w:numId w:val="1002"/>
         </w:numPr>
       </w:pPr>
       <w:r>
@@ -2711,7 +3145,7 @@
         <w:pStyle w:val="Compact"/>
         <w:numPr>
           <w:ilvl w:val="0"/>
-          <w:numId w:val="1003"/>
+          <w:numId w:val="1002"/>
         </w:numPr>
       </w:pPr>
       <w:r>
@@ -2744,31 +3178,19 @@
         <w:rPr>
           <w:lang w:val="de"/>
         </w:rPr>
-        <w:t xml:space="preserve">Beides ist hier absichtlich noch fachlich gehalten; die Umsetzung folgt in den</w:t>
-      </w:r>
-      <w:r>
-        <w:rPr>
-          <w:lang w:val="de"/>
-        </w:rPr>
-        <w:t xml:space="preserve"> </w:t>
-      </w:r>
-      <w:r>
-        <w:rPr>
-          <w:lang w:val="de"/>
-        </w:rPr>
-        <w:t xml:space="preserve">Teilen 06 und 07. Dass die beiden Bilder dort nicht mehr gleich aussehen</w:t>
-      </w:r>
-      <w:r>
-        <w:rPr>
-          <w:lang w:val="de"/>
-        </w:rPr>
-        <w:t xml:space="preserve"> </w:t>
-      </w:r>
-      <w:r>
-        <w:rPr>
-          <w:lang w:val="de"/>
-        </w:rPr>
-        <w:t xml:space="preserve">werden, ist zu erwarten —</w:t>
+        <w:t xml:space="preserve">Die Umsetzung folgt in den Teilen 06 und 07. Dass die beiden Bilder dort nicht</w:t>
+      </w:r>
+      <w:r>
+        <w:rPr>
+          <w:lang w:val="de"/>
+        </w:rPr>
+        <w:t xml:space="preserve"> </w:t>
+      </w:r>
+      <w:r>
+        <w:rPr>
+          <w:lang w:val="de"/>
+        </w:rPr>
+        <w:t xml:space="preserve">mehr gleich aussehen werden, ist zu erwarten —</w:t>
       </w:r>
       <w:r>
         <w:rPr>
@@ -2782,10 +3204,26 @@
           <w:bCs/>
           <w:lang w:val="de"/>
         </w:rPr>
-        <w:t xml:space="preserve">wo sie abweichen, ist die interessante Stelle.</w:t>
-      </w:r>
-    </w:p>
-    <w:bookmarkEnd w:id="26"/>
+        <w:t xml:space="preserve">wo sie abweichen, ist die</w:t>
+      </w:r>
+      <w:r>
+        <w:rPr>
+          <w:b/>
+          <w:bCs/>
+          <w:lang w:val="de"/>
+        </w:rPr>
+        <w:t xml:space="preserve"> </w:t>
+      </w:r>
+      <w:r>
+        <w:rPr>
+          <w:b/>
+          <w:bCs/>
+          <w:lang w:val="de"/>
+        </w:rPr>
+        <w:t xml:space="preserve">interessante Stelle.</w:t>
+      </w:r>
+    </w:p>
+    <w:bookmarkEnd w:id="28"/>
     <w:sectPr>
       <w:footnotePr>
         <w:numRestart w:val="eachSect"/>
@@ -2999,91 +3437,6 @@
       </w:rPr>
     </w:lvl>
   </w:abstractNum>
-  <w:abstractNum w:abstractNumId="99411">
-    <w:nsid w:val="00A99411"/>
-    <w:multiLevelType w:val="multilevel"/>
-    <w:lvl w:ilvl="0">
-      <w:start w:val="1"/>
-      <w:numFmt w:val="decimal"/>
-      <w:lvlText w:val="%1."/>
-      <w:lvlJc w:val="left"/>
-      <w:pPr>
-        <w:ind w:left="720" w:hanging="360"/>
-      </w:pPr>
-    </w:lvl>
-    <w:lvl w:ilvl="1">
-      <w:start w:val="1"/>
-      <w:numFmt w:val="decimal"/>
-      <w:lvlText w:val="%2."/>
-      <w:lvlJc w:val="left"/>
-      <w:pPr>
-        <w:ind w:left="1440" w:hanging="360"/>
-      </w:pPr>
-    </w:lvl>
-    <w:lvl w:ilvl="2">
-      <w:start w:val="1"/>
-      <w:numFmt w:val="decimal"/>
-      <w:lvlText w:val="%3."/>
-      <w:lvlJc w:val="left"/>
-      <w:pPr>
-        <w:ind w:left="2160" w:hanging="360"/>
-      </w:pPr>
-    </w:lvl>
-    <w:lvl w:ilvl="3">
-      <w:start w:val="1"/>
-      <w:numFmt w:val="decimal"/>
-      <w:lvlText w:val="%4."/>
-      <w:lvlJc w:val="left"/>
-      <w:pPr>
-        <w:ind w:left="2880" w:hanging="360"/>
-      </w:pPr>
-    </w:lvl>
-    <w:lvl w:ilvl="4">
-      <w:start w:val="1"/>
-      <w:numFmt w:val="decimal"/>
-      <w:lvlText w:val="%5."/>
-      <w:lvlJc w:val="left"/>
-      <w:pPr>
-        <w:ind w:left="3600" w:hanging="360"/>
-      </w:pPr>
-    </w:lvl>
-    <w:lvl w:ilvl="5">
-      <w:start w:val="1"/>
-      <w:numFmt w:val="decimal"/>
-      <w:lvlText w:val="%6."/>
-      <w:lvlJc w:val="left"/>
-      <w:pPr>
-        <w:ind w:left="4320" w:hanging="360"/>
-      </w:pPr>
-    </w:lvl>
-    <w:lvl w:ilvl="6">
-      <w:start w:val="1"/>
-      <w:numFmt w:val="decimal"/>
-      <w:lvlText w:val="%7."/>
-      <w:lvlJc w:val="left"/>
-      <w:pPr>
-        <w:ind w:left="5040" w:hanging="360"/>
-      </w:pPr>
-    </w:lvl>
-    <w:lvl w:ilvl="7">
-      <w:start w:val="1"/>
-      <w:numFmt w:val="decimal"/>
-      <w:lvlText w:val="%8."/>
-      <w:lvlJc w:val="left"/>
-      <w:pPr>
-        <w:ind w:left="5760" w:hanging="360"/>
-      </w:pPr>
-    </w:lvl>
-    <w:lvl w:ilvl="8">
-      <w:start w:val="1"/>
-      <w:numFmt w:val="decimal"/>
-      <w:lvlText w:val="%9."/>
-      <w:lvlJc w:val="left"/>
-      <w:pPr>
-        <w:ind w:left="6480" w:hanging="360"/>
-      </w:pPr>
-    </w:lvl>
-  </w:abstractNum>
   <w:num w:numId="1000">
     <w:abstractNumId w:val="990"/>
   </w:num>
@@ -3091,36 +3444,6 @@
     <w:abstractNumId w:val="991"/>
   </w:num>
   <w:num w:numId="1002">
-    <w:abstractNumId w:val="99411"/>
-    <w:lvlOverride w:ilvl="0">
-      <w:startOverride w:val="1"/>
-    </w:lvlOverride>
-    <w:lvlOverride w:ilvl="1">
-      <w:startOverride w:val="1"/>
-    </w:lvlOverride>
-    <w:lvlOverride w:ilvl="2">
-      <w:startOverride w:val="1"/>
-    </w:lvlOverride>
-    <w:lvlOverride w:ilvl="3">
-      <w:startOverride w:val="1"/>
-    </w:lvlOverride>
-    <w:lvlOverride w:ilvl="4">
-      <w:startOverride w:val="1"/>
-    </w:lvlOverride>
-    <w:lvlOverride w:ilvl="5">
-      <w:startOverride w:val="1"/>
-    </w:lvlOverride>
-    <w:lvlOverride w:ilvl="6">
-      <w:startOverride w:val="1"/>
-    </w:lvlOverride>
-    <w:lvlOverride w:ilvl="7">
-      <w:startOverride w:val="1"/>
-    </w:lvlOverride>
-    <w:lvlOverride w:ilvl="8">
-      <w:startOverride w:val="1"/>
-    </w:lvlOverride>
-  </w:num>
-  <w:num w:numId="1003">
     <w:abstractNumId w:val="991"/>
   </w:num>
 </w:numbering>

--- a/GKVTransmitter/Information/dokumentation/01-Vision.docx
+++ b/GKVTransmitter/Information/dokumentation/01-Vision.docx
@@ -44,31 +44,19 @@
         <w:rPr>
           <w:lang w:val="de"/>
         </w:rPr>
-        <w:t xml:space="preserve">Eine freiberuflich tätige Hebamme gibt Kurse — Geburtsvorbereitung, Rückbildung,</w:t>
-      </w:r>
-      <w:r>
-        <w:rPr>
-          <w:lang w:val="de"/>
-        </w:rPr>
-        <w:t xml:space="preserve"> </w:t>
-      </w:r>
-      <w:r>
-        <w:rPr>
-          <w:lang w:val="de"/>
-        </w:rPr>
-        <w:t xml:space="preserve">Beratung in Gruppen. Die Teilnehmerinnen sind gesetzlich krankenversichert und</w:t>
-      </w:r>
-      <w:r>
-        <w:rPr>
-          <w:lang w:val="de"/>
-        </w:rPr>
-        <w:t xml:space="preserve"> </w:t>
-      </w:r>
-      <w:r>
-        <w:rPr>
-          <w:lang w:val="de"/>
-        </w:rPr>
-        <w:t xml:space="preserve">zahlen diese Kurse in der Regel nicht selbst:</w:t>
+        <w:t xml:space="preserve">Wer als Freiberuflerin Leistungen für gesetzlich Versicherte erbringt, rechnet</w:t>
+      </w:r>
+      <w:r>
+        <w:rPr>
+          <w:lang w:val="de"/>
+        </w:rPr>
+        <w:t xml:space="preserve"> </w:t>
+      </w:r>
+      <w:r>
+        <w:rPr>
+          <w:lang w:val="de"/>
+        </w:rPr>
+        <w:t xml:space="preserve">sie nicht mit den Versicherten ab, sondern</w:t>
       </w:r>
       <w:r>
         <w:rPr>
@@ -82,7 +70,113 @@
           <w:bCs/>
           <w:lang w:val="de"/>
         </w:rPr>
-        <w:t xml:space="preserve">abgerechnet wird mit ihrer</w:t>
+        <w:t xml:space="preserve">mit deren Krankenkasse</w:t>
+      </w:r>
+      <w:r>
+        <w:rPr>
+          <w:lang w:val="de"/>
+        </w:rPr>
+        <w:t xml:space="preserve">. Das gilt</w:t>
+      </w:r>
+      <w:r>
+        <w:rPr>
+          <w:lang w:val="de"/>
+        </w:rPr>
+        <w:t xml:space="preserve"> </w:t>
+      </w:r>
+      <w:r>
+        <w:rPr>
+          <w:lang w:val="de"/>
+        </w:rPr>
+        <w:t xml:space="preserve">für Hebammenhilfe ebenso wie für Heilmittel oder Rehabilitationssport — die</w:t>
+      </w:r>
+      <w:r>
+        <w:rPr>
+          <w:lang w:val="de"/>
+        </w:rPr>
+        <w:t xml:space="preserve"> </w:t>
+      </w:r>
+      <w:r>
+        <w:rPr>
+          <w:lang w:val="de"/>
+        </w:rPr>
+        <w:t xml:space="preserve">Leistungen unterscheiden sich, das Verfahren dahinter kaum.</w:t>
+      </w:r>
+    </w:p>
+    <w:p>
+      <w:pPr>
+        <w:pStyle w:val="BodyText"/>
+      </w:pPr>
+      <w:r>
+        <w:rPr>
+          <w:lang w:val="de"/>
+        </w:rPr>
+        <w:t xml:space="preserve">Der konkrete Anlass dieses Projekts sind Kurse einer freiberuflich tätigen</w:t>
+      </w:r>
+      <w:r>
+        <w:rPr>
+          <w:lang w:val="de"/>
+        </w:rPr>
+        <w:t xml:space="preserve"> </w:t>
+      </w:r>
+      <w:r>
+        <w:rPr>
+          <w:lang w:val="de"/>
+        </w:rPr>
+        <w:t xml:space="preserve">Hebamme: Geburtsvorbereitung, Rückbildung, Beratung in Gruppen. Er ist der erste</w:t>
+      </w:r>
+      <w:r>
+        <w:rPr>
+          <w:lang w:val="de"/>
+        </w:rPr>
+        <w:t xml:space="preserve"> </w:t>
+      </w:r>
+      <w:r>
+        <w:rPr>
+          <w:lang w:val="de"/>
+        </w:rPr>
+        <w:t xml:space="preserve">Fall, nicht der einzige denkbare.</w:t>
+      </w:r>
+    </w:p>
+    <w:p>
+      <w:pPr>
+        <w:pStyle w:val="BodyText"/>
+      </w:pPr>
+      <w:r>
+        <w:rPr>
+          <w:lang w:val="de"/>
+        </w:rPr>
+        <w:t xml:space="preserve">Abgerechnet wird nicht mit einer Rechnung. Die Kassen nehmen dafür weder Briefe</w:t>
+      </w:r>
+      <w:r>
+        <w:rPr>
+          <w:lang w:val="de"/>
+        </w:rPr>
+        <w:t xml:space="preserve"> </w:t>
+      </w:r>
+      <w:r>
+        <w:rPr>
+          <w:lang w:val="de"/>
+        </w:rPr>
+        <w:t xml:space="preserve">noch PDF-Dateien entgegen, sondern eine strukturierte Datenlieferung in einem</w:t>
+      </w:r>
+      <w:r>
+        <w:rPr>
+          <w:lang w:val="de"/>
+        </w:rPr>
+        <w:t xml:space="preserve"> </w:t>
+      </w:r>
+      <w:r>
+        <w:rPr>
+          <w:lang w:val="de"/>
+        </w:rPr>
+        <w:t xml:space="preserve">festgelegten Format —</w:t>
+      </w:r>
+      <w:r>
+        <w:rPr>
+          <w:lang w:val="de"/>
+        </w:rPr>
+        <w:t xml:space="preserve"> </w:t>
       </w:r>
       <w:r>
         <w:rPr>
@@ -90,15 +184,7 @@
           <w:bCs/>
           <w:lang w:val="de"/>
         </w:rPr>
-        <w:t xml:space="preserve"> </w:t>
-      </w:r>
-      <w:r>
-        <w:rPr>
-          <w:b/>
-          <w:bCs/>
-          <w:lang w:val="de"/>
-        </w:rPr>
-        <w:t xml:space="preserve">Krankenkasse.</w:t>
+        <w:t xml:space="preserve">bis auf das einzelne Zeichen vorgegeben.</w:t>
       </w:r>
     </w:p>
     <w:p>
@@ -109,56 +195,7 @@
         <w:rPr>
           <w:lang w:val="de"/>
         </w:rPr>
-        <w:t xml:space="preserve">Das ist kein Rechnungsschreiben. Die Kassen nehmen dafür weder Briefe noch</w:t>
-      </w:r>
-      <w:r>
-        <w:rPr>
-          <w:lang w:val="de"/>
-        </w:rPr>
-        <w:t xml:space="preserve"> </w:t>
-      </w:r>
-      <w:r>
-        <w:rPr>
-          <w:lang w:val="de"/>
-        </w:rPr>
-        <w:t xml:space="preserve">PDF-Dateien entgegen, sondern eine strukturierte Datenlieferung in einem</w:t>
-      </w:r>
-      <w:r>
-        <w:rPr>
-          <w:lang w:val="de"/>
-        </w:rPr>
-        <w:t xml:space="preserve"> </w:t>
-      </w:r>
-      <w:r>
-        <w:rPr>
-          <w:lang w:val="de"/>
-        </w:rPr>
-        <w:t xml:space="preserve">festgelegten Format —</w:t>
-      </w:r>
-      <w:r>
-        <w:rPr>
-          <w:lang w:val="de"/>
-        </w:rPr>
-        <w:t xml:space="preserve"> </w:t>
-      </w:r>
-      <w:r>
-        <w:rPr>
-          <w:b/>
-          <w:bCs/>
-          <w:lang w:val="de"/>
-        </w:rPr>
-        <w:t xml:space="preserve">bis auf das einzelne Zeichen vorgegeben.</w:t>
-      </w:r>
-    </w:p>
-    <w:p>
-      <w:pPr>
-        <w:pStyle w:val="BodyText"/>
-      </w:pPr>
-      <w:r>
-        <w:rPr>
-          <w:lang w:val="de"/>
-        </w:rPr>
-        <w:t xml:space="preserve">Für eine einzelne Hebamme gibt es dafür zwei Wege:</w:t>
+        <w:t xml:space="preserve">Für eine einzelne Leistungserbringerin gibt es dafür zwei Wege:</w:t>
       </w:r>
     </w:p>
     <w:tbl>
@@ -321,19 +358,19 @@
         <w:rPr>
           <w:lang w:val="de"/>
         </w:rPr>
-        <w:t xml:space="preserve">Die Daten, aus denen eine Abrechnung besteht, liegen ohnehin vor: wer war in</w:t>
-      </w:r>
-      <w:r>
-        <w:rPr>
-          <w:lang w:val="de"/>
-        </w:rPr>
-        <w:t xml:space="preserve"> </w:t>
-      </w:r>
-      <w:r>
-        <w:rPr>
-          <w:lang w:val="de"/>
-        </w:rPr>
-        <w:t xml:space="preserve">welchem Kurs, an wie vielen Terminen, bei welcher Kasse versichert.</w:t>
+        <w:t xml:space="preserve">Die Daten, aus denen eine Abrechnung besteht, liegen ohnehin vor: wer hat wann</w:t>
+      </w:r>
+      <w:r>
+        <w:rPr>
+          <w:lang w:val="de"/>
+        </w:rPr>
+        <w:t xml:space="preserve"> </w:t>
+      </w:r>
+      <w:r>
+        <w:rPr>
+          <w:lang w:val="de"/>
+        </w:rPr>
+        <w:t xml:space="preserve">welche Leistung erhalten, in welchem Umfang, bei welcher Kasse versichert.</w:t>
       </w:r>
       <w:r>
         <w:rPr>
@@ -347,23 +384,7 @@
           <w:bCs/>
           <w:lang w:val="de"/>
         </w:rPr>
-        <w:t xml:space="preserve">Sie liegen</w:t>
-      </w:r>
-      <w:r>
-        <w:rPr>
-          <w:b/>
-          <w:bCs/>
-          <w:lang w:val="de"/>
-        </w:rPr>
-        <w:t xml:space="preserve"> </w:t>
-      </w:r>
-      <w:r>
-        <w:rPr>
-          <w:b/>
-          <w:bCs/>
-          <w:lang w:val="de"/>
-        </w:rPr>
-        <w:t xml:space="preserve">nur in Listen und Köpfen statt in einer Datei.</w:t>
+        <w:t xml:space="preserve">Sie liegen nur in Listen und Köpfen statt in einer Datei.</w:t>
       </w:r>
     </w:p>
     <w:bookmarkEnd w:id="9"/>
@@ -406,6 +427,33 @@
         <w:rPr>
           <w:lang w:val="de"/>
         </w:rPr>
+        <w:t xml:space="preserve">Entscheiden, wie weit es tragen soll: ein Programm für einen Kursanbieter oder</w:t>
+      </w:r>
+      <w:r>
+        <w:rPr>
+          <w:lang w:val="de"/>
+        </w:rPr>
+        <w:t xml:space="preserve"> </w:t>
+      </w:r>
+      <w:r>
+        <w:rPr>
+          <w:lang w:val="de"/>
+        </w:rPr>
+        <w:t xml:space="preserve">eines für die Abrechnung mit gesetzlichen Kassen überhaupt.</w:t>
+      </w:r>
+    </w:p>
+    <w:p>
+      <w:pPr>
+        <w:pStyle w:val="Compact"/>
+        <w:numPr>
+          <w:ilvl w:val="0"/>
+          <w:numId w:val="1001"/>
+        </w:numPr>
+      </w:pPr>
+      <w:r>
+        <w:rPr>
+          <w:lang w:val="de"/>
+        </w:rPr>
         <w:t xml:space="preserve">Ein erstes Bild der Fachlichkeit: welche Begriffe es gibt, wie sie</w:t>
       </w:r>
       <w:r>
@@ -422,7 +470,7 @@
       </w:r>
     </w:p>
     <w:bookmarkEnd w:id="10"/>
-    <w:bookmarkStart w:id="14" w:name="überlegungen"/>
+    <w:bookmarkStart w:id="15" w:name="überlegungen"/>
     <w:p>
       <w:pPr>
         <w:pStyle w:val="Heading2"/>
@@ -633,7 +681,7 @@
       </w:r>
     </w:p>
     <w:bookmarkEnd w:id="11"/>
-    <w:bookmarkStart w:id="12" w:name="wer-es-bedient"/>
+    <w:bookmarkStart w:id="12" w:name="wie-weit-soll-es-tragen"/>
     <w:p>
       <w:pPr>
         <w:pStyle w:val="Heading3"/>
@@ -642,7 +690,7 @@
         <w:rPr>
           <w:lang w:val="de"/>
         </w:rPr>
-        <w:t xml:space="preserve">Wer es bedient</w:t>
+        <w:t xml:space="preserve">Wie weit soll es tragen</w:t>
       </w:r>
     </w:p>
     <w:p>
@@ -653,31 +701,60 @@
         <w:rPr>
           <w:lang w:val="de"/>
         </w:rPr>
-        <w:t xml:space="preserve">Eine einzelne Person, an einem einzelnen Rechner, ohne besondere</w:t>
-      </w:r>
-      <w:r>
-        <w:rPr>
-          <w:lang w:val="de"/>
-        </w:rPr>
-        <w:t xml:space="preserve"> </w:t>
-      </w:r>
-      <w:r>
-        <w:rPr>
-          <w:lang w:val="de"/>
-        </w:rPr>
-        <w:t xml:space="preserve">Computerkenntnisse und ohne jemanden, der bei Problemen hilft. Meist abends,</w:t>
-      </w:r>
-      <w:r>
-        <w:rPr>
-          <w:lang w:val="de"/>
-        </w:rPr>
-        <w:t xml:space="preserve"> </w:t>
-      </w:r>
-      <w:r>
-        <w:rPr>
-          <w:lang w:val="de"/>
-        </w:rPr>
-        <w:t xml:space="preserve">nach den Kursen.</w:t>
+        <w:t xml:space="preserve">Man könnte das Programm auf Hebammenkurse zuschneiden. Das wäre die kleinere</w:t>
+      </w:r>
+      <w:r>
+        <w:rPr>
+          <w:lang w:val="de"/>
+        </w:rPr>
+        <w:t xml:space="preserve"> </w:t>
+      </w:r>
+      <w:r>
+        <w:rPr>
+          <w:lang w:val="de"/>
+        </w:rPr>
+        <w:t xml:space="preserve">Aufgabe und für den ersten Fall vollkommen ausreichend.</w:t>
+      </w:r>
+    </w:p>
+    <w:p>
+      <w:pPr>
+        <w:pStyle w:val="BodyText"/>
+      </w:pPr>
+      <w:r>
+        <w:rPr>
+          <w:lang w:val="de"/>
+        </w:rPr>
+        <w:t xml:space="preserve">Dagegen spricht ein Blick auf das Verfahren selbst:</w:t>
+      </w:r>
+      <w:r>
+        <w:rPr>
+          <w:lang w:val="de"/>
+        </w:rPr>
+        <w:t xml:space="preserve"> </w:t>
+      </w:r>
+      <w:r>
+        <w:rPr>
+          <w:b/>
+          <w:bCs/>
+          <w:lang w:val="de"/>
+        </w:rPr>
+        <w:t xml:space="preserve">fast alles daran ist nicht</w:t>
+      </w:r>
+      <w:r>
+        <w:rPr>
+          <w:b/>
+          <w:bCs/>
+          <w:lang w:val="de"/>
+        </w:rPr>
+        <w:t xml:space="preserve"> </w:t>
+      </w:r>
+      <w:r>
+        <w:rPr>
+          <w:b/>
+          <w:bCs/>
+          <w:lang w:val="de"/>
+        </w:rPr>
+        <w:t xml:space="preserve">leistungsspezifisch.</w:t>
       </w:r>
     </w:p>
     <w:tbl>
@@ -705,21 +782,21 @@
               <w:rPr>
                 <w:lang w:val="de"/>
               </w:rPr>
-              <w:t xml:space="preserve">Umstand</w:t>
-            </w:r>
-          </w:p>
-        </w:tc>
-        <w:tc>
-          <w:tcPr/>
-          <w:p>
-            <w:pPr>
-              <w:pStyle w:val="Compact"/>
-            </w:pPr>
-            <w:r>
-              <w:rPr>
-                <w:lang w:val="de"/>
-              </w:rPr>
-              <w:t xml:space="preserve">Was daraus für das Programm folgt</w:t>
+              <w:t xml:space="preserve">Bleibt über die Leistungsbereiche gleich</w:t>
+            </w:r>
+          </w:p>
+        </w:tc>
+        <w:tc>
+          <w:tcPr/>
+          <w:p>
+            <w:pPr>
+              <w:pStyle w:val="Compact"/>
+            </w:pPr>
+            <w:r>
+              <w:rPr>
+                <w:lang w:val="de"/>
+              </w:rPr>
+              <w:t xml:space="preserve">Wechselt je Leistungsbereich</w:t>
             </w:r>
           </w:p>
         </w:tc>
@@ -735,47 +812,21 @@
               <w:rPr>
                 <w:lang w:val="de"/>
               </w:rPr>
-              <w:t xml:space="preserve">Niemand richtet etwas ein</w:t>
-            </w:r>
-          </w:p>
-        </w:tc>
-        <w:tc>
-          <w:tcPr/>
-          <w:p>
-            <w:pPr>
-              <w:pStyle w:val="Compact"/>
-            </w:pPr>
-            <w:r>
-              <w:rPr>
-                <w:lang w:val="de"/>
-              </w:rPr>
-              <w:t xml:space="preserve">Es darf</w:t>
-            </w:r>
-            <w:r>
-              <w:rPr>
-                <w:lang w:val="de"/>
-              </w:rPr>
-              <w:t xml:space="preserve"> </w:t>
-            </w:r>
-            <w:r>
-              <w:rPr>
-                <w:b/>
-                <w:bCs/>
-                <w:lang w:val="de"/>
-              </w:rPr>
-              <w:t xml:space="preserve">nichts zusätzlich installiert</w:t>
-            </w:r>
-            <w:r>
-              <w:rPr>
-                <w:lang w:val="de"/>
-              </w:rPr>
-              <w:t xml:space="preserve"> </w:t>
-            </w:r>
-            <w:r>
-              <w:rPr>
-                <w:lang w:val="de"/>
-              </w:rPr>
-              <w:t xml:space="preserve">werden müssen — keine Datenbank, keine Laufzeitumgebung, kein Serverdienst</w:t>
+              <w:t xml:space="preserve">Der Aufbau der Nachricht — Rahmen, Rechnungs-, Versicherten-, Leistungs- und Summenteile</w:t>
+            </w:r>
+          </w:p>
+        </w:tc>
+        <w:tc>
+          <w:tcPr/>
+          <w:p>
+            <w:pPr>
+              <w:pStyle w:val="Compact"/>
+            </w:pPr>
+            <w:r>
+              <w:rPr>
+                <w:lang w:val="de"/>
+              </w:rPr>
+              <w:t xml:space="preserve">Der Sammelgruppenschlüssel im Nachrichtenkopf</w:t>
             </w:r>
           </w:p>
         </w:tc>
@@ -791,41 +842,21 @@
               <w:rPr>
                 <w:lang w:val="de"/>
               </w:rPr>
-              <w:t xml:space="preserve">Es geht um Gesundheitsdaten von Schwangeren</w:t>
-            </w:r>
-          </w:p>
-        </w:tc>
-        <w:tc>
-          <w:tcPr/>
-          <w:p>
-            <w:pPr>
-              <w:pStyle w:val="Compact"/>
-            </w:pPr>
-            <w:r>
-              <w:rPr>
-                <w:lang w:val="de"/>
-              </w:rPr>
-              <w:t xml:space="preserve">Die Daten bleiben</w:t>
-            </w:r>
-            <w:r>
-              <w:rPr>
-                <w:lang w:val="de"/>
-              </w:rPr>
-              <w:t xml:space="preserve"> </w:t>
-            </w:r>
-            <w:r>
-              <w:rPr>
-                <w:b/>
-                <w:bCs/>
-                <w:lang w:val="de"/>
-              </w:rPr>
-              <w:t xml:space="preserve">auf dem Rechner der Anwenderin</w:t>
-            </w:r>
-            <w:r>
-              <w:rPr>
-                <w:lang w:val="de"/>
-              </w:rPr>
-              <w:t xml:space="preserve">, nicht im Netz</w:t>
+              <w:t xml:space="preserve">Die Beteiligten und ihre Institutionskennzeichen samt Prüfziffer</w:t>
+            </w:r>
+          </w:p>
+        </w:tc>
+        <w:tc>
+          <w:tcPr/>
+          <w:p>
+            <w:pPr>
+              <w:pStyle w:val="Compact"/>
+            </w:pPr>
+            <w:r>
+              <w:rPr>
+                <w:lang w:val="de"/>
+              </w:rPr>
+              <w:t xml:space="preserve">Der Abrechnungscode</w:t>
             </w:r>
           </w:p>
         </w:tc>
@@ -841,47 +872,21 @@
               <w:rPr>
                 <w:lang w:val="de"/>
               </w:rPr>
-              <w:t xml:space="preserve">Niemand hilft, wenn etwas klemmt</w:t>
-            </w:r>
-          </w:p>
-        </w:tc>
-        <w:tc>
-          <w:tcPr/>
-          <w:p>
-            <w:pPr>
-              <w:pStyle w:val="Compact"/>
-            </w:pPr>
-            <w:r>
-              <w:rPr>
-                <w:lang w:val="de"/>
-              </w:rPr>
-              <w:t xml:space="preserve">Eine Meldung sagt,</w:t>
-            </w:r>
-            <w:r>
-              <w:rPr>
-                <w:lang w:val="de"/>
-              </w:rPr>
-              <w:t xml:space="preserve"> </w:t>
-            </w:r>
-            <w:r>
-              <w:rPr>
-                <w:b/>
-                <w:bCs/>
-                <w:lang w:val="de"/>
-              </w:rPr>
-              <w:t xml:space="preserve">was zu tun ist</w:t>
-            </w:r>
-            <w:r>
-              <w:rPr>
-                <w:lang w:val="de"/>
-              </w:rPr>
-              <w:t xml:space="preserve"> </w:t>
-            </w:r>
-            <w:r>
-              <w:rPr>
-                <w:lang w:val="de"/>
-              </w:rPr>
-              <w:t xml:space="preserve">— nicht, was schiefging. „Feld 4 ungültig” hilft niemandem</w:t>
+              <w:t xml:space="preserve">Prüfung, Zählerführung, Summenbildung</w:t>
+            </w:r>
+          </w:p>
+        </w:tc>
+        <w:tc>
+          <w:tcPr/>
+          <w:p>
+            <w:pPr>
+              <w:pStyle w:val="Compact"/>
+            </w:pPr>
+            <w:r>
+              <w:rPr>
+                <w:lang w:val="de"/>
+              </w:rPr>
+              <w:t xml:space="preserve">Positionsnummern und Tarifkennzeichen</w:t>
             </w:r>
           </w:p>
         </w:tc>
@@ -897,28 +902,118 @@
               <w:rPr>
                 <w:lang w:val="de"/>
               </w:rPr>
-              <w:t xml:space="preserve">Abends, nach den Kursen</w:t>
-            </w:r>
-          </w:p>
-        </w:tc>
-        <w:tc>
-          <w:tcPr/>
-          <w:p>
-            <w:pPr>
-              <w:pStyle w:val="Compact"/>
-            </w:pPr>
-            <w:r>
-              <w:rPr>
-                <w:lang w:val="de"/>
-              </w:rPr>
-              <w:t xml:space="preserve">Der Weg von den Kursdaten zur fertigen Datei muss kurz sein</w:t>
+              <w:t xml:space="preserve">Lieferung, Zustellweg, Einordnung der Rückmeldung</w:t>
+            </w:r>
+          </w:p>
+        </w:tc>
+        <w:tc>
+          <w:tcPr/>
+          <w:p>
+            <w:pPr>
+              <w:pStyle w:val="Compact"/>
+            </w:pPr>
+            <w:r>
+              <w:rPr>
+                <w:lang w:val="de"/>
+              </w:rPr>
+              <w:t xml:space="preserve">Der Vertrag, aus dem sich die zulässigen Werte ergeben</w:t>
             </w:r>
           </w:p>
         </w:tc>
       </w:tr>
     </w:tbl>
+    <w:p>
+      <w:pPr>
+        <w:pStyle w:val="BodyText"/>
+      </w:pPr>
+      <w:r>
+        <w:rPr>
+          <w:lang w:val="de"/>
+        </w:rPr>
+        <w:t xml:space="preserve">Die rechte Spalte ist kurz, und sie besteht ausschließlich aus</w:t>
+      </w:r>
+      <w:r>
+        <w:rPr>
+          <w:lang w:val="de"/>
+        </w:rPr>
+        <w:t xml:space="preserve"> </w:t>
+      </w:r>
+      <w:r>
+        <w:rPr>
+          <w:b/>
+          <w:bCs/>
+          <w:lang w:val="de"/>
+        </w:rPr>
+        <w:t xml:space="preserve">Werten</w:t>
+      </w:r>
+      <w:r>
+        <w:rPr>
+          <w:lang w:val="de"/>
+        </w:rPr>
+        <w:t xml:space="preserve">, nicht</w:t>
+      </w:r>
+      <w:r>
+        <w:rPr>
+          <w:lang w:val="de"/>
+        </w:rPr>
+        <w:t xml:space="preserve"> </w:t>
+      </w:r>
+      <w:r>
+        <w:rPr>
+          <w:lang w:val="de"/>
+        </w:rPr>
+        <w:t xml:space="preserve">aus Abläufen. Ein zweiter Leistungsbereich verlangt also Einträge, keinen Umbau</w:t>
+      </w:r>
+      <w:r>
+        <w:rPr>
+          <w:lang w:val="de"/>
+        </w:rPr>
+        <w:t xml:space="preserve"> </w:t>
+      </w:r>
+      <w:r>
+        <w:rPr>
+          <w:lang w:val="de"/>
+        </w:rPr>
+        <w:t xml:space="preserve">— vorausgesetzt, das Modell trennt beides von Anfang an.</w:t>
+      </w:r>
+    </w:p>
+    <w:p>
+      <w:pPr>
+        <w:pStyle w:val="BodyText"/>
+      </w:pPr>
+      <w:r>
+        <w:rPr>
+          <w:lang w:val="de"/>
+        </w:rPr>
+        <w:t xml:space="preserve">Genau das kostet in der Vision fast nichts und später sehr viel: ein Begriff,</w:t>
+      </w:r>
+      <w:r>
+        <w:rPr>
+          <w:lang w:val="de"/>
+        </w:rPr>
+        <w:t xml:space="preserve"> </w:t>
+      </w:r>
+      <w:r>
+        <w:rPr>
+          <w:lang w:val="de"/>
+        </w:rPr>
+        <w:t xml:space="preserve">der von Beginn an „Leistungsfall” heißt statt „Kurs”, trägt eine</w:t>
+      </w:r>
+      <w:r>
+        <w:rPr>
+          <w:lang w:val="de"/>
+        </w:rPr>
+        <w:t xml:space="preserve"> </w:t>
+      </w:r>
+      <w:r>
+        <w:rPr>
+          <w:lang w:val="de"/>
+        </w:rPr>
+        <w:t xml:space="preserve">Behandlungsserie mit, ohne dass jemand ihn umbenennen muss.</w:t>
+      </w:r>
+    </w:p>
     <w:bookmarkEnd w:id="12"/>
-    <w:bookmarkStart w:id="13" w:name="was-es-ausdrücklich-nicht-wird"/>
+    <w:bookmarkStart w:id="13" w:name="wer-es-bedient"/>
     <w:p>
       <w:pPr>
         <w:pStyle w:val="Heading3"/>
@@ -927,7 +1022,7 @@
         <w:rPr>
           <w:lang w:val="de"/>
         </w:rPr>
-        <w:t xml:space="preserve">Was es ausdrücklich nicht wird</w:t>
+        <w:t xml:space="preserve">Wer es bedient</w:t>
       </w:r>
     </w:p>
     <w:p>
@@ -938,7 +1033,31 @@
         <w:rPr>
           <w:lang w:val="de"/>
         </w:rPr>
-        <w:t xml:space="preserve">So wichtig wie die andere Liste — ein Projekt ohne Grenzen wird nie fertig.</w:t>
+        <w:t xml:space="preserve">Eine einzelne Person, an einem einzelnen Rechner, ohne besondere</w:t>
+      </w:r>
+      <w:r>
+        <w:rPr>
+          <w:lang w:val="de"/>
+        </w:rPr>
+        <w:t xml:space="preserve"> </w:t>
+      </w:r>
+      <w:r>
+        <w:rPr>
+          <w:lang w:val="de"/>
+        </w:rPr>
+        <w:t xml:space="preserve">Computerkenntnisse und ohne jemanden, der bei Problemen hilft. Meist abends,</w:t>
+      </w:r>
+      <w:r>
+        <w:rPr>
+          <w:lang w:val="de"/>
+        </w:rPr>
+        <w:t xml:space="preserve"> </w:t>
+      </w:r>
+      <w:r>
+        <w:rPr>
+          <w:lang w:val="de"/>
+        </w:rPr>
+        <w:t xml:space="preserve">nach der Arbeit.</w:t>
       </w:r>
     </w:p>
     <w:tbl>
@@ -966,21 +1085,21 @@
               <w:rPr>
                 <w:lang w:val="de"/>
               </w:rPr>
-              <w:t xml:space="preserve">Nicht</w:t>
-            </w:r>
-          </w:p>
-        </w:tc>
-        <w:tc>
-          <w:tcPr/>
-          <w:p>
-            <w:pPr>
-              <w:pStyle w:val="Compact"/>
-            </w:pPr>
-            <w:r>
-              <w:rPr>
-                <w:lang w:val="de"/>
-              </w:rPr>
-              <w:t xml:space="preserve">Warum</w:t>
+              <w:t xml:space="preserve">Umstand</w:t>
+            </w:r>
+          </w:p>
+        </w:tc>
+        <w:tc>
+          <w:tcPr/>
+          <w:p>
+            <w:pPr>
+              <w:pStyle w:val="Compact"/>
+            </w:pPr>
+            <w:r>
+              <w:rPr>
+                <w:lang w:val="de"/>
+              </w:rPr>
+              <w:t xml:space="preserve">Was daraus für das Programm folgt</w:t>
             </w:r>
           </w:p>
         </w:tc>
@@ -996,21 +1115,47 @@
               <w:rPr>
                 <w:lang w:val="de"/>
               </w:rPr>
-              <w:t xml:space="preserve">Kursverwaltung, Terminplanung, Erinnerungen</w:t>
-            </w:r>
-          </w:p>
-        </w:tc>
-        <w:tc>
-          <w:tcPr/>
-          <w:p>
-            <w:pPr>
-              <w:pStyle w:val="Compact"/>
-            </w:pPr>
-            <w:r>
-              <w:rPr>
-                <w:lang w:val="de"/>
-              </w:rPr>
-              <w:t xml:space="preserve">ein eigenes Feld, und dafür gibt es Werkzeuge</w:t>
+              <w:t xml:space="preserve">Niemand richtet etwas ein</w:t>
+            </w:r>
+          </w:p>
+        </w:tc>
+        <w:tc>
+          <w:tcPr/>
+          <w:p>
+            <w:pPr>
+              <w:pStyle w:val="Compact"/>
+            </w:pPr>
+            <w:r>
+              <w:rPr>
+                <w:lang w:val="de"/>
+              </w:rPr>
+              <w:t xml:space="preserve">Es darf</w:t>
+            </w:r>
+            <w:r>
+              <w:rPr>
+                <w:lang w:val="de"/>
+              </w:rPr>
+              <w:t xml:space="preserve"> </w:t>
+            </w:r>
+            <w:r>
+              <w:rPr>
+                <w:b/>
+                <w:bCs/>
+                <w:lang w:val="de"/>
+              </w:rPr>
+              <w:t xml:space="preserve">nichts zusätzlich installiert</w:t>
+            </w:r>
+            <w:r>
+              <w:rPr>
+                <w:lang w:val="de"/>
+              </w:rPr>
+              <w:t xml:space="preserve"> </w:t>
+            </w:r>
+            <w:r>
+              <w:rPr>
+                <w:lang w:val="de"/>
+              </w:rPr>
+              <w:t xml:space="preserve">werden müssen — keine Datenbank, keine Laufzeitumgebung, kein Serverdienst</w:t>
             </w:r>
           </w:p>
         </w:tc>
@@ -1026,21 +1171,41 @@
               <w:rPr>
                 <w:lang w:val="de"/>
               </w:rPr>
-              <w:t xml:space="preserve">Buchhaltung, Steuer, Einnahmenüberschussrechnung</w:t>
-            </w:r>
-          </w:p>
-        </w:tc>
-        <w:tc>
-          <w:tcPr/>
-          <w:p>
-            <w:pPr>
-              <w:pStyle w:val="Compact"/>
-            </w:pPr>
-            <w:r>
-              <w:rPr>
-                <w:lang w:val="de"/>
-              </w:rPr>
-              <w:t xml:space="preserve">ebenso, und mit eigenen Vorschriften</w:t>
+              <w:t xml:space="preserve">Es geht um Gesundheitsdaten</w:t>
+            </w:r>
+          </w:p>
+        </w:tc>
+        <w:tc>
+          <w:tcPr/>
+          <w:p>
+            <w:pPr>
+              <w:pStyle w:val="Compact"/>
+            </w:pPr>
+            <w:r>
+              <w:rPr>
+                <w:lang w:val="de"/>
+              </w:rPr>
+              <w:t xml:space="preserve">Die Daten bleiben</w:t>
+            </w:r>
+            <w:r>
+              <w:rPr>
+                <w:lang w:val="de"/>
+              </w:rPr>
+              <w:t xml:space="preserve"> </w:t>
+            </w:r>
+            <w:r>
+              <w:rPr>
+                <w:b/>
+                <w:bCs/>
+                <w:lang w:val="de"/>
+              </w:rPr>
+              <w:t xml:space="preserve">auf dem Rechner der Anwenderin</w:t>
+            </w:r>
+            <w:r>
+              <w:rPr>
+                <w:lang w:val="de"/>
+              </w:rPr>
+              <w:t xml:space="preserve">, nicht im Netz</w:t>
             </w:r>
           </w:p>
         </w:tc>
@@ -1056,21 +1221,47 @@
               <w:rPr>
                 <w:lang w:val="de"/>
               </w:rPr>
-              <w:t xml:space="preserve">Privatabrechnung mit Selbstzahlern</w:t>
-            </w:r>
-          </w:p>
-        </w:tc>
-        <w:tc>
-          <w:tcPr/>
-          <w:p>
-            <w:pPr>
-              <w:pStyle w:val="Compact"/>
-            </w:pPr>
-            <w:r>
-              <w:rPr>
-                <w:lang w:val="de"/>
-              </w:rPr>
-              <w:t xml:space="preserve">ein anderes Verfahren mit anderen Regeln</w:t>
+              <w:t xml:space="preserve">Niemand hilft, wenn etwas klemmt</w:t>
+            </w:r>
+          </w:p>
+        </w:tc>
+        <w:tc>
+          <w:tcPr/>
+          <w:p>
+            <w:pPr>
+              <w:pStyle w:val="Compact"/>
+            </w:pPr>
+            <w:r>
+              <w:rPr>
+                <w:lang w:val="de"/>
+              </w:rPr>
+              <w:t xml:space="preserve">Eine Meldung sagt,</w:t>
+            </w:r>
+            <w:r>
+              <w:rPr>
+                <w:lang w:val="de"/>
+              </w:rPr>
+              <w:t xml:space="preserve"> </w:t>
+            </w:r>
+            <w:r>
+              <w:rPr>
+                <w:b/>
+                <w:bCs/>
+                <w:lang w:val="de"/>
+              </w:rPr>
+              <w:t xml:space="preserve">was zu tun ist</w:t>
+            </w:r>
+            <w:r>
+              <w:rPr>
+                <w:lang w:val="de"/>
+              </w:rPr>
+              <w:t xml:space="preserve"> </w:t>
+            </w:r>
+            <w:r>
+              <w:rPr>
+                <w:lang w:val="de"/>
+              </w:rPr>
+              <w:t xml:space="preserve">— nicht, was schiefging. „Feld 4 ungültig” hilft niemandem</w:t>
             </w:r>
           </w:p>
         </w:tc>
@@ -1086,59 +1277,278 @@
               <w:rPr>
                 <w:lang w:val="de"/>
               </w:rPr>
-              <w:t xml:space="preserve">Mehrbenutzerbetrieb, Praxisverwaltung</w:t>
-            </w:r>
-          </w:p>
-        </w:tc>
-        <w:tc>
-          <w:tcPr/>
-          <w:p>
-            <w:pPr>
-              <w:pStyle w:val="Compact"/>
-            </w:pPr>
-            <w:r>
-              <w:rPr>
-                <w:lang w:val="de"/>
-              </w:rPr>
-              <w:t xml:space="preserve">eine bewusste Grenze; die gewählte Datenhaltung lässt genau einen Schreiber zu</w:t>
-            </w:r>
-          </w:p>
-        </w:tc>
-      </w:tr>
-      <w:tr>
-        <w:tc>
-          <w:tcPr/>
-          <w:p>
-            <w:pPr>
-              <w:pStyle w:val="Compact"/>
-            </w:pPr>
-            <w:r>
-              <w:rPr>
-                <w:lang w:val="de"/>
-              </w:rPr>
-              <w:t xml:space="preserve">Fachliche Beratung, welche Leistung abrechenbar ist</w:t>
-            </w:r>
-          </w:p>
-        </w:tc>
-        <w:tc>
-          <w:tcPr/>
-          <w:p>
-            <w:pPr>
-              <w:pStyle w:val="Compact"/>
-            </w:pPr>
-            <w:r>
-              <w:rPr>
-                <w:lang w:val="de"/>
-              </w:rPr>
-              <w:t xml:space="preserve">das entscheidet der Vertrag, nicht ein Programm</w:t>
+              <w:t xml:space="preserve">Abends, nebenher</w:t>
+            </w:r>
+          </w:p>
+        </w:tc>
+        <w:tc>
+          <w:tcPr/>
+          <w:p>
+            <w:pPr>
+              <w:pStyle w:val="Compact"/>
+            </w:pPr>
+            <w:r>
+              <w:rPr>
+                <w:lang w:val="de"/>
+              </w:rPr>
+              <w:t xml:space="preserve">Der Weg von den erfassten Daten zur fertigen Datei muss kurz sein</w:t>
             </w:r>
           </w:p>
         </w:tc>
       </w:tr>
     </w:tbl>
     <w:bookmarkEnd w:id="13"/>
+    <w:bookmarkStart w:id="14" w:name="was-es-ausdrücklich-nicht-wird"/>
+    <w:p>
+      <w:pPr>
+        <w:pStyle w:val="Heading3"/>
+      </w:pPr>
+      <w:r>
+        <w:rPr>
+          <w:lang w:val="de"/>
+        </w:rPr>
+        <w:t xml:space="preserve">Was es ausdrücklich nicht wird</w:t>
+      </w:r>
+    </w:p>
+    <w:p>
+      <w:pPr>
+        <w:pStyle w:val="FirstParagraph"/>
+      </w:pPr>
+      <w:r>
+        <w:rPr>
+          <w:lang w:val="de"/>
+        </w:rPr>
+        <w:t xml:space="preserve">So wichtig wie die andere Liste — ein Projekt ohne Grenzen wird nie fertig.</w:t>
+      </w:r>
+    </w:p>
+    <w:tbl>
+      <w:tblPr>
+        <w:tblStyle w:val="Table"/>
+        <w:tblW w:type="pct" w:w="5000"/>
+        <w:tblLayout w:type="fixed"/>
+        <w:tblLook w:firstRow="1" w:lastRow="0" w:firstColumn="0" w:lastColumn="0" w:noHBand="0" w:noVBand="0" w:val="0020"/>
+      </w:tblPr>
+      <w:tblGrid>
+        <w:gridCol w:w="3960"/>
+        <w:gridCol w:w="3960"/>
+      </w:tblGrid>
+      <w:tr>
+        <w:trPr>
+          <w:tblHeader w:val="on"/>
+        </w:trPr>
+        <w:tc>
+          <w:tcPr/>
+          <w:p>
+            <w:pPr>
+              <w:pStyle w:val="Compact"/>
+            </w:pPr>
+            <w:r>
+              <w:rPr>
+                <w:lang w:val="de"/>
+              </w:rPr>
+              <w:t xml:space="preserve">Nicht</w:t>
+            </w:r>
+          </w:p>
+        </w:tc>
+        <w:tc>
+          <w:tcPr/>
+          <w:p>
+            <w:pPr>
+              <w:pStyle w:val="Compact"/>
+            </w:pPr>
+            <w:r>
+              <w:rPr>
+                <w:lang w:val="de"/>
+              </w:rPr>
+              <w:t xml:space="preserve">Warum</w:t>
+            </w:r>
+          </w:p>
+        </w:tc>
+      </w:tr>
+      <w:tr>
+        <w:tc>
+          <w:tcPr/>
+          <w:p>
+            <w:pPr>
+              <w:pStyle w:val="Compact"/>
+            </w:pPr>
+            <w:r>
+              <w:rPr>
+                <w:lang w:val="de"/>
+              </w:rPr>
+              <w:t xml:space="preserve">Kurs- und Terminverwaltung, Erinnerungen</w:t>
+            </w:r>
+          </w:p>
+        </w:tc>
+        <w:tc>
+          <w:tcPr/>
+          <w:p>
+            <w:pPr>
+              <w:pStyle w:val="Compact"/>
+            </w:pPr>
+            <w:r>
+              <w:rPr>
+                <w:lang w:val="de"/>
+              </w:rPr>
+              <w:t xml:space="preserve">ein eigenes Feld, und dafür gibt es Werkzeuge</w:t>
+            </w:r>
+          </w:p>
+        </w:tc>
+      </w:tr>
+      <w:tr>
+        <w:tc>
+          <w:tcPr/>
+          <w:p>
+            <w:pPr>
+              <w:pStyle w:val="Compact"/>
+            </w:pPr>
+            <w:r>
+              <w:rPr>
+                <w:lang w:val="de"/>
+              </w:rPr>
+              <w:t xml:space="preserve">Buchhaltung, Steuer, Einnahmenüberschussrechnung</w:t>
+            </w:r>
+          </w:p>
+        </w:tc>
+        <w:tc>
+          <w:tcPr/>
+          <w:p>
+            <w:pPr>
+              <w:pStyle w:val="Compact"/>
+            </w:pPr>
+            <w:r>
+              <w:rPr>
+                <w:lang w:val="de"/>
+              </w:rPr>
+              <w:t xml:space="preserve">ebenso, und mit eigenen Vorschriften</w:t>
+            </w:r>
+          </w:p>
+        </w:tc>
+      </w:tr>
+      <w:tr>
+        <w:tc>
+          <w:tcPr/>
+          <w:p>
+            <w:pPr>
+              <w:pStyle w:val="Compact"/>
+            </w:pPr>
+            <w:r>
+              <w:rPr>
+                <w:lang w:val="de"/>
+              </w:rPr>
+              <w:t xml:space="preserve">Privatabrechnung mit Selbstzahlern</w:t>
+            </w:r>
+          </w:p>
+        </w:tc>
+        <w:tc>
+          <w:tcPr/>
+          <w:p>
+            <w:pPr>
+              <w:pStyle w:val="Compact"/>
+            </w:pPr>
+            <w:r>
+              <w:rPr>
+                <w:lang w:val="de"/>
+              </w:rPr>
+              <w:t xml:space="preserve">ein anderes Verfahren mit anderen Regeln</w:t>
+            </w:r>
+          </w:p>
+        </w:tc>
+      </w:tr>
+      <w:tr>
+        <w:tc>
+          <w:tcPr/>
+          <w:p>
+            <w:pPr>
+              <w:pStyle w:val="Compact"/>
+            </w:pPr>
+            <w:r>
+              <w:rPr>
+                <w:lang w:val="de"/>
+              </w:rPr>
+              <w:t xml:space="preserve">Mehrbenutzerbetrieb, Praxisverwaltung</w:t>
+            </w:r>
+          </w:p>
+        </w:tc>
+        <w:tc>
+          <w:tcPr/>
+          <w:p>
+            <w:pPr>
+              <w:pStyle w:val="Compact"/>
+            </w:pPr>
+            <w:r>
+              <w:rPr>
+                <w:lang w:val="de"/>
+              </w:rPr>
+              <w:t xml:space="preserve">eine bewusste Grenze; die gewählte Datenhaltung lässt genau einen Schreiber zu</w:t>
+            </w:r>
+          </w:p>
+        </w:tc>
+      </w:tr>
+      <w:tr>
+        <w:tc>
+          <w:tcPr/>
+          <w:p>
+            <w:pPr>
+              <w:pStyle w:val="Compact"/>
+            </w:pPr>
+            <w:r>
+              <w:rPr>
+                <w:lang w:val="de"/>
+              </w:rPr>
+              <w:t xml:space="preserve">Ein mitgelieferter Katalog gültiger Positionsnummern je Bereich</w:t>
+            </w:r>
+          </w:p>
+        </w:tc>
+        <w:tc>
+          <w:tcPr/>
+          <w:p>
+            <w:pPr>
+              <w:pStyle w:val="Compact"/>
+            </w:pPr>
+            <w:r>
+              <w:rPr>
+                <w:lang w:val="de"/>
+              </w:rPr>
+              <w:t xml:space="preserve">die ergeben sich aus dem Vertrag. Das Programm hält den Rahmen bereit, die Werte trägt ein, wer den Vertrag hat</w:t>
+            </w:r>
+          </w:p>
+        </w:tc>
+      </w:tr>
+      <w:tr>
+        <w:tc>
+          <w:tcPr/>
+          <w:p>
+            <w:pPr>
+              <w:pStyle w:val="Compact"/>
+            </w:pPr>
+            <w:r>
+              <w:rPr>
+                <w:lang w:val="de"/>
+              </w:rPr>
+              <w:t xml:space="preserve">Fachliche Beratung, welche Leistung abrechenbar ist</w:t>
+            </w:r>
+          </w:p>
+        </w:tc>
+        <w:tc>
+          <w:tcPr/>
+          <w:p>
+            <w:pPr>
+              <w:pStyle w:val="Compact"/>
+            </w:pPr>
+            <w:r>
+              <w:rPr>
+                <w:lang w:val="de"/>
+              </w:rPr>
+              <w:t xml:space="preserve">das entscheidet ebenfalls der Vertrag, nicht ein Programm</w:t>
+            </w:r>
+          </w:p>
+        </w:tc>
+      </w:tr>
+    </w:tbl>
     <w:bookmarkEnd w:id="14"/>
-    <w:bookmarkStart w:id="16" w:name="entscheidung"/>
+    <w:bookmarkEnd w:id="15"/>
+    <w:bookmarkStart w:id="17" w:name="entscheidung"/>
     <w:p>
       <w:pPr>
         <w:pStyle w:val="Heading2"/>
@@ -1160,7 +1570,7 @@
           <w:bCs/>
           <w:lang w:val="de"/>
         </w:rPr>
-        <w:t xml:space="preserve">Das Projekt wird ein Einzelplatzprogramm, das aus vorhandenen Kursdaten eine</w:t>
+        <w:t xml:space="preserve">Das Projekt wird ein Einzelplatzprogramm, das aus vorhandenen Leistungsdaten</w:t>
       </w:r>
       <w:r>
         <w:rPr>
@@ -1176,7 +1586,7 @@
           <w:bCs/>
           <w:lang w:val="de"/>
         </w:rPr>
-        <w:t xml:space="preserve">prüffähige Abrechnungsdatei erzeugt — und das jede Datei prüft, bevor sie</w:t>
+        <w:t xml:space="preserve">eine prüffähige Abrechnungsdatei erzeugt — und das jede Datei prüft, bevor sie</w:t>
       </w:r>
       <w:r>
         <w:rPr>
@@ -1193,6 +1603,30 @@
           <w:lang w:val="de"/>
         </w:rPr>
         <w:t xml:space="preserve">hinausgeht.</w:t>
+      </w:r>
+      <w:r>
+        <w:rPr>
+          <w:lang w:val="de"/>
+        </w:rPr>
+        <w:t xml:space="preserve"> </w:t>
+      </w:r>
+      <w:r>
+        <w:rPr>
+          <w:lang w:val="de"/>
+        </w:rPr>
+        <w:t xml:space="preserve">Der Aufbau folgt dem Verfahren, nicht einem einzelnen</w:t>
+      </w:r>
+      <w:r>
+        <w:rPr>
+          <w:lang w:val="de"/>
+        </w:rPr>
+        <w:t xml:space="preserve"> </w:t>
+      </w:r>
+      <w:r>
+        <w:rPr>
+          <w:lang w:val="de"/>
+        </w:rPr>
+        <w:t xml:space="preserve">Leistungsbereich; der erste bediente ist die Hebammenhilfe.</w:t>
       </w:r>
     </w:p>
     <w:tbl>
@@ -1295,7 +1729,7 @@
               <w:rPr>
                 <w:lang w:val="de"/>
               </w:rPr>
-              <w:t xml:space="preserve">Teilnehmerinnen mit Versicherungsangaben, die Leistungserbringerin selbst, Gruppen als Zusammenfassung eines Kurses</w:t>
+              <w:t xml:space="preserve">versicherte Personen mit ihren Versicherungsangaben, die Leistungserbringerin selbst, Leistungsfälle als Zusammenfassung — ein Kurs, eine Behandlungsserie</w:t>
             </w:r>
           </w:p>
         </w:tc>
@@ -1341,7 +1775,7 @@
               <w:rPr>
                 <w:lang w:val="de"/>
               </w:rPr>
-              <w:t xml:space="preserve">was ein Kurs kostet, unter welcher Position er abgerechnet wird — einmal festgelegt, mehrfach verwendet</w:t>
+              <w:t xml:space="preserve">was eine Einheit kostet, unter welcher Position sie abgerechnet wird — einmal festgelegt, mehrfach verwendet. Hier sitzt das Bereichsspezifische</w:t>
             </w:r>
           </w:p>
         </w:tc>
@@ -1387,7 +1821,7 @@
               <w:rPr>
                 <w:lang w:val="de"/>
               </w:rPr>
-              <w:t xml:space="preserve">aus Gruppe, Leistungsbeschreibung und Terminanzahl entsteht die Nachricht im vorgeschriebenen Format</w:t>
+              <w:t xml:space="preserve">aus Leistungsfall, Beschreibung und Anzahl der Einheiten entsteht die Nachricht im vorgeschriebenen Format</w:t>
             </w:r>
           </w:p>
         </w:tc>
@@ -1485,7 +1919,7 @@
         </w:tc>
       </w:tr>
     </w:tbl>
-    <w:bookmarkStart w:id="15" w:name="warum-nicht-der-einfachere-weg"/>
+    <w:bookmarkStart w:id="16" w:name="warum-nicht-der-einfachere-weg"/>
     <w:p>
       <w:pPr>
         <w:pStyle w:val="Heading3"/>
@@ -1660,9 +2094,9 @@
         <w:t xml:space="preserve">Aufwand nicht.</w:t>
       </w:r>
     </w:p>
-    <w:bookmarkEnd w:id="15"/>
     <w:bookmarkEnd w:id="16"/>
-    <w:bookmarkStart w:id="27" w:name="ergebnis"/>
+    <w:bookmarkEnd w:id="17"/>
+    <w:bookmarkStart w:id="28" w:name="ergebnis"/>
     <w:p>
       <w:pPr>
         <w:pStyle w:val="Heading2"/>
@@ -1674,7 +2108,7 @@
         <w:t xml:space="preserve">Ergebnis</w:t>
       </w:r>
     </w:p>
-    <w:bookmarkStart w:id="17" w:name="das-zielbild"/>
+    <w:bookmarkStart w:id="18" w:name="das-zielbild"/>
     <w:p>
       <w:pPr>
         <w:pStyle w:val="Heading3"/>
@@ -1743,7 +2177,7 @@
                 <w:bCs/>
                 <w:lang w:val="de"/>
               </w:rPr>
-              <w:t xml:space="preserve">Kursdaten</w:t>
+              <w:t xml:space="preserve">Leistungsdaten</w:t>
             </w:r>
           </w:p>
         </w:tc>
@@ -1841,8 +2275,8 @@
         </w:tc>
       </w:tr>
     </w:tbl>
-    <w:bookmarkEnd w:id="17"/>
-    <w:bookmarkStart w:id="21" w:name="die-begriffe-und-ihre-beziehungen"/>
+    <w:bookmarkEnd w:id="18"/>
+    <w:bookmarkStart w:id="22" w:name="die-begriffe-und-ihre-beziehungen"/>
     <w:p>
       <w:pPr>
         <w:pStyle w:val="Heading3"/>
@@ -1926,20 +2360,20 @@
       <w:r>
         <w:drawing>
           <wp:inline>
-            <wp:extent cx="5334000" cy="4068355"/>
+            <wp:extent cx="5334000" cy="4318958"/>
             <wp:effectExtent b="0" l="0" r="0" t="0"/>
-            <wp:docPr descr="Fachliches Übersichtsmodell" title="" id="19" name="Picture"/>
+            <wp:docPr descr="Fachliches Übersichtsmodell" title="" id="20" name="Picture"/>
             <a:graphic>
               <a:graphicData uri="http://schemas.openxmlformats.org/drawingml/2006/picture">
                 <pic:pic>
                   <pic:nvPicPr>
-                    <pic:cNvPr descr="../GKVTransmitter_Vision_Fachmodell.png" id="20" name="Picture"/>
+                    <pic:cNvPr descr="../GKVTransmitter_Vision_Fachmodell.png" id="21" name="Picture"/>
                     <pic:cNvPicPr>
                       <a:picLocks noChangeArrowheads="1" noChangeAspect="1"/>
                     </pic:cNvPicPr>
                   </pic:nvPicPr>
                   <pic:blipFill>
-                    <a:blip r:embed="rId18"/>
+                    <a:blip r:embed="rId19"/>
                     <a:stretch>
                       <a:fillRect/>
                     </a:stretch>
@@ -1947,7 +2381,7 @@
                   <pic:spPr bwMode="auto">
                     <a:xfrm>
                       <a:off x="0" y="0"/>
-                      <a:ext cx="5334000" cy="4068355"/>
+                      <a:ext cx="5334000" cy="4318958"/>
                     </a:xfrm>
                     <a:prstGeom prst="rect">
                       <a:avLst/>
@@ -1985,7 +2419,121 @@
         <w:rPr>
           <w:lang w:val="de"/>
         </w:rPr>
-        <w:t xml:space="preserve">Drei Beobachtungen aus diesem Bild prägen alles Weitere:</w:t>
+        <w:t xml:space="preserve">Die Begriffe sind bewusst so gewählt, dass sie den ersten Anwendungsfall</w:t>
+      </w:r>
+      <w:r>
+        <w:rPr>
+          <w:lang w:val="de"/>
+        </w:rPr>
+        <w:t xml:space="preserve"> </w:t>
+      </w:r>
+      <w:r>
+        <w:rPr>
+          <w:lang w:val="de"/>
+        </w:rPr>
+        <w:t xml:space="preserve">überdauern:</w:t>
+      </w:r>
+      <w:r>
+        <w:rPr>
+          <w:lang w:val="de"/>
+        </w:rPr>
+        <w:t xml:space="preserve"> </w:t>
+      </w:r>
+      <w:r>
+        <w:rPr>
+          <w:b/>
+          <w:bCs/>
+          <w:lang w:val="de"/>
+        </w:rPr>
+        <w:t xml:space="preserve">Leistungsfall</w:t>
+      </w:r>
+      <w:r>
+        <w:rPr>
+          <w:lang w:val="de"/>
+        </w:rPr>
+        <w:t xml:space="preserve"> </w:t>
+      </w:r>
+      <w:r>
+        <w:rPr>
+          <w:lang w:val="de"/>
+        </w:rPr>
+        <w:t xml:space="preserve">statt Kurs,</w:t>
+      </w:r>
+      <w:r>
+        <w:rPr>
+          <w:lang w:val="de"/>
+        </w:rPr>
+        <w:t xml:space="preserve"> </w:t>
+      </w:r>
+      <w:r>
+        <w:rPr>
+          <w:b/>
+          <w:bCs/>
+          <w:lang w:val="de"/>
+        </w:rPr>
+        <w:t xml:space="preserve">versicherte Person</w:t>
+      </w:r>
+      <w:r>
+        <w:rPr>
+          <w:lang w:val="de"/>
+        </w:rPr>
+        <w:t xml:space="preserve"> </w:t>
+      </w:r>
+      <w:r>
+        <w:rPr>
+          <w:lang w:val="de"/>
+        </w:rPr>
+        <w:t xml:space="preserve">statt</w:t>
+      </w:r>
+      <w:r>
+        <w:rPr>
+          <w:lang w:val="de"/>
+        </w:rPr>
+        <w:t xml:space="preserve"> </w:t>
+      </w:r>
+      <w:r>
+        <w:rPr>
+          <w:lang w:val="de"/>
+        </w:rPr>
+        <w:t xml:space="preserve">Teilnehmerin,</w:t>
+      </w:r>
+      <w:r>
+        <w:rPr>
+          <w:lang w:val="de"/>
+        </w:rPr>
+        <w:t xml:space="preserve"> </w:t>
+      </w:r>
+      <w:r>
+        <w:rPr>
+          <w:b/>
+          <w:bCs/>
+          <w:lang w:val="de"/>
+        </w:rPr>
+        <w:t xml:space="preserve">Leistungsnachweis</w:t>
+      </w:r>
+      <w:r>
+        <w:rPr>
+          <w:lang w:val="de"/>
+        </w:rPr>
+        <w:t xml:space="preserve"> </w:t>
+      </w:r>
+      <w:r>
+        <w:rPr>
+          <w:lang w:val="de"/>
+        </w:rPr>
+        <w:t xml:space="preserve">statt Anwesenheit. Drei Beobachtungen aus</w:t>
+      </w:r>
+      <w:r>
+        <w:rPr>
+          <w:lang w:val="de"/>
+        </w:rPr>
+        <w:t xml:space="preserve"> </w:t>
+      </w:r>
+      <w:r>
+        <w:rPr>
+          <w:lang w:val="de"/>
+        </w:rPr>
+        <w:t xml:space="preserve">dem Bild prägen alles Weitere:</w:t>
       </w:r>
     </w:p>
     <w:tbl>
@@ -2045,7 +2593,7 @@
                 <w:bCs/>
                 <w:lang w:val="de"/>
               </w:rPr>
-              <w:t xml:space="preserve">Die Teilnehmerin ist nicht die Zahlende</w:t>
+              <w:t xml:space="preserve">Die versicherte Person ist nicht die Zahlende</w:t>
             </w:r>
             <w:r>
               <w:rPr>
@@ -2071,7 +2619,7 @@
               <w:rPr>
                 <w:lang w:val="de"/>
               </w:rPr>
-              <w:t xml:space="preserve">An jeder Teilnehmerin hängt ein zweiter Satz Angaben: Versichertennummer, Status, Kasse. Mit dem Kurs hat er nichts zu tun, ohne ihn geht trotzdem nichts</w:t>
+              <w:t xml:space="preserve">An ihr hängt ein zweiter Satz Angaben: Versichertennummer, Status, Kasse. Mit der Leistung hat er nichts zu tun, ohne ihn geht trotzdem nichts</w:t>
             </w:r>
           </w:p>
         </w:tc>
@@ -2228,8 +2776,8 @@
         <w:t xml:space="preserve">diesem Zeitpunkt nicht absehbar — sie wird in Teil 04 zum Problem.</w:t>
       </w:r>
     </w:p>
-    <w:bookmarkEnd w:id="21"/>
-    <w:bookmarkStart w:id="25" w:name="was-dauerhaft-festgehalten-werden-muss"/>
+    <w:bookmarkEnd w:id="22"/>
+    <w:bookmarkStart w:id="26" w:name="was-dauerhaft-festgehalten-werden-muss"/>
     <w:p>
       <w:pPr>
         <w:pStyle w:val="Heading3"/>
@@ -2301,20 +2849,20 @@
       <w:r>
         <w:drawing>
           <wp:inline>
-            <wp:extent cx="5334000" cy="4807044"/>
+            <wp:extent cx="5334000" cy="5728387"/>
             <wp:effectExtent b="0" l="0" r="0" t="0"/>
-            <wp:docPr descr="Erstes Datenmodell" title="" id="23" name="Picture"/>
+            <wp:docPr descr="Erstes Datenmodell" title="" id="24" name="Picture"/>
             <a:graphic>
               <a:graphicData uri="http://schemas.openxmlformats.org/drawingml/2006/picture">
                 <pic:pic>
                   <pic:nvPicPr>
-                    <pic:cNvPr descr="../GKVTransmitter_Vision_ER.png" id="24" name="Picture"/>
+                    <pic:cNvPr descr="../GKVTransmitter_Vision_ER.png" id="25" name="Picture"/>
                     <pic:cNvPicPr>
                       <a:picLocks noChangeArrowheads="1" noChangeAspect="1"/>
                     </pic:cNvPicPr>
                   </pic:nvPicPr>
                   <pic:blipFill>
-                    <a:blip r:embed="rId22"/>
+                    <a:blip r:embed="rId23"/>
                     <a:stretch>
                       <a:fillRect/>
                     </a:stretch>
@@ -2322,7 +2870,7 @@
                   <pic:spPr bwMode="auto">
                     <a:xfrm>
                       <a:off x="0" y="0"/>
-                      <a:ext cx="5334000" cy="4807044"/>
+                      <a:ext cx="5334000" cy="5728387"/>
                     </a:xfrm>
                     <a:prstGeom prst="rect">
                       <a:avLst/>
@@ -2790,8 +3338,51 @@
         </w:tc>
       </w:tr>
     </w:tbl>
-    <w:bookmarkEnd w:id="25"/>
-    <w:bookmarkStart w:id="26" w:name="woran-sich-erfolg-messen-lässt"/>
+    <w:p>
+      <w:pPr>
+        <w:pStyle w:val="BodyText"/>
+      </w:pPr>
+      <w:r>
+        <w:rPr>
+          <w:lang w:val="de"/>
+        </w:rPr>
+        <w:t xml:space="preserve">Alles Bereichsspezifische sammelt sich in einer einzigen Entität, der</w:t>
+      </w:r>
+      <w:r>
+        <w:rPr>
+          <w:lang w:val="de"/>
+        </w:rPr>
+        <w:t xml:space="preserve"> </w:t>
+      </w:r>
+      <w:r>
+        <w:rPr>
+          <w:b/>
+          <w:bCs/>
+          <w:lang w:val="de"/>
+        </w:rPr>
+        <w:t xml:space="preserve">Leistungsbeschreibung</w:t>
+      </w:r>
+      <w:r>
+        <w:rPr>
+          <w:lang w:val="de"/>
+        </w:rPr>
+        <w:t xml:space="preserve">. Das ist keine Schönheit, sondern der Preis dafür, dass</w:t>
+      </w:r>
+      <w:r>
+        <w:rPr>
+          <w:lang w:val="de"/>
+        </w:rPr>
+        <w:t xml:space="preserve"> </w:t>
+      </w:r>
+      <w:r>
+        <w:rPr>
+          <w:lang w:val="de"/>
+        </w:rPr>
+        <w:t xml:space="preserve">ein weiterer Leistungsbereich später ein Eintrag bleibt und kein Umbau wird.</w:t>
+      </w:r>
+    </w:p>
+    <w:bookmarkEnd w:id="26"/>
+    <w:bookmarkStart w:id="27" w:name="woran-sich-erfolg-messen-lässt"/>
     <w:p>
       <w:pPr>
         <w:pStyle w:val="Heading3"/>
@@ -2929,7 +3520,7 @@
               <w:rPr>
                 <w:lang w:val="de"/>
               </w:rPr>
-              <w:t xml:space="preserve">Der Weg von den Kursdaten zur Datei dauert Minuten</w:t>
+              <w:t xml:space="preserve">Der Weg von den Leistungsdaten zur Datei dauert Minuten</w:t>
             </w:r>
           </w:p>
         </w:tc>
@@ -2978,10 +3569,40 @@
           </w:p>
         </w:tc>
       </w:tr>
+      <w:tr>
+        <w:tc>
+          <w:tcPr/>
+          <w:p>
+            <w:pPr>
+              <w:pStyle w:val="Compact"/>
+            </w:pPr>
+            <w:r>
+              <w:rPr>
+                <w:lang w:val="de"/>
+              </w:rPr>
+              <w:t xml:space="preserve">Ein weiterer Leistungsbereich kommt ohne Änderung am Aufbau hinzu</w:t>
+            </w:r>
+          </w:p>
+        </w:tc>
+        <w:tc>
+          <w:tcPr/>
+          <w:p>
+            <w:pPr>
+              <w:pStyle w:val="Compact"/>
+            </w:pPr>
+            <w:r>
+              <w:rPr>
+                <w:lang w:val="de"/>
+              </w:rPr>
+              <w:t xml:space="preserve">die Probe darauf, ob die Verallgemeinerung getragen hat</w:t>
+            </w:r>
+          </w:p>
+        </w:tc>
+      </w:tr>
     </w:tbl>
-    <w:bookmarkEnd w:id="26"/>
     <w:bookmarkEnd w:id="27"/>
-    <w:bookmarkStart w:id="28" w:name="offen-geblieben"/>
+    <w:bookmarkEnd w:id="28"/>
+    <w:bookmarkStart w:id="29" w:name="offen-geblieben"/>
     <w:p>
       <w:pPr>
         <w:pStyle w:val="Heading2"/>
@@ -3048,43 +3669,43 @@
           <w:bCs/>
           <w:lang w:val="de"/>
         </w:rPr>
-        <w:t xml:space="preserve">Was von der Vision überhaupt erreichbar ist.</w:t>
-      </w:r>
-      <w:r>
-        <w:rPr>
-          <w:lang w:val="de"/>
-        </w:rPr>
-        <w:t xml:space="preserve"> </w:t>
-      </w:r>
-      <w:r>
-        <w:rPr>
-          <w:lang w:val="de"/>
-        </w:rPr>
-        <w:t xml:space="preserve">Der Versand an eine</w:t>
-      </w:r>
-      <w:r>
-        <w:rPr>
-          <w:lang w:val="de"/>
-        </w:rPr>
-        <w:t xml:space="preserve"> </w:t>
-      </w:r>
-      <w:r>
-        <w:rPr>
-          <w:lang w:val="de"/>
-        </w:rPr>
-        <w:t xml:space="preserve">Krankenkasse ist kein technisches Problem allein; es gibt Zulassungen und</w:t>
-      </w:r>
-      <w:r>
-        <w:rPr>
-          <w:lang w:val="de"/>
-        </w:rPr>
-        <w:t xml:space="preserve"> </w:t>
-      </w:r>
-      <w:r>
-        <w:rPr>
-          <w:lang w:val="de"/>
-        </w:rPr>
-        <w:t xml:space="preserve">Nachweise, die niemand programmieren kann. Teil 04 grenzt das ab.</w:t>
+        <w:t xml:space="preserve">Welche Leistungsbereiche tatsächlich bedient werden.</w:t>
+      </w:r>
+      <w:r>
+        <w:rPr>
+          <w:lang w:val="de"/>
+        </w:rPr>
+        <w:t xml:space="preserve"> </w:t>
+      </w:r>
+      <w:r>
+        <w:rPr>
+          <w:lang w:val="de"/>
+        </w:rPr>
+        <w:t xml:space="preserve">Die Vision hält den</w:t>
+      </w:r>
+      <w:r>
+        <w:rPr>
+          <w:lang w:val="de"/>
+        </w:rPr>
+        <w:t xml:space="preserve"> </w:t>
+      </w:r>
+      <w:r>
+        <w:rPr>
+          <w:lang w:val="de"/>
+        </w:rPr>
+        <w:t xml:space="preserve">Rahmen offen; welche Werte darin gültig sind, ergibt sich aus Verträgen, die</w:t>
+      </w:r>
+      <w:r>
+        <w:rPr>
+          <w:lang w:val="de"/>
+        </w:rPr>
+        <w:t xml:space="preserve"> </w:t>
+      </w:r>
+      <w:r>
+        <w:rPr>
+          <w:lang w:val="de"/>
+        </w:rPr>
+        <w:t xml:space="preserve">nicht vorliegen. Teil 03 grenzt das ein.</w:t>
       </w:r>
     </w:p>
     <w:p>
@@ -3101,43 +3722,43 @@
           <w:bCs/>
           <w:lang w:val="de"/>
         </w:rPr>
-        <w:t xml:space="preserve">Ob sich der eigene Weg wirtschaftlich lohnt</w:t>
-      </w:r>
-      <w:r>
-        <w:rPr>
-          <w:lang w:val="de"/>
-        </w:rPr>
-        <w:t xml:space="preserve"> </w:t>
-      </w:r>
-      <w:r>
-        <w:rPr>
-          <w:lang w:val="de"/>
-        </w:rPr>
-        <w:t xml:space="preserve">gegenüber einer</w:t>
-      </w:r>
-      <w:r>
-        <w:rPr>
-          <w:lang w:val="de"/>
-        </w:rPr>
-        <w:t xml:space="preserve"> </w:t>
-      </w:r>
-      <w:r>
-        <w:rPr>
-          <w:lang w:val="de"/>
-        </w:rPr>
-        <w:t xml:space="preserve">Abrechnungsstelle. Diese Frage stellt sich am Ende noch einmal, mit Zahlen —</w:t>
-      </w:r>
-      <w:r>
-        <w:rPr>
-          <w:lang w:val="de"/>
-        </w:rPr>
-        <w:t xml:space="preserve"> </w:t>
-      </w:r>
-      <w:r>
-        <w:rPr>
-          <w:lang w:val="de"/>
-        </w:rPr>
-        <w:t xml:space="preserve">siehe Teil 23.</w:t>
+        <w:t xml:space="preserve">Was von der Vision überhaupt erreichbar ist.</w:t>
+      </w:r>
+      <w:r>
+        <w:rPr>
+          <w:lang w:val="de"/>
+        </w:rPr>
+        <w:t xml:space="preserve"> </w:t>
+      </w:r>
+      <w:r>
+        <w:rPr>
+          <w:lang w:val="de"/>
+        </w:rPr>
+        <w:t xml:space="preserve">Der Versand an eine</w:t>
+      </w:r>
+      <w:r>
+        <w:rPr>
+          <w:lang w:val="de"/>
+        </w:rPr>
+        <w:t xml:space="preserve"> </w:t>
+      </w:r>
+      <w:r>
+        <w:rPr>
+          <w:lang w:val="de"/>
+        </w:rPr>
+        <w:t xml:space="preserve">Krankenkasse ist kein technisches Problem allein; es gibt Zulassungen und</w:t>
+      </w:r>
+      <w:r>
+        <w:rPr>
+          <w:lang w:val="de"/>
+        </w:rPr>
+        <w:t xml:space="preserve"> </w:t>
+      </w:r>
+      <w:r>
+        <w:rPr>
+          <w:lang w:val="de"/>
+        </w:rPr>
+        <w:t xml:space="preserve">Nachweise, die niemand programmieren kann. Teil 04 grenzt das ab.</w:t>
       </w:r>
     </w:p>
     <w:p>
@@ -3154,57 +3775,102 @@
           <w:bCs/>
           <w:lang w:val="de"/>
         </w:rPr>
-        <w:t xml:space="preserve">Wie aus den Begriffen Klassen werden</w:t>
-      </w:r>
-      <w:r>
-        <w:rPr>
-          <w:lang w:val="de"/>
-        </w:rPr>
-        <w:t xml:space="preserve"> </w:t>
-      </w:r>
-      <w:r>
-        <w:rPr>
-          <w:lang w:val="de"/>
-        </w:rPr>
-        <w:t xml:space="preserve">und aus dem Datenmodell ein Schema.</w:t>
-      </w:r>
-      <w:r>
-        <w:rPr>
-          <w:lang w:val="de"/>
-        </w:rPr>
-        <w:t xml:space="preserve"> </w:t>
-      </w:r>
-      <w:r>
-        <w:rPr>
-          <w:lang w:val="de"/>
-        </w:rPr>
-        <w:t xml:space="preserve">Die Umsetzung folgt in den Teilen 06 und 07. Dass die beiden Bilder dort nicht</w:t>
-      </w:r>
-      <w:r>
-        <w:rPr>
-          <w:lang w:val="de"/>
-        </w:rPr>
-        <w:t xml:space="preserve"> </w:t>
-      </w:r>
-      <w:r>
-        <w:rPr>
-          <w:lang w:val="de"/>
-        </w:rPr>
-        <w:t xml:space="preserve">mehr gleich aussehen werden, ist zu erwarten —</w:t>
-      </w:r>
-      <w:r>
-        <w:rPr>
-          <w:lang w:val="de"/>
-        </w:rPr>
-        <w:t xml:space="preserve"> </w:t>
-      </w:r>
+        <w:t xml:space="preserve">Ob sich der eigene Weg wirtschaftlich lohnt</w:t>
+      </w:r>
+      <w:r>
+        <w:rPr>
+          <w:lang w:val="de"/>
+        </w:rPr>
+        <w:t xml:space="preserve"> </w:t>
+      </w:r>
+      <w:r>
+        <w:rPr>
+          <w:lang w:val="de"/>
+        </w:rPr>
+        <w:t xml:space="preserve">gegenüber einer</w:t>
+      </w:r>
+      <w:r>
+        <w:rPr>
+          <w:lang w:val="de"/>
+        </w:rPr>
+        <w:t xml:space="preserve"> </w:t>
+      </w:r>
+      <w:r>
+        <w:rPr>
+          <w:lang w:val="de"/>
+        </w:rPr>
+        <w:t xml:space="preserve">Abrechnungsstelle. Diese Frage stellt sich am Ende noch einmal, mit Zahlen —</w:t>
+      </w:r>
+      <w:r>
+        <w:rPr>
+          <w:lang w:val="de"/>
+        </w:rPr>
+        <w:t xml:space="preserve"> </w:t>
+      </w:r>
+      <w:r>
+        <w:rPr>
+          <w:lang w:val="de"/>
+        </w:rPr>
+        <w:t xml:space="preserve">siehe Teil 23.</w:t>
+      </w:r>
+    </w:p>
+    <w:p>
+      <w:pPr>
+        <w:pStyle w:val="Compact"/>
+        <w:numPr>
+          <w:ilvl w:val="0"/>
+          <w:numId w:val="1002"/>
+        </w:numPr>
+      </w:pPr>
       <w:r>
         <w:rPr>
           <w:b/>
           <w:bCs/>
           <w:lang w:val="de"/>
         </w:rPr>
-        <w:t xml:space="preserve">wo sie abweichen, ist die</w:t>
+        <w:t xml:space="preserve">Wie aus den Begriffen Klassen werden</w:t>
+      </w:r>
+      <w:r>
+        <w:rPr>
+          <w:lang w:val="de"/>
+        </w:rPr>
+        <w:t xml:space="preserve"> </w:t>
+      </w:r>
+      <w:r>
+        <w:rPr>
+          <w:lang w:val="de"/>
+        </w:rPr>
+        <w:t xml:space="preserve">und aus dem Datenmodell ein Schema.</w:t>
+      </w:r>
+      <w:r>
+        <w:rPr>
+          <w:lang w:val="de"/>
+        </w:rPr>
+        <w:t xml:space="preserve"> </w:t>
+      </w:r>
+      <w:r>
+        <w:rPr>
+          <w:lang w:val="de"/>
+        </w:rPr>
+        <w:t xml:space="preserve">Die Umsetzung folgt in den Teilen 06 und 07. Dass die beiden Bilder dort nicht</w:t>
+      </w:r>
+      <w:r>
+        <w:rPr>
+          <w:lang w:val="de"/>
+        </w:rPr>
+        <w:t xml:space="preserve"> </w:t>
+      </w:r>
+      <w:r>
+        <w:rPr>
+          <w:lang w:val="de"/>
+        </w:rPr>
+        <w:t xml:space="preserve">mehr gleich aussehen werden, ist zu erwarten —</w:t>
+      </w:r>
+      <w:r>
+        <w:rPr>
+          <w:lang w:val="de"/>
+        </w:rPr>
+        <w:t xml:space="preserve"> </w:t>
       </w:r>
       <w:r>
         <w:rPr>
@@ -3212,7 +3878,7 @@
           <w:bCs/>
           <w:lang w:val="de"/>
         </w:rPr>
-        <w:t xml:space="preserve"> </w:t>
+        <w:t xml:space="preserve">wo sie abweichen, ist die</w:t>
       </w:r>
       <w:r>
         <w:rPr>
@@ -3220,10 +3886,18 @@
           <w:bCs/>
           <w:lang w:val="de"/>
         </w:rPr>
+        <w:t xml:space="preserve"> </w:t>
+      </w:r>
+      <w:r>
+        <w:rPr>
+          <w:b/>
+          <w:bCs/>
+          <w:lang w:val="de"/>
+        </w:rPr>
         <w:t xml:space="preserve">interessante Stelle.</w:t>
       </w:r>
     </w:p>
-    <w:bookmarkEnd w:id="28"/>
+    <w:bookmarkEnd w:id="29"/>
     <w:sectPr>
       <w:footnotePr>
         <w:numRestart w:val="eachSect"/>

--- a/GKVTransmitter/Information/dokumentation/01-Vision.docx
+++ b/GKVTransmitter/Information/dokumentation/01-Vision.docx
@@ -388,7 +388,7 @@
       </w:r>
     </w:p>
     <w:bookmarkEnd w:id="9"/>
-    <w:bookmarkStart w:id="10" w:name="ziel-dieses-teils"/>
+    <w:bookmarkStart w:id="10" w:name="X0b22bf6df29d4855adc13b37f033195bc669984"/>
     <w:p>
       <w:pPr>
         <w:pStyle w:val="Heading2"/>
@@ -397,101 +397,7 @@
         <w:rPr>
           <w:lang w:val="de"/>
         </w:rPr>
-        <w:t xml:space="preserve">Ziel dieses Teils</w:t>
-      </w:r>
-    </w:p>
-    <w:p>
-      <w:pPr>
-        <w:pStyle w:val="Compact"/>
-        <w:numPr>
-          <w:ilvl w:val="0"/>
-          <w:numId w:val="1001"/>
-        </w:numPr>
-      </w:pPr>
-      <w:r>
-        <w:rPr>
-          <w:lang w:val="de"/>
-        </w:rPr>
-        <w:t xml:space="preserve">Festlegen, was das Programm können soll — und ebenso wichtig, was nicht.</w:t>
-      </w:r>
-    </w:p>
-    <w:p>
-      <w:pPr>
-        <w:pStyle w:val="Compact"/>
-        <w:numPr>
-          <w:ilvl w:val="0"/>
-          <w:numId w:val="1001"/>
-        </w:numPr>
-      </w:pPr>
-      <w:r>
-        <w:rPr>
-          <w:lang w:val="de"/>
-        </w:rPr>
-        <w:t xml:space="preserve">Entscheiden, wie weit es tragen soll: ein Programm für einen Kursanbieter oder</w:t>
-      </w:r>
-      <w:r>
-        <w:rPr>
-          <w:lang w:val="de"/>
-        </w:rPr>
-        <w:t xml:space="preserve"> </w:t>
-      </w:r>
-      <w:r>
-        <w:rPr>
-          <w:lang w:val="de"/>
-        </w:rPr>
-        <w:t xml:space="preserve">eines für die Abrechnung mit gesetzlichen Kassen überhaupt.</w:t>
-      </w:r>
-    </w:p>
-    <w:p>
-      <w:pPr>
-        <w:pStyle w:val="Compact"/>
-        <w:numPr>
-          <w:ilvl w:val="0"/>
-          <w:numId w:val="1001"/>
-        </w:numPr>
-      </w:pPr>
-      <w:r>
-        <w:rPr>
-          <w:lang w:val="de"/>
-        </w:rPr>
-        <w:t xml:space="preserve">Ein erstes Bild der Fachlichkeit: welche Begriffe es gibt, wie sie</w:t>
-      </w:r>
-      <w:r>
-        <w:rPr>
-          <w:lang w:val="de"/>
-        </w:rPr>
-        <w:t xml:space="preserve"> </w:t>
-      </w:r>
-      <w:r>
-        <w:rPr>
-          <w:lang w:val="de"/>
-        </w:rPr>
-        <w:t xml:space="preserve">zusammenhängen, was von ihnen dauerhaft festgehalten werden muss.</w:t>
-      </w:r>
-    </w:p>
-    <w:bookmarkEnd w:id="10"/>
-    <w:bookmarkStart w:id="15" w:name="überlegungen"/>
-    <w:p>
-      <w:pPr>
-        <w:pStyle w:val="Heading2"/>
-      </w:pPr>
-      <w:r>
-        <w:rPr>
-          <w:lang w:val="de"/>
-        </w:rPr>
-        <w:t xml:space="preserve">Überlegungen</w:t>
-      </w:r>
-    </w:p>
-    <w:bookmarkStart w:id="11" w:name="was-der-eigentliche-wert-wäre"/>
-    <w:p>
-      <w:pPr>
-        <w:pStyle w:val="Heading3"/>
-      </w:pPr>
-      <w:r>
-        <w:rPr>
-          <w:lang w:val="de"/>
-        </w:rPr>
-        <w:t xml:space="preserve">Was der eigentliche Wert wäre</w:t>
+        <w:t xml:space="preserve">Vision — was das Programm am Ende können soll</w:t>
       </w:r>
     </w:p>
     <w:p>
@@ -502,80 +408,20 @@
         <w:rPr>
           <w:lang w:val="de"/>
         </w:rPr>
-        <w:t xml:space="preserve">Der naheliegende Gedanke — ein Programm, das eine Datei erzeugt — ist richtig</w:t>
-      </w:r>
-      <w:r>
-        <w:rPr>
-          <w:lang w:val="de"/>
-        </w:rPr>
-        <w:t xml:space="preserve"> </w:t>
-      </w:r>
-      <w:r>
-        <w:rPr>
-          <w:lang w:val="de"/>
-        </w:rPr>
-        <w:t xml:space="preserve">und zu kurz gedacht. Eine Datei zu erzeugen ist der leichte Teil. Der schwere</w:t>
-      </w:r>
-      <w:r>
-        <w:rPr>
-          <w:lang w:val="de"/>
-        </w:rPr>
-        <w:t xml:space="preserve"> </w:t>
-      </w:r>
-      <w:r>
-        <w:rPr>
-          <w:lang w:val="de"/>
-        </w:rPr>
-        <w:t xml:space="preserve">ist, dass sie</w:t>
-      </w:r>
-      <w:r>
-        <w:rPr>
-          <w:lang w:val="de"/>
-        </w:rPr>
-        <w:t xml:space="preserve"> </w:t>
-      </w:r>
+        <w:t xml:space="preserve">Ein Satz vorweg, an dem sich alles Weitere messen lassen muss:</w:t>
+      </w:r>
+    </w:p>
+    <w:p>
+      <w:pPr>
+        <w:pStyle w:val="BlockText"/>
+      </w:pPr>
       <w:r>
         <w:rPr>
           <w:b/>
           <w:bCs/>
           <w:lang w:val="de"/>
         </w:rPr>
-        <w:t xml:space="preserve">stimmt</w:t>
-      </w:r>
-      <w:r>
-        <w:rPr>
-          <w:lang w:val="de"/>
-        </w:rPr>
-        <w:t xml:space="preserve">.</w:t>
-      </w:r>
-    </w:p>
-    <w:p>
-      <w:pPr>
-        <w:pStyle w:val="BodyText"/>
-      </w:pPr>
-      <w:r>
-        <w:rPr>
-          <w:lang w:val="de"/>
-        </w:rPr>
-        <w:t xml:space="preserve">Eine Abrechnung, die formal fehlerfrei aussieht und einen falschen Schlüsselwert</w:t>
-      </w:r>
-      <w:r>
-        <w:rPr>
-          <w:lang w:val="de"/>
-        </w:rPr>
-        <w:t xml:space="preserve"> </w:t>
-      </w:r>
-      <w:r>
-        <w:rPr>
-          <w:lang w:val="de"/>
-        </w:rPr>
-        <w:t xml:space="preserve">enthält, wird angenommen, verarbeitet und zurückgewiesen — oft Wochen später.</w:t>
-      </w:r>
-      <w:r>
-        <w:rPr>
-          <w:lang w:val="de"/>
-        </w:rPr>
-        <w:t xml:space="preserve"> </w:t>
+        <w:t xml:space="preserve">Eine einzelne Leistungserbringerin rechnet ihre Leistungen selbst mit den</w:t>
       </w:r>
       <w:r>
         <w:rPr>
@@ -583,20 +429,15 @@
           <w:bCs/>
           <w:lang w:val="de"/>
         </w:rPr>
-        <w:t xml:space="preserve">Fehler in diesem Verfahren sind selten laut. Sie sind still und teuer.</w:t>
-      </w:r>
-    </w:p>
-    <w:p>
-      <w:pPr>
-        <w:pStyle w:val="BlockText"/>
-      </w:pPr>
+        <w:t xml:space="preserve"> </w:t>
+      </w:r>
       <w:r>
         <w:rPr>
           <w:b/>
           <w:bCs/>
           <w:lang w:val="de"/>
         </w:rPr>
-        <w:t xml:space="preserve">Der Leitgedanke des Projekts: nicht das Abrechnen ist schwer, sondern das</w:t>
+        <w:t xml:space="preserve">gesetzlichen Kassen ab — ohne Abrechnungsstelle, ohne Fachwissen über das</w:t>
       </w:r>
       <w:r>
         <w:rPr>
@@ -612,24 +453,7 @@
           <w:bCs/>
           <w:lang w:val="de"/>
         </w:rPr>
-        <w:t xml:space="preserve">Richtigsein.</w:t>
-      </w:r>
-    </w:p>
-    <w:p>
-      <w:pPr>
-        <w:pStyle w:val="FirstParagraph"/>
-      </w:pPr>
-      <w:r>
-        <w:rPr>
-          <w:lang w:val="de"/>
-        </w:rPr>
-        <w:t xml:space="preserve">Daraus folgt die Festlegung, die den ganzen Aufbau prägt:</w:t>
-      </w:r>
-      <w:r>
-        <w:rPr>
-          <w:lang w:val="de"/>
-        </w:rPr>
-        <w:t xml:space="preserve"> </w:t>
+        <w:t xml:space="preserve">Datenformat und ohne die Sorge, dass eine fehlerhafte Datei erst Wochen</w:t>
       </w:r>
       <w:r>
         <w:rPr>
@@ -637,7 +461,7 @@
           <w:bCs/>
           <w:lang w:val="de"/>
         </w:rPr>
-        <w:t xml:space="preserve">das Programm prüft,</w:t>
+        <w:t xml:space="preserve"> </w:t>
       </w:r>
       <w:r>
         <w:rPr>
@@ -645,52 +469,7 @@
           <w:bCs/>
           <w:lang w:val="de"/>
         </w:rPr>
-        <w:t xml:space="preserve"> </w:t>
-      </w:r>
-      <w:r>
-        <w:rPr>
-          <w:b/>
-          <w:bCs/>
-          <w:lang w:val="de"/>
-        </w:rPr>
-        <w:t xml:space="preserve">bevor etwas das Haus verlässt</w:t>
-      </w:r>
-      <w:r>
-        <w:rPr>
-          <w:lang w:val="de"/>
-        </w:rPr>
-        <w:t xml:space="preserve"> </w:t>
-      </w:r>
-      <w:r>
-        <w:rPr>
-          <w:lang w:val="de"/>
-        </w:rPr>
-        <w:t xml:space="preserve">— nicht als Zusatzfunktion, sondern als Tor, an</w:t>
-      </w:r>
-      <w:r>
-        <w:rPr>
-          <w:lang w:val="de"/>
-        </w:rPr>
-        <w:t xml:space="preserve"> </w:t>
-      </w:r>
-      <w:r>
-        <w:rPr>
-          <w:lang w:val="de"/>
-        </w:rPr>
-        <w:t xml:space="preserve">dem jede Lieferung vorbeimuss.</w:t>
-      </w:r>
-    </w:p>
-    <w:bookmarkEnd w:id="11"/>
-    <w:bookmarkStart w:id="12" w:name="wie-weit-soll-es-tragen"/>
-    <w:p>
-      <w:pPr>
-        <w:pStyle w:val="Heading3"/>
-      </w:pPr>
-      <w:r>
-        <w:rPr>
-          <w:lang w:val="de"/>
-        </w:rPr>
-        <w:t xml:space="preserve">Wie weit soll es tragen</w:t>
+        <w:t xml:space="preserve">später auffällt.</w:t>
       </w:r>
     </w:p>
     <w:p>
@@ -701,932 +480,7 @@
         <w:rPr>
           <w:lang w:val="de"/>
         </w:rPr>
-        <w:t xml:space="preserve">Man könnte das Programm auf Hebammenkurse zuschneiden. Das wäre die kleinere</w:t>
-      </w:r>
-      <w:r>
-        <w:rPr>
-          <w:lang w:val="de"/>
-        </w:rPr>
-        <w:t xml:space="preserve"> </w:t>
-      </w:r>
-      <w:r>
-        <w:rPr>
-          <w:lang w:val="de"/>
-        </w:rPr>
-        <w:t xml:space="preserve">Aufgabe und für den ersten Fall vollkommen ausreichend.</w:t>
-      </w:r>
-    </w:p>
-    <w:p>
-      <w:pPr>
-        <w:pStyle w:val="BodyText"/>
-      </w:pPr>
-      <w:r>
-        <w:rPr>
-          <w:lang w:val="de"/>
-        </w:rPr>
-        <w:t xml:space="preserve">Dagegen spricht ein Blick auf das Verfahren selbst:</w:t>
-      </w:r>
-      <w:r>
-        <w:rPr>
-          <w:lang w:val="de"/>
-        </w:rPr>
-        <w:t xml:space="preserve"> </w:t>
-      </w:r>
-      <w:r>
-        <w:rPr>
-          <w:b/>
-          <w:bCs/>
-          <w:lang w:val="de"/>
-        </w:rPr>
-        <w:t xml:space="preserve">fast alles daran ist nicht</w:t>
-      </w:r>
-      <w:r>
-        <w:rPr>
-          <w:b/>
-          <w:bCs/>
-          <w:lang w:val="de"/>
-        </w:rPr>
-        <w:t xml:space="preserve"> </w:t>
-      </w:r>
-      <w:r>
-        <w:rPr>
-          <w:b/>
-          <w:bCs/>
-          <w:lang w:val="de"/>
-        </w:rPr>
-        <w:t xml:space="preserve">leistungsspezifisch.</w:t>
-      </w:r>
-    </w:p>
-    <w:tbl>
-      <w:tblPr>
-        <w:tblStyle w:val="Table"/>
-        <w:tblW w:type="pct" w:w="5000"/>
-        <w:tblLayout w:type="fixed"/>
-        <w:tblLook w:firstRow="1" w:lastRow="0" w:firstColumn="0" w:lastColumn="0" w:noHBand="0" w:noVBand="0" w:val="0020"/>
-      </w:tblPr>
-      <w:tblGrid>
-        <w:gridCol w:w="3960"/>
-        <w:gridCol w:w="3960"/>
-      </w:tblGrid>
-      <w:tr>
-        <w:trPr>
-          <w:tblHeader w:val="on"/>
-        </w:trPr>
-        <w:tc>
-          <w:tcPr/>
-          <w:p>
-            <w:pPr>
-              <w:pStyle w:val="Compact"/>
-            </w:pPr>
-            <w:r>
-              <w:rPr>
-                <w:lang w:val="de"/>
-              </w:rPr>
-              <w:t xml:space="preserve">Bleibt über die Leistungsbereiche gleich</w:t>
-            </w:r>
-          </w:p>
-        </w:tc>
-        <w:tc>
-          <w:tcPr/>
-          <w:p>
-            <w:pPr>
-              <w:pStyle w:val="Compact"/>
-            </w:pPr>
-            <w:r>
-              <w:rPr>
-                <w:lang w:val="de"/>
-              </w:rPr>
-              <w:t xml:space="preserve">Wechselt je Leistungsbereich</w:t>
-            </w:r>
-          </w:p>
-        </w:tc>
-      </w:tr>
-      <w:tr>
-        <w:tc>
-          <w:tcPr/>
-          <w:p>
-            <w:pPr>
-              <w:pStyle w:val="Compact"/>
-            </w:pPr>
-            <w:r>
-              <w:rPr>
-                <w:lang w:val="de"/>
-              </w:rPr>
-              <w:t xml:space="preserve">Der Aufbau der Nachricht — Rahmen, Rechnungs-, Versicherten-, Leistungs- und Summenteile</w:t>
-            </w:r>
-          </w:p>
-        </w:tc>
-        <w:tc>
-          <w:tcPr/>
-          <w:p>
-            <w:pPr>
-              <w:pStyle w:val="Compact"/>
-            </w:pPr>
-            <w:r>
-              <w:rPr>
-                <w:lang w:val="de"/>
-              </w:rPr>
-              <w:t xml:space="preserve">Der Sammelgruppenschlüssel im Nachrichtenkopf</w:t>
-            </w:r>
-          </w:p>
-        </w:tc>
-      </w:tr>
-      <w:tr>
-        <w:tc>
-          <w:tcPr/>
-          <w:p>
-            <w:pPr>
-              <w:pStyle w:val="Compact"/>
-            </w:pPr>
-            <w:r>
-              <w:rPr>
-                <w:lang w:val="de"/>
-              </w:rPr>
-              <w:t xml:space="preserve">Die Beteiligten und ihre Institutionskennzeichen samt Prüfziffer</w:t>
-            </w:r>
-          </w:p>
-        </w:tc>
-        <w:tc>
-          <w:tcPr/>
-          <w:p>
-            <w:pPr>
-              <w:pStyle w:val="Compact"/>
-            </w:pPr>
-            <w:r>
-              <w:rPr>
-                <w:lang w:val="de"/>
-              </w:rPr>
-              <w:t xml:space="preserve">Der Abrechnungscode</w:t>
-            </w:r>
-          </w:p>
-        </w:tc>
-      </w:tr>
-      <w:tr>
-        <w:tc>
-          <w:tcPr/>
-          <w:p>
-            <w:pPr>
-              <w:pStyle w:val="Compact"/>
-            </w:pPr>
-            <w:r>
-              <w:rPr>
-                <w:lang w:val="de"/>
-              </w:rPr>
-              <w:t xml:space="preserve">Prüfung, Zählerführung, Summenbildung</w:t>
-            </w:r>
-          </w:p>
-        </w:tc>
-        <w:tc>
-          <w:tcPr/>
-          <w:p>
-            <w:pPr>
-              <w:pStyle w:val="Compact"/>
-            </w:pPr>
-            <w:r>
-              <w:rPr>
-                <w:lang w:val="de"/>
-              </w:rPr>
-              <w:t xml:space="preserve">Positionsnummern und Tarifkennzeichen</w:t>
-            </w:r>
-          </w:p>
-        </w:tc>
-      </w:tr>
-      <w:tr>
-        <w:tc>
-          <w:tcPr/>
-          <w:p>
-            <w:pPr>
-              <w:pStyle w:val="Compact"/>
-            </w:pPr>
-            <w:r>
-              <w:rPr>
-                <w:lang w:val="de"/>
-              </w:rPr>
-              <w:t xml:space="preserve">Lieferung, Zustellweg, Einordnung der Rückmeldung</w:t>
-            </w:r>
-          </w:p>
-        </w:tc>
-        <w:tc>
-          <w:tcPr/>
-          <w:p>
-            <w:pPr>
-              <w:pStyle w:val="Compact"/>
-            </w:pPr>
-            <w:r>
-              <w:rPr>
-                <w:lang w:val="de"/>
-              </w:rPr>
-              <w:t xml:space="preserve">Der Vertrag, aus dem sich die zulässigen Werte ergeben</w:t>
-            </w:r>
-          </w:p>
-        </w:tc>
-      </w:tr>
-    </w:tbl>
-    <w:p>
-      <w:pPr>
-        <w:pStyle w:val="BodyText"/>
-      </w:pPr>
-      <w:r>
-        <w:rPr>
-          <w:lang w:val="de"/>
-        </w:rPr>
-        <w:t xml:space="preserve">Die rechte Spalte ist kurz, und sie besteht ausschließlich aus</w:t>
-      </w:r>
-      <w:r>
-        <w:rPr>
-          <w:lang w:val="de"/>
-        </w:rPr>
-        <w:t xml:space="preserve"> </w:t>
-      </w:r>
-      <w:r>
-        <w:rPr>
-          <w:b/>
-          <w:bCs/>
-          <w:lang w:val="de"/>
-        </w:rPr>
-        <w:t xml:space="preserve">Werten</w:t>
-      </w:r>
-      <w:r>
-        <w:rPr>
-          <w:lang w:val="de"/>
-        </w:rPr>
-        <w:t xml:space="preserve">, nicht</w:t>
-      </w:r>
-      <w:r>
-        <w:rPr>
-          <w:lang w:val="de"/>
-        </w:rPr>
-        <w:t xml:space="preserve"> </w:t>
-      </w:r>
-      <w:r>
-        <w:rPr>
-          <w:lang w:val="de"/>
-        </w:rPr>
-        <w:t xml:space="preserve">aus Abläufen. Ein zweiter Leistungsbereich verlangt also Einträge, keinen Umbau</w:t>
-      </w:r>
-      <w:r>
-        <w:rPr>
-          <w:lang w:val="de"/>
-        </w:rPr>
-        <w:t xml:space="preserve"> </w:t>
-      </w:r>
-      <w:r>
-        <w:rPr>
-          <w:lang w:val="de"/>
-        </w:rPr>
-        <w:t xml:space="preserve">— vorausgesetzt, das Modell trennt beides von Anfang an.</w:t>
-      </w:r>
-    </w:p>
-    <w:p>
-      <w:pPr>
-        <w:pStyle w:val="BodyText"/>
-      </w:pPr>
-      <w:r>
-        <w:rPr>
-          <w:lang w:val="de"/>
-        </w:rPr>
-        <w:t xml:space="preserve">Genau das kostet in der Vision fast nichts und später sehr viel: ein Begriff,</w:t>
-      </w:r>
-      <w:r>
-        <w:rPr>
-          <w:lang w:val="de"/>
-        </w:rPr>
-        <w:t xml:space="preserve"> </w:t>
-      </w:r>
-      <w:r>
-        <w:rPr>
-          <w:lang w:val="de"/>
-        </w:rPr>
-        <w:t xml:space="preserve">der von Beginn an „Leistungsfall” heißt statt „Kurs”, trägt eine</w:t>
-      </w:r>
-      <w:r>
-        <w:rPr>
-          <w:lang w:val="de"/>
-        </w:rPr>
-        <w:t xml:space="preserve"> </w:t>
-      </w:r>
-      <w:r>
-        <w:rPr>
-          <w:lang w:val="de"/>
-        </w:rPr>
-        <w:t xml:space="preserve">Behandlungsserie mit, ohne dass jemand ihn umbenennen muss.</w:t>
-      </w:r>
-    </w:p>
-    <w:bookmarkEnd w:id="12"/>
-    <w:bookmarkStart w:id="13" w:name="wer-es-bedient"/>
-    <w:p>
-      <w:pPr>
-        <w:pStyle w:val="Heading3"/>
-      </w:pPr>
-      <w:r>
-        <w:rPr>
-          <w:lang w:val="de"/>
-        </w:rPr>
-        <w:t xml:space="preserve">Wer es bedient</w:t>
-      </w:r>
-    </w:p>
-    <w:p>
-      <w:pPr>
-        <w:pStyle w:val="FirstParagraph"/>
-      </w:pPr>
-      <w:r>
-        <w:rPr>
-          <w:lang w:val="de"/>
-        </w:rPr>
-        <w:t xml:space="preserve">Eine einzelne Person, an einem einzelnen Rechner, ohne besondere</w:t>
-      </w:r>
-      <w:r>
-        <w:rPr>
-          <w:lang w:val="de"/>
-        </w:rPr>
-        <w:t xml:space="preserve"> </w:t>
-      </w:r>
-      <w:r>
-        <w:rPr>
-          <w:lang w:val="de"/>
-        </w:rPr>
-        <w:t xml:space="preserve">Computerkenntnisse und ohne jemanden, der bei Problemen hilft. Meist abends,</w:t>
-      </w:r>
-      <w:r>
-        <w:rPr>
-          <w:lang w:val="de"/>
-        </w:rPr>
-        <w:t xml:space="preserve"> </w:t>
-      </w:r>
-      <w:r>
-        <w:rPr>
-          <w:lang w:val="de"/>
-        </w:rPr>
-        <w:t xml:space="preserve">nach der Arbeit.</w:t>
-      </w:r>
-    </w:p>
-    <w:tbl>
-      <w:tblPr>
-        <w:tblStyle w:val="Table"/>
-        <w:tblW w:type="pct" w:w="5000"/>
-        <w:tblLayout w:type="fixed"/>
-        <w:tblLook w:firstRow="1" w:lastRow="0" w:firstColumn="0" w:lastColumn="0" w:noHBand="0" w:noVBand="0" w:val="0020"/>
-      </w:tblPr>
-      <w:tblGrid>
-        <w:gridCol w:w="3960"/>
-        <w:gridCol w:w="3960"/>
-      </w:tblGrid>
-      <w:tr>
-        <w:trPr>
-          <w:tblHeader w:val="on"/>
-        </w:trPr>
-        <w:tc>
-          <w:tcPr/>
-          <w:p>
-            <w:pPr>
-              <w:pStyle w:val="Compact"/>
-            </w:pPr>
-            <w:r>
-              <w:rPr>
-                <w:lang w:val="de"/>
-              </w:rPr>
-              <w:t xml:space="preserve">Umstand</w:t>
-            </w:r>
-          </w:p>
-        </w:tc>
-        <w:tc>
-          <w:tcPr/>
-          <w:p>
-            <w:pPr>
-              <w:pStyle w:val="Compact"/>
-            </w:pPr>
-            <w:r>
-              <w:rPr>
-                <w:lang w:val="de"/>
-              </w:rPr>
-              <w:t xml:space="preserve">Was daraus für das Programm folgt</w:t>
-            </w:r>
-          </w:p>
-        </w:tc>
-      </w:tr>
-      <w:tr>
-        <w:tc>
-          <w:tcPr/>
-          <w:p>
-            <w:pPr>
-              <w:pStyle w:val="Compact"/>
-            </w:pPr>
-            <w:r>
-              <w:rPr>
-                <w:lang w:val="de"/>
-              </w:rPr>
-              <w:t xml:space="preserve">Niemand richtet etwas ein</w:t>
-            </w:r>
-          </w:p>
-        </w:tc>
-        <w:tc>
-          <w:tcPr/>
-          <w:p>
-            <w:pPr>
-              <w:pStyle w:val="Compact"/>
-            </w:pPr>
-            <w:r>
-              <w:rPr>
-                <w:lang w:val="de"/>
-              </w:rPr>
-              <w:t xml:space="preserve">Es darf</w:t>
-            </w:r>
-            <w:r>
-              <w:rPr>
-                <w:lang w:val="de"/>
-              </w:rPr>
-              <w:t xml:space="preserve"> </w:t>
-            </w:r>
-            <w:r>
-              <w:rPr>
-                <w:b/>
-                <w:bCs/>
-                <w:lang w:val="de"/>
-              </w:rPr>
-              <w:t xml:space="preserve">nichts zusätzlich installiert</w:t>
-            </w:r>
-            <w:r>
-              <w:rPr>
-                <w:lang w:val="de"/>
-              </w:rPr>
-              <w:t xml:space="preserve"> </w:t>
-            </w:r>
-            <w:r>
-              <w:rPr>
-                <w:lang w:val="de"/>
-              </w:rPr>
-              <w:t xml:space="preserve">werden müssen — keine Datenbank, keine Laufzeitumgebung, kein Serverdienst</w:t>
-            </w:r>
-          </w:p>
-        </w:tc>
-      </w:tr>
-      <w:tr>
-        <w:tc>
-          <w:tcPr/>
-          <w:p>
-            <w:pPr>
-              <w:pStyle w:val="Compact"/>
-            </w:pPr>
-            <w:r>
-              <w:rPr>
-                <w:lang w:val="de"/>
-              </w:rPr>
-              <w:t xml:space="preserve">Es geht um Gesundheitsdaten</w:t>
-            </w:r>
-          </w:p>
-        </w:tc>
-        <w:tc>
-          <w:tcPr/>
-          <w:p>
-            <w:pPr>
-              <w:pStyle w:val="Compact"/>
-            </w:pPr>
-            <w:r>
-              <w:rPr>
-                <w:lang w:val="de"/>
-              </w:rPr>
-              <w:t xml:space="preserve">Die Daten bleiben</w:t>
-            </w:r>
-            <w:r>
-              <w:rPr>
-                <w:lang w:val="de"/>
-              </w:rPr>
-              <w:t xml:space="preserve"> </w:t>
-            </w:r>
-            <w:r>
-              <w:rPr>
-                <w:b/>
-                <w:bCs/>
-                <w:lang w:val="de"/>
-              </w:rPr>
-              <w:t xml:space="preserve">auf dem Rechner der Anwenderin</w:t>
-            </w:r>
-            <w:r>
-              <w:rPr>
-                <w:lang w:val="de"/>
-              </w:rPr>
-              <w:t xml:space="preserve">, nicht im Netz</w:t>
-            </w:r>
-          </w:p>
-        </w:tc>
-      </w:tr>
-      <w:tr>
-        <w:tc>
-          <w:tcPr/>
-          <w:p>
-            <w:pPr>
-              <w:pStyle w:val="Compact"/>
-            </w:pPr>
-            <w:r>
-              <w:rPr>
-                <w:lang w:val="de"/>
-              </w:rPr>
-              <w:t xml:space="preserve">Niemand hilft, wenn etwas klemmt</w:t>
-            </w:r>
-          </w:p>
-        </w:tc>
-        <w:tc>
-          <w:tcPr/>
-          <w:p>
-            <w:pPr>
-              <w:pStyle w:val="Compact"/>
-            </w:pPr>
-            <w:r>
-              <w:rPr>
-                <w:lang w:val="de"/>
-              </w:rPr>
-              <w:t xml:space="preserve">Eine Meldung sagt,</w:t>
-            </w:r>
-            <w:r>
-              <w:rPr>
-                <w:lang w:val="de"/>
-              </w:rPr>
-              <w:t xml:space="preserve"> </w:t>
-            </w:r>
-            <w:r>
-              <w:rPr>
-                <w:b/>
-                <w:bCs/>
-                <w:lang w:val="de"/>
-              </w:rPr>
-              <w:t xml:space="preserve">was zu tun ist</w:t>
-            </w:r>
-            <w:r>
-              <w:rPr>
-                <w:lang w:val="de"/>
-              </w:rPr>
-              <w:t xml:space="preserve"> </w:t>
-            </w:r>
-            <w:r>
-              <w:rPr>
-                <w:lang w:val="de"/>
-              </w:rPr>
-              <w:t xml:space="preserve">— nicht, was schiefging. „Feld 4 ungültig” hilft niemandem</w:t>
-            </w:r>
-          </w:p>
-        </w:tc>
-      </w:tr>
-      <w:tr>
-        <w:tc>
-          <w:tcPr/>
-          <w:p>
-            <w:pPr>
-              <w:pStyle w:val="Compact"/>
-            </w:pPr>
-            <w:r>
-              <w:rPr>
-                <w:lang w:val="de"/>
-              </w:rPr>
-              <w:t xml:space="preserve">Abends, nebenher</w:t>
-            </w:r>
-          </w:p>
-        </w:tc>
-        <w:tc>
-          <w:tcPr/>
-          <w:p>
-            <w:pPr>
-              <w:pStyle w:val="Compact"/>
-            </w:pPr>
-            <w:r>
-              <w:rPr>
-                <w:lang w:val="de"/>
-              </w:rPr>
-              <w:t xml:space="preserve">Der Weg von den erfassten Daten zur fertigen Datei muss kurz sein</w:t>
-            </w:r>
-          </w:p>
-        </w:tc>
-      </w:tr>
-    </w:tbl>
-    <w:bookmarkEnd w:id="13"/>
-    <w:bookmarkStart w:id="14" w:name="was-es-ausdrücklich-nicht-wird"/>
-    <w:p>
-      <w:pPr>
-        <w:pStyle w:val="Heading3"/>
-      </w:pPr>
-      <w:r>
-        <w:rPr>
-          <w:lang w:val="de"/>
-        </w:rPr>
-        <w:t xml:space="preserve">Was es ausdrücklich nicht wird</w:t>
-      </w:r>
-    </w:p>
-    <w:p>
-      <w:pPr>
-        <w:pStyle w:val="FirstParagraph"/>
-      </w:pPr>
-      <w:r>
-        <w:rPr>
-          <w:lang w:val="de"/>
-        </w:rPr>
-        <w:t xml:space="preserve">So wichtig wie die andere Liste — ein Projekt ohne Grenzen wird nie fertig.</w:t>
-      </w:r>
-    </w:p>
-    <w:tbl>
-      <w:tblPr>
-        <w:tblStyle w:val="Table"/>
-        <w:tblW w:type="pct" w:w="5000"/>
-        <w:tblLayout w:type="fixed"/>
-        <w:tblLook w:firstRow="1" w:lastRow="0" w:firstColumn="0" w:lastColumn="0" w:noHBand="0" w:noVBand="0" w:val="0020"/>
-      </w:tblPr>
-      <w:tblGrid>
-        <w:gridCol w:w="3960"/>
-        <w:gridCol w:w="3960"/>
-      </w:tblGrid>
-      <w:tr>
-        <w:trPr>
-          <w:tblHeader w:val="on"/>
-        </w:trPr>
-        <w:tc>
-          <w:tcPr/>
-          <w:p>
-            <w:pPr>
-              <w:pStyle w:val="Compact"/>
-            </w:pPr>
-            <w:r>
-              <w:rPr>
-                <w:lang w:val="de"/>
-              </w:rPr>
-              <w:t xml:space="preserve">Nicht</w:t>
-            </w:r>
-          </w:p>
-        </w:tc>
-        <w:tc>
-          <w:tcPr/>
-          <w:p>
-            <w:pPr>
-              <w:pStyle w:val="Compact"/>
-            </w:pPr>
-            <w:r>
-              <w:rPr>
-                <w:lang w:val="de"/>
-              </w:rPr>
-              <w:t xml:space="preserve">Warum</w:t>
-            </w:r>
-          </w:p>
-        </w:tc>
-      </w:tr>
-      <w:tr>
-        <w:tc>
-          <w:tcPr/>
-          <w:p>
-            <w:pPr>
-              <w:pStyle w:val="Compact"/>
-            </w:pPr>
-            <w:r>
-              <w:rPr>
-                <w:lang w:val="de"/>
-              </w:rPr>
-              <w:t xml:space="preserve">Kurs- und Terminverwaltung, Erinnerungen</w:t>
-            </w:r>
-          </w:p>
-        </w:tc>
-        <w:tc>
-          <w:tcPr/>
-          <w:p>
-            <w:pPr>
-              <w:pStyle w:val="Compact"/>
-            </w:pPr>
-            <w:r>
-              <w:rPr>
-                <w:lang w:val="de"/>
-              </w:rPr>
-              <w:t xml:space="preserve">ein eigenes Feld, und dafür gibt es Werkzeuge</w:t>
-            </w:r>
-          </w:p>
-        </w:tc>
-      </w:tr>
-      <w:tr>
-        <w:tc>
-          <w:tcPr/>
-          <w:p>
-            <w:pPr>
-              <w:pStyle w:val="Compact"/>
-            </w:pPr>
-            <w:r>
-              <w:rPr>
-                <w:lang w:val="de"/>
-              </w:rPr>
-              <w:t xml:space="preserve">Buchhaltung, Steuer, Einnahmenüberschussrechnung</w:t>
-            </w:r>
-          </w:p>
-        </w:tc>
-        <w:tc>
-          <w:tcPr/>
-          <w:p>
-            <w:pPr>
-              <w:pStyle w:val="Compact"/>
-            </w:pPr>
-            <w:r>
-              <w:rPr>
-                <w:lang w:val="de"/>
-              </w:rPr>
-              <w:t xml:space="preserve">ebenso, und mit eigenen Vorschriften</w:t>
-            </w:r>
-          </w:p>
-        </w:tc>
-      </w:tr>
-      <w:tr>
-        <w:tc>
-          <w:tcPr/>
-          <w:p>
-            <w:pPr>
-              <w:pStyle w:val="Compact"/>
-            </w:pPr>
-            <w:r>
-              <w:rPr>
-                <w:lang w:val="de"/>
-              </w:rPr>
-              <w:t xml:space="preserve">Privatabrechnung mit Selbstzahlern</w:t>
-            </w:r>
-          </w:p>
-        </w:tc>
-        <w:tc>
-          <w:tcPr/>
-          <w:p>
-            <w:pPr>
-              <w:pStyle w:val="Compact"/>
-            </w:pPr>
-            <w:r>
-              <w:rPr>
-                <w:lang w:val="de"/>
-              </w:rPr>
-              <w:t xml:space="preserve">ein anderes Verfahren mit anderen Regeln</w:t>
-            </w:r>
-          </w:p>
-        </w:tc>
-      </w:tr>
-      <w:tr>
-        <w:tc>
-          <w:tcPr/>
-          <w:p>
-            <w:pPr>
-              <w:pStyle w:val="Compact"/>
-            </w:pPr>
-            <w:r>
-              <w:rPr>
-                <w:lang w:val="de"/>
-              </w:rPr>
-              <w:t xml:space="preserve">Mehrbenutzerbetrieb, Praxisverwaltung</w:t>
-            </w:r>
-          </w:p>
-        </w:tc>
-        <w:tc>
-          <w:tcPr/>
-          <w:p>
-            <w:pPr>
-              <w:pStyle w:val="Compact"/>
-            </w:pPr>
-            <w:r>
-              <w:rPr>
-                <w:lang w:val="de"/>
-              </w:rPr>
-              <w:t xml:space="preserve">eine bewusste Grenze; die gewählte Datenhaltung lässt genau einen Schreiber zu</w:t>
-            </w:r>
-          </w:p>
-        </w:tc>
-      </w:tr>
-      <w:tr>
-        <w:tc>
-          <w:tcPr/>
-          <w:p>
-            <w:pPr>
-              <w:pStyle w:val="Compact"/>
-            </w:pPr>
-            <w:r>
-              <w:rPr>
-                <w:lang w:val="de"/>
-              </w:rPr>
-              <w:t xml:space="preserve">Ein mitgelieferter Katalog gültiger Positionsnummern je Bereich</w:t>
-            </w:r>
-          </w:p>
-        </w:tc>
-        <w:tc>
-          <w:tcPr/>
-          <w:p>
-            <w:pPr>
-              <w:pStyle w:val="Compact"/>
-            </w:pPr>
-            <w:r>
-              <w:rPr>
-                <w:lang w:val="de"/>
-              </w:rPr>
-              <w:t xml:space="preserve">die ergeben sich aus dem Vertrag. Das Programm hält den Rahmen bereit, die Werte trägt ein, wer den Vertrag hat</w:t>
-            </w:r>
-          </w:p>
-        </w:tc>
-      </w:tr>
-      <w:tr>
-        <w:tc>
-          <w:tcPr/>
-          <w:p>
-            <w:pPr>
-              <w:pStyle w:val="Compact"/>
-            </w:pPr>
-            <w:r>
-              <w:rPr>
-                <w:lang w:val="de"/>
-              </w:rPr>
-              <w:t xml:space="preserve">Fachliche Beratung, welche Leistung abrechenbar ist</w:t>
-            </w:r>
-          </w:p>
-        </w:tc>
-        <w:tc>
-          <w:tcPr/>
-          <w:p>
-            <w:pPr>
-              <w:pStyle w:val="Compact"/>
-            </w:pPr>
-            <w:r>
-              <w:rPr>
-                <w:lang w:val="de"/>
-              </w:rPr>
-              <w:t xml:space="preserve">das entscheidet ebenfalls der Vertrag, nicht ein Programm</w:t>
-            </w:r>
-          </w:p>
-        </w:tc>
-      </w:tr>
-    </w:tbl>
-    <w:bookmarkEnd w:id="14"/>
-    <w:bookmarkEnd w:id="15"/>
-    <w:bookmarkStart w:id="17" w:name="entscheidung"/>
-    <w:p>
-      <w:pPr>
-        <w:pStyle w:val="Heading2"/>
-      </w:pPr>
-      <w:r>
-        <w:rPr>
-          <w:lang w:val="de"/>
-        </w:rPr>
-        <w:t xml:space="preserve">Entscheidung</w:t>
-      </w:r>
-    </w:p>
-    <w:p>
-      <w:pPr>
-        <w:pStyle w:val="FirstParagraph"/>
-      </w:pPr>
-      <w:r>
-        <w:rPr>
-          <w:b/>
-          <w:bCs/>
-          <w:lang w:val="de"/>
-        </w:rPr>
-        <w:t xml:space="preserve">Das Projekt wird ein Einzelplatzprogramm, das aus vorhandenen Leistungsdaten</w:t>
-      </w:r>
-      <w:r>
-        <w:rPr>
-          <w:b/>
-          <w:bCs/>
-          <w:lang w:val="de"/>
-        </w:rPr>
-        <w:t xml:space="preserve"> </w:t>
-      </w:r>
-      <w:r>
-        <w:rPr>
-          <w:b/>
-          <w:bCs/>
-          <w:lang w:val="de"/>
-        </w:rPr>
-        <w:t xml:space="preserve">eine prüffähige Abrechnungsdatei erzeugt — und das jede Datei prüft, bevor sie</w:t>
-      </w:r>
-      <w:r>
-        <w:rPr>
-          <w:b/>
-          <w:bCs/>
-          <w:lang w:val="de"/>
-        </w:rPr>
-        <w:t xml:space="preserve"> </w:t>
-      </w:r>
-      <w:r>
-        <w:rPr>
-          <w:b/>
-          <w:bCs/>
-          <w:lang w:val="de"/>
-        </w:rPr>
-        <w:t xml:space="preserve">hinausgeht.</w:t>
-      </w:r>
-      <w:r>
-        <w:rPr>
-          <w:lang w:val="de"/>
-        </w:rPr>
-        <w:t xml:space="preserve"> </w:t>
-      </w:r>
-      <w:r>
-        <w:rPr>
-          <w:lang w:val="de"/>
-        </w:rPr>
-        <w:t xml:space="preserve">Der Aufbau folgt dem Verfahren, nicht einem einzelnen</w:t>
-      </w:r>
-      <w:r>
-        <w:rPr>
-          <w:lang w:val="de"/>
-        </w:rPr>
-        <w:t xml:space="preserve"> </w:t>
-      </w:r>
-      <w:r>
-        <w:rPr>
-          <w:lang w:val="de"/>
-        </w:rPr>
-        <w:t xml:space="preserve">Leistungsbereich; der erste bediente ist die Hebammenhilfe.</w:t>
+        <w:t xml:space="preserve">Ausformuliert heißt das: am Ende kann das Programm dies.</w:t>
       </w:r>
     </w:p>
     <w:tbl>
@@ -1669,21 +523,21 @@
               <w:rPr>
                 <w:lang w:val="de"/>
               </w:rPr>
-              <w:t xml:space="preserve">Kernfähigkeit</w:t>
-            </w:r>
-          </w:p>
-        </w:tc>
-        <w:tc>
-          <w:tcPr/>
-          <w:p>
-            <w:pPr>
-              <w:pStyle w:val="Compact"/>
-            </w:pPr>
-            <w:r>
-              <w:rPr>
-                <w:lang w:val="de"/>
-              </w:rPr>
-              <w:t xml:space="preserve">Was dahintersteckt</w:t>
+              <w:t xml:space="preserve">Am Ende kann das Programm …</w:t>
+            </w:r>
+          </w:p>
+        </w:tc>
+        <w:tc>
+          <w:tcPr/>
+          <w:p>
+            <w:pPr>
+              <w:pStyle w:val="Compact"/>
+            </w:pPr>
+            <w:r>
+              <w:rPr>
+                <w:lang w:val="de"/>
+              </w:rPr>
+              <w:t xml:space="preserve">Woran man merkt, dass es stimmt</w:t>
             </w:r>
           </w:p>
         </w:tc>
@@ -1717,19 +571,31 @@
               </w:rPr>
               <w:t xml:space="preserve">Stammdaten führen</w:t>
             </w:r>
-          </w:p>
-        </w:tc>
-        <w:tc>
-          <w:tcPr/>
-          <w:p>
-            <w:pPr>
-              <w:pStyle w:val="Compact"/>
-            </w:pPr>
-            <w:r>
-              <w:rPr>
-                <w:lang w:val="de"/>
-              </w:rPr>
-              <w:t xml:space="preserve">versicherte Personen mit ihren Versicherungsangaben, die Leistungserbringerin selbst, Leistungsfälle als Zusammenfassung — ein Kurs, eine Behandlungsserie</w:t>
+            <w:r>
+              <w:rPr>
+                <w:lang w:val="de"/>
+              </w:rPr>
+              <w:t xml:space="preserve"> </w:t>
+            </w:r>
+            <w:r>
+              <w:rPr>
+                <w:lang w:val="de"/>
+              </w:rPr>
+              <w:t xml:space="preserve">— versicherte Personen, die Leistungserbringerin, Leistungsfälle und was sie kosten</w:t>
+            </w:r>
+          </w:p>
+        </w:tc>
+        <w:tc>
+          <w:tcPr/>
+          <w:p>
+            <w:pPr>
+              <w:pStyle w:val="Compact"/>
+            </w:pPr>
+            <w:r>
+              <w:rPr>
+                <w:lang w:val="de"/>
+              </w:rPr>
+              <w:t xml:space="preserve">Ein neuer Kurs ist in wenigen Minuten erfasst, ohne Handbuch</w:t>
             </w:r>
           </w:p>
         </w:tc>
@@ -1761,21 +627,33 @@
                 <w:bCs/>
                 <w:lang w:val="de"/>
               </w:rPr>
-              <w:t xml:space="preserve">Leistungen beschreiben</w:t>
-            </w:r>
-          </w:p>
-        </w:tc>
-        <w:tc>
-          <w:tcPr/>
-          <w:p>
-            <w:pPr>
-              <w:pStyle w:val="Compact"/>
-            </w:pPr>
-            <w:r>
-              <w:rPr>
-                <w:lang w:val="de"/>
-              </w:rPr>
-              <w:t xml:space="preserve">was eine Einheit kostet, unter welcher Position sie abgerechnet wird — einmal festgelegt, mehrfach verwendet. Hier sitzt das Bereichsspezifische</w:t>
+              <w:t xml:space="preserve">Aus einem Zeitraum eine Lieferung erzeugen</w:t>
+            </w:r>
+            <w:r>
+              <w:rPr>
+                <w:lang w:val="de"/>
+              </w:rPr>
+              <w:t xml:space="preserve"> </w:t>
+            </w:r>
+            <w:r>
+              <w:rPr>
+                <w:lang w:val="de"/>
+              </w:rPr>
+              <w:t xml:space="preserve">— je Empfänger eine, im vorgeschriebenen Format</w:t>
+            </w:r>
+          </w:p>
+        </w:tc>
+        <w:tc>
+          <w:tcPr/>
+          <w:p>
+            <w:pPr>
+              <w:pStyle w:val="Compact"/>
+            </w:pPr>
+            <w:r>
+              <w:rPr>
+                <w:lang w:val="de"/>
+              </w:rPr>
+              <w:t xml:space="preserve">Aus „März, diese drei Kurse” wird eine fertige Datei</w:t>
             </w:r>
           </w:p>
         </w:tc>
@@ -1807,21 +685,33 @@
                 <w:bCs/>
                 <w:lang w:val="de"/>
               </w:rPr>
-              <w:t xml:space="preserve">Abrechnung erzeugen</w:t>
-            </w:r>
-          </w:p>
-        </w:tc>
-        <w:tc>
-          <w:tcPr/>
-          <w:p>
-            <w:pPr>
-              <w:pStyle w:val="Compact"/>
-            </w:pPr>
-            <w:r>
-              <w:rPr>
-                <w:lang w:val="de"/>
-              </w:rPr>
-              <w:t xml:space="preserve">aus Leistungsfall, Beschreibung und Anzahl der Einheiten entsteht die Nachricht im vorgeschriebenen Format</w:t>
+              <w:t xml:space="preserve">Vor dem Versand prüfen</w:t>
+            </w:r>
+            <w:r>
+              <w:rPr>
+                <w:lang w:val="de"/>
+              </w:rPr>
+              <w:t xml:space="preserve"> </w:t>
+            </w:r>
+            <w:r>
+              <w:rPr>
+                <w:lang w:val="de"/>
+              </w:rPr>
+              <w:t xml:space="preserve">und in verständlicher Sprache sagen, was fehlt</w:t>
+            </w:r>
+          </w:p>
+        </w:tc>
+        <w:tc>
+          <w:tcPr/>
+          <w:p>
+            <w:pPr>
+              <w:pStyle w:val="Compact"/>
+            </w:pPr>
+            <w:r>
+              <w:rPr>
+                <w:lang w:val="de"/>
+              </w:rPr>
+              <w:t xml:space="preserve">Der Bericht nennt die Stelle und was zu tun ist, nicht nur den Feldnamen</w:t>
             </w:r>
           </w:p>
         </w:tc>
@@ -1853,21 +743,33 @@
                 <w:bCs/>
                 <w:lang w:val="de"/>
               </w:rPr>
-              <w:t xml:space="preserve">Prüfen</w:t>
-            </w:r>
-          </w:p>
-        </w:tc>
-        <w:tc>
-          <w:tcPr/>
-          <w:p>
-            <w:pPr>
-              <w:pStyle w:val="Compact"/>
-            </w:pPr>
-            <w:r>
-              <w:rPr>
-                <w:lang w:val="de"/>
-              </w:rPr>
-              <w:t xml:space="preserve">Aufbau, Zähler, Summen, Pflichtangaben — ein Fehler hält den gesamten Lauf auf</w:t>
+              <w:t xml:space="preserve">Die Lieferung zustellen</w:t>
+            </w:r>
+            <w:r>
+              <w:rPr>
+                <w:lang w:val="de"/>
+              </w:rPr>
+              <w:t xml:space="preserve"> </w:t>
+            </w:r>
+            <w:r>
+              <w:rPr>
+                <w:lang w:val="de"/>
+              </w:rPr>
+              <w:t xml:space="preserve">— auf dem vorgeschriebenen Weg, an die zuständige Datenannahmestelle, verschlüsselt und signiert</w:t>
+            </w:r>
+          </w:p>
+        </w:tc>
+        <w:tc>
+          <w:tcPr/>
+          <w:p>
+            <w:pPr>
+              <w:pStyle w:val="Compact"/>
+            </w:pPr>
+            <w:r>
+              <w:rPr>
+                <w:lang w:val="de"/>
+              </w:rPr>
+              <w:t xml:space="preserve">Die Kasse nimmt sie an, ohne dass jemand nachfassen muss</w:t>
             </w:r>
           </w:p>
         </w:tc>
@@ -1899,27 +801,320 @@
                 <w:bCs/>
                 <w:lang w:val="de"/>
               </w:rPr>
-              <w:t xml:space="preserve">Zustellen und einordnen</w:t>
-            </w:r>
-          </w:p>
-        </w:tc>
-        <w:tc>
-          <w:tcPr/>
-          <w:p>
-            <w:pPr>
-              <w:pStyle w:val="Compact"/>
-            </w:pPr>
-            <w:r>
-              <w:rPr>
-                <w:lang w:val="de"/>
-              </w:rPr>
-              <w:t xml:space="preserve">die Datei an den richtigen Empfänger, und die Antwort verständlich machen</w:t>
+              <w:t xml:space="preserve">Die Antwort einordnen</w:t>
+            </w:r>
+            <w:r>
+              <w:rPr>
+                <w:lang w:val="de"/>
+              </w:rPr>
+              <w:t xml:space="preserve"> </w:t>
+            </w:r>
+            <w:r>
+              <w:rPr>
+                <w:lang w:val="de"/>
+              </w:rPr>
+              <w:t xml:space="preserve">— angenommen, fachlich zurückgewiesen, Syntaxfehler, technischer Fehler</w:t>
+            </w:r>
+          </w:p>
+        </w:tc>
+        <w:tc>
+          <w:tcPr/>
+          <w:p>
+            <w:pPr>
+              <w:pStyle w:val="Compact"/>
+            </w:pPr>
+            <w:r>
+              <w:rPr>
+                <w:lang w:val="de"/>
+              </w:rPr>
+              <w:t xml:space="preserve">Die Anwenderin weiß nach dem Lesen, ob sie korrigieren, neu erzeugen oder nur erneut senden muss</w:t>
+            </w:r>
+          </w:p>
+        </w:tc>
+      </w:tr>
+      <w:tr>
+        <w:tc>
+          <w:tcPr/>
+          <w:p>
+            <w:pPr>
+              <w:pStyle w:val="Compact"/>
+            </w:pPr>
+            <w:r>
+              <w:rPr>
+                <w:lang w:val="de"/>
+              </w:rPr>
+              <w:t xml:space="preserve">6</w:t>
+            </w:r>
+          </w:p>
+        </w:tc>
+        <w:tc>
+          <w:tcPr/>
+          <w:p>
+            <w:pPr>
+              <w:pStyle w:val="Compact"/>
+            </w:pPr>
+            <w:r>
+              <w:rPr>
+                <w:b/>
+                <w:bCs/>
+                <w:lang w:val="de"/>
+              </w:rPr>
+              <w:t xml:space="preserve">Eine Zurückweisung nachbearbeiten</w:t>
+            </w:r>
+            <w:r>
+              <w:rPr>
+                <w:lang w:val="de"/>
+              </w:rPr>
+              <w:t xml:space="preserve">, ohne alles neu zu erfassen</w:t>
+            </w:r>
+          </w:p>
+        </w:tc>
+        <w:tc>
+          <w:tcPr/>
+          <w:p>
+            <w:pPr>
+              <w:pStyle w:val="Compact"/>
+            </w:pPr>
+            <w:r>
+              <w:rPr>
+                <w:lang w:val="de"/>
+              </w:rPr>
+              <w:t xml:space="preserve">Die korrigierte Abrechnung geht als neue Lieferung hinaus, mit sauberer Nummer</w:t>
+            </w:r>
+          </w:p>
+        </w:tc>
+      </w:tr>
+      <w:tr>
+        <w:tc>
+          <w:tcPr/>
+          <w:p>
+            <w:pPr>
+              <w:pStyle w:val="Compact"/>
+            </w:pPr>
+            <w:r>
+              <w:rPr>
+                <w:lang w:val="de"/>
+              </w:rPr>
+              <w:t xml:space="preserve">7</w:t>
+            </w:r>
+          </w:p>
+        </w:tc>
+        <w:tc>
+          <w:tcPr/>
+          <w:p>
+            <w:pPr>
+              <w:pStyle w:val="Compact"/>
+            </w:pPr>
+            <w:r>
+              <w:rPr>
+                <w:b/>
+                <w:bCs/>
+                <w:lang w:val="de"/>
+              </w:rPr>
+              <w:t xml:space="preserve">Einen weiteren Leistungsbereich aufnehmen</w:t>
+            </w:r>
+            <w:r>
+              <w:rPr>
+                <w:lang w:val="de"/>
+              </w:rPr>
+              <w:t xml:space="preserve"> </w:t>
+            </w:r>
+            <w:r>
+              <w:rPr>
+                <w:lang w:val="de"/>
+              </w:rPr>
+              <w:t xml:space="preserve">— über Einträge, nicht über Umbau</w:t>
+            </w:r>
+          </w:p>
+        </w:tc>
+        <w:tc>
+          <w:tcPr/>
+          <w:p>
+            <w:pPr>
+              <w:pStyle w:val="Compact"/>
+            </w:pPr>
+            <w:r>
+              <w:rPr>
+                <w:lang w:val="de"/>
+              </w:rPr>
+              <w:t xml:space="preserve">Rehabilitationssport neben Hebammenhilfe, ohne dass eine Klasse sich ändert</w:t>
             </w:r>
           </w:p>
         </w:tc>
       </w:tr>
     </w:tbl>
-    <w:bookmarkStart w:id="16" w:name="warum-nicht-der-einfachere-weg"/>
+    <w:p>
+      <w:pPr>
+        <w:pStyle w:val="BodyText"/>
+      </w:pPr>
+      <w:r>
+        <w:rPr>
+          <w:lang w:val="de"/>
+        </w:rPr>
+        <w:t xml:space="preserve">Und das alles</w:t>
+      </w:r>
+      <w:r>
+        <w:rPr>
+          <w:lang w:val="de"/>
+        </w:rPr>
+        <w:t xml:space="preserve"> </w:t>
+      </w:r>
+      <w:r>
+        <w:rPr>
+          <w:b/>
+          <w:bCs/>
+          <w:lang w:val="de"/>
+        </w:rPr>
+        <w:t xml:space="preserve">auf einem einzelnen Rechner, ohne Installation und ohne dass</w:t>
+      </w:r>
+      <w:r>
+        <w:rPr>
+          <w:b/>
+          <w:bCs/>
+          <w:lang w:val="de"/>
+        </w:rPr>
+        <w:t xml:space="preserve"> </w:t>
+      </w:r>
+      <w:r>
+        <w:rPr>
+          <w:b/>
+          <w:bCs/>
+          <w:lang w:val="de"/>
+        </w:rPr>
+        <w:t xml:space="preserve">Gesundheitsdaten das Haus verlassen.</w:t>
+      </w:r>
+    </w:p>
+    <w:p>
+      <w:pPr>
+        <w:pStyle w:val="BodyText"/>
+      </w:pPr>
+      <w:r>
+        <w:rPr>
+          <w:lang w:val="de"/>
+        </w:rPr>
+        <w:t xml:space="preserve">Nicht jeder dieser Punkte ist am Ende dieses Teils entschieden, und nicht jeder</w:t>
+      </w:r>
+      <w:r>
+        <w:rPr>
+          <w:lang w:val="de"/>
+        </w:rPr>
+        <w:t xml:space="preserve"> </w:t>
+      </w:r>
+      <w:r>
+        <w:rPr>
+          <w:lang w:val="de"/>
+        </w:rPr>
+        <w:t xml:space="preserve">ist allein durch Programmieren erreichbar — Punkt 4 hängt an Zulassungen, die</w:t>
+      </w:r>
+      <w:r>
+        <w:rPr>
+          <w:lang w:val="de"/>
+        </w:rPr>
+        <w:t xml:space="preserve"> </w:t>
+      </w:r>
+      <w:r>
+        <w:rPr>
+          <w:lang w:val="de"/>
+        </w:rPr>
+        <w:t xml:space="preserve">niemand schreiben kann. Das ist Gegenstand von Teil 04.</w:t>
+      </w:r>
+    </w:p>
+    <w:bookmarkEnd w:id="10"/>
+    <w:bookmarkStart w:id="11" w:name="ziel-dieses-teils"/>
+    <w:p>
+      <w:pPr>
+        <w:pStyle w:val="Heading2"/>
+      </w:pPr>
+      <w:r>
+        <w:rPr>
+          <w:lang w:val="de"/>
+        </w:rPr>
+        <w:t xml:space="preserve">Ziel dieses Teils</w:t>
+      </w:r>
+    </w:p>
+    <w:p>
+      <w:pPr>
+        <w:pStyle w:val="Compact"/>
+        <w:numPr>
+          <w:ilvl w:val="0"/>
+          <w:numId w:val="1001"/>
+        </w:numPr>
+      </w:pPr>
+      <w:r>
+        <w:rPr>
+          <w:lang w:val="de"/>
+        </w:rPr>
+        <w:t xml:space="preserve">Festlegen, was das Programm können soll — und ebenso wichtig, was nicht.</w:t>
+      </w:r>
+    </w:p>
+    <w:p>
+      <w:pPr>
+        <w:pStyle w:val="Compact"/>
+        <w:numPr>
+          <w:ilvl w:val="0"/>
+          <w:numId w:val="1001"/>
+        </w:numPr>
+      </w:pPr>
+      <w:r>
+        <w:rPr>
+          <w:lang w:val="de"/>
+        </w:rPr>
+        <w:t xml:space="preserve">Entscheiden, wie weit es tragen soll: ein Programm für einen Kursanbieter oder</w:t>
+      </w:r>
+      <w:r>
+        <w:rPr>
+          <w:lang w:val="de"/>
+        </w:rPr>
+        <w:t xml:space="preserve"> </w:t>
+      </w:r>
+      <w:r>
+        <w:rPr>
+          <w:lang w:val="de"/>
+        </w:rPr>
+        <w:t xml:space="preserve">eines für die Abrechnung mit gesetzlichen Kassen überhaupt.</w:t>
+      </w:r>
+    </w:p>
+    <w:p>
+      <w:pPr>
+        <w:pStyle w:val="Compact"/>
+        <w:numPr>
+          <w:ilvl w:val="0"/>
+          <w:numId w:val="1001"/>
+        </w:numPr>
+      </w:pPr>
+      <w:r>
+        <w:rPr>
+          <w:lang w:val="de"/>
+        </w:rPr>
+        <w:t xml:space="preserve">Ein erstes Bild der Fachlichkeit: welche Begriffe es gibt, wie sie</w:t>
+      </w:r>
+      <w:r>
+        <w:rPr>
+          <w:lang w:val="de"/>
+        </w:rPr>
+        <w:t xml:space="preserve"> </w:t>
+      </w:r>
+      <w:r>
+        <w:rPr>
+          <w:lang w:val="de"/>
+        </w:rPr>
+        <w:t xml:space="preserve">zusammenhängen, was von ihnen dauerhaft festgehalten werden muss.</w:t>
+      </w:r>
+    </w:p>
+    <w:bookmarkEnd w:id="11"/>
+    <w:bookmarkStart w:id="16" w:name="überlegungen"/>
+    <w:p>
+      <w:pPr>
+        <w:pStyle w:val="Heading2"/>
+      </w:pPr>
+      <w:r>
+        <w:rPr>
+          <w:lang w:val="de"/>
+        </w:rPr>
+        <w:t xml:space="preserve">Überlegungen</w:t>
+      </w:r>
+    </w:p>
+    <w:bookmarkStart w:id="12" w:name="was-der-eigentliche-wert-wäre"/>
     <w:p>
       <w:pPr>
         <w:pStyle w:val="Heading3"/>
@@ -1928,7 +1123,7 @@
         <w:rPr>
           <w:lang w:val="de"/>
         </w:rPr>
-        <w:t xml:space="preserve">Warum nicht der einfachere Weg</w:t>
+        <w:t xml:space="preserve">Was der eigentliche Wert wäre</w:t>
       </w:r>
     </w:p>
     <w:p>
@@ -1939,31 +1134,259 @@
         <w:rPr>
           <w:lang w:val="de"/>
         </w:rPr>
-        <w:t xml:space="preserve">Man könnte auf Nummer 4 verzichten und darauf setzen, dass die Empfängerseite</w:t>
-      </w:r>
-      <w:r>
-        <w:rPr>
-          <w:lang w:val="de"/>
-        </w:rPr>
-        <w:t xml:space="preserve"> </w:t>
-      </w:r>
-      <w:r>
-        <w:rPr>
-          <w:lang w:val="de"/>
-        </w:rPr>
-        <w:t xml:space="preserve">schon meckern wird — das wäre erheblich weniger Arbeit. Dagegen steht der Preis</w:t>
-      </w:r>
-      <w:r>
-        <w:rPr>
-          <w:lang w:val="de"/>
-        </w:rPr>
-        <w:t xml:space="preserve"> </w:t>
-      </w:r>
-      <w:r>
-        <w:rPr>
-          <w:lang w:val="de"/>
-        </w:rPr>
-        <w:t xml:space="preserve">einer Beanstandung:</w:t>
+        <w:t xml:space="preserve">Der naheliegende Gedanke — ein Programm, das eine Datei erzeugt — ist richtig</w:t>
+      </w:r>
+      <w:r>
+        <w:rPr>
+          <w:lang w:val="de"/>
+        </w:rPr>
+        <w:t xml:space="preserve"> </w:t>
+      </w:r>
+      <w:r>
+        <w:rPr>
+          <w:lang w:val="de"/>
+        </w:rPr>
+        <w:t xml:space="preserve">und zu kurz gedacht. Eine Datei zu erzeugen ist der leichte Teil. Der schwere</w:t>
+      </w:r>
+      <w:r>
+        <w:rPr>
+          <w:lang w:val="de"/>
+        </w:rPr>
+        <w:t xml:space="preserve"> </w:t>
+      </w:r>
+      <w:r>
+        <w:rPr>
+          <w:lang w:val="de"/>
+        </w:rPr>
+        <w:t xml:space="preserve">ist, dass sie</w:t>
+      </w:r>
+      <w:r>
+        <w:rPr>
+          <w:lang w:val="de"/>
+        </w:rPr>
+        <w:t xml:space="preserve"> </w:t>
+      </w:r>
+      <w:r>
+        <w:rPr>
+          <w:b/>
+          <w:bCs/>
+          <w:lang w:val="de"/>
+        </w:rPr>
+        <w:t xml:space="preserve">stimmt</w:t>
+      </w:r>
+      <w:r>
+        <w:rPr>
+          <w:lang w:val="de"/>
+        </w:rPr>
+        <w:t xml:space="preserve">.</w:t>
+      </w:r>
+    </w:p>
+    <w:p>
+      <w:pPr>
+        <w:pStyle w:val="BodyText"/>
+      </w:pPr>
+      <w:r>
+        <w:rPr>
+          <w:lang w:val="de"/>
+        </w:rPr>
+        <w:t xml:space="preserve">Eine Abrechnung, die formal fehlerfrei aussieht und einen falschen Schlüsselwert</w:t>
+      </w:r>
+      <w:r>
+        <w:rPr>
+          <w:lang w:val="de"/>
+        </w:rPr>
+        <w:t xml:space="preserve"> </w:t>
+      </w:r>
+      <w:r>
+        <w:rPr>
+          <w:lang w:val="de"/>
+        </w:rPr>
+        <w:t xml:space="preserve">enthält, wird angenommen, verarbeitet und zurückgewiesen — oft Wochen später.</w:t>
+      </w:r>
+      <w:r>
+        <w:rPr>
+          <w:lang w:val="de"/>
+        </w:rPr>
+        <w:t xml:space="preserve"> </w:t>
+      </w:r>
+      <w:r>
+        <w:rPr>
+          <w:b/>
+          <w:bCs/>
+          <w:lang w:val="de"/>
+        </w:rPr>
+        <w:t xml:space="preserve">Fehler in diesem Verfahren sind selten laut. Sie sind still und teuer.</w:t>
+      </w:r>
+    </w:p>
+    <w:p>
+      <w:pPr>
+        <w:pStyle w:val="BlockText"/>
+      </w:pPr>
+      <w:r>
+        <w:rPr>
+          <w:b/>
+          <w:bCs/>
+          <w:lang w:val="de"/>
+        </w:rPr>
+        <w:t xml:space="preserve">Der Leitgedanke des Projekts: nicht das Abrechnen ist schwer, sondern das</w:t>
+      </w:r>
+      <w:r>
+        <w:rPr>
+          <w:b/>
+          <w:bCs/>
+          <w:lang w:val="de"/>
+        </w:rPr>
+        <w:t xml:space="preserve"> </w:t>
+      </w:r>
+      <w:r>
+        <w:rPr>
+          <w:b/>
+          <w:bCs/>
+          <w:lang w:val="de"/>
+        </w:rPr>
+        <w:t xml:space="preserve">Richtigsein.</w:t>
+      </w:r>
+    </w:p>
+    <w:p>
+      <w:pPr>
+        <w:pStyle w:val="FirstParagraph"/>
+      </w:pPr>
+      <w:r>
+        <w:rPr>
+          <w:lang w:val="de"/>
+        </w:rPr>
+        <w:t xml:space="preserve">Daraus folgt die Festlegung, die den ganzen Aufbau prägt:</w:t>
+      </w:r>
+      <w:r>
+        <w:rPr>
+          <w:lang w:val="de"/>
+        </w:rPr>
+        <w:t xml:space="preserve"> </w:t>
+      </w:r>
+      <w:r>
+        <w:rPr>
+          <w:b/>
+          <w:bCs/>
+          <w:lang w:val="de"/>
+        </w:rPr>
+        <w:t xml:space="preserve">das Programm prüft,</w:t>
+      </w:r>
+      <w:r>
+        <w:rPr>
+          <w:b/>
+          <w:bCs/>
+          <w:lang w:val="de"/>
+        </w:rPr>
+        <w:t xml:space="preserve"> </w:t>
+      </w:r>
+      <w:r>
+        <w:rPr>
+          <w:b/>
+          <w:bCs/>
+          <w:lang w:val="de"/>
+        </w:rPr>
+        <w:t xml:space="preserve">bevor etwas das Haus verlässt</w:t>
+      </w:r>
+      <w:r>
+        <w:rPr>
+          <w:lang w:val="de"/>
+        </w:rPr>
+        <w:t xml:space="preserve"> </w:t>
+      </w:r>
+      <w:r>
+        <w:rPr>
+          <w:lang w:val="de"/>
+        </w:rPr>
+        <w:t xml:space="preserve">— nicht als Zusatzfunktion, sondern als Tor, an</w:t>
+      </w:r>
+      <w:r>
+        <w:rPr>
+          <w:lang w:val="de"/>
+        </w:rPr>
+        <w:t xml:space="preserve"> </w:t>
+      </w:r>
+      <w:r>
+        <w:rPr>
+          <w:lang w:val="de"/>
+        </w:rPr>
+        <w:t xml:space="preserve">dem jede Lieferung vorbeimuss.</w:t>
+      </w:r>
+    </w:p>
+    <w:bookmarkEnd w:id="12"/>
+    <w:bookmarkStart w:id="13" w:name="wie-weit-soll-es-tragen"/>
+    <w:p>
+      <w:pPr>
+        <w:pStyle w:val="Heading3"/>
+      </w:pPr>
+      <w:r>
+        <w:rPr>
+          <w:lang w:val="de"/>
+        </w:rPr>
+        <w:t xml:space="preserve">Wie weit soll es tragen</w:t>
+      </w:r>
+    </w:p>
+    <w:p>
+      <w:pPr>
+        <w:pStyle w:val="FirstParagraph"/>
+      </w:pPr>
+      <w:r>
+        <w:rPr>
+          <w:lang w:val="de"/>
+        </w:rPr>
+        <w:t xml:space="preserve">Man könnte das Programm auf Hebammenkurse zuschneiden. Das wäre die kleinere</w:t>
+      </w:r>
+      <w:r>
+        <w:rPr>
+          <w:lang w:val="de"/>
+        </w:rPr>
+        <w:t xml:space="preserve"> </w:t>
+      </w:r>
+      <w:r>
+        <w:rPr>
+          <w:lang w:val="de"/>
+        </w:rPr>
+        <w:t xml:space="preserve">Aufgabe und für den ersten Fall vollkommen ausreichend.</w:t>
+      </w:r>
+    </w:p>
+    <w:p>
+      <w:pPr>
+        <w:pStyle w:val="BodyText"/>
+      </w:pPr>
+      <w:r>
+        <w:rPr>
+          <w:lang w:val="de"/>
+        </w:rPr>
+        <w:t xml:space="preserve">Dagegen spricht ein Blick auf das Verfahren selbst:</w:t>
+      </w:r>
+      <w:r>
+        <w:rPr>
+          <w:lang w:val="de"/>
+        </w:rPr>
+        <w:t xml:space="preserve"> </w:t>
+      </w:r>
+      <w:r>
+        <w:rPr>
+          <w:b/>
+          <w:bCs/>
+          <w:lang w:val="de"/>
+        </w:rPr>
+        <w:t xml:space="preserve">fast alles daran ist nicht</w:t>
+      </w:r>
+      <w:r>
+        <w:rPr>
+          <w:b/>
+          <w:bCs/>
+          <w:lang w:val="de"/>
+        </w:rPr>
+        <w:t xml:space="preserve"> </w:t>
+      </w:r>
+      <w:r>
+        <w:rPr>
+          <w:b/>
+          <w:bCs/>
+          <w:lang w:val="de"/>
+        </w:rPr>
+        <w:t xml:space="preserve">leistungsspezifisch.</w:t>
       </w:r>
     </w:p>
     <w:tbl>
@@ -1991,21 +1414,21 @@
               <w:rPr>
                 <w:lang w:val="de"/>
               </w:rPr>
-              <w:t xml:space="preserve">Wo der Fehler auffällt</w:t>
-            </w:r>
-          </w:p>
-        </w:tc>
-        <w:tc>
-          <w:tcPr/>
-          <w:p>
-            <w:pPr>
-              <w:pStyle w:val="Compact"/>
-            </w:pPr>
-            <w:r>
-              <w:rPr>
-                <w:lang w:val="de"/>
-              </w:rPr>
-              <w:t xml:space="preserve">Was er kostet</w:t>
+              <w:t xml:space="preserve">Bleibt über die Leistungsbereiche gleich</w:t>
+            </w:r>
+          </w:p>
+        </w:tc>
+        <w:tc>
+          <w:tcPr/>
+          <w:p>
+            <w:pPr>
+              <w:pStyle w:val="Compact"/>
+            </w:pPr>
+            <w:r>
+              <w:rPr>
+                <w:lang w:val="de"/>
+              </w:rPr>
+              <w:t xml:space="preserve">Wechselt je Leistungsbereich</w:t>
             </w:r>
           </w:p>
         </w:tc>
@@ -2021,21 +1444,21 @@
               <w:rPr>
                 <w:lang w:val="de"/>
               </w:rPr>
-              <w:t xml:space="preserve">im eigenen Programm, vor dem Versand</w:t>
-            </w:r>
-          </w:p>
-        </w:tc>
-        <w:tc>
-          <w:tcPr/>
-          <w:p>
-            <w:pPr>
-              <w:pStyle w:val="Compact"/>
-            </w:pPr>
-            <w:r>
-              <w:rPr>
-                <w:lang w:val="de"/>
-              </w:rPr>
-              <w:t xml:space="preserve">dreißig Sekunden</w:t>
+              <w:t xml:space="preserve">Der Aufbau der Nachricht — Rahmen, Rechnungs-, Versicherten-, Leistungs- und Summenteile</w:t>
+            </w:r>
+          </w:p>
+        </w:tc>
+        <w:tc>
+          <w:tcPr/>
+          <w:p>
+            <w:pPr>
+              <w:pStyle w:val="Compact"/>
+            </w:pPr>
+            <w:r>
+              <w:rPr>
+                <w:lang w:val="de"/>
+              </w:rPr>
+              <w:t xml:space="preserve">Der Sammelgruppenschlüssel im Nachrichtenkopf</w:t>
             </w:r>
           </w:p>
         </w:tc>
@@ -2051,21 +1474,81 @@
               <w:rPr>
                 <w:lang w:val="de"/>
               </w:rPr>
-              <w:t xml:space="preserve">bei der Kasse, Wochen später</w:t>
-            </w:r>
-          </w:p>
-        </w:tc>
-        <w:tc>
-          <w:tcPr/>
-          <w:p>
-            <w:pPr>
-              <w:pStyle w:val="Compact"/>
-            </w:pPr>
-            <w:r>
-              <w:rPr>
-                <w:lang w:val="de"/>
-              </w:rPr>
-              <w:t xml:space="preserve">ein vollständiger Wiederholungsdurchlauf</w:t>
+              <w:t xml:space="preserve">Die Beteiligten und ihre Institutionskennzeichen samt Prüfziffer</w:t>
+            </w:r>
+          </w:p>
+        </w:tc>
+        <w:tc>
+          <w:tcPr/>
+          <w:p>
+            <w:pPr>
+              <w:pStyle w:val="Compact"/>
+            </w:pPr>
+            <w:r>
+              <w:rPr>
+                <w:lang w:val="de"/>
+              </w:rPr>
+              <w:t xml:space="preserve">Der Abrechnungscode</w:t>
+            </w:r>
+          </w:p>
+        </w:tc>
+      </w:tr>
+      <w:tr>
+        <w:tc>
+          <w:tcPr/>
+          <w:p>
+            <w:pPr>
+              <w:pStyle w:val="Compact"/>
+            </w:pPr>
+            <w:r>
+              <w:rPr>
+                <w:lang w:val="de"/>
+              </w:rPr>
+              <w:t xml:space="preserve">Prüfung, Zählerführung, Summenbildung</w:t>
+            </w:r>
+          </w:p>
+        </w:tc>
+        <w:tc>
+          <w:tcPr/>
+          <w:p>
+            <w:pPr>
+              <w:pStyle w:val="Compact"/>
+            </w:pPr>
+            <w:r>
+              <w:rPr>
+                <w:lang w:val="de"/>
+              </w:rPr>
+              <w:t xml:space="preserve">Positionsnummern und Tarifkennzeichen</w:t>
+            </w:r>
+          </w:p>
+        </w:tc>
+      </w:tr>
+      <w:tr>
+        <w:tc>
+          <w:tcPr/>
+          <w:p>
+            <w:pPr>
+              <w:pStyle w:val="Compact"/>
+            </w:pPr>
+            <w:r>
+              <w:rPr>
+                <w:lang w:val="de"/>
+              </w:rPr>
+              <w:t xml:space="preserve">Lieferung, Zustellweg, Einordnung der Rückmeldung</w:t>
+            </w:r>
+          </w:p>
+        </w:tc>
+        <w:tc>
+          <w:tcPr/>
+          <w:p>
+            <w:pPr>
+              <w:pStyle w:val="Compact"/>
+            </w:pPr>
+            <w:r>
+              <w:rPr>
+                <w:lang w:val="de"/>
+              </w:rPr>
+              <w:t xml:space="preserve">Der Vertrag, aus dem sich die zulässigen Werte ergeben</w:t>
             </w:r>
           </w:p>
         </w:tc>
@@ -2079,36 +1562,90 @@
         <w:rPr>
           <w:lang w:val="de"/>
         </w:rPr>
-        <w:t xml:space="preserve">Ohne die Prüfung wäre das Programm ein Dateischreiber, und dafür lohnt der</w:t>
-      </w:r>
-      <w:r>
-        <w:rPr>
-          <w:lang w:val="de"/>
-        </w:rPr>
-        <w:t xml:space="preserve"> </w:t>
-      </w:r>
-      <w:r>
-        <w:rPr>
-          <w:lang w:val="de"/>
-        </w:rPr>
-        <w:t xml:space="preserve">Aufwand nicht.</w:t>
-      </w:r>
-    </w:p>
-    <w:bookmarkEnd w:id="16"/>
-    <w:bookmarkEnd w:id="17"/>
-    <w:bookmarkStart w:id="28" w:name="ergebnis"/>
-    <w:p>
-      <w:pPr>
-        <w:pStyle w:val="Heading2"/>
-      </w:pPr>
-      <w:r>
-        <w:rPr>
-          <w:lang w:val="de"/>
-        </w:rPr>
-        <w:t xml:space="preserve">Ergebnis</w:t>
-      </w:r>
-    </w:p>
-    <w:bookmarkStart w:id="18" w:name="das-zielbild"/>
+        <w:t xml:space="preserve">Die rechte Spalte ist kurz, und sie besteht ausschließlich aus</w:t>
+      </w:r>
+      <w:r>
+        <w:rPr>
+          <w:lang w:val="de"/>
+        </w:rPr>
+        <w:t xml:space="preserve"> </w:t>
+      </w:r>
+      <w:r>
+        <w:rPr>
+          <w:b/>
+          <w:bCs/>
+          <w:lang w:val="de"/>
+        </w:rPr>
+        <w:t xml:space="preserve">Werten</w:t>
+      </w:r>
+      <w:r>
+        <w:rPr>
+          <w:lang w:val="de"/>
+        </w:rPr>
+        <w:t xml:space="preserve">, nicht</w:t>
+      </w:r>
+      <w:r>
+        <w:rPr>
+          <w:lang w:val="de"/>
+        </w:rPr>
+        <w:t xml:space="preserve"> </w:t>
+      </w:r>
+      <w:r>
+        <w:rPr>
+          <w:lang w:val="de"/>
+        </w:rPr>
+        <w:t xml:space="preserve">aus Abläufen. Ein zweiter Leistungsbereich verlangt also Einträge, keinen Umbau</w:t>
+      </w:r>
+      <w:r>
+        <w:rPr>
+          <w:lang w:val="de"/>
+        </w:rPr>
+        <w:t xml:space="preserve"> </w:t>
+      </w:r>
+      <w:r>
+        <w:rPr>
+          <w:lang w:val="de"/>
+        </w:rPr>
+        <w:t xml:space="preserve">— vorausgesetzt, das Modell trennt beides von Anfang an.</w:t>
+      </w:r>
+    </w:p>
+    <w:p>
+      <w:pPr>
+        <w:pStyle w:val="BodyText"/>
+      </w:pPr>
+      <w:r>
+        <w:rPr>
+          <w:lang w:val="de"/>
+        </w:rPr>
+        <w:t xml:space="preserve">Genau das kostet in der Vision fast nichts und später sehr viel: ein Begriff,</w:t>
+      </w:r>
+      <w:r>
+        <w:rPr>
+          <w:lang w:val="de"/>
+        </w:rPr>
+        <w:t xml:space="preserve"> </w:t>
+      </w:r>
+      <w:r>
+        <w:rPr>
+          <w:lang w:val="de"/>
+        </w:rPr>
+        <w:t xml:space="preserve">der von Beginn an „Leistungsfall” heißt statt „Kurs”, trägt eine</w:t>
+      </w:r>
+      <w:r>
+        <w:rPr>
+          <w:lang w:val="de"/>
+        </w:rPr>
+        <w:t xml:space="preserve"> </w:t>
+      </w:r>
+      <w:r>
+        <w:rPr>
+          <w:lang w:val="de"/>
+        </w:rPr>
+        <w:t xml:space="preserve">Behandlungsserie mit, ohne dass jemand ihn umbenennen muss.</w:t>
+      </w:r>
+    </w:p>
+    <w:bookmarkEnd w:id="13"/>
+    <w:bookmarkStart w:id="14" w:name="wer-es-bedient"/>
     <w:p>
       <w:pPr>
         <w:pStyle w:val="Heading3"/>
@@ -2117,7 +1654,42 @@
         <w:rPr>
           <w:lang w:val="de"/>
         </w:rPr>
-        <w:t xml:space="preserve">Das Zielbild</w:t>
+        <w:t xml:space="preserve">Wer es bedient</w:t>
+      </w:r>
+    </w:p>
+    <w:p>
+      <w:pPr>
+        <w:pStyle w:val="FirstParagraph"/>
+      </w:pPr>
+      <w:r>
+        <w:rPr>
+          <w:lang w:val="de"/>
+        </w:rPr>
+        <w:t xml:space="preserve">Eine einzelne Person, an einem einzelnen Rechner, ohne besondere</w:t>
+      </w:r>
+      <w:r>
+        <w:rPr>
+          <w:lang w:val="de"/>
+        </w:rPr>
+        <w:t xml:space="preserve"> </w:t>
+      </w:r>
+      <w:r>
+        <w:rPr>
+          <w:lang w:val="de"/>
+        </w:rPr>
+        <w:t xml:space="preserve">Computerkenntnisse und ohne jemanden, der bei Problemen hilft. Meist abends,</w:t>
+      </w:r>
+      <w:r>
+        <w:rPr>
+          <w:lang w:val="de"/>
+        </w:rPr>
+        <w:t xml:space="preserve"> </w:t>
+      </w:r>
+      <w:r>
+        <w:rPr>
+          <w:lang w:val="de"/>
+        </w:rPr>
+        <w:t xml:space="preserve">nach der Arbeit.</w:t>
       </w:r>
     </w:p>
     <w:tbl>
@@ -2145,21 +1717,21 @@
               <w:rPr>
                 <w:lang w:val="de"/>
               </w:rPr>
-              <w:t xml:space="preserve">Station</w:t>
-            </w:r>
-          </w:p>
-        </w:tc>
-        <w:tc>
-          <w:tcPr/>
-          <w:p>
-            <w:pPr>
-              <w:pStyle w:val="Compact"/>
-            </w:pPr>
-            <w:r>
-              <w:rPr>
-                <w:lang w:val="de"/>
-              </w:rPr>
-              <w:t xml:space="preserve">Was dort geschieht</w:t>
+              <w:t xml:space="preserve">Umstand</w:t>
+            </w:r>
+          </w:p>
+        </w:tc>
+        <w:tc>
+          <w:tcPr/>
+          <w:p>
+            <w:pPr>
+              <w:pStyle w:val="Compact"/>
+            </w:pPr>
+            <w:r>
+              <w:rPr>
+                <w:lang w:val="de"/>
+              </w:rPr>
+              <w:t xml:space="preserve">Was daraus für das Programm folgt</w:t>
             </w:r>
           </w:p>
         </w:tc>
@@ -2173,25 +1745,49 @@
             </w:pPr>
             <w:r>
               <w:rPr>
+                <w:lang w:val="de"/>
+              </w:rPr>
+              <w:t xml:space="preserve">Niemand richtet etwas ein</w:t>
+            </w:r>
+          </w:p>
+        </w:tc>
+        <w:tc>
+          <w:tcPr/>
+          <w:p>
+            <w:pPr>
+              <w:pStyle w:val="Compact"/>
+            </w:pPr>
+            <w:r>
+              <w:rPr>
+                <w:lang w:val="de"/>
+              </w:rPr>
+              <w:t xml:space="preserve">Es darf</w:t>
+            </w:r>
+            <w:r>
+              <w:rPr>
+                <w:lang w:val="de"/>
+              </w:rPr>
+              <w:t xml:space="preserve"> </w:t>
+            </w:r>
+            <w:r>
+              <w:rPr>
                 <w:b/>
                 <w:bCs/>
                 <w:lang w:val="de"/>
               </w:rPr>
-              <w:t xml:space="preserve">Leistungsdaten</w:t>
-            </w:r>
-          </w:p>
-        </w:tc>
-        <w:tc>
-          <w:tcPr/>
-          <w:p>
-            <w:pPr>
-              <w:pStyle w:val="Compact"/>
-            </w:pPr>
-            <w:r>
-              <w:rPr>
-                <w:lang w:val="de"/>
-              </w:rPr>
-              <w:t xml:space="preserve">liegen ohnehin vor — in Listen und Köpfen</w:t>
+              <w:t xml:space="preserve">nichts zusätzlich installiert</w:t>
+            </w:r>
+            <w:r>
+              <w:rPr>
+                <w:lang w:val="de"/>
+              </w:rPr>
+              <w:t xml:space="preserve"> </w:t>
+            </w:r>
+            <w:r>
+              <w:rPr>
+                <w:lang w:val="de"/>
+              </w:rPr>
+              <w:t xml:space="preserve">werden müssen — keine Datenbank, keine Laufzeitumgebung, kein Serverdienst</w:t>
             </w:r>
           </w:p>
         </w:tc>
@@ -2205,25 +1801,73 @@
             </w:pPr>
             <w:r>
               <w:rPr>
+                <w:lang w:val="de"/>
+              </w:rPr>
+              <w:t xml:space="preserve">Es geht um Gesundheitsdaten</w:t>
+            </w:r>
+          </w:p>
+        </w:tc>
+        <w:tc>
+          <w:tcPr/>
+          <w:p>
+            <w:pPr>
+              <w:pStyle w:val="Compact"/>
+            </w:pPr>
+            <w:r>
+              <w:rPr>
+                <w:lang w:val="de"/>
+              </w:rPr>
+              <w:t xml:space="preserve">Die Daten bleiben</w:t>
+            </w:r>
+            <w:r>
+              <w:rPr>
+                <w:lang w:val="de"/>
+              </w:rPr>
+              <w:t xml:space="preserve"> </w:t>
+            </w:r>
+            <w:r>
+              <w:rPr>
                 <w:b/>
                 <w:bCs/>
                 <w:lang w:val="de"/>
               </w:rPr>
-              <w:t xml:space="preserve">Das Programm</w:t>
-            </w:r>
-          </w:p>
-        </w:tc>
-        <w:tc>
-          <w:tcPr/>
-          <w:p>
-            <w:pPr>
-              <w:pStyle w:val="Compact"/>
-            </w:pPr>
-            <w:r>
-              <w:rPr>
-                <w:lang w:val="de"/>
-              </w:rPr>
-              <w:t xml:space="preserve">erzeugt daraus die Abrechnungsdatei</w:t>
+              <w:t xml:space="preserve">auf dem Rechner der Anwenderin</w:t>
+            </w:r>
+            <w:r>
+              <w:rPr>
+                <w:lang w:val="de"/>
+              </w:rPr>
+              <w:t xml:space="preserve">, nicht im Netz</w:t>
+            </w:r>
+          </w:p>
+        </w:tc>
+      </w:tr>
+      <w:tr>
+        <w:tc>
+          <w:tcPr/>
+          <w:p>
+            <w:pPr>
+              <w:pStyle w:val="Compact"/>
+            </w:pPr>
+            <w:r>
+              <w:rPr>
+                <w:lang w:val="de"/>
+              </w:rPr>
+              <w:t xml:space="preserve">Niemand hilft, wenn etwas klemmt</w:t>
+            </w:r>
+          </w:p>
+        </w:tc>
+        <w:tc>
+          <w:tcPr/>
+          <w:p>
+            <w:pPr>
+              <w:pStyle w:val="Compact"/>
+            </w:pPr>
+            <w:r>
+              <w:rPr>
+                <w:lang w:val="de"/>
+              </w:rPr>
+              <w:t xml:space="preserve">Eine Meldung sagt,</w:t>
             </w:r>
             <w:r>
               <w:rPr>
@@ -2237,7 +1881,19 @@
                 <w:bCs/>
                 <w:lang w:val="de"/>
               </w:rPr>
-              <w:t xml:space="preserve">und prüft sie, bevor sie das Haus verlässt</w:t>
+              <w:t xml:space="preserve">was zu tun ist</w:t>
+            </w:r>
+            <w:r>
+              <w:rPr>
+                <w:lang w:val="de"/>
+              </w:rPr>
+              <w:t xml:space="preserve"> </w:t>
+            </w:r>
+            <w:r>
+              <w:rPr>
+                <w:lang w:val="de"/>
+              </w:rPr>
+              <w:t xml:space="preserve">— nicht, was schiefging. „Feld 4 ungültig” hilft niemandem</w:t>
             </w:r>
           </w:p>
         </w:tc>
@@ -2251,32 +1907,901 @@
             </w:pPr>
             <w:r>
               <w:rPr>
+                <w:lang w:val="de"/>
+              </w:rPr>
+              <w:t xml:space="preserve">Abends, nebenher</w:t>
+            </w:r>
+          </w:p>
+        </w:tc>
+        <w:tc>
+          <w:tcPr/>
+          <w:p>
+            <w:pPr>
+              <w:pStyle w:val="Compact"/>
+            </w:pPr>
+            <w:r>
+              <w:rPr>
+                <w:lang w:val="de"/>
+              </w:rPr>
+              <w:t xml:space="preserve">Der Weg von den erfassten Daten zur fertigen Datei muss kurz sein</w:t>
+            </w:r>
+          </w:p>
+        </w:tc>
+      </w:tr>
+    </w:tbl>
+    <w:bookmarkEnd w:id="14"/>
+    <w:bookmarkStart w:id="15" w:name="was-es-ausdrücklich-nicht-wird"/>
+    <w:p>
+      <w:pPr>
+        <w:pStyle w:val="Heading3"/>
+      </w:pPr>
+      <w:r>
+        <w:rPr>
+          <w:lang w:val="de"/>
+        </w:rPr>
+        <w:t xml:space="preserve">Was es ausdrücklich nicht wird</w:t>
+      </w:r>
+    </w:p>
+    <w:p>
+      <w:pPr>
+        <w:pStyle w:val="FirstParagraph"/>
+      </w:pPr>
+      <w:r>
+        <w:rPr>
+          <w:lang w:val="de"/>
+        </w:rPr>
+        <w:t xml:space="preserve">So wichtig wie die andere Liste — ein Projekt ohne Grenzen wird nie fertig.</w:t>
+      </w:r>
+    </w:p>
+    <w:tbl>
+      <w:tblPr>
+        <w:tblStyle w:val="Table"/>
+        <w:tblW w:type="pct" w:w="5000"/>
+        <w:tblLayout w:type="fixed"/>
+        <w:tblLook w:firstRow="1" w:lastRow="0" w:firstColumn="0" w:lastColumn="0" w:noHBand="0" w:noVBand="0" w:val="0020"/>
+      </w:tblPr>
+      <w:tblGrid>
+        <w:gridCol w:w="3960"/>
+        <w:gridCol w:w="3960"/>
+      </w:tblGrid>
+      <w:tr>
+        <w:trPr>
+          <w:tblHeader w:val="on"/>
+        </w:trPr>
+        <w:tc>
+          <w:tcPr/>
+          <w:p>
+            <w:pPr>
+              <w:pStyle w:val="Compact"/>
+            </w:pPr>
+            <w:r>
+              <w:rPr>
+                <w:lang w:val="de"/>
+              </w:rPr>
+              <w:t xml:space="preserve">Nicht</w:t>
+            </w:r>
+          </w:p>
+        </w:tc>
+        <w:tc>
+          <w:tcPr/>
+          <w:p>
+            <w:pPr>
+              <w:pStyle w:val="Compact"/>
+            </w:pPr>
+            <w:r>
+              <w:rPr>
+                <w:lang w:val="de"/>
+              </w:rPr>
+              <w:t xml:space="preserve">Warum</w:t>
+            </w:r>
+          </w:p>
+        </w:tc>
+      </w:tr>
+      <w:tr>
+        <w:tc>
+          <w:tcPr/>
+          <w:p>
+            <w:pPr>
+              <w:pStyle w:val="Compact"/>
+            </w:pPr>
+            <w:r>
+              <w:rPr>
+                <w:lang w:val="de"/>
+              </w:rPr>
+              <w:t xml:space="preserve">Kurs- und Terminverwaltung, Erinnerungen</w:t>
+            </w:r>
+          </w:p>
+        </w:tc>
+        <w:tc>
+          <w:tcPr/>
+          <w:p>
+            <w:pPr>
+              <w:pStyle w:val="Compact"/>
+            </w:pPr>
+            <w:r>
+              <w:rPr>
+                <w:lang w:val="de"/>
+              </w:rPr>
+              <w:t xml:space="preserve">ein eigenes Feld, und dafür gibt es Werkzeuge</w:t>
+            </w:r>
+          </w:p>
+        </w:tc>
+      </w:tr>
+      <w:tr>
+        <w:tc>
+          <w:tcPr/>
+          <w:p>
+            <w:pPr>
+              <w:pStyle w:val="Compact"/>
+            </w:pPr>
+            <w:r>
+              <w:rPr>
+                <w:lang w:val="de"/>
+              </w:rPr>
+              <w:t xml:space="preserve">Buchhaltung, Steuer, Einnahmenüberschussrechnung</w:t>
+            </w:r>
+          </w:p>
+        </w:tc>
+        <w:tc>
+          <w:tcPr/>
+          <w:p>
+            <w:pPr>
+              <w:pStyle w:val="Compact"/>
+            </w:pPr>
+            <w:r>
+              <w:rPr>
+                <w:lang w:val="de"/>
+              </w:rPr>
+              <w:t xml:space="preserve">ebenso, und mit eigenen Vorschriften</w:t>
+            </w:r>
+          </w:p>
+        </w:tc>
+      </w:tr>
+      <w:tr>
+        <w:tc>
+          <w:tcPr/>
+          <w:p>
+            <w:pPr>
+              <w:pStyle w:val="Compact"/>
+            </w:pPr>
+            <w:r>
+              <w:rPr>
+                <w:lang w:val="de"/>
+              </w:rPr>
+              <w:t xml:space="preserve">Privatabrechnung mit Selbstzahlern</w:t>
+            </w:r>
+          </w:p>
+        </w:tc>
+        <w:tc>
+          <w:tcPr/>
+          <w:p>
+            <w:pPr>
+              <w:pStyle w:val="Compact"/>
+            </w:pPr>
+            <w:r>
+              <w:rPr>
+                <w:lang w:val="de"/>
+              </w:rPr>
+              <w:t xml:space="preserve">ein anderes Verfahren mit anderen Regeln</w:t>
+            </w:r>
+          </w:p>
+        </w:tc>
+      </w:tr>
+      <w:tr>
+        <w:tc>
+          <w:tcPr/>
+          <w:p>
+            <w:pPr>
+              <w:pStyle w:val="Compact"/>
+            </w:pPr>
+            <w:r>
+              <w:rPr>
+                <w:lang w:val="de"/>
+              </w:rPr>
+              <w:t xml:space="preserve">Mehrbenutzerbetrieb, Praxisverwaltung</w:t>
+            </w:r>
+          </w:p>
+        </w:tc>
+        <w:tc>
+          <w:tcPr/>
+          <w:p>
+            <w:pPr>
+              <w:pStyle w:val="Compact"/>
+            </w:pPr>
+            <w:r>
+              <w:rPr>
+                <w:lang w:val="de"/>
+              </w:rPr>
+              <w:t xml:space="preserve">eine bewusste Grenze; die gewählte Datenhaltung lässt genau einen Schreiber zu</w:t>
+            </w:r>
+          </w:p>
+        </w:tc>
+      </w:tr>
+      <w:tr>
+        <w:tc>
+          <w:tcPr/>
+          <w:p>
+            <w:pPr>
+              <w:pStyle w:val="Compact"/>
+            </w:pPr>
+            <w:r>
+              <w:rPr>
+                <w:lang w:val="de"/>
+              </w:rPr>
+              <w:t xml:space="preserve">Ein mitgelieferter Katalog gültiger Positionsnummern je Bereich</w:t>
+            </w:r>
+          </w:p>
+        </w:tc>
+        <w:tc>
+          <w:tcPr/>
+          <w:p>
+            <w:pPr>
+              <w:pStyle w:val="Compact"/>
+            </w:pPr>
+            <w:r>
+              <w:rPr>
+                <w:lang w:val="de"/>
+              </w:rPr>
+              <w:t xml:space="preserve">die ergeben sich aus dem Vertrag. Das Programm hält den Rahmen bereit, die Werte trägt ein, wer den Vertrag hat</w:t>
+            </w:r>
+          </w:p>
+        </w:tc>
+      </w:tr>
+      <w:tr>
+        <w:tc>
+          <w:tcPr/>
+          <w:p>
+            <w:pPr>
+              <w:pStyle w:val="Compact"/>
+            </w:pPr>
+            <w:r>
+              <w:rPr>
+                <w:lang w:val="de"/>
+              </w:rPr>
+              <w:t xml:space="preserve">Fachliche Beratung, welche Leistung abrechenbar ist</w:t>
+            </w:r>
+          </w:p>
+        </w:tc>
+        <w:tc>
+          <w:tcPr/>
+          <w:p>
+            <w:pPr>
+              <w:pStyle w:val="Compact"/>
+            </w:pPr>
+            <w:r>
+              <w:rPr>
+                <w:lang w:val="de"/>
+              </w:rPr>
+              <w:t xml:space="preserve">das entscheidet ebenfalls der Vertrag, nicht ein Programm</w:t>
+            </w:r>
+          </w:p>
+        </w:tc>
+      </w:tr>
+    </w:tbl>
+    <w:bookmarkEnd w:id="15"/>
+    <w:bookmarkEnd w:id="16"/>
+    <w:bookmarkStart w:id="18" w:name="entscheidung"/>
+    <w:p>
+      <w:pPr>
+        <w:pStyle w:val="Heading2"/>
+      </w:pPr>
+      <w:r>
+        <w:rPr>
+          <w:lang w:val="de"/>
+        </w:rPr>
+        <w:t xml:space="preserve">Entscheidung</w:t>
+      </w:r>
+    </w:p>
+    <w:p>
+      <w:pPr>
+        <w:pStyle w:val="FirstParagraph"/>
+      </w:pPr>
+      <w:r>
+        <w:rPr>
+          <w:b/>
+          <w:bCs/>
+          <w:lang w:val="de"/>
+        </w:rPr>
+        <w:t xml:space="preserve">Das Projekt wird ein Einzelplatzprogramm, das aus vorhandenen Leistungsdaten</w:t>
+      </w:r>
+      <w:r>
+        <w:rPr>
+          <w:b/>
+          <w:bCs/>
+          <w:lang w:val="de"/>
+        </w:rPr>
+        <w:t xml:space="preserve"> </w:t>
+      </w:r>
+      <w:r>
+        <w:rPr>
+          <w:b/>
+          <w:bCs/>
+          <w:lang w:val="de"/>
+        </w:rPr>
+        <w:t xml:space="preserve">eine prüffähige Abrechnungsdatei erzeugt — und das jede Datei prüft, bevor sie</w:t>
+      </w:r>
+      <w:r>
+        <w:rPr>
+          <w:b/>
+          <w:bCs/>
+          <w:lang w:val="de"/>
+        </w:rPr>
+        <w:t xml:space="preserve"> </w:t>
+      </w:r>
+      <w:r>
+        <w:rPr>
+          <w:b/>
+          <w:bCs/>
+          <w:lang w:val="de"/>
+        </w:rPr>
+        <w:t xml:space="preserve">hinausgeht.</w:t>
+      </w:r>
+      <w:r>
+        <w:rPr>
+          <w:lang w:val="de"/>
+        </w:rPr>
+        <w:t xml:space="preserve"> </w:t>
+      </w:r>
+      <w:r>
+        <w:rPr>
+          <w:lang w:val="de"/>
+        </w:rPr>
+        <w:t xml:space="preserve">Der Aufbau folgt dem Verfahren, nicht einem einzelnen</w:t>
+      </w:r>
+      <w:r>
+        <w:rPr>
+          <w:lang w:val="de"/>
+        </w:rPr>
+        <w:t xml:space="preserve"> </w:t>
+      </w:r>
+      <w:r>
+        <w:rPr>
+          <w:lang w:val="de"/>
+        </w:rPr>
+        <w:t xml:space="preserve">Leistungsbereich; der erste bediente ist die Hebammenhilfe.</w:t>
+      </w:r>
+    </w:p>
+    <w:p>
+      <w:pPr>
+        <w:pStyle w:val="BodyText"/>
+      </w:pPr>
+      <w:r>
+        <w:rPr>
+          <w:lang w:val="de"/>
+        </w:rPr>
+        <w:t xml:space="preserve">Von den sieben Punkten der Vision werden damit</w:t>
+      </w:r>
+      <w:r>
+        <w:rPr>
+          <w:lang w:val="de"/>
+        </w:rPr>
+        <w:t xml:space="preserve"> </w:t>
+      </w:r>
+      <w:r>
+        <w:rPr>
+          <w:b/>
+          <w:bCs/>
+          <w:lang w:val="de"/>
+        </w:rPr>
+        <w:t xml:space="preserve">die ersten fünf zum Bauauftrag</w:t>
+      </w:r>
+      <w:r>
+        <w:rPr>
+          <w:lang w:val="de"/>
+        </w:rPr>
+        <w:t xml:space="preserve"> </w:t>
+      </w:r>
+      <w:r>
+        <w:rPr>
+          <w:lang w:val="de"/>
+        </w:rPr>
+        <w:t xml:space="preserve">— gegliedert in fünf Kernfähigkeiten. Die Punkte 6 und 7, Nachbearbeitung einer</w:t>
+      </w:r>
+      <w:r>
+        <w:rPr>
+          <w:lang w:val="de"/>
+        </w:rPr>
+        <w:t xml:space="preserve"> </w:t>
+      </w:r>
+      <w:r>
+        <w:rPr>
+          <w:lang w:val="de"/>
+        </w:rPr>
+        <w:t xml:space="preserve">Zurückweisung und ein weiterer Leistungsbereich, bleiben Ziel, aber nicht</w:t>
+      </w:r>
+      <w:r>
+        <w:rPr>
+          <w:lang w:val="de"/>
+        </w:rPr>
+        <w:t xml:space="preserve"> </w:t>
+      </w:r>
+      <w:r>
+        <w:rPr>
+          <w:lang w:val="de"/>
+        </w:rPr>
+        <w:t xml:space="preserve">Gegenstand des ersten Durchgangs.</w:t>
+      </w:r>
+    </w:p>
+    <w:tbl>
+      <w:tblPr>
+        <w:tblStyle w:val="Table"/>
+        <w:tblW w:type="pct" w:w="5000"/>
+        <w:tblLayout w:type="fixed"/>
+        <w:tblLook w:firstRow="1" w:lastRow="0" w:firstColumn="0" w:lastColumn="0" w:noHBand="0" w:noVBand="0" w:val="0020"/>
+      </w:tblPr>
+      <w:tblGrid>
+        <w:gridCol w:w="2640"/>
+        <w:gridCol w:w="2640"/>
+        <w:gridCol w:w="2640"/>
+      </w:tblGrid>
+      <w:tr>
+        <w:trPr>
+          <w:tblHeader w:val="on"/>
+        </w:trPr>
+        <w:tc>
+          <w:tcPr/>
+          <w:p>
+            <w:pPr>
+              <w:pStyle w:val="Compact"/>
+            </w:pPr>
+            <w:r>
+              <w:rPr>
+                <w:lang w:val="de"/>
+              </w:rPr>
+              <w:t xml:space="preserve">#</w:t>
+            </w:r>
+          </w:p>
+        </w:tc>
+        <w:tc>
+          <w:tcPr/>
+          <w:p>
+            <w:pPr>
+              <w:pStyle w:val="Compact"/>
+            </w:pPr>
+            <w:r>
+              <w:rPr>
+                <w:lang w:val="de"/>
+              </w:rPr>
+              <w:t xml:space="preserve">Kernfähigkeit</w:t>
+            </w:r>
+          </w:p>
+        </w:tc>
+        <w:tc>
+          <w:tcPr/>
+          <w:p>
+            <w:pPr>
+              <w:pStyle w:val="Compact"/>
+            </w:pPr>
+            <w:r>
+              <w:rPr>
+                <w:lang w:val="de"/>
+              </w:rPr>
+              <w:t xml:space="preserve">Was dahintersteckt</w:t>
+            </w:r>
+          </w:p>
+        </w:tc>
+      </w:tr>
+      <w:tr>
+        <w:tc>
+          <w:tcPr/>
+          <w:p>
+            <w:pPr>
+              <w:pStyle w:val="Compact"/>
+            </w:pPr>
+            <w:r>
+              <w:rPr>
+                <w:lang w:val="de"/>
+              </w:rPr>
+              <w:t xml:space="preserve">1</w:t>
+            </w:r>
+          </w:p>
+        </w:tc>
+        <w:tc>
+          <w:tcPr/>
+          <w:p>
+            <w:pPr>
+              <w:pStyle w:val="Compact"/>
+            </w:pPr>
+            <w:r>
+              <w:rPr>
                 <w:b/>
                 <w:bCs/>
                 <w:lang w:val="de"/>
               </w:rPr>
-              <w:t xml:space="preserve">Die Krankenkasse</w:t>
-            </w:r>
-          </w:p>
-        </w:tc>
-        <w:tc>
-          <w:tcPr/>
-          <w:p>
-            <w:pPr>
-              <w:pStyle w:val="Compact"/>
-            </w:pPr>
-            <w:r>
-              <w:rPr>
-                <w:lang w:val="de"/>
-              </w:rPr>
-              <w:t xml:space="preserve">zahlt oder beanstandet</w:t>
+              <w:t xml:space="preserve">Stammdaten führen</w:t>
+            </w:r>
+          </w:p>
+        </w:tc>
+        <w:tc>
+          <w:tcPr/>
+          <w:p>
+            <w:pPr>
+              <w:pStyle w:val="Compact"/>
+            </w:pPr>
+            <w:r>
+              <w:rPr>
+                <w:lang w:val="de"/>
+              </w:rPr>
+              <w:t xml:space="preserve">versicherte Personen mit ihren Versicherungsangaben, die Leistungserbringerin selbst, Leistungsfälle als Zusammenfassung — ein Kurs, eine Behandlungsserie</w:t>
+            </w:r>
+          </w:p>
+        </w:tc>
+      </w:tr>
+      <w:tr>
+        <w:tc>
+          <w:tcPr/>
+          <w:p>
+            <w:pPr>
+              <w:pStyle w:val="Compact"/>
+            </w:pPr>
+            <w:r>
+              <w:rPr>
+                <w:lang w:val="de"/>
+              </w:rPr>
+              <w:t xml:space="preserve">2</w:t>
+            </w:r>
+          </w:p>
+        </w:tc>
+        <w:tc>
+          <w:tcPr/>
+          <w:p>
+            <w:pPr>
+              <w:pStyle w:val="Compact"/>
+            </w:pPr>
+            <w:r>
+              <w:rPr>
+                <w:b/>
+                <w:bCs/>
+                <w:lang w:val="de"/>
+              </w:rPr>
+              <w:t xml:space="preserve">Leistungen beschreiben</w:t>
+            </w:r>
+          </w:p>
+        </w:tc>
+        <w:tc>
+          <w:tcPr/>
+          <w:p>
+            <w:pPr>
+              <w:pStyle w:val="Compact"/>
+            </w:pPr>
+            <w:r>
+              <w:rPr>
+                <w:lang w:val="de"/>
+              </w:rPr>
+              <w:t xml:space="preserve">was eine Einheit kostet, unter welcher Position sie abgerechnet wird — einmal festgelegt, mehrfach verwendet. Hier sitzt das Bereichsspezifische</w:t>
+            </w:r>
+          </w:p>
+        </w:tc>
+      </w:tr>
+      <w:tr>
+        <w:tc>
+          <w:tcPr/>
+          <w:p>
+            <w:pPr>
+              <w:pStyle w:val="Compact"/>
+            </w:pPr>
+            <w:r>
+              <w:rPr>
+                <w:lang w:val="de"/>
+              </w:rPr>
+              <w:t xml:space="preserve">3</w:t>
+            </w:r>
+          </w:p>
+        </w:tc>
+        <w:tc>
+          <w:tcPr/>
+          <w:p>
+            <w:pPr>
+              <w:pStyle w:val="Compact"/>
+            </w:pPr>
+            <w:r>
+              <w:rPr>
+                <w:b/>
+                <w:bCs/>
+                <w:lang w:val="de"/>
+              </w:rPr>
+              <w:t xml:space="preserve">Abrechnung erzeugen</w:t>
+            </w:r>
+          </w:p>
+        </w:tc>
+        <w:tc>
+          <w:tcPr/>
+          <w:p>
+            <w:pPr>
+              <w:pStyle w:val="Compact"/>
+            </w:pPr>
+            <w:r>
+              <w:rPr>
+                <w:lang w:val="de"/>
+              </w:rPr>
+              <w:t xml:space="preserve">aus Leistungsfall, Beschreibung und Anzahl der Einheiten entsteht die Nachricht im vorgeschriebenen Format</w:t>
+            </w:r>
+          </w:p>
+        </w:tc>
+      </w:tr>
+      <w:tr>
+        <w:tc>
+          <w:tcPr/>
+          <w:p>
+            <w:pPr>
+              <w:pStyle w:val="Compact"/>
+            </w:pPr>
+            <w:r>
+              <w:rPr>
+                <w:lang w:val="de"/>
+              </w:rPr>
+              <w:t xml:space="preserve">4</w:t>
+            </w:r>
+          </w:p>
+        </w:tc>
+        <w:tc>
+          <w:tcPr/>
+          <w:p>
+            <w:pPr>
+              <w:pStyle w:val="Compact"/>
+            </w:pPr>
+            <w:r>
+              <w:rPr>
+                <w:b/>
+                <w:bCs/>
+                <w:lang w:val="de"/>
+              </w:rPr>
+              <w:t xml:space="preserve">Prüfen</w:t>
+            </w:r>
+          </w:p>
+        </w:tc>
+        <w:tc>
+          <w:tcPr/>
+          <w:p>
+            <w:pPr>
+              <w:pStyle w:val="Compact"/>
+            </w:pPr>
+            <w:r>
+              <w:rPr>
+                <w:lang w:val="de"/>
+              </w:rPr>
+              <w:t xml:space="preserve">Aufbau, Zähler, Summen, Pflichtangaben — ein Fehler hält den gesamten Lauf auf</w:t>
+            </w:r>
+          </w:p>
+        </w:tc>
+      </w:tr>
+      <w:tr>
+        <w:tc>
+          <w:tcPr/>
+          <w:p>
+            <w:pPr>
+              <w:pStyle w:val="Compact"/>
+            </w:pPr>
+            <w:r>
+              <w:rPr>
+                <w:lang w:val="de"/>
+              </w:rPr>
+              <w:t xml:space="preserve">5</w:t>
+            </w:r>
+          </w:p>
+        </w:tc>
+        <w:tc>
+          <w:tcPr/>
+          <w:p>
+            <w:pPr>
+              <w:pStyle w:val="Compact"/>
+            </w:pPr>
+            <w:r>
+              <w:rPr>
+                <w:b/>
+                <w:bCs/>
+                <w:lang w:val="de"/>
+              </w:rPr>
+              <w:t xml:space="preserve">Zustellen und einordnen</w:t>
+            </w:r>
+          </w:p>
+        </w:tc>
+        <w:tc>
+          <w:tcPr/>
+          <w:p>
+            <w:pPr>
+              <w:pStyle w:val="Compact"/>
+            </w:pPr>
+            <w:r>
+              <w:rPr>
+                <w:lang w:val="de"/>
+              </w:rPr>
+              <w:t xml:space="preserve">die Datei an den richtigen Empfänger, und die Antwort verständlich machen</w:t>
             </w:r>
           </w:p>
         </w:tc>
       </w:tr>
     </w:tbl>
+    <w:bookmarkStart w:id="17" w:name="warum-nicht-der-einfachere-weg"/>
+    <w:p>
+      <w:pPr>
+        <w:pStyle w:val="Heading3"/>
+      </w:pPr>
+      <w:r>
+        <w:rPr>
+          <w:lang w:val="de"/>
+        </w:rPr>
+        <w:t xml:space="preserve">Warum nicht der einfachere Weg</w:t>
+      </w:r>
+    </w:p>
+    <w:p>
+      <w:pPr>
+        <w:pStyle w:val="FirstParagraph"/>
+      </w:pPr>
+      <w:r>
+        <w:rPr>
+          <w:lang w:val="de"/>
+        </w:rPr>
+        <w:t xml:space="preserve">Man könnte auf Nummer 4 verzichten und darauf setzen, dass die Empfängerseite</w:t>
+      </w:r>
+      <w:r>
+        <w:rPr>
+          <w:lang w:val="de"/>
+        </w:rPr>
+        <w:t xml:space="preserve"> </w:t>
+      </w:r>
+      <w:r>
+        <w:rPr>
+          <w:lang w:val="de"/>
+        </w:rPr>
+        <w:t xml:space="preserve">schon meckern wird — das wäre erheblich weniger Arbeit. Dagegen steht der Preis</w:t>
+      </w:r>
+      <w:r>
+        <w:rPr>
+          <w:lang w:val="de"/>
+        </w:rPr>
+        <w:t xml:space="preserve"> </w:t>
+      </w:r>
+      <w:r>
+        <w:rPr>
+          <w:lang w:val="de"/>
+        </w:rPr>
+        <w:t xml:space="preserve">einer Beanstandung:</w:t>
+      </w:r>
+    </w:p>
+    <w:tbl>
+      <w:tblPr>
+        <w:tblStyle w:val="Table"/>
+        <w:tblW w:type="pct" w:w="5000"/>
+        <w:tblLayout w:type="fixed"/>
+        <w:tblLook w:firstRow="1" w:lastRow="0" w:firstColumn="0" w:lastColumn="0" w:noHBand="0" w:noVBand="0" w:val="0020"/>
+      </w:tblPr>
+      <w:tblGrid>
+        <w:gridCol w:w="3960"/>
+        <w:gridCol w:w="3960"/>
+      </w:tblGrid>
+      <w:tr>
+        <w:trPr>
+          <w:tblHeader w:val="on"/>
+        </w:trPr>
+        <w:tc>
+          <w:tcPr/>
+          <w:p>
+            <w:pPr>
+              <w:pStyle w:val="Compact"/>
+            </w:pPr>
+            <w:r>
+              <w:rPr>
+                <w:lang w:val="de"/>
+              </w:rPr>
+              <w:t xml:space="preserve">Wo der Fehler auffällt</w:t>
+            </w:r>
+          </w:p>
+        </w:tc>
+        <w:tc>
+          <w:tcPr/>
+          <w:p>
+            <w:pPr>
+              <w:pStyle w:val="Compact"/>
+            </w:pPr>
+            <w:r>
+              <w:rPr>
+                <w:lang w:val="de"/>
+              </w:rPr>
+              <w:t xml:space="preserve">Was er kostet</w:t>
+            </w:r>
+          </w:p>
+        </w:tc>
+      </w:tr>
+      <w:tr>
+        <w:tc>
+          <w:tcPr/>
+          <w:p>
+            <w:pPr>
+              <w:pStyle w:val="Compact"/>
+            </w:pPr>
+            <w:r>
+              <w:rPr>
+                <w:lang w:val="de"/>
+              </w:rPr>
+              <w:t xml:space="preserve">im eigenen Programm, vor dem Versand</w:t>
+            </w:r>
+          </w:p>
+        </w:tc>
+        <w:tc>
+          <w:tcPr/>
+          <w:p>
+            <w:pPr>
+              <w:pStyle w:val="Compact"/>
+            </w:pPr>
+            <w:r>
+              <w:rPr>
+                <w:lang w:val="de"/>
+              </w:rPr>
+              <w:t xml:space="preserve">dreißig Sekunden</w:t>
+            </w:r>
+          </w:p>
+        </w:tc>
+      </w:tr>
+      <w:tr>
+        <w:tc>
+          <w:tcPr/>
+          <w:p>
+            <w:pPr>
+              <w:pStyle w:val="Compact"/>
+            </w:pPr>
+            <w:r>
+              <w:rPr>
+                <w:lang w:val="de"/>
+              </w:rPr>
+              <w:t xml:space="preserve">bei der Kasse, Wochen später</w:t>
+            </w:r>
+          </w:p>
+        </w:tc>
+        <w:tc>
+          <w:tcPr/>
+          <w:p>
+            <w:pPr>
+              <w:pStyle w:val="Compact"/>
+            </w:pPr>
+            <w:r>
+              <w:rPr>
+                <w:lang w:val="de"/>
+              </w:rPr>
+              <w:t xml:space="preserve">ein vollständiger Wiederholungsdurchlauf</w:t>
+            </w:r>
+          </w:p>
+        </w:tc>
+      </w:tr>
+    </w:tbl>
+    <w:p>
+      <w:pPr>
+        <w:pStyle w:val="BodyText"/>
+      </w:pPr>
+      <w:r>
+        <w:rPr>
+          <w:lang w:val="de"/>
+        </w:rPr>
+        <w:t xml:space="preserve">Ohne die Prüfung wäre das Programm ein Dateischreiber, und dafür lohnt der</w:t>
+      </w:r>
+      <w:r>
+        <w:rPr>
+          <w:lang w:val="de"/>
+        </w:rPr>
+        <w:t xml:space="preserve"> </w:t>
+      </w:r>
+      <w:r>
+        <w:rPr>
+          <w:lang w:val="de"/>
+        </w:rPr>
+        <w:t xml:space="preserve">Aufwand nicht.</w:t>
+      </w:r>
+    </w:p>
+    <w:bookmarkEnd w:id="17"/>
     <w:bookmarkEnd w:id="18"/>
-    <w:bookmarkStart w:id="22" w:name="die-begriffe-und-ihre-beziehungen"/>
+    <w:bookmarkStart w:id="29" w:name="ergebnis"/>
+    <w:p>
+      <w:pPr>
+        <w:pStyle w:val="Heading2"/>
+      </w:pPr>
+      <w:r>
+        <w:rPr>
+          <w:lang w:val="de"/>
+        </w:rPr>
+        <w:t xml:space="preserve">Ergebnis</w:t>
+      </w:r>
+    </w:p>
+    <w:bookmarkStart w:id="19" w:name="das-zielbild"/>
     <w:p>
       <w:pPr>
         <w:pStyle w:val="Heading3"/>
@@ -2285,7 +2810,175 @@
         <w:rPr>
           <w:lang w:val="de"/>
         </w:rPr>
-        <w:t xml:space="preserve">Die Begriffe und ihre Beziehungen</w:t>
+        <w:t xml:space="preserve">Das Zielbild</w:t>
+      </w:r>
+    </w:p>
+    <w:tbl>
+      <w:tblPr>
+        <w:tblStyle w:val="Table"/>
+        <w:tblW w:type="pct" w:w="5000"/>
+        <w:tblLayout w:type="fixed"/>
+        <w:tblLook w:firstRow="1" w:lastRow="0" w:firstColumn="0" w:lastColumn="0" w:noHBand="0" w:noVBand="0" w:val="0020"/>
+      </w:tblPr>
+      <w:tblGrid>
+        <w:gridCol w:w="3960"/>
+        <w:gridCol w:w="3960"/>
+      </w:tblGrid>
+      <w:tr>
+        <w:trPr>
+          <w:tblHeader w:val="on"/>
+        </w:trPr>
+        <w:tc>
+          <w:tcPr/>
+          <w:p>
+            <w:pPr>
+              <w:pStyle w:val="Compact"/>
+            </w:pPr>
+            <w:r>
+              <w:rPr>
+                <w:lang w:val="de"/>
+              </w:rPr>
+              <w:t xml:space="preserve">Station</w:t>
+            </w:r>
+          </w:p>
+        </w:tc>
+        <w:tc>
+          <w:tcPr/>
+          <w:p>
+            <w:pPr>
+              <w:pStyle w:val="Compact"/>
+            </w:pPr>
+            <w:r>
+              <w:rPr>
+                <w:lang w:val="de"/>
+              </w:rPr>
+              <w:t xml:space="preserve">Was dort geschieht</w:t>
+            </w:r>
+          </w:p>
+        </w:tc>
+      </w:tr>
+      <w:tr>
+        <w:tc>
+          <w:tcPr/>
+          <w:p>
+            <w:pPr>
+              <w:pStyle w:val="Compact"/>
+            </w:pPr>
+            <w:r>
+              <w:rPr>
+                <w:b/>
+                <w:bCs/>
+                <w:lang w:val="de"/>
+              </w:rPr>
+              <w:t xml:space="preserve">Leistungsdaten</w:t>
+            </w:r>
+          </w:p>
+        </w:tc>
+        <w:tc>
+          <w:tcPr/>
+          <w:p>
+            <w:pPr>
+              <w:pStyle w:val="Compact"/>
+            </w:pPr>
+            <w:r>
+              <w:rPr>
+                <w:lang w:val="de"/>
+              </w:rPr>
+              <w:t xml:space="preserve">liegen ohnehin vor — in Listen und Köpfen</w:t>
+            </w:r>
+          </w:p>
+        </w:tc>
+      </w:tr>
+      <w:tr>
+        <w:tc>
+          <w:tcPr/>
+          <w:p>
+            <w:pPr>
+              <w:pStyle w:val="Compact"/>
+            </w:pPr>
+            <w:r>
+              <w:rPr>
+                <w:b/>
+                <w:bCs/>
+                <w:lang w:val="de"/>
+              </w:rPr>
+              <w:t xml:space="preserve">Das Programm</w:t>
+            </w:r>
+          </w:p>
+        </w:tc>
+        <w:tc>
+          <w:tcPr/>
+          <w:p>
+            <w:pPr>
+              <w:pStyle w:val="Compact"/>
+            </w:pPr>
+            <w:r>
+              <w:rPr>
+                <w:lang w:val="de"/>
+              </w:rPr>
+              <w:t xml:space="preserve">erzeugt daraus die Abrechnungsdatei</w:t>
+            </w:r>
+            <w:r>
+              <w:rPr>
+                <w:lang w:val="de"/>
+              </w:rPr>
+              <w:t xml:space="preserve"> </w:t>
+            </w:r>
+            <w:r>
+              <w:rPr>
+                <w:b/>
+                <w:bCs/>
+                <w:lang w:val="de"/>
+              </w:rPr>
+              <w:t xml:space="preserve">und prüft sie, bevor sie das Haus verlässt</w:t>
+            </w:r>
+          </w:p>
+        </w:tc>
+      </w:tr>
+      <w:tr>
+        <w:tc>
+          <w:tcPr/>
+          <w:p>
+            <w:pPr>
+              <w:pStyle w:val="Compact"/>
+            </w:pPr>
+            <w:r>
+              <w:rPr>
+                <w:b/>
+                <w:bCs/>
+                <w:lang w:val="de"/>
+              </w:rPr>
+              <w:t xml:space="preserve">Die Krankenkasse</w:t>
+            </w:r>
+          </w:p>
+        </w:tc>
+        <w:tc>
+          <w:tcPr/>
+          <w:p>
+            <w:pPr>
+              <w:pStyle w:val="Compact"/>
+            </w:pPr>
+            <w:r>
+              <w:rPr>
+                <w:lang w:val="de"/>
+              </w:rPr>
+              <w:t xml:space="preserve">zahlt oder beanstandet</w:t>
+            </w:r>
+          </w:p>
+        </w:tc>
+      </w:tr>
+    </w:tbl>
+    <w:bookmarkEnd w:id="19"/>
+    <w:bookmarkStart w:id="23" w:name="womit-begonnen-wird"/>
+    <w:p>
+      <w:pPr>
+        <w:pStyle w:val="Heading3"/>
+      </w:pPr>
+      <w:r>
+        <w:rPr>
+          <w:lang w:val="de"/>
+        </w:rPr>
+        <w:t xml:space="preserve">Womit begonnen wird</w:t>
       </w:r>
     </w:p>
     <w:p>
@@ -2296,7 +2989,19 @@
         <w:rPr>
           <w:lang w:val="de"/>
         </w:rPr>
-        <w:t xml:space="preserve">Bevor entschieden werden kann, wie etwas gebaut wird, muss feststehen,</w:t>
+        <w:t xml:space="preserve">Ein Klassenbild des ganzen Programms wäre an dieser Stelle unbrauchbar: zu</w:t>
+      </w:r>
+      <w:r>
+        <w:rPr>
+          <w:lang w:val="de"/>
+        </w:rPr>
+        <w:t xml:space="preserve"> </w:t>
+      </w:r>
+      <w:r>
+        <w:rPr>
+          <w:lang w:val="de"/>
+        </w:rPr>
+        <w:t xml:space="preserve">groß, um es zu besprechen, und zu früh, um es zu verantworten. Stattdessen</w:t>
       </w:r>
       <w:r>
         <w:rPr>
@@ -2310,47 +3015,43 @@
           <w:bCs/>
           <w:lang w:val="de"/>
         </w:rPr>
-        <w:t xml:space="preserve">wovon</w:t>
-      </w:r>
-      <w:r>
-        <w:rPr>
-          <w:b/>
-          <w:bCs/>
-          <w:lang w:val="de"/>
-        </w:rPr>
-        <w:t xml:space="preserve"> </w:t>
-      </w:r>
-      <w:r>
-        <w:rPr>
-          <w:b/>
-          <w:bCs/>
-          <w:lang w:val="de"/>
-        </w:rPr>
-        <w:t xml:space="preserve">überhaupt die Rede ist</w:t>
-      </w:r>
-      <w:r>
-        <w:rPr>
-          <w:lang w:val="de"/>
-        </w:rPr>
-        <w:t xml:space="preserve"> </w:t>
-      </w:r>
-      <w:r>
-        <w:rPr>
-          <w:lang w:val="de"/>
-        </w:rPr>
-        <w:t xml:space="preserve">— noch nicht als Klassen eines Programms, sondern als</w:t>
-      </w:r>
-      <w:r>
-        <w:rPr>
-          <w:lang w:val="de"/>
-        </w:rPr>
-        <w:t xml:space="preserve"> </w:t>
-      </w:r>
-      <w:r>
-        <w:rPr>
-          <w:lang w:val="de"/>
-        </w:rPr>
-        <w:t xml:space="preserve">Landkarte des Gegenstands.</w:t>
+        <w:t xml:space="preserve">ein Ausschnitt von elf Klassen</w:t>
+      </w:r>
+      <w:r>
+        <w:rPr>
+          <w:lang w:val="de"/>
+        </w:rPr>
+        <w:t xml:space="preserve"> </w:t>
+      </w:r>
+      <w:r>
+        <w:rPr>
+          <w:lang w:val="de"/>
+        </w:rPr>
+        <w:t xml:space="preserve">— der Bereich, in dem aus einer Abrechnung</w:t>
+      </w:r>
+      <w:r>
+        <w:rPr>
+          <w:lang w:val="de"/>
+        </w:rPr>
+        <w:t xml:space="preserve"> </w:t>
+      </w:r>
+      <w:r>
+        <w:rPr>
+          <w:lang w:val="de"/>
+        </w:rPr>
+        <w:t xml:space="preserve">die Nachricht entsteht. Er ist der Anfang, weil hier die Datei erzeugt wird,</w:t>
+      </w:r>
+      <w:r>
+        <w:rPr>
+          <w:lang w:val="de"/>
+        </w:rPr>
+        <w:t xml:space="preserve"> </w:t>
+      </w:r>
+      <w:r>
+        <w:rPr>
+          <w:lang w:val="de"/>
+        </w:rPr>
+        <w:t xml:space="preserve">um die es im ganzen Vorhaben geht.</w:t>
       </w:r>
     </w:p>
     <w:p>
@@ -2360,20 +3061,20 @@
       <w:r>
         <w:drawing>
           <wp:inline>
-            <wp:extent cx="5334000" cy="4318958"/>
+            <wp:extent cx="5334000" cy="3435546"/>
             <wp:effectExtent b="0" l="0" r="0" t="0"/>
-            <wp:docPr descr="Fachliches Übersichtsmodell" title="" id="20" name="Picture"/>
+            <wp:docPr descr="Ausschnitt Nachrichtenerzeugung" title="" id="21" name="Picture"/>
             <a:graphic>
               <a:graphicData uri="http://schemas.openxmlformats.org/drawingml/2006/picture">
                 <pic:pic>
                   <pic:nvPicPr>
-                    <pic:cNvPr descr="../GKVTransmitter_Vision_Fachmodell.png" id="21" name="Picture"/>
+                    <pic:cNvPr descr="../GKVTransmitter_Vision_Nachrichtenerzeugung.png" id="22" name="Picture"/>
                     <pic:cNvPicPr>
                       <a:picLocks noChangeArrowheads="1" noChangeAspect="1"/>
                     </pic:cNvPicPr>
                   </pic:nvPicPr>
                   <pic:blipFill>
-                    <a:blip r:embed="rId19"/>
+                    <a:blip r:embed="rId20"/>
                     <a:stretch>
                       <a:fillRect/>
                     </a:stretch>
@@ -2381,7 +3082,7 @@
                   <pic:spPr bwMode="auto">
                     <a:xfrm>
                       <a:off x="0" y="0"/>
-                      <a:ext cx="5334000" cy="4318958"/>
+                      <a:ext cx="5334000" cy="3435546"/>
                     </a:xfrm>
                     <a:prstGeom prst="rect">
                       <a:avLst/>
@@ -2408,7 +3109,7 @@
         <w:rPr>
           <w:lang w:val="de"/>
         </w:rPr>
-        <w:t xml:space="preserve">Fachliches Übersichtsmodell</w:t>
+        <w:t xml:space="preserve">Ausschnitt Nachrichtenerzeugung</w:t>
       </w:r>
     </w:p>
     <w:p>
@@ -2419,121 +3120,7 @@
         <w:rPr>
           <w:lang w:val="de"/>
         </w:rPr>
-        <w:t xml:space="preserve">Die Begriffe sind bewusst so gewählt, dass sie den ersten Anwendungsfall</w:t>
-      </w:r>
-      <w:r>
-        <w:rPr>
-          <w:lang w:val="de"/>
-        </w:rPr>
-        <w:t xml:space="preserve"> </w:t>
-      </w:r>
-      <w:r>
-        <w:rPr>
-          <w:lang w:val="de"/>
-        </w:rPr>
-        <w:t xml:space="preserve">überdauern:</w:t>
-      </w:r>
-      <w:r>
-        <w:rPr>
-          <w:lang w:val="de"/>
-        </w:rPr>
-        <w:t xml:space="preserve"> </w:t>
-      </w:r>
-      <w:r>
-        <w:rPr>
-          <w:b/>
-          <w:bCs/>
-          <w:lang w:val="de"/>
-        </w:rPr>
-        <w:t xml:space="preserve">Leistungsfall</w:t>
-      </w:r>
-      <w:r>
-        <w:rPr>
-          <w:lang w:val="de"/>
-        </w:rPr>
-        <w:t xml:space="preserve"> </w:t>
-      </w:r>
-      <w:r>
-        <w:rPr>
-          <w:lang w:val="de"/>
-        </w:rPr>
-        <w:t xml:space="preserve">statt Kurs,</w:t>
-      </w:r>
-      <w:r>
-        <w:rPr>
-          <w:lang w:val="de"/>
-        </w:rPr>
-        <w:t xml:space="preserve"> </w:t>
-      </w:r>
-      <w:r>
-        <w:rPr>
-          <w:b/>
-          <w:bCs/>
-          <w:lang w:val="de"/>
-        </w:rPr>
-        <w:t xml:space="preserve">versicherte Person</w:t>
-      </w:r>
-      <w:r>
-        <w:rPr>
-          <w:lang w:val="de"/>
-        </w:rPr>
-        <w:t xml:space="preserve"> </w:t>
-      </w:r>
-      <w:r>
-        <w:rPr>
-          <w:lang w:val="de"/>
-        </w:rPr>
-        <w:t xml:space="preserve">statt</w:t>
-      </w:r>
-      <w:r>
-        <w:rPr>
-          <w:lang w:val="de"/>
-        </w:rPr>
-        <w:t xml:space="preserve"> </w:t>
-      </w:r>
-      <w:r>
-        <w:rPr>
-          <w:lang w:val="de"/>
-        </w:rPr>
-        <w:t xml:space="preserve">Teilnehmerin,</w:t>
-      </w:r>
-      <w:r>
-        <w:rPr>
-          <w:lang w:val="de"/>
-        </w:rPr>
-        <w:t xml:space="preserve"> </w:t>
-      </w:r>
-      <w:r>
-        <w:rPr>
-          <w:b/>
-          <w:bCs/>
-          <w:lang w:val="de"/>
-        </w:rPr>
-        <w:t xml:space="preserve">Leistungsnachweis</w:t>
-      </w:r>
-      <w:r>
-        <w:rPr>
-          <w:lang w:val="de"/>
-        </w:rPr>
-        <w:t xml:space="preserve"> </w:t>
-      </w:r>
-      <w:r>
-        <w:rPr>
-          <w:lang w:val="de"/>
-        </w:rPr>
-        <w:t xml:space="preserve">statt Anwesenheit. Drei Beobachtungen aus</w:t>
-      </w:r>
-      <w:r>
-        <w:rPr>
-          <w:lang w:val="de"/>
-        </w:rPr>
-        <w:t xml:space="preserve"> </w:t>
-      </w:r>
-      <w:r>
-        <w:rPr>
-          <w:lang w:val="de"/>
-        </w:rPr>
-        <w:t xml:space="preserve">dem Bild prägen alles Weitere:</w:t>
+        <w:t xml:space="preserve">Drei Dinge lassen sich daran schon besprechen, bevor eine Zeile geändert wird:</w:t>
       </w:r>
     </w:p>
     <w:tbl>
@@ -2561,21 +3148,21 @@
               <w:rPr>
                 <w:lang w:val="de"/>
               </w:rPr>
-              <w:t xml:space="preserve">Beobachtung</w:t>
-            </w:r>
-          </w:p>
-        </w:tc>
-        <w:tc>
-          <w:tcPr/>
-          <w:p>
-            <w:pPr>
-              <w:pStyle w:val="Compact"/>
-            </w:pPr>
-            <w:r>
-              <w:rPr>
-                <w:lang w:val="de"/>
-              </w:rPr>
-              <w:t xml:space="preserve">Was daraus folgt</w:t>
+              <w:t xml:space="preserve">Stelle</w:t>
+            </w:r>
+          </w:p>
+        </w:tc>
+        <w:tc>
+          <w:tcPr/>
+          <w:p>
+            <w:pPr>
+              <w:pStyle w:val="Compact"/>
+            </w:pPr>
+            <w:r>
+              <w:rPr>
+                <w:lang w:val="de"/>
+              </w:rPr>
+              <w:t xml:space="preserve">Worüber zu reden ist</w:t>
             </w:r>
           </w:p>
         </w:tc>
@@ -2589,37 +3176,56 @@
             </w:pPr>
             <w:r>
               <w:rPr>
+                <w:rStyle w:val="VerbatimChar"/>
+                <w:lang w:val="de"/>
+              </w:rPr>
+              <w:t xml:space="preserve">DtaFactory</w:t>
+            </w:r>
+            <w:r>
+              <w:rPr>
+                <w:lang w:val="de"/>
+              </w:rPr>
+              <w:t xml:space="preserve"> </w:t>
+            </w:r>
+            <w:r>
+              <w:rPr>
+                <w:lang w:val="de"/>
+              </w:rPr>
+              <w:t xml:space="preserve">hat</w:t>
+            </w:r>
+            <w:r>
+              <w:rPr>
+                <w:lang w:val="de"/>
+              </w:rPr>
+              <w:t xml:space="preserve"> </w:t>
+            </w:r>
+            <w:r>
+              <w:rPr>
                 <w:b/>
                 <w:bCs/>
                 <w:lang w:val="de"/>
               </w:rPr>
-              <w:t xml:space="preserve">Die versicherte Person ist nicht die Zahlende</w:t>
-            </w:r>
-            <w:r>
-              <w:rPr>
-                <w:lang w:val="de"/>
-              </w:rPr>
-              <w:t xml:space="preserve"> </w:t>
-            </w:r>
-            <w:r>
-              <w:rPr>
-                <w:lang w:val="de"/>
-              </w:rPr>
-              <w:t xml:space="preserve">— zwischen Leistung und Geld steht die Kasse</w:t>
-            </w:r>
-          </w:p>
-        </w:tc>
-        <w:tc>
-          <w:tcPr/>
-          <w:p>
-            <w:pPr>
-              <w:pStyle w:val="Compact"/>
-            </w:pPr>
-            <w:r>
-              <w:rPr>
-                <w:lang w:val="de"/>
-              </w:rPr>
-              <w:t xml:space="preserve">An ihr hängt ein zweiter Satz Angaben: Versichertennummer, Status, Kasse. Mit der Leistung hat er nichts zu tun, ohne ihn geht trotzdem nichts</w:t>
+              <w:t xml:space="preserve">keinen Zustand</w:t>
+            </w:r>
+            <w:r>
+              <w:rPr>
+                <w:lang w:val="de"/>
+              </w:rPr>
+              <w:t xml:space="preserve">, nur statische Methoden</w:t>
+            </w:r>
+          </w:p>
+        </w:tc>
+        <w:tc>
+          <w:tcPr/>
+          <w:p>
+            <w:pPr>
+              <w:pStyle w:val="Compact"/>
+            </w:pPr>
+            <w:r>
+              <w:rPr>
+                <w:lang w:val="de"/>
+              </w:rPr>
+              <w:t xml:space="preserve">Bequem beim Aufrufen, aber nicht austauschbar und im Test nicht ersetzbar. Ob das so bleibt, ist eine der ersten Fragen</w:t>
             </w:r>
           </w:p>
         </w:tc>
@@ -2633,31 +3239,36 @@
             </w:pPr>
             <w:r>
               <w:rPr>
+                <w:rStyle w:val="VerbatimChar"/>
+                <w:lang w:val="de"/>
+              </w:rPr>
+              <w:t xml:space="preserve">Leistungsparameter</w:t>
+            </w:r>
+            <w:r>
+              <w:rPr>
+                <w:lang w:val="de"/>
+              </w:rPr>
+              <w:t xml:space="preserve"> </w:t>
+            </w:r>
+            <w:r>
+              <w:rPr>
+                <w:lang w:val="de"/>
+              </w:rPr>
+              <w:t xml:space="preserve">fällt bei unlesbarer Blaupause auf eine</w:t>
+            </w:r>
+            <w:r>
+              <w:rPr>
+                <w:lang w:val="de"/>
+              </w:rPr>
+              <w:t xml:space="preserve"> </w:t>
+            </w:r>
+            <w:r>
+              <w:rPr>
                 <w:b/>
                 <w:bCs/>
                 <w:lang w:val="de"/>
               </w:rPr>
-              <w:t xml:space="preserve">Die Lieferung ist eine eigene Sache</w:t>
-            </w:r>
-            <w:r>
-              <w:rPr>
-                <w:lang w:val="de"/>
-              </w:rPr>
-              <w:t xml:space="preserve">, kein bloßer Versandvorgang</w:t>
-            </w:r>
-          </w:p>
-        </w:tc>
-        <w:tc>
-          <w:tcPr/>
-          <w:p>
-            <w:pPr>
-              <w:pStyle w:val="Compact"/>
-            </w:pPr>
-            <w:r>
-              <w:rPr>
-                <w:lang w:val="de"/>
-              </w:rPr>
-              <w:t xml:space="preserve">Sie bündelt mehrere Abrechnungen an</w:t>
+              <w:t xml:space="preserve">Vorbelegung</w:t>
             </w:r>
             <w:r>
               <w:rPr>
@@ -2667,23 +3278,23 @@
             </w:r>
             <w:r>
               <w:rPr>
-                <w:i/>
-                <w:iCs/>
-                <w:lang w:val="de"/>
-              </w:rPr>
-              <w:t xml:space="preserve">einen</w:t>
-            </w:r>
-            <w:r>
-              <w:rPr>
-                <w:lang w:val="de"/>
-              </w:rPr>
-              <w:t xml:space="preserve"> </w:t>
-            </w:r>
-            <w:r>
-              <w:rPr>
-                <w:lang w:val="de"/>
-              </w:rPr>
-              <w:t xml:space="preserve">Empfänger und führt eine laufende Nummer, die sich nie wiederholen darf. Was eine Nummer führt und einen Zustand hat, gehört ins Modell</w:t>
+                <w:lang w:val="de"/>
+              </w:rPr>
+              <w:t xml:space="preserve">zurück, statt abzubrechen</w:t>
+            </w:r>
+          </w:p>
+        </w:tc>
+        <w:tc>
+          <w:tcPr/>
+          <w:p>
+            <w:pPr>
+              <w:pStyle w:val="Compact"/>
+            </w:pPr>
+            <w:r>
+              <w:rPr>
+                <w:lang w:val="de"/>
+              </w:rPr>
+              <w:t xml:space="preserve">Vertretbar, weil die Prüfung ohnehin folgt — aber genau diese Rückfallebene stand einmal auf einem plausiblen Betrag statt auf null</w:t>
             </w:r>
           </w:p>
         </w:tc>
@@ -2697,25 +3308,62 @@
             </w:pPr>
             <w:r>
               <w:rPr>
+                <w:rStyle w:val="VerbatimChar"/>
+                <w:lang w:val="de"/>
+              </w:rPr>
+              <w:t xml:space="preserve">Leistungsbereich</w:t>
+            </w:r>
+            <w:r>
+              <w:rPr>
+                <w:lang w:val="de"/>
+              </w:rPr>
+              <w:t xml:space="preserve"> </w:t>
+            </w:r>
+            <w:r>
+              <w:rPr>
+                <w:lang w:val="de"/>
+              </w:rPr>
+              <w:t xml:space="preserve">bildet den Abrechnungscode auf den</w:t>
+            </w:r>
+            <w:r>
+              <w:rPr>
+                <w:lang w:val="de"/>
+              </w:rPr>
+              <w:t xml:space="preserve"> </w:t>
+            </w:r>
+            <w:r>
+              <w:rPr>
                 <w:b/>
                 <w:bCs/>
                 <w:lang w:val="de"/>
               </w:rPr>
-              <w:t xml:space="preserve">Zwischen Erzeugen und Versenden steht ein Tor</w:t>
-            </w:r>
-          </w:p>
-        </w:tc>
-        <w:tc>
-          <w:tcPr/>
-          <w:p>
-            <w:pPr>
-              <w:pStyle w:val="Compact"/>
-            </w:pPr>
-            <w:r>
-              <w:rPr>
-                <w:lang w:val="de"/>
-              </w:rPr>
-              <w:t xml:space="preserve">Der Prüfbericht ist kein Nebenprodukt, sondern die Bedingung dafür, dass die Lieferung hinausgeht. Er hängt deshalb an der Lieferung und nicht neben ihr</w:t>
+              <w:t xml:space="preserve">Sammelgruppenschlüssel</w:t>
+            </w:r>
+            <w:r>
+              <w:rPr>
+                <w:lang w:val="de"/>
+              </w:rPr>
+              <w:t xml:space="preserve"> </w:t>
+            </w:r>
+            <w:r>
+              <w:rPr>
+                <w:lang w:val="de"/>
+              </w:rPr>
+              <w:t xml:space="preserve">ab</w:t>
+            </w:r>
+          </w:p>
+        </w:tc>
+        <w:tc>
+          <w:tcPr/>
+          <w:p>
+            <w:pPr>
+              <w:pStyle w:val="Compact"/>
+            </w:pPr>
+            <w:r>
+              <w:rPr>
+                <w:lang w:val="de"/>
+              </w:rPr>
+              <w:t xml:space="preserve">Ein einziger Buchstabe im Nachrichtenkopf. Steht dort der falsche, sieht die Datei fehlerfrei aus und wird trotzdem zurückgewiesen</w:t>
             </w:r>
           </w:p>
         </w:tc>
@@ -2729,7 +3377,19 @@
         <w:rPr>
           <w:lang w:val="de"/>
         </w:rPr>
-        <w:t xml:space="preserve">Auffällig ist außerdem: Die Lieferung geht</w:t>
+        <w:t xml:space="preserve">Bemerkenswert ist die gestrichelte Linie zurück: Die Prüfung arbeitet nicht auf</w:t>
+      </w:r>
+      <w:r>
+        <w:rPr>
+          <w:lang w:val="de"/>
+        </w:rPr>
+        <w:t xml:space="preserve"> </w:t>
+      </w:r>
+      <w:r>
+        <w:rPr>
+          <w:lang w:val="de"/>
+        </w:rPr>
+        <w:t xml:space="preserve">dem, was die Erzeugung im Speicher hatte, sondern</w:t>
       </w:r>
       <w:r>
         <w:rPr>
@@ -2743,79 +3403,7 @@
           <w:bCs/>
           <w:lang w:val="de"/>
         </w:rPr>
-        <w:t xml:space="preserve">nicht an die Krankenkasse</w:t>
-      </w:r>
-      <w:r>
-        <w:rPr>
-          <w:lang w:val="de"/>
-        </w:rPr>
-        <w:t xml:space="preserve">, sondern</w:t>
-      </w:r>
-      <w:r>
-        <w:rPr>
-          <w:lang w:val="de"/>
-        </w:rPr>
-        <w:t xml:space="preserve"> </w:t>
-      </w:r>
-      <w:r>
-        <w:rPr>
-          <w:lang w:val="de"/>
-        </w:rPr>
-        <w:t xml:space="preserve">an eine Datenannahmestelle. Wie sich diese Unterscheidung auswirkt, war zu</w:t>
-      </w:r>
-      <w:r>
-        <w:rPr>
-          <w:lang w:val="de"/>
-        </w:rPr>
-        <w:t xml:space="preserve"> </w:t>
-      </w:r>
-      <w:r>
-        <w:rPr>
-          <w:lang w:val="de"/>
-        </w:rPr>
-        <w:t xml:space="preserve">diesem Zeitpunkt nicht absehbar — sie wird in Teil 04 zum Problem.</w:t>
-      </w:r>
-    </w:p>
-    <w:bookmarkEnd w:id="22"/>
-    <w:bookmarkStart w:id="26" w:name="was-dauerhaft-festgehalten-werden-muss"/>
-    <w:p>
-      <w:pPr>
-        <w:pStyle w:val="Heading3"/>
-      </w:pPr>
-      <w:r>
-        <w:rPr>
-          <w:lang w:val="de"/>
-        </w:rPr>
-        <w:t xml:space="preserve">Was dauerhaft festgehalten werden muss</w:t>
-      </w:r>
-    </w:p>
-    <w:p>
-      <w:pPr>
-        <w:pStyle w:val="FirstParagraph"/>
-      </w:pPr>
-      <w:r>
-        <w:rPr>
-          <w:lang w:val="de"/>
-        </w:rPr>
-        <w:t xml:space="preserve">Aus denselben Begriffen ergibt sich ein erster Entwurf der Datenhaltung. Er ist</w:t>
-      </w:r>
-      <w:r>
-        <w:rPr>
-          <w:lang w:val="de"/>
-        </w:rPr>
-        <w:t xml:space="preserve"> </w:t>
-      </w:r>
-      <w:r>
-        <w:rPr>
-          <w:lang w:val="de"/>
-        </w:rPr>
-        <w:t xml:space="preserve">bewusst noch fachlich gehalten:</w:t>
-      </w:r>
-      <w:r>
-        <w:rPr>
-          <w:lang w:val="de"/>
-        </w:rPr>
-        <w:t xml:space="preserve"> </w:t>
+        <w:t xml:space="preserve">liest die fertige Datei</w:t>
       </w:r>
       <w:r>
         <w:rPr>
@@ -2823,7 +3411,7 @@
           <w:bCs/>
           <w:lang w:val="de"/>
         </w:rPr>
-        <w:t xml:space="preserve">die Schlüssel sind hier Gedanken, keine</w:t>
+        <w:t xml:space="preserve"> </w:t>
       </w:r>
       <w:r>
         <w:rPr>
@@ -2831,6 +3419,139 @@
           <w:bCs/>
           <w:lang w:val="de"/>
         </w:rPr>
+        <w:t xml:space="preserve">wieder ein</w:t>
+      </w:r>
+      <w:r>
+        <w:rPr>
+          <w:lang w:val="de"/>
+        </w:rPr>
+        <w:t xml:space="preserve"> </w:t>
+      </w:r>
+      <w:r>
+        <w:rPr>
+          <w:lang w:val="de"/>
+        </w:rPr>
+        <w:t xml:space="preserve">— über</w:t>
+      </w:r>
+      <w:r>
+        <w:rPr>
+          <w:lang w:val="de"/>
+        </w:rPr>
+        <w:t xml:space="preserve"> </w:t>
+      </w:r>
+      <w:r>
+        <w:rPr>
+          <w:rStyle w:val="VerbatimChar"/>
+          <w:lang w:val="de"/>
+        </w:rPr>
+        <w:t xml:space="preserve">DtaDocument</w:t>
+      </w:r>
+      <w:r>
+        <w:rPr>
+          <w:lang w:val="de"/>
+        </w:rPr>
+        <w:t xml:space="preserve"> </w:t>
+      </w:r>
+      <w:r>
+        <w:rPr>
+          <w:lang w:val="de"/>
+        </w:rPr>
+        <w:t xml:space="preserve">und</w:t>
+      </w:r>
+      <w:r>
+        <w:rPr>
+          <w:lang w:val="de"/>
+        </w:rPr>
+        <w:t xml:space="preserve"> </w:t>
+      </w:r>
+      <w:r>
+        <w:rPr>
+          <w:rStyle w:val="VerbatimChar"/>
+          <w:lang w:val="de"/>
+        </w:rPr>
+        <w:t xml:space="preserve">DtaSegment</w:t>
+      </w:r>
+      <w:r>
+        <w:rPr>
+          <w:lang w:val="de"/>
+        </w:rPr>
+        <w:t xml:space="preserve">. Deshalb fällt ein Fehler</w:t>
+      </w:r>
+      <w:r>
+        <w:rPr>
+          <w:lang w:val="de"/>
+        </w:rPr>
+        <w:t xml:space="preserve"> </w:t>
+      </w:r>
+      <w:r>
+        <w:rPr>
+          <w:lang w:val="de"/>
+        </w:rPr>
+        <w:t xml:space="preserve">auf, der erst beim Zusammensetzen entsteht, und deshalb lässt sich mit</w:t>
+      </w:r>
+      <w:r>
+        <w:rPr>
+          <w:lang w:val="de"/>
+        </w:rPr>
+        <w:t xml:space="preserve"> </w:t>
+      </w:r>
+      <w:r>
+        <w:rPr>
+          <w:lang w:val="de"/>
+        </w:rPr>
+        <w:t xml:space="preserve">demselben Werkzeug auch eine fremde Datei prüfen.</w:t>
+      </w:r>
+    </w:p>
+    <w:p>
+      <w:pPr>
+        <w:pStyle w:val="BodyText"/>
+      </w:pPr>
+      <w:r>
+        <w:rPr>
+          <w:lang w:val="de"/>
+        </w:rPr>
+        <w:t xml:space="preserve">Das vollständige Klassenbild und das fachliche Übersichtsmodell folgen in Teil</w:t>
+      </w:r>
+      <w:r>
+        <w:rPr>
+          <w:lang w:val="de"/>
+        </w:rPr>
+        <w:t xml:space="preserve"> </w:t>
+      </w:r>
+      <w:r>
+        <w:rPr>
+          <w:lang w:val="de"/>
+        </w:rPr>
+        <w:t xml:space="preserve">06, wenn genug entschieden ist, um sie zu verantworten.</w:t>
+      </w:r>
+    </w:p>
+    <w:bookmarkEnd w:id="23"/>
+    <w:bookmarkStart w:id="27" w:name="was-dauerhaft-festgehalten-werden-muss"/>
+    <w:p>
+      <w:pPr>
+        <w:pStyle w:val="Heading3"/>
+      </w:pPr>
+      <w:r>
+        <w:rPr>
+          <w:lang w:val="de"/>
+        </w:rPr>
+        <w:t xml:space="preserve">Was dauerhaft festgehalten werden muss</w:t>
+      </w:r>
+    </w:p>
+    <w:p>
+      <w:pPr>
+        <w:pStyle w:val="FirstParagraph"/>
+      </w:pPr>
+      <w:r>
+        <w:rPr>
+          <w:lang w:val="de"/>
+        </w:rPr>
+        <w:t xml:space="preserve">Anders als der Ausschnitt oben zeigt das zweite Bild</w:t>
+      </w:r>
+      <w:r>
+        <w:rPr>
+          <w:lang w:val="de"/>
+        </w:rPr>
         <w:t xml:space="preserve"> </w:t>
       </w:r>
       <w:r>
@@ -2839,7 +3560,85 @@
           <w:bCs/>
           <w:lang w:val="de"/>
         </w:rPr>
+        <w:t xml:space="preserve">die ganze Breite</w:t>
+      </w:r>
+      <w:r>
+        <w:rPr>
+          <w:lang w:val="de"/>
+        </w:rPr>
+        <w:t xml:space="preserve"> </w:t>
+      </w:r>
+      <w:r>
+        <w:rPr>
+          <w:lang w:val="de"/>
+        </w:rPr>
+        <w:t xml:space="preserve">— aber</w:t>
+      </w:r>
+      <w:r>
+        <w:rPr>
+          <w:lang w:val="de"/>
+        </w:rPr>
+        <w:t xml:space="preserve"> </w:t>
+      </w:r>
+      <w:r>
+        <w:rPr>
+          <w:lang w:val="de"/>
+        </w:rPr>
+        <w:t xml:space="preserve">auf fachlicher Ebene, nicht als Schema:</w:t>
+      </w:r>
+      <w:r>
+        <w:rPr>
+          <w:lang w:val="de"/>
+        </w:rPr>
+        <w:t xml:space="preserve"> </w:t>
+      </w:r>
+      <w:r>
+        <w:rPr>
+          <w:b/>
+          <w:bCs/>
+          <w:lang w:val="de"/>
+        </w:rPr>
+        <w:t xml:space="preserve">die Schlüssel sind hier Gedanken, keine</w:t>
+      </w:r>
+      <w:r>
+        <w:rPr>
+          <w:b/>
+          <w:bCs/>
+          <w:lang w:val="de"/>
+        </w:rPr>
+        <w:t xml:space="preserve"> </w:t>
+      </w:r>
+      <w:r>
+        <w:rPr>
+          <w:b/>
+          <w:bCs/>
+          <w:lang w:val="de"/>
+        </w:rPr>
         <w:t xml:space="preserve">Spalten.</w:t>
+      </w:r>
+      <w:r>
+        <w:rPr>
+          <w:lang w:val="de"/>
+        </w:rPr>
+        <w:t xml:space="preserve"> </w:t>
+      </w:r>
+      <w:r>
+        <w:rPr>
+          <w:lang w:val="de"/>
+        </w:rPr>
+        <w:t xml:space="preserve">Ein Datenmodell verträgt das, ein Klassenbild nicht; deshalb ist das</w:t>
+      </w:r>
+      <w:r>
+        <w:rPr>
+          <w:lang w:val="de"/>
+        </w:rPr>
+        <w:t xml:space="preserve"> </w:t>
+      </w:r>
+      <w:r>
+        <w:rPr>
+          <w:lang w:val="de"/>
+        </w:rPr>
+        <w:t xml:space="preserve">eine vollständig und das andere ein Ausschnitt.</w:t>
       </w:r>
     </w:p>
     <w:p>
@@ -2851,18 +3650,18 @@
           <wp:inline>
             <wp:extent cx="5334000" cy="5728387"/>
             <wp:effectExtent b="0" l="0" r="0" t="0"/>
-            <wp:docPr descr="Erstes Datenmodell" title="" id="24" name="Picture"/>
+            <wp:docPr descr="Erstes Datenmodell" title="" id="25" name="Picture"/>
             <a:graphic>
               <a:graphicData uri="http://schemas.openxmlformats.org/drawingml/2006/picture">
                 <pic:pic>
                   <pic:nvPicPr>
-                    <pic:cNvPr descr="../GKVTransmitter_Vision_ER.png" id="25" name="Picture"/>
+                    <pic:cNvPr descr="../GKVTransmitter_Vision_ER.png" id="26" name="Picture"/>
                     <pic:cNvPicPr>
                       <a:picLocks noChangeArrowheads="1" noChangeAspect="1"/>
                     </pic:cNvPicPr>
                   </pic:nvPicPr>
                   <pic:blipFill>
-                    <a:blip r:embed="rId23"/>
+                    <a:blip r:embed="rId24"/>
                     <a:stretch>
                       <a:fillRect/>
                     </a:stretch>
@@ -2908,6 +3707,73 @@
         <w:rPr>
           <w:lang w:val="de"/>
         </w:rPr>
+        <w:t xml:space="preserve">Auffällig darin ist ein Kasten, der in der Vision noch harmlos aussieht: Die</w:t>
+      </w:r>
+      <w:r>
+        <w:rPr>
+          <w:lang w:val="de"/>
+        </w:rPr>
+        <w:t xml:space="preserve"> </w:t>
+      </w:r>
+      <w:r>
+        <w:rPr>
+          <w:lang w:val="de"/>
+        </w:rPr>
+        <w:t xml:space="preserve">Lieferung geht</w:t>
+      </w:r>
+      <w:r>
+        <w:rPr>
+          <w:lang w:val="de"/>
+        </w:rPr>
+        <w:t xml:space="preserve"> </w:t>
+      </w:r>
+      <w:r>
+        <w:rPr>
+          <w:b/>
+          <w:bCs/>
+          <w:lang w:val="de"/>
+        </w:rPr>
+        <w:t xml:space="preserve">nicht an die Krankenkasse</w:t>
+      </w:r>
+      <w:r>
+        <w:rPr>
+          <w:lang w:val="de"/>
+        </w:rPr>
+        <w:t xml:space="preserve">, sondern an eine Annahmestelle. Wie</w:t>
+      </w:r>
+      <w:r>
+        <w:rPr>
+          <w:lang w:val="de"/>
+        </w:rPr>
+        <w:t xml:space="preserve"> </w:t>
+      </w:r>
+      <w:r>
+        <w:rPr>
+          <w:lang w:val="de"/>
+        </w:rPr>
+        <w:t xml:space="preserve">sich diese Unterscheidung auswirkt, war zu diesem Zeitpunkt nicht absehbar — sie</w:t>
+      </w:r>
+      <w:r>
+        <w:rPr>
+          <w:lang w:val="de"/>
+        </w:rPr>
+        <w:t xml:space="preserve"> </w:t>
+      </w:r>
+      <w:r>
+        <w:rPr>
+          <w:lang w:val="de"/>
+        </w:rPr>
+        <w:t xml:space="preserve">wird in Teil 04 zum Thema.</w:t>
+      </w:r>
+    </w:p>
+    <w:p>
+      <w:pPr>
+        <w:pStyle w:val="BodyText"/>
+      </w:pPr>
+      <w:r>
+        <w:rPr>
+          <w:lang w:val="de"/>
+        </w:rPr>
         <w:t xml:space="preserve">Die Dreiteilung ist die eigentliche Aussage des Bildes:</w:t>
       </w:r>
     </w:p>
@@ -3381,8 +4247,8 @@
         <w:t xml:space="preserve">ein weiterer Leistungsbereich später ein Eintrag bleibt und kein Umbau wird.</w:t>
       </w:r>
     </w:p>
-    <w:bookmarkEnd w:id="26"/>
-    <w:bookmarkStart w:id="27" w:name="woran-sich-erfolg-messen-lässt"/>
+    <w:bookmarkEnd w:id="27"/>
+    <w:bookmarkStart w:id="28" w:name="woran-sich-erfolg-messen-lässt"/>
     <w:p>
       <w:pPr>
         <w:pStyle w:val="Heading3"/>
@@ -3600,9 +4466,9 @@
         </w:tc>
       </w:tr>
     </w:tbl>
-    <w:bookmarkEnd w:id="27"/>
     <w:bookmarkEnd w:id="28"/>
-    <w:bookmarkStart w:id="29" w:name="offen-geblieben"/>
+    <w:bookmarkEnd w:id="29"/>
+    <w:bookmarkStart w:id="30" w:name="offen-geblieben"/>
     <w:p>
       <w:pPr>
         <w:pStyle w:val="Heading2"/>
@@ -3897,7 +4763,7 @@
         <w:t xml:space="preserve">interessante Stelle.</w:t>
       </w:r>
     </w:p>
-    <w:bookmarkEnd w:id="29"/>
+    <w:bookmarkEnd w:id="30"/>
     <w:sectPr>
       <w:footnotePr>
         <w:numRestart w:val="eachSect"/>

--- a/GKVTransmitter/Information/dokumentation/01-Vision.docx
+++ b/GKVTransmitter/Information/dokumentation/01-Vision.docx
@@ -388,7 +388,7 @@
       </w:r>
     </w:p>
     <w:bookmarkEnd w:id="9"/>
-    <w:bookmarkStart w:id="10" w:name="X0b22bf6df29d4855adc13b37f033195bc669984"/>
+    <w:bookmarkStart w:id="12" w:name="X0b22bf6df29d4855adc13b37f033195bc669984"/>
     <w:p>
       <w:pPr>
         <w:pStyle w:val="Heading2"/>
@@ -942,6 +942,64 @@
           </w:p>
         </w:tc>
       </w:tr>
+      <w:tr>
+        <w:tc>
+          <w:tcPr/>
+          <w:p>
+            <w:pPr>
+              <w:pStyle w:val="Compact"/>
+            </w:pPr>
+            <w:r>
+              <w:rPr>
+                <w:lang w:val="de"/>
+              </w:rPr>
+              <w:t xml:space="preserve">8</w:t>
+            </w:r>
+          </w:p>
+        </w:tc>
+        <w:tc>
+          <w:tcPr/>
+          <w:p>
+            <w:pPr>
+              <w:pStyle w:val="Compact"/>
+            </w:pPr>
+            <w:r>
+              <w:rPr>
+                <w:b/>
+                <w:bCs/>
+                <w:lang w:val="de"/>
+              </w:rPr>
+              <w:t xml:space="preserve">Sich rechnen</w:t>
+            </w:r>
+            <w:r>
+              <w:rPr>
+                <w:lang w:val="de"/>
+              </w:rPr>
+              <w:t xml:space="preserve"> </w:t>
+            </w:r>
+            <w:r>
+              <w:rPr>
+                <w:lang w:val="de"/>
+              </w:rPr>
+              <w:t xml:space="preserve">— über die Jahre weniger kosten als der Anteil, den eine Abrechnungsstelle nimmt</w:t>
+            </w:r>
+          </w:p>
+        </w:tc>
+        <w:tc>
+          <w:tcPr/>
+          <w:p>
+            <w:pPr>
+              <w:pStyle w:val="Compact"/>
+            </w:pPr>
+            <w:r>
+              <w:rPr>
+                <w:lang w:val="de"/>
+              </w:rPr>
+              <w:t xml:space="preserve">Die Summe aus Gebühren und Pflegeaufwand bleibt unter diesem Anteil</w:t>
+            </w:r>
+          </w:p>
+        </w:tc>
+      </w:tr>
     </w:tbl>
     <w:p>
       <w:pPr>
@@ -984,6 +1042,53 @@
         <w:t xml:space="preserve">Gesundheitsdaten das Haus verlassen.</w:t>
       </w:r>
     </w:p>
+    <w:bookmarkStart w:id="10" w:name="der-finanzielle-punkt"/>
+    <w:p>
+      <w:pPr>
+        <w:pStyle w:val="Heading3"/>
+      </w:pPr>
+      <w:r>
+        <w:rPr>
+          <w:lang w:val="de"/>
+        </w:rPr>
+        <w:t xml:space="preserve">Der finanzielle Punkt</w:t>
+      </w:r>
+    </w:p>
+    <w:p>
+      <w:pPr>
+        <w:pStyle w:val="FirstParagraph"/>
+      </w:pPr>
+      <w:r>
+        <w:rPr>
+          <w:lang w:val="de"/>
+        </w:rPr>
+        <w:t xml:space="preserve">Punkt 8 ist kein Anhängsel, sondern die Bedingung, unter der das ganze Vorhaben</w:t>
+      </w:r>
+      <w:r>
+        <w:rPr>
+          <w:lang w:val="de"/>
+        </w:rPr>
+        <w:t xml:space="preserve"> </w:t>
+      </w:r>
+      <w:r>
+        <w:rPr>
+          <w:lang w:val="de"/>
+        </w:rPr>
+        <w:t xml:space="preserve">steht. Ein Programm, das funktioniert und trotzdem teurer ist als der Weg über</w:t>
+      </w:r>
+      <w:r>
+        <w:rPr>
+          <w:lang w:val="de"/>
+        </w:rPr>
+        <w:t xml:space="preserve"> </w:t>
+      </w:r>
+      <w:r>
+        <w:rPr>
+          <w:lang w:val="de"/>
+        </w:rPr>
+        <w:t xml:space="preserve">einen Dienstleister, hat sein Ziel verfehlt.</w:t>
+      </w:r>
+    </w:p>
     <w:p>
       <w:pPr>
         <w:pStyle w:val="BodyText"/>
@@ -992,173 +1097,7 @@
         <w:rPr>
           <w:lang w:val="de"/>
         </w:rPr>
-        <w:t xml:space="preserve">Nicht jeder dieser Punkte ist am Ende dieses Teils entschieden, und nicht jeder</w:t>
-      </w:r>
-      <w:r>
-        <w:rPr>
-          <w:lang w:val="de"/>
-        </w:rPr>
-        <w:t xml:space="preserve"> </w:t>
-      </w:r>
-      <w:r>
-        <w:rPr>
-          <w:lang w:val="de"/>
-        </w:rPr>
-        <w:t xml:space="preserve">ist allein durch Programmieren erreichbar — Punkt 4 hängt an Zulassungen, die</w:t>
-      </w:r>
-      <w:r>
-        <w:rPr>
-          <w:lang w:val="de"/>
-        </w:rPr>
-        <w:t xml:space="preserve"> </w:t>
-      </w:r>
-      <w:r>
-        <w:rPr>
-          <w:lang w:val="de"/>
-        </w:rPr>
-        <w:t xml:space="preserve">niemand schreiben kann. Das ist Gegenstand von Teil 04.</w:t>
-      </w:r>
-    </w:p>
-    <w:bookmarkEnd w:id="10"/>
-    <w:bookmarkStart w:id="11" w:name="ziel-dieses-teils"/>
-    <w:p>
-      <w:pPr>
-        <w:pStyle w:val="Heading2"/>
-      </w:pPr>
-      <w:r>
-        <w:rPr>
-          <w:lang w:val="de"/>
-        </w:rPr>
-        <w:t xml:space="preserve">Ziel dieses Teils</w:t>
-      </w:r>
-    </w:p>
-    <w:p>
-      <w:pPr>
-        <w:pStyle w:val="Compact"/>
-        <w:numPr>
-          <w:ilvl w:val="0"/>
-          <w:numId w:val="1001"/>
-        </w:numPr>
-      </w:pPr>
-      <w:r>
-        <w:rPr>
-          <w:lang w:val="de"/>
-        </w:rPr>
-        <w:t xml:space="preserve">Festlegen, was das Programm können soll — und ebenso wichtig, was nicht.</w:t>
-      </w:r>
-    </w:p>
-    <w:p>
-      <w:pPr>
-        <w:pStyle w:val="Compact"/>
-        <w:numPr>
-          <w:ilvl w:val="0"/>
-          <w:numId w:val="1001"/>
-        </w:numPr>
-      </w:pPr>
-      <w:r>
-        <w:rPr>
-          <w:lang w:val="de"/>
-        </w:rPr>
-        <w:t xml:space="preserve">Entscheiden, wie weit es tragen soll: ein Programm für einen Kursanbieter oder</w:t>
-      </w:r>
-      <w:r>
-        <w:rPr>
-          <w:lang w:val="de"/>
-        </w:rPr>
-        <w:t xml:space="preserve"> </w:t>
-      </w:r>
-      <w:r>
-        <w:rPr>
-          <w:lang w:val="de"/>
-        </w:rPr>
-        <w:t xml:space="preserve">eines für die Abrechnung mit gesetzlichen Kassen überhaupt.</w:t>
-      </w:r>
-    </w:p>
-    <w:p>
-      <w:pPr>
-        <w:pStyle w:val="Compact"/>
-        <w:numPr>
-          <w:ilvl w:val="0"/>
-          <w:numId w:val="1001"/>
-        </w:numPr>
-      </w:pPr>
-      <w:r>
-        <w:rPr>
-          <w:lang w:val="de"/>
-        </w:rPr>
-        <w:t xml:space="preserve">Ein erstes Bild der Fachlichkeit: welche Begriffe es gibt, wie sie</w:t>
-      </w:r>
-      <w:r>
-        <w:rPr>
-          <w:lang w:val="de"/>
-        </w:rPr>
-        <w:t xml:space="preserve"> </w:t>
-      </w:r>
-      <w:r>
-        <w:rPr>
-          <w:lang w:val="de"/>
-        </w:rPr>
-        <w:t xml:space="preserve">zusammenhängen, was von ihnen dauerhaft festgehalten werden muss.</w:t>
-      </w:r>
-    </w:p>
-    <w:bookmarkEnd w:id="11"/>
-    <w:bookmarkStart w:id="16" w:name="überlegungen"/>
-    <w:p>
-      <w:pPr>
-        <w:pStyle w:val="Heading2"/>
-      </w:pPr>
-      <w:r>
-        <w:rPr>
-          <w:lang w:val="de"/>
-        </w:rPr>
-        <w:t xml:space="preserve">Überlegungen</w:t>
-      </w:r>
-    </w:p>
-    <w:bookmarkStart w:id="12" w:name="was-der-eigentliche-wert-wäre"/>
-    <w:p>
-      <w:pPr>
-        <w:pStyle w:val="Heading3"/>
-      </w:pPr>
-      <w:r>
-        <w:rPr>
-          <w:lang w:val="de"/>
-        </w:rPr>
-        <w:t xml:space="preserve">Was der eigentliche Wert wäre</w:t>
-      </w:r>
-    </w:p>
-    <w:p>
-      <w:pPr>
-        <w:pStyle w:val="FirstParagraph"/>
-      </w:pPr>
-      <w:r>
-        <w:rPr>
-          <w:lang w:val="de"/>
-        </w:rPr>
-        <w:t xml:space="preserve">Der naheliegende Gedanke — ein Programm, das eine Datei erzeugt — ist richtig</w:t>
-      </w:r>
-      <w:r>
-        <w:rPr>
-          <w:lang w:val="de"/>
-        </w:rPr>
-        <w:t xml:space="preserve"> </w:t>
-      </w:r>
-      <w:r>
-        <w:rPr>
-          <w:lang w:val="de"/>
-        </w:rPr>
-        <w:t xml:space="preserve">und zu kurz gedacht. Eine Datei zu erzeugen ist der leichte Teil. Der schwere</w:t>
-      </w:r>
-      <w:r>
-        <w:rPr>
-          <w:lang w:val="de"/>
-        </w:rPr>
-        <w:t xml:space="preserve"> </w:t>
-      </w:r>
-      <w:r>
-        <w:rPr>
-          <w:lang w:val="de"/>
-        </w:rPr>
-        <w:t xml:space="preserve">ist, dass sie</w:t>
+        <w:t xml:space="preserve">Die beiden Wege haben</w:t>
       </w:r>
       <w:r>
         <w:rPr>
@@ -1172,1154 +1111,31 @@
           <w:bCs/>
           <w:lang w:val="de"/>
         </w:rPr>
-        <w:t xml:space="preserve">stimmt</w:t>
-      </w:r>
-      <w:r>
-        <w:rPr>
-          <w:lang w:val="de"/>
-        </w:rPr>
-        <w:t xml:space="preserve">.</w:t>
-      </w:r>
-    </w:p>
-    <w:p>
-      <w:pPr>
-        <w:pStyle w:val="BodyText"/>
-      </w:pPr>
-      <w:r>
-        <w:rPr>
-          <w:lang w:val="de"/>
-        </w:rPr>
-        <w:t xml:space="preserve">Eine Abrechnung, die formal fehlerfrei aussieht und einen falschen Schlüsselwert</w:t>
-      </w:r>
-      <w:r>
-        <w:rPr>
-          <w:lang w:val="de"/>
-        </w:rPr>
-        <w:t xml:space="preserve"> </w:t>
-      </w:r>
-      <w:r>
-        <w:rPr>
-          <w:lang w:val="de"/>
-        </w:rPr>
-        <w:t xml:space="preserve">enthält, wird angenommen, verarbeitet und zurückgewiesen — oft Wochen später.</w:t>
-      </w:r>
-      <w:r>
-        <w:rPr>
-          <w:lang w:val="de"/>
-        </w:rPr>
-        <w:t xml:space="preserve"> </w:t>
-      </w:r>
-      <w:r>
-        <w:rPr>
-          <w:b/>
-          <w:bCs/>
-          <w:lang w:val="de"/>
-        </w:rPr>
-        <w:t xml:space="preserve">Fehler in diesem Verfahren sind selten laut. Sie sind still und teuer.</w:t>
-      </w:r>
-    </w:p>
-    <w:p>
-      <w:pPr>
-        <w:pStyle w:val="BlockText"/>
-      </w:pPr>
-      <w:r>
-        <w:rPr>
-          <w:b/>
-          <w:bCs/>
-          <w:lang w:val="de"/>
-        </w:rPr>
-        <w:t xml:space="preserve">Der Leitgedanke des Projekts: nicht das Abrechnen ist schwer, sondern das</w:t>
-      </w:r>
-      <w:r>
-        <w:rPr>
-          <w:b/>
-          <w:bCs/>
-          <w:lang w:val="de"/>
-        </w:rPr>
-        <w:t xml:space="preserve"> </w:t>
-      </w:r>
-      <w:r>
-        <w:rPr>
-          <w:b/>
-          <w:bCs/>
-          <w:lang w:val="de"/>
-        </w:rPr>
-        <w:t xml:space="preserve">Richtigsein.</w:t>
-      </w:r>
-    </w:p>
-    <w:p>
-      <w:pPr>
-        <w:pStyle w:val="FirstParagraph"/>
-      </w:pPr>
-      <w:r>
-        <w:rPr>
-          <w:lang w:val="de"/>
-        </w:rPr>
-        <w:t xml:space="preserve">Daraus folgt die Festlegung, die den ganzen Aufbau prägt:</w:t>
-      </w:r>
-      <w:r>
-        <w:rPr>
-          <w:lang w:val="de"/>
-        </w:rPr>
-        <w:t xml:space="preserve"> </w:t>
-      </w:r>
-      <w:r>
-        <w:rPr>
-          <w:b/>
-          <w:bCs/>
-          <w:lang w:val="de"/>
-        </w:rPr>
-        <w:t xml:space="preserve">das Programm prüft,</w:t>
-      </w:r>
-      <w:r>
-        <w:rPr>
-          <w:b/>
-          <w:bCs/>
-          <w:lang w:val="de"/>
-        </w:rPr>
-        <w:t xml:space="preserve"> </w:t>
-      </w:r>
-      <w:r>
-        <w:rPr>
-          <w:b/>
-          <w:bCs/>
-          <w:lang w:val="de"/>
-        </w:rPr>
-        <w:t xml:space="preserve">bevor etwas das Haus verlässt</w:t>
-      </w:r>
-      <w:r>
-        <w:rPr>
-          <w:lang w:val="de"/>
-        </w:rPr>
-        <w:t xml:space="preserve"> </w:t>
-      </w:r>
-      <w:r>
-        <w:rPr>
-          <w:lang w:val="de"/>
-        </w:rPr>
-        <w:t xml:space="preserve">— nicht als Zusatzfunktion, sondern als Tor, an</w:t>
-      </w:r>
-      <w:r>
-        <w:rPr>
-          <w:lang w:val="de"/>
-        </w:rPr>
-        <w:t xml:space="preserve"> </w:t>
-      </w:r>
-      <w:r>
-        <w:rPr>
-          <w:lang w:val="de"/>
-        </w:rPr>
-        <w:t xml:space="preserve">dem jede Lieferung vorbeimuss.</w:t>
-      </w:r>
-    </w:p>
-    <w:bookmarkEnd w:id="12"/>
-    <w:bookmarkStart w:id="13" w:name="wie-weit-soll-es-tragen"/>
-    <w:p>
-      <w:pPr>
-        <w:pStyle w:val="Heading3"/>
-      </w:pPr>
-      <w:r>
-        <w:rPr>
-          <w:lang w:val="de"/>
-        </w:rPr>
-        <w:t xml:space="preserve">Wie weit soll es tragen</w:t>
-      </w:r>
-    </w:p>
-    <w:p>
-      <w:pPr>
-        <w:pStyle w:val="FirstParagraph"/>
-      </w:pPr>
-      <w:r>
-        <w:rPr>
-          <w:lang w:val="de"/>
-        </w:rPr>
-        <w:t xml:space="preserve">Man könnte das Programm auf Hebammenkurse zuschneiden. Das wäre die kleinere</w:t>
-      </w:r>
-      <w:r>
-        <w:rPr>
-          <w:lang w:val="de"/>
-        </w:rPr>
-        <w:t xml:space="preserve"> </w:t>
-      </w:r>
-      <w:r>
-        <w:rPr>
-          <w:lang w:val="de"/>
-        </w:rPr>
-        <w:t xml:space="preserve">Aufgabe und für den ersten Fall vollkommen ausreichend.</w:t>
-      </w:r>
-    </w:p>
-    <w:p>
-      <w:pPr>
-        <w:pStyle w:val="BodyText"/>
-      </w:pPr>
-      <w:r>
-        <w:rPr>
-          <w:lang w:val="de"/>
-        </w:rPr>
-        <w:t xml:space="preserve">Dagegen spricht ein Blick auf das Verfahren selbst:</w:t>
-      </w:r>
-      <w:r>
-        <w:rPr>
-          <w:lang w:val="de"/>
-        </w:rPr>
-        <w:t xml:space="preserve"> </w:t>
-      </w:r>
-      <w:r>
-        <w:rPr>
-          <w:b/>
-          <w:bCs/>
-          <w:lang w:val="de"/>
-        </w:rPr>
-        <w:t xml:space="preserve">fast alles daran ist nicht</w:t>
-      </w:r>
-      <w:r>
-        <w:rPr>
-          <w:b/>
-          <w:bCs/>
-          <w:lang w:val="de"/>
-        </w:rPr>
-        <w:t xml:space="preserve"> </w:t>
-      </w:r>
-      <w:r>
-        <w:rPr>
-          <w:b/>
-          <w:bCs/>
-          <w:lang w:val="de"/>
-        </w:rPr>
-        <w:t xml:space="preserve">leistungsspezifisch.</w:t>
-      </w:r>
-    </w:p>
-    <w:tbl>
-      <w:tblPr>
-        <w:tblStyle w:val="Table"/>
-        <w:tblW w:type="pct" w:w="5000"/>
-        <w:tblLayout w:type="fixed"/>
-        <w:tblLook w:firstRow="1" w:lastRow="0" w:firstColumn="0" w:lastColumn="0" w:noHBand="0" w:noVBand="0" w:val="0020"/>
-      </w:tblPr>
-      <w:tblGrid>
-        <w:gridCol w:w="3960"/>
-        <w:gridCol w:w="3960"/>
-      </w:tblGrid>
-      <w:tr>
-        <w:trPr>
-          <w:tblHeader w:val="on"/>
-        </w:trPr>
-        <w:tc>
-          <w:tcPr/>
-          <w:p>
-            <w:pPr>
-              <w:pStyle w:val="Compact"/>
-            </w:pPr>
-            <w:r>
-              <w:rPr>
-                <w:lang w:val="de"/>
-              </w:rPr>
-              <w:t xml:space="preserve">Bleibt über die Leistungsbereiche gleich</w:t>
-            </w:r>
-          </w:p>
-        </w:tc>
-        <w:tc>
-          <w:tcPr/>
-          <w:p>
-            <w:pPr>
-              <w:pStyle w:val="Compact"/>
-            </w:pPr>
-            <w:r>
-              <w:rPr>
-                <w:lang w:val="de"/>
-              </w:rPr>
-              <w:t xml:space="preserve">Wechselt je Leistungsbereich</w:t>
-            </w:r>
-          </w:p>
-        </w:tc>
-      </w:tr>
-      <w:tr>
-        <w:tc>
-          <w:tcPr/>
-          <w:p>
-            <w:pPr>
-              <w:pStyle w:val="Compact"/>
-            </w:pPr>
-            <w:r>
-              <w:rPr>
-                <w:lang w:val="de"/>
-              </w:rPr>
-              <w:t xml:space="preserve">Der Aufbau der Nachricht — Rahmen, Rechnungs-, Versicherten-, Leistungs- und Summenteile</w:t>
-            </w:r>
-          </w:p>
-        </w:tc>
-        <w:tc>
-          <w:tcPr/>
-          <w:p>
-            <w:pPr>
-              <w:pStyle w:val="Compact"/>
-            </w:pPr>
-            <w:r>
-              <w:rPr>
-                <w:lang w:val="de"/>
-              </w:rPr>
-              <w:t xml:space="preserve">Der Sammelgruppenschlüssel im Nachrichtenkopf</w:t>
-            </w:r>
-          </w:p>
-        </w:tc>
-      </w:tr>
-      <w:tr>
-        <w:tc>
-          <w:tcPr/>
-          <w:p>
-            <w:pPr>
-              <w:pStyle w:val="Compact"/>
-            </w:pPr>
-            <w:r>
-              <w:rPr>
-                <w:lang w:val="de"/>
-              </w:rPr>
-              <w:t xml:space="preserve">Die Beteiligten und ihre Institutionskennzeichen samt Prüfziffer</w:t>
-            </w:r>
-          </w:p>
-        </w:tc>
-        <w:tc>
-          <w:tcPr/>
-          <w:p>
-            <w:pPr>
-              <w:pStyle w:val="Compact"/>
-            </w:pPr>
-            <w:r>
-              <w:rPr>
-                <w:lang w:val="de"/>
-              </w:rPr>
-              <w:t xml:space="preserve">Der Abrechnungscode</w:t>
-            </w:r>
-          </w:p>
-        </w:tc>
-      </w:tr>
-      <w:tr>
-        <w:tc>
-          <w:tcPr/>
-          <w:p>
-            <w:pPr>
-              <w:pStyle w:val="Compact"/>
-            </w:pPr>
-            <w:r>
-              <w:rPr>
-                <w:lang w:val="de"/>
-              </w:rPr>
-              <w:t xml:space="preserve">Prüfung, Zählerführung, Summenbildung</w:t>
-            </w:r>
-          </w:p>
-        </w:tc>
-        <w:tc>
-          <w:tcPr/>
-          <w:p>
-            <w:pPr>
-              <w:pStyle w:val="Compact"/>
-            </w:pPr>
-            <w:r>
-              <w:rPr>
-                <w:lang w:val="de"/>
-              </w:rPr>
-              <w:t xml:space="preserve">Positionsnummern und Tarifkennzeichen</w:t>
-            </w:r>
-          </w:p>
-        </w:tc>
-      </w:tr>
-      <w:tr>
-        <w:tc>
-          <w:tcPr/>
-          <w:p>
-            <w:pPr>
-              <w:pStyle w:val="Compact"/>
-            </w:pPr>
-            <w:r>
-              <w:rPr>
-                <w:lang w:val="de"/>
-              </w:rPr>
-              <w:t xml:space="preserve">Lieferung, Zustellweg, Einordnung der Rückmeldung</w:t>
-            </w:r>
-          </w:p>
-        </w:tc>
-        <w:tc>
-          <w:tcPr/>
-          <w:p>
-            <w:pPr>
-              <w:pStyle w:val="Compact"/>
-            </w:pPr>
-            <w:r>
-              <w:rPr>
-                <w:lang w:val="de"/>
-              </w:rPr>
-              <w:t xml:space="preserve">Der Vertrag, aus dem sich die zulässigen Werte ergeben</w:t>
-            </w:r>
-          </w:p>
-        </w:tc>
-      </w:tr>
-    </w:tbl>
-    <w:p>
-      <w:pPr>
-        <w:pStyle w:val="BodyText"/>
-      </w:pPr>
-      <w:r>
-        <w:rPr>
-          <w:lang w:val="de"/>
-        </w:rPr>
-        <w:t xml:space="preserve">Die rechte Spalte ist kurz, und sie besteht ausschließlich aus</w:t>
-      </w:r>
-      <w:r>
-        <w:rPr>
-          <w:lang w:val="de"/>
-        </w:rPr>
-        <w:t xml:space="preserve"> </w:t>
-      </w:r>
-      <w:r>
-        <w:rPr>
-          <w:b/>
-          <w:bCs/>
-          <w:lang w:val="de"/>
-        </w:rPr>
-        <w:t xml:space="preserve">Werten</w:t>
-      </w:r>
-      <w:r>
-        <w:rPr>
-          <w:lang w:val="de"/>
-        </w:rPr>
-        <w:t xml:space="preserve">, nicht</w:t>
-      </w:r>
-      <w:r>
-        <w:rPr>
-          <w:lang w:val="de"/>
-        </w:rPr>
-        <w:t xml:space="preserve"> </w:t>
-      </w:r>
-      <w:r>
-        <w:rPr>
-          <w:lang w:val="de"/>
-        </w:rPr>
-        <w:t xml:space="preserve">aus Abläufen. Ein zweiter Leistungsbereich verlangt also Einträge, keinen Umbau</w:t>
-      </w:r>
-      <w:r>
-        <w:rPr>
-          <w:lang w:val="de"/>
-        </w:rPr>
-        <w:t xml:space="preserve"> </w:t>
-      </w:r>
-      <w:r>
-        <w:rPr>
-          <w:lang w:val="de"/>
-        </w:rPr>
-        <w:t xml:space="preserve">— vorausgesetzt, das Modell trennt beides von Anfang an.</w:t>
-      </w:r>
-    </w:p>
-    <w:p>
-      <w:pPr>
-        <w:pStyle w:val="BodyText"/>
-      </w:pPr>
-      <w:r>
-        <w:rPr>
-          <w:lang w:val="de"/>
-        </w:rPr>
-        <w:t xml:space="preserve">Genau das kostet in der Vision fast nichts und später sehr viel: ein Begriff,</w:t>
-      </w:r>
-      <w:r>
-        <w:rPr>
-          <w:lang w:val="de"/>
-        </w:rPr>
-        <w:t xml:space="preserve"> </w:t>
-      </w:r>
-      <w:r>
-        <w:rPr>
-          <w:lang w:val="de"/>
-        </w:rPr>
-        <w:t xml:space="preserve">der von Beginn an „Leistungsfall” heißt statt „Kurs”, trägt eine</w:t>
-      </w:r>
-      <w:r>
-        <w:rPr>
-          <w:lang w:val="de"/>
-        </w:rPr>
-        <w:t xml:space="preserve"> </w:t>
-      </w:r>
-      <w:r>
-        <w:rPr>
-          <w:lang w:val="de"/>
-        </w:rPr>
-        <w:t xml:space="preserve">Behandlungsserie mit, ohne dass jemand ihn umbenennen muss.</w:t>
-      </w:r>
-    </w:p>
-    <w:bookmarkEnd w:id="13"/>
-    <w:bookmarkStart w:id="14" w:name="wer-es-bedient"/>
-    <w:p>
-      <w:pPr>
-        <w:pStyle w:val="Heading3"/>
-      </w:pPr>
-      <w:r>
-        <w:rPr>
-          <w:lang w:val="de"/>
-        </w:rPr>
-        <w:t xml:space="preserve">Wer es bedient</w:t>
-      </w:r>
-    </w:p>
-    <w:p>
-      <w:pPr>
-        <w:pStyle w:val="FirstParagraph"/>
-      </w:pPr>
-      <w:r>
-        <w:rPr>
-          <w:lang w:val="de"/>
-        </w:rPr>
-        <w:t xml:space="preserve">Eine einzelne Person, an einem einzelnen Rechner, ohne besondere</w:t>
-      </w:r>
-      <w:r>
-        <w:rPr>
-          <w:lang w:val="de"/>
-        </w:rPr>
-        <w:t xml:space="preserve"> </w:t>
-      </w:r>
-      <w:r>
-        <w:rPr>
-          <w:lang w:val="de"/>
-        </w:rPr>
-        <w:t xml:space="preserve">Computerkenntnisse und ohne jemanden, der bei Problemen hilft. Meist abends,</w:t>
-      </w:r>
-      <w:r>
-        <w:rPr>
-          <w:lang w:val="de"/>
-        </w:rPr>
-        <w:t xml:space="preserve"> </w:t>
-      </w:r>
-      <w:r>
-        <w:rPr>
-          <w:lang w:val="de"/>
-        </w:rPr>
-        <w:t xml:space="preserve">nach der Arbeit.</w:t>
-      </w:r>
-    </w:p>
-    <w:tbl>
-      <w:tblPr>
-        <w:tblStyle w:val="Table"/>
-        <w:tblW w:type="pct" w:w="5000"/>
-        <w:tblLayout w:type="fixed"/>
-        <w:tblLook w:firstRow="1" w:lastRow="0" w:firstColumn="0" w:lastColumn="0" w:noHBand="0" w:noVBand="0" w:val="0020"/>
-      </w:tblPr>
-      <w:tblGrid>
-        <w:gridCol w:w="3960"/>
-        <w:gridCol w:w="3960"/>
-      </w:tblGrid>
-      <w:tr>
-        <w:trPr>
-          <w:tblHeader w:val="on"/>
-        </w:trPr>
-        <w:tc>
-          <w:tcPr/>
-          <w:p>
-            <w:pPr>
-              <w:pStyle w:val="Compact"/>
-            </w:pPr>
-            <w:r>
-              <w:rPr>
-                <w:lang w:val="de"/>
-              </w:rPr>
-              <w:t xml:space="preserve">Umstand</w:t>
-            </w:r>
-          </w:p>
-        </w:tc>
-        <w:tc>
-          <w:tcPr/>
-          <w:p>
-            <w:pPr>
-              <w:pStyle w:val="Compact"/>
-            </w:pPr>
-            <w:r>
-              <w:rPr>
-                <w:lang w:val="de"/>
-              </w:rPr>
-              <w:t xml:space="preserve">Was daraus für das Programm folgt</w:t>
-            </w:r>
-          </w:p>
-        </w:tc>
-      </w:tr>
-      <w:tr>
-        <w:tc>
-          <w:tcPr/>
-          <w:p>
-            <w:pPr>
-              <w:pStyle w:val="Compact"/>
-            </w:pPr>
-            <w:r>
-              <w:rPr>
-                <w:lang w:val="de"/>
-              </w:rPr>
-              <w:t xml:space="preserve">Niemand richtet etwas ein</w:t>
-            </w:r>
-          </w:p>
-        </w:tc>
-        <w:tc>
-          <w:tcPr/>
-          <w:p>
-            <w:pPr>
-              <w:pStyle w:val="Compact"/>
-            </w:pPr>
-            <w:r>
-              <w:rPr>
-                <w:lang w:val="de"/>
-              </w:rPr>
-              <w:t xml:space="preserve">Es darf</w:t>
-            </w:r>
-            <w:r>
-              <w:rPr>
-                <w:lang w:val="de"/>
-              </w:rPr>
-              <w:t xml:space="preserve"> </w:t>
-            </w:r>
-            <w:r>
-              <w:rPr>
-                <w:b/>
-                <w:bCs/>
-                <w:lang w:val="de"/>
-              </w:rPr>
-              <w:t xml:space="preserve">nichts zusätzlich installiert</w:t>
-            </w:r>
-            <w:r>
-              <w:rPr>
-                <w:lang w:val="de"/>
-              </w:rPr>
-              <w:t xml:space="preserve"> </w:t>
-            </w:r>
-            <w:r>
-              <w:rPr>
-                <w:lang w:val="de"/>
-              </w:rPr>
-              <w:t xml:space="preserve">werden müssen — keine Datenbank, keine Laufzeitumgebung, kein Serverdienst</w:t>
-            </w:r>
-          </w:p>
-        </w:tc>
-      </w:tr>
-      <w:tr>
-        <w:tc>
-          <w:tcPr/>
-          <w:p>
-            <w:pPr>
-              <w:pStyle w:val="Compact"/>
-            </w:pPr>
-            <w:r>
-              <w:rPr>
-                <w:lang w:val="de"/>
-              </w:rPr>
-              <w:t xml:space="preserve">Es geht um Gesundheitsdaten</w:t>
-            </w:r>
-          </w:p>
-        </w:tc>
-        <w:tc>
-          <w:tcPr/>
-          <w:p>
-            <w:pPr>
-              <w:pStyle w:val="Compact"/>
-            </w:pPr>
-            <w:r>
-              <w:rPr>
-                <w:lang w:val="de"/>
-              </w:rPr>
-              <w:t xml:space="preserve">Die Daten bleiben</w:t>
-            </w:r>
-            <w:r>
-              <w:rPr>
-                <w:lang w:val="de"/>
-              </w:rPr>
-              <w:t xml:space="preserve"> </w:t>
-            </w:r>
-            <w:r>
-              <w:rPr>
-                <w:b/>
-                <w:bCs/>
-                <w:lang w:val="de"/>
-              </w:rPr>
-              <w:t xml:space="preserve">auf dem Rechner der Anwenderin</w:t>
-            </w:r>
-            <w:r>
-              <w:rPr>
-                <w:lang w:val="de"/>
-              </w:rPr>
-              <w:t xml:space="preserve">, nicht im Netz</w:t>
-            </w:r>
-          </w:p>
-        </w:tc>
-      </w:tr>
-      <w:tr>
-        <w:tc>
-          <w:tcPr/>
-          <w:p>
-            <w:pPr>
-              <w:pStyle w:val="Compact"/>
-            </w:pPr>
-            <w:r>
-              <w:rPr>
-                <w:lang w:val="de"/>
-              </w:rPr>
-              <w:t xml:space="preserve">Niemand hilft, wenn etwas klemmt</w:t>
-            </w:r>
-          </w:p>
-        </w:tc>
-        <w:tc>
-          <w:tcPr/>
-          <w:p>
-            <w:pPr>
-              <w:pStyle w:val="Compact"/>
-            </w:pPr>
-            <w:r>
-              <w:rPr>
-                <w:lang w:val="de"/>
-              </w:rPr>
-              <w:t xml:space="preserve">Eine Meldung sagt,</w:t>
-            </w:r>
-            <w:r>
-              <w:rPr>
-                <w:lang w:val="de"/>
-              </w:rPr>
-              <w:t xml:space="preserve"> </w:t>
-            </w:r>
-            <w:r>
-              <w:rPr>
-                <w:b/>
-                <w:bCs/>
-                <w:lang w:val="de"/>
-              </w:rPr>
-              <w:t xml:space="preserve">was zu tun ist</w:t>
-            </w:r>
-            <w:r>
-              <w:rPr>
-                <w:lang w:val="de"/>
-              </w:rPr>
-              <w:t xml:space="preserve"> </w:t>
-            </w:r>
-            <w:r>
-              <w:rPr>
-                <w:lang w:val="de"/>
-              </w:rPr>
-              <w:t xml:space="preserve">— nicht, was schiefging. „Feld 4 ungültig” hilft niemandem</w:t>
-            </w:r>
-          </w:p>
-        </w:tc>
-      </w:tr>
-      <w:tr>
-        <w:tc>
-          <w:tcPr/>
-          <w:p>
-            <w:pPr>
-              <w:pStyle w:val="Compact"/>
-            </w:pPr>
-            <w:r>
-              <w:rPr>
-                <w:lang w:val="de"/>
-              </w:rPr>
-              <w:t xml:space="preserve">Abends, nebenher</w:t>
-            </w:r>
-          </w:p>
-        </w:tc>
-        <w:tc>
-          <w:tcPr/>
-          <w:p>
-            <w:pPr>
-              <w:pStyle w:val="Compact"/>
-            </w:pPr>
-            <w:r>
-              <w:rPr>
-                <w:lang w:val="de"/>
-              </w:rPr>
-              <w:t xml:space="preserve">Der Weg von den erfassten Daten zur fertigen Datei muss kurz sein</w:t>
-            </w:r>
-          </w:p>
-        </w:tc>
-      </w:tr>
-    </w:tbl>
-    <w:bookmarkEnd w:id="14"/>
-    <w:bookmarkStart w:id="15" w:name="was-es-ausdrücklich-nicht-wird"/>
-    <w:p>
-      <w:pPr>
-        <w:pStyle w:val="Heading3"/>
-      </w:pPr>
-      <w:r>
-        <w:rPr>
-          <w:lang w:val="de"/>
-        </w:rPr>
-        <w:t xml:space="preserve">Was es ausdrücklich nicht wird</w:t>
-      </w:r>
-    </w:p>
-    <w:p>
-      <w:pPr>
-        <w:pStyle w:val="FirstParagraph"/>
-      </w:pPr>
-      <w:r>
-        <w:rPr>
-          <w:lang w:val="de"/>
-        </w:rPr>
-        <w:t xml:space="preserve">So wichtig wie die andere Liste — ein Projekt ohne Grenzen wird nie fertig.</w:t>
-      </w:r>
-    </w:p>
-    <w:tbl>
-      <w:tblPr>
-        <w:tblStyle w:val="Table"/>
-        <w:tblW w:type="pct" w:w="5000"/>
-        <w:tblLayout w:type="fixed"/>
-        <w:tblLook w:firstRow="1" w:lastRow="0" w:firstColumn="0" w:lastColumn="0" w:noHBand="0" w:noVBand="0" w:val="0020"/>
-      </w:tblPr>
-      <w:tblGrid>
-        <w:gridCol w:w="3960"/>
-        <w:gridCol w:w="3960"/>
-      </w:tblGrid>
-      <w:tr>
-        <w:trPr>
-          <w:tblHeader w:val="on"/>
-        </w:trPr>
-        <w:tc>
-          <w:tcPr/>
-          <w:p>
-            <w:pPr>
-              <w:pStyle w:val="Compact"/>
-            </w:pPr>
-            <w:r>
-              <w:rPr>
-                <w:lang w:val="de"/>
-              </w:rPr>
-              <w:t xml:space="preserve">Nicht</w:t>
-            </w:r>
-          </w:p>
-        </w:tc>
-        <w:tc>
-          <w:tcPr/>
-          <w:p>
-            <w:pPr>
-              <w:pStyle w:val="Compact"/>
-            </w:pPr>
-            <w:r>
-              <w:rPr>
-                <w:lang w:val="de"/>
-              </w:rPr>
-              <w:t xml:space="preserve">Warum</w:t>
-            </w:r>
-          </w:p>
-        </w:tc>
-      </w:tr>
-      <w:tr>
-        <w:tc>
-          <w:tcPr/>
-          <w:p>
-            <w:pPr>
-              <w:pStyle w:val="Compact"/>
-            </w:pPr>
-            <w:r>
-              <w:rPr>
-                <w:lang w:val="de"/>
-              </w:rPr>
-              <w:t xml:space="preserve">Kurs- und Terminverwaltung, Erinnerungen</w:t>
-            </w:r>
-          </w:p>
-        </w:tc>
-        <w:tc>
-          <w:tcPr/>
-          <w:p>
-            <w:pPr>
-              <w:pStyle w:val="Compact"/>
-            </w:pPr>
-            <w:r>
-              <w:rPr>
-                <w:lang w:val="de"/>
-              </w:rPr>
-              <w:t xml:space="preserve">ein eigenes Feld, und dafür gibt es Werkzeuge</w:t>
-            </w:r>
-          </w:p>
-        </w:tc>
-      </w:tr>
-      <w:tr>
-        <w:tc>
-          <w:tcPr/>
-          <w:p>
-            <w:pPr>
-              <w:pStyle w:val="Compact"/>
-            </w:pPr>
-            <w:r>
-              <w:rPr>
-                <w:lang w:val="de"/>
-              </w:rPr>
-              <w:t xml:space="preserve">Buchhaltung, Steuer, Einnahmenüberschussrechnung</w:t>
-            </w:r>
-          </w:p>
-        </w:tc>
-        <w:tc>
-          <w:tcPr/>
-          <w:p>
-            <w:pPr>
-              <w:pStyle w:val="Compact"/>
-            </w:pPr>
-            <w:r>
-              <w:rPr>
-                <w:lang w:val="de"/>
-              </w:rPr>
-              <w:t xml:space="preserve">ebenso, und mit eigenen Vorschriften</w:t>
-            </w:r>
-          </w:p>
-        </w:tc>
-      </w:tr>
-      <w:tr>
-        <w:tc>
-          <w:tcPr/>
-          <w:p>
-            <w:pPr>
-              <w:pStyle w:val="Compact"/>
-            </w:pPr>
-            <w:r>
-              <w:rPr>
-                <w:lang w:val="de"/>
-              </w:rPr>
-              <w:t xml:space="preserve">Privatabrechnung mit Selbstzahlern</w:t>
-            </w:r>
-          </w:p>
-        </w:tc>
-        <w:tc>
-          <w:tcPr/>
-          <w:p>
-            <w:pPr>
-              <w:pStyle w:val="Compact"/>
-            </w:pPr>
-            <w:r>
-              <w:rPr>
-                <w:lang w:val="de"/>
-              </w:rPr>
-              <w:t xml:space="preserve">ein anderes Verfahren mit anderen Regeln</w:t>
-            </w:r>
-          </w:p>
-        </w:tc>
-      </w:tr>
-      <w:tr>
-        <w:tc>
-          <w:tcPr/>
-          <w:p>
-            <w:pPr>
-              <w:pStyle w:val="Compact"/>
-            </w:pPr>
-            <w:r>
-              <w:rPr>
-                <w:lang w:val="de"/>
-              </w:rPr>
-              <w:t xml:space="preserve">Mehrbenutzerbetrieb, Praxisverwaltung</w:t>
-            </w:r>
-          </w:p>
-        </w:tc>
-        <w:tc>
-          <w:tcPr/>
-          <w:p>
-            <w:pPr>
-              <w:pStyle w:val="Compact"/>
-            </w:pPr>
-            <w:r>
-              <w:rPr>
-                <w:lang w:val="de"/>
-              </w:rPr>
-              <w:t xml:space="preserve">eine bewusste Grenze; die gewählte Datenhaltung lässt genau einen Schreiber zu</w:t>
-            </w:r>
-          </w:p>
-        </w:tc>
-      </w:tr>
-      <w:tr>
-        <w:tc>
-          <w:tcPr/>
-          <w:p>
-            <w:pPr>
-              <w:pStyle w:val="Compact"/>
-            </w:pPr>
-            <w:r>
-              <w:rPr>
-                <w:lang w:val="de"/>
-              </w:rPr>
-              <w:t xml:space="preserve">Ein mitgelieferter Katalog gültiger Positionsnummern je Bereich</w:t>
-            </w:r>
-          </w:p>
-        </w:tc>
-        <w:tc>
-          <w:tcPr/>
-          <w:p>
-            <w:pPr>
-              <w:pStyle w:val="Compact"/>
-            </w:pPr>
-            <w:r>
-              <w:rPr>
-                <w:lang w:val="de"/>
-              </w:rPr>
-              <w:t xml:space="preserve">die ergeben sich aus dem Vertrag. Das Programm hält den Rahmen bereit, die Werte trägt ein, wer den Vertrag hat</w:t>
-            </w:r>
-          </w:p>
-        </w:tc>
-      </w:tr>
-      <w:tr>
-        <w:tc>
-          <w:tcPr/>
-          <w:p>
-            <w:pPr>
-              <w:pStyle w:val="Compact"/>
-            </w:pPr>
-            <w:r>
-              <w:rPr>
-                <w:lang w:val="de"/>
-              </w:rPr>
-              <w:t xml:space="preserve">Fachliche Beratung, welche Leistung abrechenbar ist</w:t>
-            </w:r>
-          </w:p>
-        </w:tc>
-        <w:tc>
-          <w:tcPr/>
-          <w:p>
-            <w:pPr>
-              <w:pStyle w:val="Compact"/>
-            </w:pPr>
-            <w:r>
-              <w:rPr>
-                <w:lang w:val="de"/>
-              </w:rPr>
-              <w:t xml:space="preserve">das entscheidet ebenfalls der Vertrag, nicht ein Programm</w:t>
-            </w:r>
-          </w:p>
-        </w:tc>
-      </w:tr>
-    </w:tbl>
-    <w:bookmarkEnd w:id="15"/>
-    <w:bookmarkEnd w:id="16"/>
-    <w:bookmarkStart w:id="18" w:name="entscheidung"/>
-    <w:p>
-      <w:pPr>
-        <w:pStyle w:val="Heading2"/>
-      </w:pPr>
-      <w:r>
-        <w:rPr>
-          <w:lang w:val="de"/>
-        </w:rPr>
-        <w:t xml:space="preserve">Entscheidung</w:t>
-      </w:r>
-    </w:p>
-    <w:p>
-      <w:pPr>
-        <w:pStyle w:val="FirstParagraph"/>
-      </w:pPr>
-      <w:r>
-        <w:rPr>
-          <w:b/>
-          <w:bCs/>
-          <w:lang w:val="de"/>
-        </w:rPr>
-        <w:t xml:space="preserve">Das Projekt wird ein Einzelplatzprogramm, das aus vorhandenen Leistungsdaten</w:t>
-      </w:r>
-      <w:r>
-        <w:rPr>
-          <w:b/>
-          <w:bCs/>
-          <w:lang w:val="de"/>
-        </w:rPr>
-        <w:t xml:space="preserve"> </w:t>
-      </w:r>
-      <w:r>
-        <w:rPr>
-          <w:b/>
-          <w:bCs/>
-          <w:lang w:val="de"/>
-        </w:rPr>
-        <w:t xml:space="preserve">eine prüffähige Abrechnungsdatei erzeugt — und das jede Datei prüft, bevor sie</w:t>
-      </w:r>
-      <w:r>
-        <w:rPr>
-          <w:b/>
-          <w:bCs/>
-          <w:lang w:val="de"/>
-        </w:rPr>
-        <w:t xml:space="preserve"> </w:t>
-      </w:r>
-      <w:r>
-        <w:rPr>
-          <w:b/>
-          <w:bCs/>
-          <w:lang w:val="de"/>
-        </w:rPr>
-        <w:t xml:space="preserve">hinausgeht.</w:t>
-      </w:r>
-      <w:r>
-        <w:rPr>
-          <w:lang w:val="de"/>
-        </w:rPr>
-        <w:t xml:space="preserve"> </w:t>
-      </w:r>
-      <w:r>
-        <w:rPr>
-          <w:lang w:val="de"/>
-        </w:rPr>
-        <w:t xml:space="preserve">Der Aufbau folgt dem Verfahren, nicht einem einzelnen</w:t>
-      </w:r>
-      <w:r>
-        <w:rPr>
-          <w:lang w:val="de"/>
-        </w:rPr>
-        <w:t xml:space="preserve"> </w:t>
-      </w:r>
-      <w:r>
-        <w:rPr>
-          <w:lang w:val="de"/>
-        </w:rPr>
-        <w:t xml:space="preserve">Leistungsbereich; der erste bediente ist die Hebammenhilfe.</w:t>
-      </w:r>
-    </w:p>
-    <w:p>
-      <w:pPr>
-        <w:pStyle w:val="BodyText"/>
-      </w:pPr>
-      <w:r>
-        <w:rPr>
-          <w:lang w:val="de"/>
-        </w:rPr>
-        <w:t xml:space="preserve">Von den sieben Punkten der Vision werden damit</w:t>
-      </w:r>
-      <w:r>
-        <w:rPr>
-          <w:lang w:val="de"/>
-        </w:rPr>
-        <w:t xml:space="preserve"> </w:t>
-      </w:r>
-      <w:r>
-        <w:rPr>
-          <w:b/>
-          <w:bCs/>
-          <w:lang w:val="de"/>
-        </w:rPr>
-        <w:t xml:space="preserve">die ersten fünf zum Bauauftrag</w:t>
-      </w:r>
-      <w:r>
-        <w:rPr>
-          <w:lang w:val="de"/>
-        </w:rPr>
-        <w:t xml:space="preserve"> </w:t>
-      </w:r>
-      <w:r>
-        <w:rPr>
-          <w:lang w:val="de"/>
-        </w:rPr>
-        <w:t xml:space="preserve">— gegliedert in fünf Kernfähigkeiten. Die Punkte 6 und 7, Nachbearbeitung einer</w:t>
-      </w:r>
-      <w:r>
-        <w:rPr>
-          <w:lang w:val="de"/>
-        </w:rPr>
-        <w:t xml:space="preserve"> </w:t>
-      </w:r>
-      <w:r>
-        <w:rPr>
-          <w:lang w:val="de"/>
-        </w:rPr>
-        <w:t xml:space="preserve">Zurückweisung und ein weiterer Leistungsbereich, bleiben Ziel, aber nicht</w:t>
-      </w:r>
-      <w:r>
-        <w:rPr>
-          <w:lang w:val="de"/>
-        </w:rPr>
-        <w:t xml:space="preserve"> </w:t>
-      </w:r>
-      <w:r>
-        <w:rPr>
-          <w:lang w:val="de"/>
-        </w:rPr>
-        <w:t xml:space="preserve">Gegenstand des ersten Durchgangs.</w:t>
+        <w:t xml:space="preserve">unterschiedlich geformte Kosten</w:t>
+      </w:r>
+      <w:r>
+        <w:rPr>
+          <w:lang w:val="de"/>
+        </w:rPr>
+        <w:t xml:space="preserve"> </w:t>
+      </w:r>
+      <w:r>
+        <w:rPr>
+          <w:lang w:val="de"/>
+        </w:rPr>
+        <w:t xml:space="preserve">— das ist der Kern der</w:t>
+      </w:r>
+      <w:r>
+        <w:rPr>
+          <w:lang w:val="de"/>
+        </w:rPr>
+        <w:t xml:space="preserve"> </w:t>
+      </w:r>
+      <w:r>
+        <w:rPr>
+          <w:lang w:val="de"/>
+        </w:rPr>
+        <w:t xml:space="preserve">Sache:</w:t>
       </w:r>
     </w:p>
     <w:tbl>
@@ -2344,39 +1160,33 @@
             <w:pPr>
               <w:pStyle w:val="Compact"/>
             </w:pPr>
-            <w:r>
-              <w:rPr>
-                <w:lang w:val="de"/>
-              </w:rPr>
-              <w:t xml:space="preserve">#</w:t>
-            </w:r>
-          </w:p>
-        </w:tc>
-        <w:tc>
-          <w:tcPr/>
-          <w:p>
-            <w:pPr>
-              <w:pStyle w:val="Compact"/>
-            </w:pPr>
-            <w:r>
-              <w:rPr>
-                <w:lang w:val="de"/>
-              </w:rPr>
-              <w:t xml:space="preserve">Kernfähigkeit</w:t>
-            </w:r>
-          </w:p>
-        </w:tc>
-        <w:tc>
-          <w:tcPr/>
-          <w:p>
-            <w:pPr>
-              <w:pStyle w:val="Compact"/>
-            </w:pPr>
-            <w:r>
-              <w:rPr>
-                <w:lang w:val="de"/>
-              </w:rPr>
-              <w:t xml:space="preserve">Was dahintersteckt</w:t>
+          </w:p>
+        </w:tc>
+        <w:tc>
+          <w:tcPr/>
+          <w:p>
+            <w:pPr>
+              <w:pStyle w:val="Compact"/>
+            </w:pPr>
+            <w:r>
+              <w:rPr>
+                <w:lang w:val="de"/>
+              </w:rPr>
+              <w:t xml:space="preserve">Abrechnungsstelle</w:t>
+            </w:r>
+          </w:p>
+        </w:tc>
+        <w:tc>
+          <w:tcPr/>
+          <w:p>
+            <w:pPr>
+              <w:pStyle w:val="Compact"/>
+            </w:pPr>
+            <w:r>
+              <w:rPr>
+                <w:lang w:val="de"/>
+              </w:rPr>
+              <w:t xml:space="preserve">Selbst abrechnen</w:t>
             </w:r>
           </w:p>
         </w:tc>
@@ -2390,39 +1200,39 @@
             </w:pPr>
             <w:r>
               <w:rPr>
-                <w:lang w:val="de"/>
-              </w:rPr>
-              <w:t xml:space="preserve">1</w:t>
-            </w:r>
-          </w:p>
-        </w:tc>
-        <w:tc>
-          <w:tcPr/>
-          <w:p>
-            <w:pPr>
-              <w:pStyle w:val="Compact"/>
-            </w:pPr>
-            <w:r>
-              <w:rPr>
                 <w:b/>
                 <w:bCs/>
                 <w:lang w:val="de"/>
               </w:rPr>
-              <w:t xml:space="preserve">Stammdaten führen</w:t>
-            </w:r>
-          </w:p>
-        </w:tc>
-        <w:tc>
-          <w:tcPr/>
-          <w:p>
-            <w:pPr>
-              <w:pStyle w:val="Compact"/>
-            </w:pPr>
-            <w:r>
-              <w:rPr>
-                <w:lang w:val="de"/>
-              </w:rPr>
-              <w:t xml:space="preserve">versicherte Personen mit ihren Versicherungsangaben, die Leistungserbringerin selbst, Leistungsfälle als Zusammenfassung — ein Kurs, eine Behandlungsserie</w:t>
+              <w:t xml:space="preserve">Art der Kosten</w:t>
+            </w:r>
+          </w:p>
+        </w:tc>
+        <w:tc>
+          <w:tcPr/>
+          <w:p>
+            <w:pPr>
+              <w:pStyle w:val="Compact"/>
+            </w:pPr>
+            <w:r>
+              <w:rPr>
+                <w:lang w:val="de"/>
+              </w:rPr>
+              <w:t xml:space="preserve">ein Anteil am abgerechneten Betrag</w:t>
+            </w:r>
+          </w:p>
+        </w:tc>
+        <w:tc>
+          <w:tcPr/>
+          <w:p>
+            <w:pPr>
+              <w:pStyle w:val="Compact"/>
+            </w:pPr>
+            <w:r>
+              <w:rPr>
+                <w:lang w:val="de"/>
+              </w:rPr>
+              <w:t xml:space="preserve">ein fester Betrag im Jahr</w:t>
             </w:r>
           </w:p>
         </w:tc>
@@ -2436,39 +1246,39 @@
             </w:pPr>
             <w:r>
               <w:rPr>
-                <w:lang w:val="de"/>
-              </w:rPr>
-              <w:t xml:space="preserve">2</w:t>
-            </w:r>
-          </w:p>
-        </w:tc>
-        <w:tc>
-          <w:tcPr/>
-          <w:p>
-            <w:pPr>
-              <w:pStyle w:val="Compact"/>
-            </w:pPr>
-            <w:r>
-              <w:rPr>
                 <w:b/>
                 <w:bCs/>
                 <w:lang w:val="de"/>
               </w:rPr>
-              <w:t xml:space="preserve">Leistungen beschreiben</w:t>
-            </w:r>
-          </w:p>
-        </w:tc>
-        <w:tc>
-          <w:tcPr/>
-          <w:p>
-            <w:pPr>
-              <w:pStyle w:val="Compact"/>
-            </w:pPr>
-            <w:r>
-              <w:rPr>
-                <w:lang w:val="de"/>
-              </w:rPr>
-              <w:t xml:space="preserve">was eine Einheit kostet, unter welcher Position sie abgerechnet wird — einmal festgelegt, mehrfach verwendet. Hier sitzt das Bereichsspezifische</w:t>
+              <w:t xml:space="preserve">Wächst mit</w:t>
+            </w:r>
+          </w:p>
+        </w:tc>
+        <w:tc>
+          <w:tcPr/>
+          <w:p>
+            <w:pPr>
+              <w:pStyle w:val="Compact"/>
+            </w:pPr>
+            <w:r>
+              <w:rPr>
+                <w:lang w:val="de"/>
+              </w:rPr>
+              <w:t xml:space="preserve">dem Umsatz</w:t>
+            </w:r>
+          </w:p>
+        </w:tc>
+        <w:tc>
+          <w:tcPr/>
+          <w:p>
+            <w:pPr>
+              <w:pStyle w:val="Compact"/>
+            </w:pPr>
+            <w:r>
+              <w:rPr>
+                <w:lang w:val="de"/>
+              </w:rPr>
+              <w:t xml:space="preserve">nichts — der Betrag bleibt</w:t>
             </w:r>
           </w:p>
         </w:tc>
@@ -2482,39 +1292,39 @@
             </w:pPr>
             <w:r>
               <w:rPr>
-                <w:lang w:val="de"/>
-              </w:rPr>
-              <w:t xml:space="preserve">3</w:t>
-            </w:r>
-          </w:p>
-        </w:tc>
-        <w:tc>
-          <w:tcPr/>
-          <w:p>
-            <w:pPr>
-              <w:pStyle w:val="Compact"/>
-            </w:pPr>
-            <w:r>
-              <w:rPr>
                 <w:b/>
                 <w:bCs/>
                 <w:lang w:val="de"/>
               </w:rPr>
-              <w:t xml:space="preserve">Abrechnung erzeugen</w:t>
-            </w:r>
-          </w:p>
-        </w:tc>
-        <w:tc>
-          <w:tcPr/>
-          <w:p>
-            <w:pPr>
-              <w:pStyle w:val="Compact"/>
-            </w:pPr>
-            <w:r>
-              <w:rPr>
-                <w:lang w:val="de"/>
-              </w:rPr>
-              <w:t xml:space="preserve">aus Leistungsfall, Beschreibung und Anzahl der Einheiten entsteht die Nachricht im vorgeschriebenen Format</w:t>
+              <w:t xml:space="preserve">Läuft weiter</w:t>
+            </w:r>
+          </w:p>
+        </w:tc>
+        <w:tc>
+          <w:tcPr/>
+          <w:p>
+            <w:pPr>
+              <w:pStyle w:val="Compact"/>
+            </w:pPr>
+            <w:r>
+              <w:rPr>
+                <w:lang w:val="de"/>
+              </w:rPr>
+              <w:t xml:space="preserve">solange abgerechnet wird</w:t>
+            </w:r>
+          </w:p>
+        </w:tc>
+        <w:tc>
+          <w:tcPr/>
+          <w:p>
+            <w:pPr>
+              <w:pStyle w:val="Compact"/>
+            </w:pPr>
+            <w:r>
+              <w:rPr>
+                <w:lang w:val="de"/>
+              </w:rPr>
+              <w:t xml:space="preserve">solange abgerechnet wird</w:t>
             </w:r>
           </w:p>
         </w:tc>
@@ -2528,135 +1338,114 @@
             </w:pPr>
             <w:r>
               <w:rPr>
-                <w:lang w:val="de"/>
-              </w:rPr>
-              <w:t xml:space="preserve">4</w:t>
-            </w:r>
-          </w:p>
-        </w:tc>
-        <w:tc>
-          <w:tcPr/>
-          <w:p>
-            <w:pPr>
-              <w:pStyle w:val="Compact"/>
-            </w:pPr>
-            <w:r>
-              <w:rPr>
                 <w:b/>
                 <w:bCs/>
                 <w:lang w:val="de"/>
               </w:rPr>
-              <w:t xml:space="preserve">Prüfen</w:t>
-            </w:r>
-          </w:p>
-        </w:tc>
-        <w:tc>
-          <w:tcPr/>
-          <w:p>
-            <w:pPr>
-              <w:pStyle w:val="Compact"/>
-            </w:pPr>
-            <w:r>
-              <w:rPr>
-                <w:lang w:val="de"/>
-              </w:rPr>
-              <w:t xml:space="preserve">Aufbau, Zähler, Summen, Pflichtangaben — ein Fehler hält den gesamten Lauf auf</w:t>
-            </w:r>
-          </w:p>
-        </w:tc>
-      </w:tr>
-      <w:tr>
-        <w:tc>
-          <w:tcPr/>
-          <w:p>
-            <w:pPr>
-              <w:pStyle w:val="Compact"/>
-            </w:pPr>
-            <w:r>
-              <w:rPr>
-                <w:lang w:val="de"/>
-              </w:rPr>
-              <w:t xml:space="preserve">5</w:t>
-            </w:r>
-          </w:p>
-        </w:tc>
-        <w:tc>
-          <w:tcPr/>
-          <w:p>
-            <w:pPr>
-              <w:pStyle w:val="Compact"/>
-            </w:pPr>
-            <w:r>
-              <w:rPr>
-                <w:b/>
-                <w:bCs/>
-                <w:lang w:val="de"/>
-              </w:rPr>
-              <w:t xml:space="preserve">Zustellen und einordnen</w:t>
-            </w:r>
-          </w:p>
-        </w:tc>
-        <w:tc>
-          <w:tcPr/>
-          <w:p>
-            <w:pPr>
-              <w:pStyle w:val="Compact"/>
-            </w:pPr>
-            <w:r>
-              <w:rPr>
-                <w:lang w:val="de"/>
-              </w:rPr>
-              <w:t xml:space="preserve">die Datei an den richtigen Empfänger, und die Antwort verständlich machen</w:t>
+              <w:t xml:space="preserve">Zusätzlich</w:t>
+            </w:r>
+          </w:p>
+        </w:tc>
+        <w:tc>
+          <w:tcPr/>
+          <w:p>
+            <w:pPr>
+              <w:pStyle w:val="Compact"/>
+            </w:pPr>
+            <w:r>
+              <w:rPr>
+                <w:lang w:val="de"/>
+              </w:rPr>
+              <w:t xml:space="preserve">—</w:t>
+            </w:r>
+          </w:p>
+        </w:tc>
+        <w:tc>
+          <w:tcPr/>
+          <w:p>
+            <w:pPr>
+              <w:pStyle w:val="Compact"/>
+            </w:pPr>
+            <w:r>
+              <w:rPr>
+                <w:lang w:val="de"/>
+              </w:rPr>
+              <w:t xml:space="preserve">die eigene Zeit für Pflege und Änderungen</w:t>
             </w:r>
           </w:p>
         </w:tc>
       </w:tr>
     </w:tbl>
-    <w:bookmarkStart w:id="17" w:name="warum-nicht-der-einfachere-weg"/>
-    <w:p>
-      <w:pPr>
-        <w:pStyle w:val="Heading3"/>
-      </w:pPr>
-      <w:r>
-        <w:rPr>
-          <w:lang w:val="de"/>
-        </w:rPr>
-        <w:t xml:space="preserve">Warum nicht der einfachere Weg</w:t>
-      </w:r>
-    </w:p>
-    <w:p>
-      <w:pPr>
-        <w:pStyle w:val="FirstParagraph"/>
-      </w:pPr>
-      <w:r>
-        <w:rPr>
-          <w:lang w:val="de"/>
-        </w:rPr>
-        <w:t xml:space="preserve">Man könnte auf Nummer 4 verzichten und darauf setzen, dass die Empfängerseite</w:t>
-      </w:r>
-      <w:r>
-        <w:rPr>
-          <w:lang w:val="de"/>
-        </w:rPr>
-        <w:t xml:space="preserve"> </w:t>
-      </w:r>
-      <w:r>
-        <w:rPr>
-          <w:lang w:val="de"/>
-        </w:rPr>
-        <w:t xml:space="preserve">schon meckern wird — das wäre erheblich weniger Arbeit. Dagegen steht der Preis</w:t>
-      </w:r>
-      <w:r>
-        <w:rPr>
-          <w:lang w:val="de"/>
-        </w:rPr>
-        <w:t xml:space="preserve"> </w:t>
-      </w:r>
-      <w:r>
-        <w:rPr>
-          <w:lang w:val="de"/>
-        </w:rPr>
-        <w:t xml:space="preserve">einer Beanstandung:</w:t>
+    <w:p>
+      <w:pPr>
+        <w:pStyle w:val="BodyText"/>
+      </w:pPr>
+      <w:r>
+        <w:rPr>
+          <w:lang w:val="de"/>
+        </w:rPr>
+        <w:t xml:space="preserve">Daraus folgt eine einfache Regel:</w:t>
+      </w:r>
+      <w:r>
+        <w:rPr>
+          <w:lang w:val="de"/>
+        </w:rPr>
+        <w:t xml:space="preserve"> </w:t>
+      </w:r>
+      <w:r>
+        <w:rPr>
+          <w:b/>
+          <w:bCs/>
+          <w:lang w:val="de"/>
+        </w:rPr>
+        <w:t xml:space="preserve">Prozentkosten wachsen mit, Festkosten nicht.</w:t>
+      </w:r>
+      <w:r>
+        <w:rPr>
+          <w:lang w:val="de"/>
+        </w:rPr>
+        <w:t xml:space="preserve"> </w:t>
+      </w:r>
+      <w:r>
+        <w:rPr>
+          <w:lang w:val="de"/>
+        </w:rPr>
+        <w:t xml:space="preserve">Unterhalb eines bestimmten Jahresumsatzes gewinnt der Dienstleister, oberhalb der</w:t>
+      </w:r>
+      <w:r>
+        <w:rPr>
+          <w:lang w:val="de"/>
+        </w:rPr>
+        <w:t xml:space="preserve"> </w:t>
+      </w:r>
+      <w:r>
+        <w:rPr>
+          <w:lang w:val="de"/>
+        </w:rPr>
+        <w:t xml:space="preserve">eigene Weg. Wo dieser Punkt liegt, hängt an Zahlen, die hier noch nicht alle</w:t>
+      </w:r>
+      <w:r>
+        <w:rPr>
+          <w:lang w:val="de"/>
+        </w:rPr>
+        <w:t xml:space="preserve"> </w:t>
+      </w:r>
+      <w:r>
+        <w:rPr>
+          <w:lang w:val="de"/>
+        </w:rPr>
+        <w:t xml:space="preserve">vorliegen.</w:t>
+      </w:r>
+    </w:p>
+    <w:p>
+      <w:pPr>
+        <w:pStyle w:val="BodyText"/>
+      </w:pPr>
+      <w:r>
+        <w:rPr>
+          <w:lang w:val="de"/>
+        </w:rPr>
+        <w:t xml:space="preserve">Zwei davon sind bereits bekannt und gehören in die Rechnung:</w:t>
       </w:r>
     </w:p>
     <w:tbl>
@@ -2684,7 +1473,7 @@
               <w:rPr>
                 <w:lang w:val="de"/>
               </w:rPr>
-              <w:t xml:space="preserve">Wo der Fehler auffällt</w:t>
+              <w:t xml:space="preserve">Posten</w:t>
             </w:r>
           </w:p>
         </w:tc>
@@ -2714,21 +1503,35 @@
               <w:rPr>
                 <w:lang w:val="de"/>
               </w:rPr>
-              <w:t xml:space="preserve">im eigenen Programm, vor dem Versand</w:t>
-            </w:r>
-          </w:p>
-        </w:tc>
-        <w:tc>
-          <w:tcPr/>
-          <w:p>
-            <w:pPr>
-              <w:pStyle w:val="Compact"/>
-            </w:pPr>
-            <w:r>
-              <w:rPr>
-                <w:lang w:val="de"/>
-              </w:rPr>
-              <w:t xml:space="preserve">dreißig Sekunden</w:t>
+              <w:t xml:space="preserve">Das Zertifikat für die Übermittlung</w:t>
+            </w:r>
+          </w:p>
+        </w:tc>
+        <w:tc>
+          <w:tcPr/>
+          <w:p>
+            <w:pPr>
+              <w:pStyle w:val="Compact"/>
+            </w:pPr>
+            <w:r>
+              <w:rPr>
+                <w:lang w:val="de"/>
+              </w:rPr>
+              <w:t xml:space="preserve">im ersten Jahr mehr als in den folgenden,</w:t>
+            </w:r>
+            <w:r>
+              <w:rPr>
+                <w:lang w:val="de"/>
+              </w:rPr>
+              <w:t xml:space="preserve"> </w:t>
+            </w:r>
+            <w:r>
+              <w:rPr>
+                <w:b/>
+                <w:bCs/>
+                <w:lang w:val="de"/>
+              </w:rPr>
+              <w:t xml:space="preserve">je Betriebsstätte und Jahr, nicht je Kasse</w:t>
             </w:r>
           </w:p>
         </w:tc>
@@ -2744,21 +1547,51 @@
               <w:rPr>
                 <w:lang w:val="de"/>
               </w:rPr>
-              <w:t xml:space="preserve">bei der Kasse, Wochen später</w:t>
-            </w:r>
-          </w:p>
-        </w:tc>
-        <w:tc>
-          <w:tcPr/>
-          <w:p>
-            <w:pPr>
-              <w:pStyle w:val="Compact"/>
-            </w:pPr>
-            <w:r>
-              <w:rPr>
-                <w:lang w:val="de"/>
-              </w:rPr>
-              <w:t xml:space="preserve">ein vollständiger Wiederholungsdurchlauf</w:t>
+              <w:t xml:space="preserve">Die Betriebsnummer für den Abrechnungsverkehr</w:t>
+            </w:r>
+          </w:p>
+        </w:tc>
+        <w:tc>
+          <w:tcPr/>
+          <w:p>
+            <w:pPr>
+              <w:pStyle w:val="Compact"/>
+            </w:pPr>
+            <w:r>
+              <w:rPr>
+                <w:lang w:val="de"/>
+              </w:rPr>
+              <w:t xml:space="preserve">gebührenfrei</w:t>
+            </w:r>
+          </w:p>
+        </w:tc>
+      </w:tr>
+      <w:tr>
+        <w:tc>
+          <w:tcPr/>
+          <w:p>
+            <w:pPr>
+              <w:pStyle w:val="Compact"/>
+            </w:pPr>
+            <w:r>
+              <w:rPr>
+                <w:lang w:val="de"/>
+              </w:rPr>
+              <w:t xml:space="preserve">Die laufende Pflege</w:t>
+            </w:r>
+          </w:p>
+        </w:tc>
+        <w:tc>
+          <w:tcPr/>
+          <w:p>
+            <w:pPr>
+              <w:pStyle w:val="Compact"/>
+            </w:pPr>
+            <w:r>
+              <w:rPr>
+                <w:lang w:val="de"/>
+              </w:rPr>
+              <w:t xml:space="preserve">keine Rechnung, aber Zeit — die Vorgaben ändern sich jährlich</w:t>
             </w:r>
           </w:p>
         </w:tc>
@@ -2772,24 +1605,155 @@
         <w:rPr>
           <w:lang w:val="de"/>
         </w:rPr>
-        <w:t xml:space="preserve">Ohne die Prüfung wäre das Programm ein Dateischreiber, und dafür lohnt der</w:t>
-      </w:r>
-      <w:r>
-        <w:rPr>
-          <w:lang w:val="de"/>
-        </w:rPr>
-        <w:t xml:space="preserve"> </w:t>
-      </w:r>
-      <w:r>
-        <w:rPr>
-          <w:lang w:val="de"/>
-        </w:rPr>
-        <w:t xml:space="preserve">Aufwand nicht.</w:t>
-      </w:r>
-    </w:p>
-    <w:bookmarkEnd w:id="17"/>
-    <w:bookmarkEnd w:id="18"/>
-    <w:bookmarkStart w:id="29" w:name="ergebnis"/>
+        <w:t xml:space="preserve">Der letzte Posten ist der, den man beim Rechnen vergisst.</w:t>
+      </w:r>
+      <w:r>
+        <w:rPr>
+          <w:lang w:val="de"/>
+        </w:rPr>
+        <w:t xml:space="preserve"> </w:t>
+      </w:r>
+      <w:r>
+        <w:rPr>
+          <w:b/>
+          <w:bCs/>
+          <w:lang w:val="de"/>
+        </w:rPr>
+        <w:t xml:space="preserve">Ein Programm, das</w:t>
+      </w:r>
+      <w:r>
+        <w:rPr>
+          <w:b/>
+          <w:bCs/>
+          <w:lang w:val="de"/>
+        </w:rPr>
+        <w:t xml:space="preserve"> </w:t>
+      </w:r>
+      <w:r>
+        <w:rPr>
+          <w:b/>
+          <w:bCs/>
+          <w:lang w:val="de"/>
+        </w:rPr>
+        <w:t xml:space="preserve">niemand pflegt, wird nicht billiger — es hört auf zu funktionieren</w:t>
+      </w:r>
+      <w:r>
+        <w:rPr>
+          <w:lang w:val="de"/>
+        </w:rPr>
+        <w:t xml:space="preserve">, weil ein</w:t>
+      </w:r>
+      <w:r>
+        <w:rPr>
+          <w:lang w:val="de"/>
+        </w:rPr>
+        <w:t xml:space="preserve"> </w:t>
+      </w:r>
+      <w:r>
+        <w:rPr>
+          <w:lang w:val="de"/>
+        </w:rPr>
+        <w:t xml:space="preserve">Schlüsselverzeichnis wechselt oder eine Formatfassung abgelöst wird. Deshalb</w:t>
+      </w:r>
+      <w:r>
+        <w:rPr>
+          <w:lang w:val="de"/>
+        </w:rPr>
+        <w:t xml:space="preserve"> </w:t>
+      </w:r>
+      <w:r>
+        <w:rPr>
+          <w:lang w:val="de"/>
+        </w:rPr>
+        <w:t xml:space="preserve">zählt Pflege in dieser Rechnung als Kosten, auch wenn keine Rechnung dafür kommt.</w:t>
+      </w:r>
+    </w:p>
+    <w:p>
+      <w:pPr>
+        <w:pStyle w:val="BodyText"/>
+      </w:pPr>
+      <w:r>
+        <w:rPr>
+          <w:lang w:val="de"/>
+        </w:rPr>
+        <w:t xml:space="preserve">Diese Gegenüberstellung wird in Teil 23 mit den dann bekannten Zahlen</w:t>
+      </w:r>
+      <w:r>
+        <w:rPr>
+          <w:lang w:val="de"/>
+        </w:rPr>
+        <w:t xml:space="preserve"> </w:t>
+      </w:r>
+      <w:r>
+        <w:rPr>
+          <w:lang w:val="de"/>
+        </w:rPr>
+        <w:t xml:space="preserve">nachgerechnet — und zwar ergebnisoffen. Es ist ein zulässiges Ergebnis dieses</w:t>
+      </w:r>
+      <w:r>
+        <w:rPr>
+          <w:lang w:val="de"/>
+        </w:rPr>
+        <w:t xml:space="preserve"> </w:t>
+      </w:r>
+      <w:r>
+        <w:rPr>
+          <w:lang w:val="de"/>
+        </w:rPr>
+        <w:t xml:space="preserve">Projekts, dass sich der eigene Weg nicht lohnt.</w:t>
+      </w:r>
+    </w:p>
+    <w:bookmarkEnd w:id="10"/>
+    <w:bookmarkStart w:id="11" w:name="was-hier-noch-offen-ist"/>
+    <w:p>
+      <w:pPr>
+        <w:pStyle w:val="Heading3"/>
+      </w:pPr>
+      <w:r>
+        <w:rPr>
+          <w:lang w:val="de"/>
+        </w:rPr>
+        <w:t xml:space="preserve">Was hier noch offen ist</w:t>
+      </w:r>
+    </w:p>
+    <w:p>
+      <w:pPr>
+        <w:pStyle w:val="FirstParagraph"/>
+      </w:pPr>
+      <w:r>
+        <w:rPr>
+          <w:lang w:val="de"/>
+        </w:rPr>
+        <w:t xml:space="preserve">Nicht jeder Punkt ist am Ende dieses Teils entschieden, und nicht jeder ist</w:t>
+      </w:r>
+      <w:r>
+        <w:rPr>
+          <w:lang w:val="de"/>
+        </w:rPr>
+        <w:t xml:space="preserve"> </w:t>
+      </w:r>
+      <w:r>
+        <w:rPr>
+          <w:lang w:val="de"/>
+        </w:rPr>
+        <w:t xml:space="preserve">allein durch Programmieren erreichbar — Punkt 4 hängt an Zulassungen, die niemand</w:t>
+      </w:r>
+      <w:r>
+        <w:rPr>
+          <w:lang w:val="de"/>
+        </w:rPr>
+        <w:t xml:space="preserve"> </w:t>
+      </w:r>
+      <w:r>
+        <w:rPr>
+          <w:lang w:val="de"/>
+        </w:rPr>
+        <w:t xml:space="preserve">schreiben kann. Das ist Gegenstand von Teil 04.</w:t>
+      </w:r>
+    </w:p>
+    <w:bookmarkEnd w:id="11"/>
+    <w:bookmarkEnd w:id="12"/>
+    <w:bookmarkStart w:id="13" w:name="ziel-dieses-teils"/>
     <w:p>
       <w:pPr>
         <w:pStyle w:val="Heading2"/>
@@ -2798,10 +1762,92 @@
         <w:rPr>
           <w:lang w:val="de"/>
         </w:rPr>
-        <w:t xml:space="preserve">Ergebnis</w:t>
-      </w:r>
-    </w:p>
-    <w:bookmarkStart w:id="19" w:name="das-zielbild"/>
+        <w:t xml:space="preserve">Ziel dieses Teils</w:t>
+      </w:r>
+    </w:p>
+    <w:p>
+      <w:pPr>
+        <w:pStyle w:val="Compact"/>
+        <w:numPr>
+          <w:ilvl w:val="0"/>
+          <w:numId w:val="1001"/>
+        </w:numPr>
+      </w:pPr>
+      <w:r>
+        <w:rPr>
+          <w:lang w:val="de"/>
+        </w:rPr>
+        <w:t xml:space="preserve">Festlegen, was das Programm können soll — und ebenso wichtig, was nicht.</w:t>
+      </w:r>
+    </w:p>
+    <w:p>
+      <w:pPr>
+        <w:pStyle w:val="Compact"/>
+        <w:numPr>
+          <w:ilvl w:val="0"/>
+          <w:numId w:val="1001"/>
+        </w:numPr>
+      </w:pPr>
+      <w:r>
+        <w:rPr>
+          <w:lang w:val="de"/>
+        </w:rPr>
+        <w:t xml:space="preserve">Entscheiden, wie weit es tragen soll: ein Programm für einen Kursanbieter oder</w:t>
+      </w:r>
+      <w:r>
+        <w:rPr>
+          <w:lang w:val="de"/>
+        </w:rPr>
+        <w:t xml:space="preserve"> </w:t>
+      </w:r>
+      <w:r>
+        <w:rPr>
+          <w:lang w:val="de"/>
+        </w:rPr>
+        <w:t xml:space="preserve">eines für die Abrechnung mit gesetzlichen Kassen überhaupt.</w:t>
+      </w:r>
+    </w:p>
+    <w:p>
+      <w:pPr>
+        <w:pStyle w:val="Compact"/>
+        <w:numPr>
+          <w:ilvl w:val="0"/>
+          <w:numId w:val="1001"/>
+        </w:numPr>
+      </w:pPr>
+      <w:r>
+        <w:rPr>
+          <w:lang w:val="de"/>
+        </w:rPr>
+        <w:t xml:space="preserve">Ein erstes Bild der Fachlichkeit: welche Begriffe es gibt, wie sie</w:t>
+      </w:r>
+      <w:r>
+        <w:rPr>
+          <w:lang w:val="de"/>
+        </w:rPr>
+        <w:t xml:space="preserve"> </w:t>
+      </w:r>
+      <w:r>
+        <w:rPr>
+          <w:lang w:val="de"/>
+        </w:rPr>
+        <w:t xml:space="preserve">zusammenhängen, was von ihnen dauerhaft festgehalten werden muss.</w:t>
+      </w:r>
+    </w:p>
+    <w:bookmarkEnd w:id="13"/>
+    <w:bookmarkStart w:id="18" w:name="überlegungen"/>
+    <w:p>
+      <w:pPr>
+        <w:pStyle w:val="Heading2"/>
+      </w:pPr>
+      <w:r>
+        <w:rPr>
+          <w:lang w:val="de"/>
+        </w:rPr>
+        <w:t xml:space="preserve">Überlegungen</w:t>
+      </w:r>
+    </w:p>
+    <w:bookmarkStart w:id="14" w:name="was-der-eigentliche-wert-wäre"/>
     <w:p>
       <w:pPr>
         <w:pStyle w:val="Heading3"/>
@@ -2810,7 +1856,270 @@
         <w:rPr>
           <w:lang w:val="de"/>
         </w:rPr>
-        <w:t xml:space="preserve">Das Zielbild</w:t>
+        <w:t xml:space="preserve">Was der eigentliche Wert wäre</w:t>
+      </w:r>
+    </w:p>
+    <w:p>
+      <w:pPr>
+        <w:pStyle w:val="FirstParagraph"/>
+      </w:pPr>
+      <w:r>
+        <w:rPr>
+          <w:lang w:val="de"/>
+        </w:rPr>
+        <w:t xml:space="preserve">Der naheliegende Gedanke — ein Programm, das eine Datei erzeugt — ist richtig</w:t>
+      </w:r>
+      <w:r>
+        <w:rPr>
+          <w:lang w:val="de"/>
+        </w:rPr>
+        <w:t xml:space="preserve"> </w:t>
+      </w:r>
+      <w:r>
+        <w:rPr>
+          <w:lang w:val="de"/>
+        </w:rPr>
+        <w:t xml:space="preserve">und zu kurz gedacht. Eine Datei zu erzeugen ist der leichte Teil. Der schwere</w:t>
+      </w:r>
+      <w:r>
+        <w:rPr>
+          <w:lang w:val="de"/>
+        </w:rPr>
+        <w:t xml:space="preserve"> </w:t>
+      </w:r>
+      <w:r>
+        <w:rPr>
+          <w:lang w:val="de"/>
+        </w:rPr>
+        <w:t xml:space="preserve">ist, dass sie</w:t>
+      </w:r>
+      <w:r>
+        <w:rPr>
+          <w:lang w:val="de"/>
+        </w:rPr>
+        <w:t xml:space="preserve"> </w:t>
+      </w:r>
+      <w:r>
+        <w:rPr>
+          <w:b/>
+          <w:bCs/>
+          <w:lang w:val="de"/>
+        </w:rPr>
+        <w:t xml:space="preserve">stimmt</w:t>
+      </w:r>
+      <w:r>
+        <w:rPr>
+          <w:lang w:val="de"/>
+        </w:rPr>
+        <w:t xml:space="preserve">.</w:t>
+      </w:r>
+    </w:p>
+    <w:p>
+      <w:pPr>
+        <w:pStyle w:val="BodyText"/>
+      </w:pPr>
+      <w:r>
+        <w:rPr>
+          <w:lang w:val="de"/>
+        </w:rPr>
+        <w:t xml:space="preserve">Eine Abrechnung, die formal fehlerfrei aussieht und einen falschen Schlüsselwert</w:t>
+      </w:r>
+      <w:r>
+        <w:rPr>
+          <w:lang w:val="de"/>
+        </w:rPr>
+        <w:t xml:space="preserve"> </w:t>
+      </w:r>
+      <w:r>
+        <w:rPr>
+          <w:lang w:val="de"/>
+        </w:rPr>
+        <w:t xml:space="preserve">enthält, wird angenommen, verarbeitet und zurückgewiesen — oft Wochen später.</w:t>
+      </w:r>
+      <w:r>
+        <w:rPr>
+          <w:lang w:val="de"/>
+        </w:rPr>
+        <w:t xml:space="preserve"> </w:t>
+      </w:r>
+      <w:r>
+        <w:rPr>
+          <w:b/>
+          <w:bCs/>
+          <w:lang w:val="de"/>
+        </w:rPr>
+        <w:t xml:space="preserve">Fehler in diesem Verfahren sind selten laut. Sie sind still und teuer.</w:t>
+      </w:r>
+    </w:p>
+    <w:p>
+      <w:pPr>
+        <w:pStyle w:val="BlockText"/>
+      </w:pPr>
+      <w:r>
+        <w:rPr>
+          <w:b/>
+          <w:bCs/>
+          <w:lang w:val="de"/>
+        </w:rPr>
+        <w:t xml:space="preserve">Der Leitgedanke des Projekts: nicht das Abrechnen ist schwer, sondern das</w:t>
+      </w:r>
+      <w:r>
+        <w:rPr>
+          <w:b/>
+          <w:bCs/>
+          <w:lang w:val="de"/>
+        </w:rPr>
+        <w:t xml:space="preserve"> </w:t>
+      </w:r>
+      <w:r>
+        <w:rPr>
+          <w:b/>
+          <w:bCs/>
+          <w:lang w:val="de"/>
+        </w:rPr>
+        <w:t xml:space="preserve">Richtigsein.</w:t>
+      </w:r>
+    </w:p>
+    <w:p>
+      <w:pPr>
+        <w:pStyle w:val="FirstParagraph"/>
+      </w:pPr>
+      <w:r>
+        <w:rPr>
+          <w:lang w:val="de"/>
+        </w:rPr>
+        <w:t xml:space="preserve">Daraus folgt die Festlegung, die den ganzen Aufbau prägt:</w:t>
+      </w:r>
+      <w:r>
+        <w:rPr>
+          <w:lang w:val="de"/>
+        </w:rPr>
+        <w:t xml:space="preserve"> </w:t>
+      </w:r>
+      <w:r>
+        <w:rPr>
+          <w:b/>
+          <w:bCs/>
+          <w:lang w:val="de"/>
+        </w:rPr>
+        <w:t xml:space="preserve">das Programm prüft,</w:t>
+      </w:r>
+      <w:r>
+        <w:rPr>
+          <w:b/>
+          <w:bCs/>
+          <w:lang w:val="de"/>
+        </w:rPr>
+        <w:t xml:space="preserve"> </w:t>
+      </w:r>
+      <w:r>
+        <w:rPr>
+          <w:b/>
+          <w:bCs/>
+          <w:lang w:val="de"/>
+        </w:rPr>
+        <w:t xml:space="preserve">bevor etwas das Haus verlässt</w:t>
+      </w:r>
+      <w:r>
+        <w:rPr>
+          <w:lang w:val="de"/>
+        </w:rPr>
+        <w:t xml:space="preserve"> </w:t>
+      </w:r>
+      <w:r>
+        <w:rPr>
+          <w:lang w:val="de"/>
+        </w:rPr>
+        <w:t xml:space="preserve">— nicht als Zusatzfunktion, sondern als Tor, an</w:t>
+      </w:r>
+      <w:r>
+        <w:rPr>
+          <w:lang w:val="de"/>
+        </w:rPr>
+        <w:t xml:space="preserve"> </w:t>
+      </w:r>
+      <w:r>
+        <w:rPr>
+          <w:lang w:val="de"/>
+        </w:rPr>
+        <w:t xml:space="preserve">dem jede Lieferung vorbeimuss.</w:t>
+      </w:r>
+    </w:p>
+    <w:bookmarkEnd w:id="14"/>
+    <w:bookmarkStart w:id="15" w:name="wie-weit-soll-es-tragen"/>
+    <w:p>
+      <w:pPr>
+        <w:pStyle w:val="Heading3"/>
+      </w:pPr>
+      <w:r>
+        <w:rPr>
+          <w:lang w:val="de"/>
+        </w:rPr>
+        <w:t xml:space="preserve">Wie weit soll es tragen</w:t>
+      </w:r>
+    </w:p>
+    <w:p>
+      <w:pPr>
+        <w:pStyle w:val="FirstParagraph"/>
+      </w:pPr>
+      <w:r>
+        <w:rPr>
+          <w:lang w:val="de"/>
+        </w:rPr>
+        <w:t xml:space="preserve">Man könnte das Programm auf Hebammenkurse zuschneiden. Das wäre die kleinere</w:t>
+      </w:r>
+      <w:r>
+        <w:rPr>
+          <w:lang w:val="de"/>
+        </w:rPr>
+        <w:t xml:space="preserve"> </w:t>
+      </w:r>
+      <w:r>
+        <w:rPr>
+          <w:lang w:val="de"/>
+        </w:rPr>
+        <w:t xml:space="preserve">Aufgabe und für den ersten Fall vollkommen ausreichend.</w:t>
+      </w:r>
+    </w:p>
+    <w:p>
+      <w:pPr>
+        <w:pStyle w:val="BodyText"/>
+      </w:pPr>
+      <w:r>
+        <w:rPr>
+          <w:lang w:val="de"/>
+        </w:rPr>
+        <w:t xml:space="preserve">Dagegen spricht ein Blick auf das Verfahren selbst:</w:t>
+      </w:r>
+      <w:r>
+        <w:rPr>
+          <w:lang w:val="de"/>
+        </w:rPr>
+        <w:t xml:space="preserve"> </w:t>
+      </w:r>
+      <w:r>
+        <w:rPr>
+          <w:b/>
+          <w:bCs/>
+          <w:lang w:val="de"/>
+        </w:rPr>
+        <w:t xml:space="preserve">fast alles daran ist nicht</w:t>
+      </w:r>
+      <w:r>
+        <w:rPr>
+          <w:b/>
+          <w:bCs/>
+          <w:lang w:val="de"/>
+        </w:rPr>
+        <w:t xml:space="preserve"> </w:t>
+      </w:r>
+      <w:r>
+        <w:rPr>
+          <w:b/>
+          <w:bCs/>
+          <w:lang w:val="de"/>
+        </w:rPr>
+        <w:t xml:space="preserve">leistungsspezifisch.</w:t>
       </w:r>
     </w:p>
     <w:tbl>
@@ -2838,21 +2147,21 @@
               <w:rPr>
                 <w:lang w:val="de"/>
               </w:rPr>
-              <w:t xml:space="preserve">Station</w:t>
-            </w:r>
-          </w:p>
-        </w:tc>
-        <w:tc>
-          <w:tcPr/>
-          <w:p>
-            <w:pPr>
-              <w:pStyle w:val="Compact"/>
-            </w:pPr>
-            <w:r>
-              <w:rPr>
-                <w:lang w:val="de"/>
-              </w:rPr>
-              <w:t xml:space="preserve">Was dort geschieht</w:t>
+              <w:t xml:space="preserve">Bleibt über die Leistungsbereiche gleich</w:t>
+            </w:r>
+          </w:p>
+        </w:tc>
+        <w:tc>
+          <w:tcPr/>
+          <w:p>
+            <w:pPr>
+              <w:pStyle w:val="Compact"/>
+            </w:pPr>
+            <w:r>
+              <w:rPr>
+                <w:lang w:val="de"/>
+              </w:rPr>
+              <w:t xml:space="preserve">Wechselt je Leistungsbereich</w:t>
             </w:r>
           </w:p>
         </w:tc>
@@ -2866,25 +2175,352 @@
             </w:pPr>
             <w:r>
               <w:rPr>
+                <w:lang w:val="de"/>
+              </w:rPr>
+              <w:t xml:space="preserve">Der Aufbau der Nachricht — Rahmen, Rechnungs-, Versicherten-, Leistungs- und Summenteile</w:t>
+            </w:r>
+          </w:p>
+        </w:tc>
+        <w:tc>
+          <w:tcPr/>
+          <w:p>
+            <w:pPr>
+              <w:pStyle w:val="Compact"/>
+            </w:pPr>
+            <w:r>
+              <w:rPr>
+                <w:lang w:val="de"/>
+              </w:rPr>
+              <w:t xml:space="preserve">Der Sammelgruppenschlüssel im Nachrichtenkopf</w:t>
+            </w:r>
+          </w:p>
+        </w:tc>
+      </w:tr>
+      <w:tr>
+        <w:tc>
+          <w:tcPr/>
+          <w:p>
+            <w:pPr>
+              <w:pStyle w:val="Compact"/>
+            </w:pPr>
+            <w:r>
+              <w:rPr>
+                <w:lang w:val="de"/>
+              </w:rPr>
+              <w:t xml:space="preserve">Die Beteiligten und ihre Institutionskennzeichen samt Prüfziffer</w:t>
+            </w:r>
+          </w:p>
+        </w:tc>
+        <w:tc>
+          <w:tcPr/>
+          <w:p>
+            <w:pPr>
+              <w:pStyle w:val="Compact"/>
+            </w:pPr>
+            <w:r>
+              <w:rPr>
+                <w:lang w:val="de"/>
+              </w:rPr>
+              <w:t xml:space="preserve">Der Abrechnungscode</w:t>
+            </w:r>
+          </w:p>
+        </w:tc>
+      </w:tr>
+      <w:tr>
+        <w:tc>
+          <w:tcPr/>
+          <w:p>
+            <w:pPr>
+              <w:pStyle w:val="Compact"/>
+            </w:pPr>
+            <w:r>
+              <w:rPr>
+                <w:lang w:val="de"/>
+              </w:rPr>
+              <w:t xml:space="preserve">Prüfung, Zählerführung, Summenbildung</w:t>
+            </w:r>
+          </w:p>
+        </w:tc>
+        <w:tc>
+          <w:tcPr/>
+          <w:p>
+            <w:pPr>
+              <w:pStyle w:val="Compact"/>
+            </w:pPr>
+            <w:r>
+              <w:rPr>
+                <w:lang w:val="de"/>
+              </w:rPr>
+              <w:t xml:space="preserve">Positionsnummern und Tarifkennzeichen</w:t>
+            </w:r>
+          </w:p>
+        </w:tc>
+      </w:tr>
+      <w:tr>
+        <w:tc>
+          <w:tcPr/>
+          <w:p>
+            <w:pPr>
+              <w:pStyle w:val="Compact"/>
+            </w:pPr>
+            <w:r>
+              <w:rPr>
+                <w:lang w:val="de"/>
+              </w:rPr>
+              <w:t xml:space="preserve">Lieferung, Zustellweg, Einordnung der Rückmeldung</w:t>
+            </w:r>
+          </w:p>
+        </w:tc>
+        <w:tc>
+          <w:tcPr/>
+          <w:p>
+            <w:pPr>
+              <w:pStyle w:val="Compact"/>
+            </w:pPr>
+            <w:r>
+              <w:rPr>
+                <w:lang w:val="de"/>
+              </w:rPr>
+              <w:t xml:space="preserve">Der Vertrag, aus dem sich die zulässigen Werte ergeben</w:t>
+            </w:r>
+          </w:p>
+        </w:tc>
+      </w:tr>
+    </w:tbl>
+    <w:p>
+      <w:pPr>
+        <w:pStyle w:val="BodyText"/>
+      </w:pPr>
+      <w:r>
+        <w:rPr>
+          <w:lang w:val="de"/>
+        </w:rPr>
+        <w:t xml:space="preserve">Die rechte Spalte ist kurz, und sie besteht ausschließlich aus</w:t>
+      </w:r>
+      <w:r>
+        <w:rPr>
+          <w:lang w:val="de"/>
+        </w:rPr>
+        <w:t xml:space="preserve"> </w:t>
+      </w:r>
+      <w:r>
+        <w:rPr>
+          <w:b/>
+          <w:bCs/>
+          <w:lang w:val="de"/>
+        </w:rPr>
+        <w:t xml:space="preserve">Werten</w:t>
+      </w:r>
+      <w:r>
+        <w:rPr>
+          <w:lang w:val="de"/>
+        </w:rPr>
+        <w:t xml:space="preserve">, nicht</w:t>
+      </w:r>
+      <w:r>
+        <w:rPr>
+          <w:lang w:val="de"/>
+        </w:rPr>
+        <w:t xml:space="preserve"> </w:t>
+      </w:r>
+      <w:r>
+        <w:rPr>
+          <w:lang w:val="de"/>
+        </w:rPr>
+        <w:t xml:space="preserve">aus Abläufen. Ein zweiter Leistungsbereich verlangt also Einträge, keinen Umbau</w:t>
+      </w:r>
+      <w:r>
+        <w:rPr>
+          <w:lang w:val="de"/>
+        </w:rPr>
+        <w:t xml:space="preserve"> </w:t>
+      </w:r>
+      <w:r>
+        <w:rPr>
+          <w:lang w:val="de"/>
+        </w:rPr>
+        <w:t xml:space="preserve">— vorausgesetzt, das Modell trennt beides von Anfang an.</w:t>
+      </w:r>
+    </w:p>
+    <w:p>
+      <w:pPr>
+        <w:pStyle w:val="BodyText"/>
+      </w:pPr>
+      <w:r>
+        <w:rPr>
+          <w:lang w:val="de"/>
+        </w:rPr>
+        <w:t xml:space="preserve">Genau das kostet in der Vision fast nichts und später sehr viel: ein Begriff,</w:t>
+      </w:r>
+      <w:r>
+        <w:rPr>
+          <w:lang w:val="de"/>
+        </w:rPr>
+        <w:t xml:space="preserve"> </w:t>
+      </w:r>
+      <w:r>
+        <w:rPr>
+          <w:lang w:val="de"/>
+        </w:rPr>
+        <w:t xml:space="preserve">der von Beginn an „Leistungsfall” heißt statt „Kurs”, trägt eine</w:t>
+      </w:r>
+      <w:r>
+        <w:rPr>
+          <w:lang w:val="de"/>
+        </w:rPr>
+        <w:t xml:space="preserve"> </w:t>
+      </w:r>
+      <w:r>
+        <w:rPr>
+          <w:lang w:val="de"/>
+        </w:rPr>
+        <w:t xml:space="preserve">Behandlungsserie mit, ohne dass jemand ihn umbenennen muss.</w:t>
+      </w:r>
+    </w:p>
+    <w:bookmarkEnd w:id="15"/>
+    <w:bookmarkStart w:id="16" w:name="wer-es-bedient"/>
+    <w:p>
+      <w:pPr>
+        <w:pStyle w:val="Heading3"/>
+      </w:pPr>
+      <w:r>
+        <w:rPr>
+          <w:lang w:val="de"/>
+        </w:rPr>
+        <w:t xml:space="preserve">Wer es bedient</w:t>
+      </w:r>
+    </w:p>
+    <w:p>
+      <w:pPr>
+        <w:pStyle w:val="FirstParagraph"/>
+      </w:pPr>
+      <w:r>
+        <w:rPr>
+          <w:lang w:val="de"/>
+        </w:rPr>
+        <w:t xml:space="preserve">Eine einzelne Person, an einem einzelnen Rechner, ohne besondere</w:t>
+      </w:r>
+      <w:r>
+        <w:rPr>
+          <w:lang w:val="de"/>
+        </w:rPr>
+        <w:t xml:space="preserve"> </w:t>
+      </w:r>
+      <w:r>
+        <w:rPr>
+          <w:lang w:val="de"/>
+        </w:rPr>
+        <w:t xml:space="preserve">Computerkenntnisse und ohne jemanden, der bei Problemen hilft. Meist abends,</w:t>
+      </w:r>
+      <w:r>
+        <w:rPr>
+          <w:lang w:val="de"/>
+        </w:rPr>
+        <w:t xml:space="preserve"> </w:t>
+      </w:r>
+      <w:r>
+        <w:rPr>
+          <w:lang w:val="de"/>
+        </w:rPr>
+        <w:t xml:space="preserve">nach der Arbeit.</w:t>
+      </w:r>
+    </w:p>
+    <w:tbl>
+      <w:tblPr>
+        <w:tblStyle w:val="Table"/>
+        <w:tblW w:type="pct" w:w="5000"/>
+        <w:tblLayout w:type="fixed"/>
+        <w:tblLook w:firstRow="1" w:lastRow="0" w:firstColumn="0" w:lastColumn="0" w:noHBand="0" w:noVBand="0" w:val="0020"/>
+      </w:tblPr>
+      <w:tblGrid>
+        <w:gridCol w:w="3960"/>
+        <w:gridCol w:w="3960"/>
+      </w:tblGrid>
+      <w:tr>
+        <w:trPr>
+          <w:tblHeader w:val="on"/>
+        </w:trPr>
+        <w:tc>
+          <w:tcPr/>
+          <w:p>
+            <w:pPr>
+              <w:pStyle w:val="Compact"/>
+            </w:pPr>
+            <w:r>
+              <w:rPr>
+                <w:lang w:val="de"/>
+              </w:rPr>
+              <w:t xml:space="preserve">Umstand</w:t>
+            </w:r>
+          </w:p>
+        </w:tc>
+        <w:tc>
+          <w:tcPr/>
+          <w:p>
+            <w:pPr>
+              <w:pStyle w:val="Compact"/>
+            </w:pPr>
+            <w:r>
+              <w:rPr>
+                <w:lang w:val="de"/>
+              </w:rPr>
+              <w:t xml:space="preserve">Was daraus für das Programm folgt</w:t>
+            </w:r>
+          </w:p>
+        </w:tc>
+      </w:tr>
+      <w:tr>
+        <w:tc>
+          <w:tcPr/>
+          <w:p>
+            <w:pPr>
+              <w:pStyle w:val="Compact"/>
+            </w:pPr>
+            <w:r>
+              <w:rPr>
+                <w:lang w:val="de"/>
+              </w:rPr>
+              <w:t xml:space="preserve">Niemand richtet etwas ein</w:t>
+            </w:r>
+          </w:p>
+        </w:tc>
+        <w:tc>
+          <w:tcPr/>
+          <w:p>
+            <w:pPr>
+              <w:pStyle w:val="Compact"/>
+            </w:pPr>
+            <w:r>
+              <w:rPr>
+                <w:lang w:val="de"/>
+              </w:rPr>
+              <w:t xml:space="preserve">Es darf</w:t>
+            </w:r>
+            <w:r>
+              <w:rPr>
+                <w:lang w:val="de"/>
+              </w:rPr>
+              <w:t xml:space="preserve"> </w:t>
+            </w:r>
+            <w:r>
+              <w:rPr>
                 <w:b/>
                 <w:bCs/>
                 <w:lang w:val="de"/>
               </w:rPr>
-              <w:t xml:space="preserve">Leistungsdaten</w:t>
-            </w:r>
-          </w:p>
-        </w:tc>
-        <w:tc>
-          <w:tcPr/>
-          <w:p>
-            <w:pPr>
-              <w:pStyle w:val="Compact"/>
-            </w:pPr>
-            <w:r>
-              <w:rPr>
-                <w:lang w:val="de"/>
-              </w:rPr>
-              <w:t xml:space="preserve">liegen ohnehin vor — in Listen und Köpfen</w:t>
+              <w:t xml:space="preserve">nichts zusätzlich installiert</w:t>
+            </w:r>
+            <w:r>
+              <w:rPr>
+                <w:lang w:val="de"/>
+              </w:rPr>
+              <w:t xml:space="preserve"> </w:t>
+            </w:r>
+            <w:r>
+              <w:rPr>
+                <w:lang w:val="de"/>
+              </w:rPr>
+              <w:t xml:space="preserve">werden müssen — keine Datenbank, keine Laufzeitumgebung, kein Serverdienst</w:t>
             </w:r>
           </w:p>
         </w:tc>
@@ -2898,25 +2534,73 @@
             </w:pPr>
             <w:r>
               <w:rPr>
+                <w:lang w:val="de"/>
+              </w:rPr>
+              <w:t xml:space="preserve">Es geht um Gesundheitsdaten</w:t>
+            </w:r>
+          </w:p>
+        </w:tc>
+        <w:tc>
+          <w:tcPr/>
+          <w:p>
+            <w:pPr>
+              <w:pStyle w:val="Compact"/>
+            </w:pPr>
+            <w:r>
+              <w:rPr>
+                <w:lang w:val="de"/>
+              </w:rPr>
+              <w:t xml:space="preserve">Die Daten bleiben</w:t>
+            </w:r>
+            <w:r>
+              <w:rPr>
+                <w:lang w:val="de"/>
+              </w:rPr>
+              <w:t xml:space="preserve"> </w:t>
+            </w:r>
+            <w:r>
+              <w:rPr>
                 <w:b/>
                 <w:bCs/>
                 <w:lang w:val="de"/>
               </w:rPr>
-              <w:t xml:space="preserve">Das Programm</w:t>
-            </w:r>
-          </w:p>
-        </w:tc>
-        <w:tc>
-          <w:tcPr/>
-          <w:p>
-            <w:pPr>
-              <w:pStyle w:val="Compact"/>
-            </w:pPr>
-            <w:r>
-              <w:rPr>
-                <w:lang w:val="de"/>
-              </w:rPr>
-              <w:t xml:space="preserve">erzeugt daraus die Abrechnungsdatei</w:t>
+              <w:t xml:space="preserve">auf dem Rechner der Anwenderin</w:t>
+            </w:r>
+            <w:r>
+              <w:rPr>
+                <w:lang w:val="de"/>
+              </w:rPr>
+              <w:t xml:space="preserve">, nicht im Netz</w:t>
+            </w:r>
+          </w:p>
+        </w:tc>
+      </w:tr>
+      <w:tr>
+        <w:tc>
+          <w:tcPr/>
+          <w:p>
+            <w:pPr>
+              <w:pStyle w:val="Compact"/>
+            </w:pPr>
+            <w:r>
+              <w:rPr>
+                <w:lang w:val="de"/>
+              </w:rPr>
+              <w:t xml:space="preserve">Niemand hilft, wenn etwas klemmt</w:t>
+            </w:r>
+          </w:p>
+        </w:tc>
+        <w:tc>
+          <w:tcPr/>
+          <w:p>
+            <w:pPr>
+              <w:pStyle w:val="Compact"/>
+            </w:pPr>
+            <w:r>
+              <w:rPr>
+                <w:lang w:val="de"/>
+              </w:rPr>
+              <w:t xml:space="preserve">Eine Meldung sagt,</w:t>
             </w:r>
             <w:r>
               <w:rPr>
@@ -2930,7 +2614,19 @@
                 <w:bCs/>
                 <w:lang w:val="de"/>
               </w:rPr>
-              <w:t xml:space="preserve">und prüft sie, bevor sie das Haus verlässt</w:t>
+              <w:t xml:space="preserve">was zu tun ist</w:t>
+            </w:r>
+            <w:r>
+              <w:rPr>
+                <w:lang w:val="de"/>
+              </w:rPr>
+              <w:t xml:space="preserve"> </w:t>
+            </w:r>
+            <w:r>
+              <w:rPr>
+                <w:lang w:val="de"/>
+              </w:rPr>
+              <w:t xml:space="preserve">— nicht, was schiefging. „Feld 4 ungültig” hilft niemandem</w:t>
             </w:r>
           </w:p>
         </w:tc>
@@ -2944,32 +2640,1069 @@
             </w:pPr>
             <w:r>
               <w:rPr>
+                <w:lang w:val="de"/>
+              </w:rPr>
+              <w:t xml:space="preserve">Abends, nebenher</w:t>
+            </w:r>
+          </w:p>
+        </w:tc>
+        <w:tc>
+          <w:tcPr/>
+          <w:p>
+            <w:pPr>
+              <w:pStyle w:val="Compact"/>
+            </w:pPr>
+            <w:r>
+              <w:rPr>
+                <w:lang w:val="de"/>
+              </w:rPr>
+              <w:t xml:space="preserve">Der Weg von den erfassten Daten zur fertigen Datei muss kurz sein</w:t>
+            </w:r>
+          </w:p>
+        </w:tc>
+      </w:tr>
+    </w:tbl>
+    <w:bookmarkEnd w:id="16"/>
+    <w:bookmarkStart w:id="17" w:name="was-es-ausdrücklich-nicht-wird"/>
+    <w:p>
+      <w:pPr>
+        <w:pStyle w:val="Heading3"/>
+      </w:pPr>
+      <w:r>
+        <w:rPr>
+          <w:lang w:val="de"/>
+        </w:rPr>
+        <w:t xml:space="preserve">Was es ausdrücklich nicht wird</w:t>
+      </w:r>
+    </w:p>
+    <w:p>
+      <w:pPr>
+        <w:pStyle w:val="FirstParagraph"/>
+      </w:pPr>
+      <w:r>
+        <w:rPr>
+          <w:lang w:val="de"/>
+        </w:rPr>
+        <w:t xml:space="preserve">So wichtig wie die andere Liste — ein Projekt ohne Grenzen wird nie fertig.</w:t>
+      </w:r>
+    </w:p>
+    <w:tbl>
+      <w:tblPr>
+        <w:tblStyle w:val="Table"/>
+        <w:tblW w:type="pct" w:w="5000"/>
+        <w:tblLayout w:type="fixed"/>
+        <w:tblLook w:firstRow="1" w:lastRow="0" w:firstColumn="0" w:lastColumn="0" w:noHBand="0" w:noVBand="0" w:val="0020"/>
+      </w:tblPr>
+      <w:tblGrid>
+        <w:gridCol w:w="3960"/>
+        <w:gridCol w:w="3960"/>
+      </w:tblGrid>
+      <w:tr>
+        <w:trPr>
+          <w:tblHeader w:val="on"/>
+        </w:trPr>
+        <w:tc>
+          <w:tcPr/>
+          <w:p>
+            <w:pPr>
+              <w:pStyle w:val="Compact"/>
+            </w:pPr>
+            <w:r>
+              <w:rPr>
+                <w:lang w:val="de"/>
+              </w:rPr>
+              <w:t xml:space="preserve">Nicht</w:t>
+            </w:r>
+          </w:p>
+        </w:tc>
+        <w:tc>
+          <w:tcPr/>
+          <w:p>
+            <w:pPr>
+              <w:pStyle w:val="Compact"/>
+            </w:pPr>
+            <w:r>
+              <w:rPr>
+                <w:lang w:val="de"/>
+              </w:rPr>
+              <w:t xml:space="preserve">Warum</w:t>
+            </w:r>
+          </w:p>
+        </w:tc>
+      </w:tr>
+      <w:tr>
+        <w:tc>
+          <w:tcPr/>
+          <w:p>
+            <w:pPr>
+              <w:pStyle w:val="Compact"/>
+            </w:pPr>
+            <w:r>
+              <w:rPr>
+                <w:lang w:val="de"/>
+              </w:rPr>
+              <w:t xml:space="preserve">Kurs- und Terminverwaltung, Erinnerungen</w:t>
+            </w:r>
+          </w:p>
+        </w:tc>
+        <w:tc>
+          <w:tcPr/>
+          <w:p>
+            <w:pPr>
+              <w:pStyle w:val="Compact"/>
+            </w:pPr>
+            <w:r>
+              <w:rPr>
+                <w:lang w:val="de"/>
+              </w:rPr>
+              <w:t xml:space="preserve">ein eigenes Feld, und dafür gibt es Werkzeuge</w:t>
+            </w:r>
+          </w:p>
+        </w:tc>
+      </w:tr>
+      <w:tr>
+        <w:tc>
+          <w:tcPr/>
+          <w:p>
+            <w:pPr>
+              <w:pStyle w:val="Compact"/>
+            </w:pPr>
+            <w:r>
+              <w:rPr>
+                <w:lang w:val="de"/>
+              </w:rPr>
+              <w:t xml:space="preserve">Buchhaltung, Steuer, Einnahmenüberschussrechnung</w:t>
+            </w:r>
+          </w:p>
+        </w:tc>
+        <w:tc>
+          <w:tcPr/>
+          <w:p>
+            <w:pPr>
+              <w:pStyle w:val="Compact"/>
+            </w:pPr>
+            <w:r>
+              <w:rPr>
+                <w:lang w:val="de"/>
+              </w:rPr>
+              <w:t xml:space="preserve">ebenso, und mit eigenen Vorschriften</w:t>
+            </w:r>
+          </w:p>
+        </w:tc>
+      </w:tr>
+      <w:tr>
+        <w:tc>
+          <w:tcPr/>
+          <w:p>
+            <w:pPr>
+              <w:pStyle w:val="Compact"/>
+            </w:pPr>
+            <w:r>
+              <w:rPr>
+                <w:lang w:val="de"/>
+              </w:rPr>
+              <w:t xml:space="preserve">Privatabrechnung mit Selbstzahlern</w:t>
+            </w:r>
+          </w:p>
+        </w:tc>
+        <w:tc>
+          <w:tcPr/>
+          <w:p>
+            <w:pPr>
+              <w:pStyle w:val="Compact"/>
+            </w:pPr>
+            <w:r>
+              <w:rPr>
+                <w:lang w:val="de"/>
+              </w:rPr>
+              <w:t xml:space="preserve">ein anderes Verfahren mit anderen Regeln</w:t>
+            </w:r>
+          </w:p>
+        </w:tc>
+      </w:tr>
+      <w:tr>
+        <w:tc>
+          <w:tcPr/>
+          <w:p>
+            <w:pPr>
+              <w:pStyle w:val="Compact"/>
+            </w:pPr>
+            <w:r>
+              <w:rPr>
+                <w:lang w:val="de"/>
+              </w:rPr>
+              <w:t xml:space="preserve">Mehrbenutzerbetrieb, Praxisverwaltung</w:t>
+            </w:r>
+          </w:p>
+        </w:tc>
+        <w:tc>
+          <w:tcPr/>
+          <w:p>
+            <w:pPr>
+              <w:pStyle w:val="Compact"/>
+            </w:pPr>
+            <w:r>
+              <w:rPr>
+                <w:lang w:val="de"/>
+              </w:rPr>
+              <w:t xml:space="preserve">eine bewusste Grenze; die gewählte Datenhaltung lässt genau einen Schreiber zu</w:t>
+            </w:r>
+          </w:p>
+        </w:tc>
+      </w:tr>
+      <w:tr>
+        <w:tc>
+          <w:tcPr/>
+          <w:p>
+            <w:pPr>
+              <w:pStyle w:val="Compact"/>
+            </w:pPr>
+            <w:r>
+              <w:rPr>
+                <w:lang w:val="de"/>
+              </w:rPr>
+              <w:t xml:space="preserve">Ein mitgelieferter Katalog gültiger Positionsnummern je Bereich</w:t>
+            </w:r>
+          </w:p>
+        </w:tc>
+        <w:tc>
+          <w:tcPr/>
+          <w:p>
+            <w:pPr>
+              <w:pStyle w:val="Compact"/>
+            </w:pPr>
+            <w:r>
+              <w:rPr>
+                <w:lang w:val="de"/>
+              </w:rPr>
+              <w:t xml:space="preserve">die ergeben sich aus dem Vertrag. Das Programm hält den Rahmen bereit, die Werte trägt ein, wer den Vertrag hat</w:t>
+            </w:r>
+          </w:p>
+        </w:tc>
+      </w:tr>
+      <w:tr>
+        <w:tc>
+          <w:tcPr/>
+          <w:p>
+            <w:pPr>
+              <w:pStyle w:val="Compact"/>
+            </w:pPr>
+            <w:r>
+              <w:rPr>
+                <w:lang w:val="de"/>
+              </w:rPr>
+              <w:t xml:space="preserve">Fachliche Beratung, welche Leistung abrechenbar ist</w:t>
+            </w:r>
+          </w:p>
+        </w:tc>
+        <w:tc>
+          <w:tcPr/>
+          <w:p>
+            <w:pPr>
+              <w:pStyle w:val="Compact"/>
+            </w:pPr>
+            <w:r>
+              <w:rPr>
+                <w:lang w:val="de"/>
+              </w:rPr>
+              <w:t xml:space="preserve">das entscheidet ebenfalls der Vertrag, nicht ein Programm</w:t>
+            </w:r>
+          </w:p>
+        </w:tc>
+      </w:tr>
+    </w:tbl>
+    <w:bookmarkEnd w:id="17"/>
+    <w:bookmarkEnd w:id="18"/>
+    <w:bookmarkStart w:id="20" w:name="entscheidung"/>
+    <w:p>
+      <w:pPr>
+        <w:pStyle w:val="Heading2"/>
+      </w:pPr>
+      <w:r>
+        <w:rPr>
+          <w:lang w:val="de"/>
+        </w:rPr>
+        <w:t xml:space="preserve">Entscheidung</w:t>
+      </w:r>
+    </w:p>
+    <w:p>
+      <w:pPr>
+        <w:pStyle w:val="FirstParagraph"/>
+      </w:pPr>
+      <w:r>
+        <w:rPr>
+          <w:b/>
+          <w:bCs/>
+          <w:lang w:val="de"/>
+        </w:rPr>
+        <w:t xml:space="preserve">Das Projekt wird ein Einzelplatzprogramm, das aus vorhandenen Leistungsdaten</w:t>
+      </w:r>
+      <w:r>
+        <w:rPr>
+          <w:b/>
+          <w:bCs/>
+          <w:lang w:val="de"/>
+        </w:rPr>
+        <w:t xml:space="preserve"> </w:t>
+      </w:r>
+      <w:r>
+        <w:rPr>
+          <w:b/>
+          <w:bCs/>
+          <w:lang w:val="de"/>
+        </w:rPr>
+        <w:t xml:space="preserve">eine prüffähige Abrechnungsdatei erzeugt — und das jede Datei prüft, bevor sie</w:t>
+      </w:r>
+      <w:r>
+        <w:rPr>
+          <w:b/>
+          <w:bCs/>
+          <w:lang w:val="de"/>
+        </w:rPr>
+        <w:t xml:space="preserve"> </w:t>
+      </w:r>
+      <w:r>
+        <w:rPr>
+          <w:b/>
+          <w:bCs/>
+          <w:lang w:val="de"/>
+        </w:rPr>
+        <w:t xml:space="preserve">hinausgeht.</w:t>
+      </w:r>
+      <w:r>
+        <w:rPr>
+          <w:lang w:val="de"/>
+        </w:rPr>
+        <w:t xml:space="preserve"> </w:t>
+      </w:r>
+      <w:r>
+        <w:rPr>
+          <w:lang w:val="de"/>
+        </w:rPr>
+        <w:t xml:space="preserve">Der Aufbau folgt dem Verfahren, nicht einem einzelnen</w:t>
+      </w:r>
+      <w:r>
+        <w:rPr>
+          <w:lang w:val="de"/>
+        </w:rPr>
+        <w:t xml:space="preserve"> </w:t>
+      </w:r>
+      <w:r>
+        <w:rPr>
+          <w:lang w:val="de"/>
+        </w:rPr>
+        <w:t xml:space="preserve">Leistungsbereich; der erste bediente ist die Hebammenhilfe.</w:t>
+      </w:r>
+    </w:p>
+    <w:p>
+      <w:pPr>
+        <w:pStyle w:val="BodyText"/>
+      </w:pPr>
+      <w:r>
+        <w:rPr>
+          <w:lang w:val="de"/>
+        </w:rPr>
+        <w:t xml:space="preserve">Von den sieben Punkten der Vision werden damit</w:t>
+      </w:r>
+      <w:r>
+        <w:rPr>
+          <w:lang w:val="de"/>
+        </w:rPr>
+        <w:t xml:space="preserve"> </w:t>
+      </w:r>
+      <w:r>
+        <w:rPr>
+          <w:b/>
+          <w:bCs/>
+          <w:lang w:val="de"/>
+        </w:rPr>
+        <w:t xml:space="preserve">die ersten fünf zum Bauauftrag</w:t>
+      </w:r>
+      <w:r>
+        <w:rPr>
+          <w:lang w:val="de"/>
+        </w:rPr>
+        <w:t xml:space="preserve"> </w:t>
+      </w:r>
+      <w:r>
+        <w:rPr>
+          <w:lang w:val="de"/>
+        </w:rPr>
+        <w:t xml:space="preserve">— gegliedert in fünf Kernfähigkeiten. Die Punkte 6 und 7, Nachbearbeitung einer</w:t>
+      </w:r>
+      <w:r>
+        <w:rPr>
+          <w:lang w:val="de"/>
+        </w:rPr>
+        <w:t xml:space="preserve"> </w:t>
+      </w:r>
+      <w:r>
+        <w:rPr>
+          <w:lang w:val="de"/>
+        </w:rPr>
+        <w:t xml:space="preserve">Zurückweisung und ein weiterer Leistungsbereich, bleiben Ziel, aber nicht</w:t>
+      </w:r>
+      <w:r>
+        <w:rPr>
+          <w:lang w:val="de"/>
+        </w:rPr>
+        <w:t xml:space="preserve"> </w:t>
+      </w:r>
+      <w:r>
+        <w:rPr>
+          <w:lang w:val="de"/>
+        </w:rPr>
+        <w:t xml:space="preserve">Gegenstand des ersten Durchgangs.</w:t>
+      </w:r>
+    </w:p>
+    <w:tbl>
+      <w:tblPr>
+        <w:tblStyle w:val="Table"/>
+        <w:tblW w:type="pct" w:w="5000"/>
+        <w:tblLayout w:type="fixed"/>
+        <w:tblLook w:firstRow="1" w:lastRow="0" w:firstColumn="0" w:lastColumn="0" w:noHBand="0" w:noVBand="0" w:val="0020"/>
+      </w:tblPr>
+      <w:tblGrid>
+        <w:gridCol w:w="2640"/>
+        <w:gridCol w:w="2640"/>
+        <w:gridCol w:w="2640"/>
+      </w:tblGrid>
+      <w:tr>
+        <w:trPr>
+          <w:tblHeader w:val="on"/>
+        </w:trPr>
+        <w:tc>
+          <w:tcPr/>
+          <w:p>
+            <w:pPr>
+              <w:pStyle w:val="Compact"/>
+            </w:pPr>
+            <w:r>
+              <w:rPr>
+                <w:lang w:val="de"/>
+              </w:rPr>
+              <w:t xml:space="preserve">#</w:t>
+            </w:r>
+          </w:p>
+        </w:tc>
+        <w:tc>
+          <w:tcPr/>
+          <w:p>
+            <w:pPr>
+              <w:pStyle w:val="Compact"/>
+            </w:pPr>
+            <w:r>
+              <w:rPr>
+                <w:lang w:val="de"/>
+              </w:rPr>
+              <w:t xml:space="preserve">Kernfähigkeit</w:t>
+            </w:r>
+          </w:p>
+        </w:tc>
+        <w:tc>
+          <w:tcPr/>
+          <w:p>
+            <w:pPr>
+              <w:pStyle w:val="Compact"/>
+            </w:pPr>
+            <w:r>
+              <w:rPr>
+                <w:lang w:val="de"/>
+              </w:rPr>
+              <w:t xml:space="preserve">Was dahintersteckt</w:t>
+            </w:r>
+          </w:p>
+        </w:tc>
+      </w:tr>
+      <w:tr>
+        <w:tc>
+          <w:tcPr/>
+          <w:p>
+            <w:pPr>
+              <w:pStyle w:val="Compact"/>
+            </w:pPr>
+            <w:r>
+              <w:rPr>
+                <w:lang w:val="de"/>
+              </w:rPr>
+              <w:t xml:space="preserve">1</w:t>
+            </w:r>
+          </w:p>
+        </w:tc>
+        <w:tc>
+          <w:tcPr/>
+          <w:p>
+            <w:pPr>
+              <w:pStyle w:val="Compact"/>
+            </w:pPr>
+            <w:r>
+              <w:rPr>
                 <w:b/>
                 <w:bCs/>
                 <w:lang w:val="de"/>
               </w:rPr>
-              <w:t xml:space="preserve">Die Krankenkasse</w:t>
-            </w:r>
-          </w:p>
-        </w:tc>
-        <w:tc>
-          <w:tcPr/>
-          <w:p>
-            <w:pPr>
-              <w:pStyle w:val="Compact"/>
-            </w:pPr>
-            <w:r>
-              <w:rPr>
-                <w:lang w:val="de"/>
-              </w:rPr>
-              <w:t xml:space="preserve">zahlt oder beanstandet</w:t>
+              <w:t xml:space="preserve">Stammdaten führen</w:t>
+            </w:r>
+          </w:p>
+        </w:tc>
+        <w:tc>
+          <w:tcPr/>
+          <w:p>
+            <w:pPr>
+              <w:pStyle w:val="Compact"/>
+            </w:pPr>
+            <w:r>
+              <w:rPr>
+                <w:lang w:val="de"/>
+              </w:rPr>
+              <w:t xml:space="preserve">versicherte Personen mit ihren Versicherungsangaben, die Leistungserbringerin selbst, Leistungsfälle als Zusammenfassung — ein Kurs, eine Behandlungsserie</w:t>
+            </w:r>
+          </w:p>
+        </w:tc>
+      </w:tr>
+      <w:tr>
+        <w:tc>
+          <w:tcPr/>
+          <w:p>
+            <w:pPr>
+              <w:pStyle w:val="Compact"/>
+            </w:pPr>
+            <w:r>
+              <w:rPr>
+                <w:lang w:val="de"/>
+              </w:rPr>
+              <w:t xml:space="preserve">2</w:t>
+            </w:r>
+          </w:p>
+        </w:tc>
+        <w:tc>
+          <w:tcPr/>
+          <w:p>
+            <w:pPr>
+              <w:pStyle w:val="Compact"/>
+            </w:pPr>
+            <w:r>
+              <w:rPr>
+                <w:b/>
+                <w:bCs/>
+                <w:lang w:val="de"/>
+              </w:rPr>
+              <w:t xml:space="preserve">Leistungen beschreiben</w:t>
+            </w:r>
+          </w:p>
+        </w:tc>
+        <w:tc>
+          <w:tcPr/>
+          <w:p>
+            <w:pPr>
+              <w:pStyle w:val="Compact"/>
+            </w:pPr>
+            <w:r>
+              <w:rPr>
+                <w:lang w:val="de"/>
+              </w:rPr>
+              <w:t xml:space="preserve">was eine Einheit kostet, unter welcher Position sie abgerechnet wird — einmal festgelegt, mehrfach verwendet. Hier sitzt das Bereichsspezifische</w:t>
+            </w:r>
+          </w:p>
+        </w:tc>
+      </w:tr>
+      <w:tr>
+        <w:tc>
+          <w:tcPr/>
+          <w:p>
+            <w:pPr>
+              <w:pStyle w:val="Compact"/>
+            </w:pPr>
+            <w:r>
+              <w:rPr>
+                <w:lang w:val="de"/>
+              </w:rPr>
+              <w:t xml:space="preserve">3</w:t>
+            </w:r>
+          </w:p>
+        </w:tc>
+        <w:tc>
+          <w:tcPr/>
+          <w:p>
+            <w:pPr>
+              <w:pStyle w:val="Compact"/>
+            </w:pPr>
+            <w:r>
+              <w:rPr>
+                <w:b/>
+                <w:bCs/>
+                <w:lang w:val="de"/>
+              </w:rPr>
+              <w:t xml:space="preserve">Abrechnung erzeugen</w:t>
+            </w:r>
+          </w:p>
+        </w:tc>
+        <w:tc>
+          <w:tcPr/>
+          <w:p>
+            <w:pPr>
+              <w:pStyle w:val="Compact"/>
+            </w:pPr>
+            <w:r>
+              <w:rPr>
+                <w:lang w:val="de"/>
+              </w:rPr>
+              <w:t xml:space="preserve">aus Leistungsfall, Beschreibung und Anzahl der Einheiten entsteht die Nachricht im vorgeschriebenen Format</w:t>
+            </w:r>
+          </w:p>
+        </w:tc>
+      </w:tr>
+      <w:tr>
+        <w:tc>
+          <w:tcPr/>
+          <w:p>
+            <w:pPr>
+              <w:pStyle w:val="Compact"/>
+            </w:pPr>
+            <w:r>
+              <w:rPr>
+                <w:lang w:val="de"/>
+              </w:rPr>
+              <w:t xml:space="preserve">4</w:t>
+            </w:r>
+          </w:p>
+        </w:tc>
+        <w:tc>
+          <w:tcPr/>
+          <w:p>
+            <w:pPr>
+              <w:pStyle w:val="Compact"/>
+            </w:pPr>
+            <w:r>
+              <w:rPr>
+                <w:b/>
+                <w:bCs/>
+                <w:lang w:val="de"/>
+              </w:rPr>
+              <w:t xml:space="preserve">Prüfen</w:t>
+            </w:r>
+          </w:p>
+        </w:tc>
+        <w:tc>
+          <w:tcPr/>
+          <w:p>
+            <w:pPr>
+              <w:pStyle w:val="Compact"/>
+            </w:pPr>
+            <w:r>
+              <w:rPr>
+                <w:lang w:val="de"/>
+              </w:rPr>
+              <w:t xml:space="preserve">Aufbau, Zähler, Summen, Pflichtangaben — ein Fehler hält den gesamten Lauf auf</w:t>
+            </w:r>
+          </w:p>
+        </w:tc>
+      </w:tr>
+      <w:tr>
+        <w:tc>
+          <w:tcPr/>
+          <w:p>
+            <w:pPr>
+              <w:pStyle w:val="Compact"/>
+            </w:pPr>
+            <w:r>
+              <w:rPr>
+                <w:lang w:val="de"/>
+              </w:rPr>
+              <w:t xml:space="preserve">5</w:t>
+            </w:r>
+          </w:p>
+        </w:tc>
+        <w:tc>
+          <w:tcPr/>
+          <w:p>
+            <w:pPr>
+              <w:pStyle w:val="Compact"/>
+            </w:pPr>
+            <w:r>
+              <w:rPr>
+                <w:b/>
+                <w:bCs/>
+                <w:lang w:val="de"/>
+              </w:rPr>
+              <w:t xml:space="preserve">Zustellen und einordnen</w:t>
+            </w:r>
+          </w:p>
+        </w:tc>
+        <w:tc>
+          <w:tcPr/>
+          <w:p>
+            <w:pPr>
+              <w:pStyle w:val="Compact"/>
+            </w:pPr>
+            <w:r>
+              <w:rPr>
+                <w:lang w:val="de"/>
+              </w:rPr>
+              <w:t xml:space="preserve">die Datei an den richtigen Empfänger, und die Antwort verständlich machen</w:t>
             </w:r>
           </w:p>
         </w:tc>
       </w:tr>
     </w:tbl>
+    <w:bookmarkStart w:id="19" w:name="warum-nicht-der-einfachere-weg"/>
+    <w:p>
+      <w:pPr>
+        <w:pStyle w:val="Heading3"/>
+      </w:pPr>
+      <w:r>
+        <w:rPr>
+          <w:lang w:val="de"/>
+        </w:rPr>
+        <w:t xml:space="preserve">Warum nicht der einfachere Weg</w:t>
+      </w:r>
+    </w:p>
+    <w:p>
+      <w:pPr>
+        <w:pStyle w:val="FirstParagraph"/>
+      </w:pPr>
+      <w:r>
+        <w:rPr>
+          <w:lang w:val="de"/>
+        </w:rPr>
+        <w:t xml:space="preserve">Man könnte auf Nummer 4 verzichten und darauf setzen, dass die Empfängerseite</w:t>
+      </w:r>
+      <w:r>
+        <w:rPr>
+          <w:lang w:val="de"/>
+        </w:rPr>
+        <w:t xml:space="preserve"> </w:t>
+      </w:r>
+      <w:r>
+        <w:rPr>
+          <w:lang w:val="de"/>
+        </w:rPr>
+        <w:t xml:space="preserve">schon meckern wird — das wäre erheblich weniger Arbeit. Dagegen steht der Preis</w:t>
+      </w:r>
+      <w:r>
+        <w:rPr>
+          <w:lang w:val="de"/>
+        </w:rPr>
+        <w:t xml:space="preserve"> </w:t>
+      </w:r>
+      <w:r>
+        <w:rPr>
+          <w:lang w:val="de"/>
+        </w:rPr>
+        <w:t xml:space="preserve">einer Beanstandung:</w:t>
+      </w:r>
+    </w:p>
+    <w:tbl>
+      <w:tblPr>
+        <w:tblStyle w:val="Table"/>
+        <w:tblW w:type="pct" w:w="5000"/>
+        <w:tblLayout w:type="fixed"/>
+        <w:tblLook w:firstRow="1" w:lastRow="0" w:firstColumn="0" w:lastColumn="0" w:noHBand="0" w:noVBand="0" w:val="0020"/>
+      </w:tblPr>
+      <w:tblGrid>
+        <w:gridCol w:w="3960"/>
+        <w:gridCol w:w="3960"/>
+      </w:tblGrid>
+      <w:tr>
+        <w:trPr>
+          <w:tblHeader w:val="on"/>
+        </w:trPr>
+        <w:tc>
+          <w:tcPr/>
+          <w:p>
+            <w:pPr>
+              <w:pStyle w:val="Compact"/>
+            </w:pPr>
+            <w:r>
+              <w:rPr>
+                <w:lang w:val="de"/>
+              </w:rPr>
+              <w:t xml:space="preserve">Wo der Fehler auffällt</w:t>
+            </w:r>
+          </w:p>
+        </w:tc>
+        <w:tc>
+          <w:tcPr/>
+          <w:p>
+            <w:pPr>
+              <w:pStyle w:val="Compact"/>
+            </w:pPr>
+            <w:r>
+              <w:rPr>
+                <w:lang w:val="de"/>
+              </w:rPr>
+              <w:t xml:space="preserve">Was er kostet</w:t>
+            </w:r>
+          </w:p>
+        </w:tc>
+      </w:tr>
+      <w:tr>
+        <w:tc>
+          <w:tcPr/>
+          <w:p>
+            <w:pPr>
+              <w:pStyle w:val="Compact"/>
+            </w:pPr>
+            <w:r>
+              <w:rPr>
+                <w:lang w:val="de"/>
+              </w:rPr>
+              <w:t xml:space="preserve">im eigenen Programm, vor dem Versand</w:t>
+            </w:r>
+          </w:p>
+        </w:tc>
+        <w:tc>
+          <w:tcPr/>
+          <w:p>
+            <w:pPr>
+              <w:pStyle w:val="Compact"/>
+            </w:pPr>
+            <w:r>
+              <w:rPr>
+                <w:lang w:val="de"/>
+              </w:rPr>
+              <w:t xml:space="preserve">dreißig Sekunden</w:t>
+            </w:r>
+          </w:p>
+        </w:tc>
+      </w:tr>
+      <w:tr>
+        <w:tc>
+          <w:tcPr/>
+          <w:p>
+            <w:pPr>
+              <w:pStyle w:val="Compact"/>
+            </w:pPr>
+            <w:r>
+              <w:rPr>
+                <w:lang w:val="de"/>
+              </w:rPr>
+              <w:t xml:space="preserve">bei der Kasse, Wochen später</w:t>
+            </w:r>
+          </w:p>
+        </w:tc>
+        <w:tc>
+          <w:tcPr/>
+          <w:p>
+            <w:pPr>
+              <w:pStyle w:val="Compact"/>
+            </w:pPr>
+            <w:r>
+              <w:rPr>
+                <w:lang w:val="de"/>
+              </w:rPr>
+              <w:t xml:space="preserve">ein vollständiger Wiederholungsdurchlauf</w:t>
+            </w:r>
+          </w:p>
+        </w:tc>
+      </w:tr>
+    </w:tbl>
+    <w:p>
+      <w:pPr>
+        <w:pStyle w:val="BodyText"/>
+      </w:pPr>
+      <w:r>
+        <w:rPr>
+          <w:lang w:val="de"/>
+        </w:rPr>
+        <w:t xml:space="preserve">Ohne die Prüfung wäre das Programm ein Dateischreiber, und dafür lohnt der</w:t>
+      </w:r>
+      <w:r>
+        <w:rPr>
+          <w:lang w:val="de"/>
+        </w:rPr>
+        <w:t xml:space="preserve"> </w:t>
+      </w:r>
+      <w:r>
+        <w:rPr>
+          <w:lang w:val="de"/>
+        </w:rPr>
+        <w:t xml:space="preserve">Aufwand nicht.</w:t>
+      </w:r>
+    </w:p>
     <w:bookmarkEnd w:id="19"/>
-    <w:bookmarkStart w:id="23" w:name="womit-begonnen-wird"/>
+    <w:bookmarkEnd w:id="20"/>
+    <w:bookmarkStart w:id="31" w:name="ergebnis"/>
+    <w:p>
+      <w:pPr>
+        <w:pStyle w:val="Heading2"/>
+      </w:pPr>
+      <w:r>
+        <w:rPr>
+          <w:lang w:val="de"/>
+        </w:rPr>
+        <w:t xml:space="preserve">Ergebnis</w:t>
+      </w:r>
+    </w:p>
+    <w:bookmarkStart w:id="21" w:name="das-zielbild"/>
+    <w:p>
+      <w:pPr>
+        <w:pStyle w:val="Heading3"/>
+      </w:pPr>
+      <w:r>
+        <w:rPr>
+          <w:lang w:val="de"/>
+        </w:rPr>
+        <w:t xml:space="preserve">Das Zielbild</w:t>
+      </w:r>
+    </w:p>
+    <w:tbl>
+      <w:tblPr>
+        <w:tblStyle w:val="Table"/>
+        <w:tblW w:type="pct" w:w="5000"/>
+        <w:tblLayout w:type="fixed"/>
+        <w:tblLook w:firstRow="1" w:lastRow="0" w:firstColumn="0" w:lastColumn="0" w:noHBand="0" w:noVBand="0" w:val="0020"/>
+      </w:tblPr>
+      <w:tblGrid>
+        <w:gridCol w:w="3960"/>
+        <w:gridCol w:w="3960"/>
+      </w:tblGrid>
+      <w:tr>
+        <w:trPr>
+          <w:tblHeader w:val="on"/>
+        </w:trPr>
+        <w:tc>
+          <w:tcPr/>
+          <w:p>
+            <w:pPr>
+              <w:pStyle w:val="Compact"/>
+            </w:pPr>
+            <w:r>
+              <w:rPr>
+                <w:lang w:val="de"/>
+              </w:rPr>
+              <w:t xml:space="preserve">Station</w:t>
+            </w:r>
+          </w:p>
+        </w:tc>
+        <w:tc>
+          <w:tcPr/>
+          <w:p>
+            <w:pPr>
+              <w:pStyle w:val="Compact"/>
+            </w:pPr>
+            <w:r>
+              <w:rPr>
+                <w:lang w:val="de"/>
+              </w:rPr>
+              <w:t xml:space="preserve">Was dort geschieht</w:t>
+            </w:r>
+          </w:p>
+        </w:tc>
+      </w:tr>
+      <w:tr>
+        <w:tc>
+          <w:tcPr/>
+          <w:p>
+            <w:pPr>
+              <w:pStyle w:val="Compact"/>
+            </w:pPr>
+            <w:r>
+              <w:rPr>
+                <w:b/>
+                <w:bCs/>
+                <w:lang w:val="de"/>
+              </w:rPr>
+              <w:t xml:space="preserve">Leistungsdaten</w:t>
+            </w:r>
+          </w:p>
+        </w:tc>
+        <w:tc>
+          <w:tcPr/>
+          <w:p>
+            <w:pPr>
+              <w:pStyle w:val="Compact"/>
+            </w:pPr>
+            <w:r>
+              <w:rPr>
+                <w:lang w:val="de"/>
+              </w:rPr>
+              <w:t xml:space="preserve">liegen ohnehin vor — in Listen und Köpfen</w:t>
+            </w:r>
+          </w:p>
+        </w:tc>
+      </w:tr>
+      <w:tr>
+        <w:tc>
+          <w:tcPr/>
+          <w:p>
+            <w:pPr>
+              <w:pStyle w:val="Compact"/>
+            </w:pPr>
+            <w:r>
+              <w:rPr>
+                <w:b/>
+                <w:bCs/>
+                <w:lang w:val="de"/>
+              </w:rPr>
+              <w:t xml:space="preserve">Das Programm</w:t>
+            </w:r>
+          </w:p>
+        </w:tc>
+        <w:tc>
+          <w:tcPr/>
+          <w:p>
+            <w:pPr>
+              <w:pStyle w:val="Compact"/>
+            </w:pPr>
+            <w:r>
+              <w:rPr>
+                <w:lang w:val="de"/>
+              </w:rPr>
+              <w:t xml:space="preserve">erzeugt daraus die Abrechnungsdatei</w:t>
+            </w:r>
+            <w:r>
+              <w:rPr>
+                <w:lang w:val="de"/>
+              </w:rPr>
+              <w:t xml:space="preserve"> </w:t>
+            </w:r>
+            <w:r>
+              <w:rPr>
+                <w:b/>
+                <w:bCs/>
+                <w:lang w:val="de"/>
+              </w:rPr>
+              <w:t xml:space="preserve">und prüft sie, bevor sie das Haus verlässt</w:t>
+            </w:r>
+          </w:p>
+        </w:tc>
+      </w:tr>
+      <w:tr>
+        <w:tc>
+          <w:tcPr/>
+          <w:p>
+            <w:pPr>
+              <w:pStyle w:val="Compact"/>
+            </w:pPr>
+            <w:r>
+              <w:rPr>
+                <w:b/>
+                <w:bCs/>
+                <w:lang w:val="de"/>
+              </w:rPr>
+              <w:t xml:space="preserve">Die Krankenkasse</w:t>
+            </w:r>
+          </w:p>
+        </w:tc>
+        <w:tc>
+          <w:tcPr/>
+          <w:p>
+            <w:pPr>
+              <w:pStyle w:val="Compact"/>
+            </w:pPr>
+            <w:r>
+              <w:rPr>
+                <w:lang w:val="de"/>
+              </w:rPr>
+              <w:t xml:space="preserve">zahlt oder beanstandet</w:t>
+            </w:r>
+          </w:p>
+        </w:tc>
+      </w:tr>
+    </w:tbl>
+    <w:bookmarkEnd w:id="21"/>
+    <w:bookmarkStart w:id="25" w:name="womit-begonnen-wird"/>
     <w:p>
       <w:pPr>
         <w:pStyle w:val="Heading3"/>
@@ -3063,18 +3796,18 @@
           <wp:inline>
             <wp:extent cx="5334000" cy="3435546"/>
             <wp:effectExtent b="0" l="0" r="0" t="0"/>
-            <wp:docPr descr="Ausschnitt Nachrichtenerzeugung" title="" id="21" name="Picture"/>
+            <wp:docPr descr="Ausschnitt Nachrichtenerzeugung" title="" id="23" name="Picture"/>
             <a:graphic>
               <a:graphicData uri="http://schemas.openxmlformats.org/drawingml/2006/picture">
                 <pic:pic>
                   <pic:nvPicPr>
-                    <pic:cNvPr descr="../GKVTransmitter_Vision_Nachrichtenerzeugung.png" id="22" name="Picture"/>
+                    <pic:cNvPr descr="../GKVTransmitter_Vision_Nachrichtenerzeugung.png" id="24" name="Picture"/>
                     <pic:cNvPicPr>
                       <a:picLocks noChangeArrowheads="1" noChangeAspect="1"/>
                     </pic:cNvPicPr>
                   </pic:nvPicPr>
                   <pic:blipFill>
-                    <a:blip r:embed="rId20"/>
+                    <a:blip r:embed="rId22"/>
                     <a:stretch>
                       <a:fillRect/>
                     </a:stretch>
@@ -3510,23 +4243,35 @@
         <w:rPr>
           <w:lang w:val="de"/>
         </w:rPr>
-        <w:t xml:space="preserve">Das vollständige Klassenbild und das fachliche Übersichtsmodell folgen in Teil</w:t>
-      </w:r>
-      <w:r>
-        <w:rPr>
-          <w:lang w:val="de"/>
-        </w:rPr>
-        <w:t xml:space="preserve"> </w:t>
-      </w:r>
-      <w:r>
-        <w:rPr>
-          <w:lang w:val="de"/>
-        </w:rPr>
-        <w:t xml:space="preserve">06, wenn genug entschieden ist, um sie zu verantworten.</w:t>
-      </w:r>
-    </w:p>
-    <w:bookmarkEnd w:id="23"/>
-    <w:bookmarkStart w:id="27" w:name="was-dauerhaft-festgehalten-werden-muss"/>
+        <w:t xml:space="preserve">Das fachliche Übersichtsmodell — dieselbe Sache, aber vollständig und als</w:t>
+      </w:r>
+      <w:r>
+        <w:rPr>
+          <w:lang w:val="de"/>
+        </w:rPr>
+        <w:t xml:space="preserve"> </w:t>
+      </w:r>
+      <w:r>
+        <w:rPr>
+          <w:lang w:val="de"/>
+        </w:rPr>
+        <w:t xml:space="preserve">Begriffe statt als Klassen — folgt in Teil 02. Das vollständige Klassenbild</w:t>
+      </w:r>
+      <w:r>
+        <w:rPr>
+          <w:lang w:val="de"/>
+        </w:rPr>
+        <w:t xml:space="preserve"> </w:t>
+      </w:r>
+      <w:r>
+        <w:rPr>
+          <w:lang w:val="de"/>
+        </w:rPr>
+        <w:t xml:space="preserve">kommt in Teil 06, wenn genug entschieden ist, um es zu verantworten.</w:t>
+      </w:r>
+    </w:p>
+    <w:bookmarkEnd w:id="25"/>
+    <w:bookmarkStart w:id="29" w:name="was-dauerhaft-festgehalten-werden-muss"/>
     <w:p>
       <w:pPr>
         <w:pStyle w:val="Heading3"/>
@@ -3650,18 +4395,18 @@
           <wp:inline>
             <wp:extent cx="5334000" cy="5728387"/>
             <wp:effectExtent b="0" l="0" r="0" t="0"/>
-            <wp:docPr descr="Erstes Datenmodell" title="" id="25" name="Picture"/>
+            <wp:docPr descr="Erstes Datenmodell" title="" id="27" name="Picture"/>
             <a:graphic>
               <a:graphicData uri="http://schemas.openxmlformats.org/drawingml/2006/picture">
                 <pic:pic>
                   <pic:nvPicPr>
-                    <pic:cNvPr descr="../GKVTransmitter_Vision_ER.png" id="26" name="Picture"/>
+                    <pic:cNvPr descr="../GKVTransmitter_Vision_ER.png" id="28" name="Picture"/>
                     <pic:cNvPicPr>
                       <a:picLocks noChangeArrowheads="1" noChangeAspect="1"/>
                     </pic:cNvPicPr>
                   </pic:nvPicPr>
                   <pic:blipFill>
-                    <a:blip r:embed="rId24"/>
+                    <a:blip r:embed="rId26"/>
                     <a:stretch>
                       <a:fillRect/>
                     </a:stretch>
@@ -4247,8 +4992,8 @@
         <w:t xml:space="preserve">ein weiterer Leistungsbereich später ein Eintrag bleibt und kein Umbau wird.</w:t>
       </w:r>
     </w:p>
-    <w:bookmarkEnd w:id="27"/>
-    <w:bookmarkStart w:id="28" w:name="woran-sich-erfolg-messen-lässt"/>
+    <w:bookmarkEnd w:id="29"/>
+    <w:bookmarkStart w:id="30" w:name="woran-sich-erfolg-messen-lässt"/>
     <w:p>
       <w:pPr>
         <w:pStyle w:val="Heading3"/>
@@ -4466,9 +5211,9 @@
         </w:tc>
       </w:tr>
     </w:tbl>
-    <w:bookmarkEnd w:id="28"/>
-    <w:bookmarkEnd w:id="29"/>
-    <w:bookmarkStart w:id="30" w:name="offen-geblieben"/>
+    <w:bookmarkEnd w:id="30"/>
+    <w:bookmarkEnd w:id="31"/>
+    <w:bookmarkStart w:id="32" w:name="offen-geblieben"/>
     <w:p>
       <w:pPr>
         <w:pStyle w:val="Heading2"/>
@@ -4763,7 +5508,7 @@
         <w:t xml:space="preserve">interessante Stelle.</w:t>
       </w:r>
     </w:p>
-    <w:bookmarkEnd w:id="30"/>
+    <w:bookmarkEnd w:id="32"/>
     <w:sectPr>
       <w:footnotePr>
         <w:numRestart w:val="eachSect"/>
